--- a/downloads/itinerary-en.docx
+++ b/downloads/itinerary-en.docx
@@ -65,7 +65,7 @@
           <w:sz w:val="22"/>
           <w:szCs w:val="22"/>
         </w:rPr>
-        <w:t xml:space="preserve">2 US tourists · Non-spicy · Low stamina · September</w:t>
+        <w:t xml:space="preserve">2 tourists · Non-spicy · Low stamina · September</w:t>
       </w:r>
     </w:p>
     <w:p>

--- a/downloads/itinerary-en.docx
+++ b/downloads/itinerary-en.docx
@@ -65,7 +65,7 @@
           <w:sz w:val="22"/>
           <w:szCs w:val="22"/>
         </w:rPr>
-        <w:t xml:space="preserve">2 tourists · Non-spicy · Low stamina · September</w:t>
+        <w:t xml:space="preserve">An unforgettable journey for two · Mild flavors · Easy pace · September</w:t>
       </w:r>
     </w:p>
     <w:p>

--- a/downloads/itinerary-en.docx
+++ b/downloads/itinerary-en.docx
@@ -51,7 +51,7 @@
           <w:sz w:val="24"/>
           <w:szCs w:val="24"/>
         </w:rPr>
-        <w:t xml:space="preserve">Fixed total 9179 CNY / $1355.74</w:t>
+        <w:t xml:space="preserve">Fixed total 9177 CNY / $1355.43</w:t>
       </w:r>
     </w:p>
     <w:p>
@@ -1816,7 +1816,7 @@
           <w:sz w:val="21"/>
           <w:szCs w:val="21"/>
         </w:rPr>
-        <w:t xml:space="preserve">866 CNY / $127.91</w:t>
+        <w:t xml:space="preserve">864 CNY / $127.6</w:t>
       </w:r>
     </w:p>
     <w:p>
@@ -2013,7 +2013,7 @@
           <w:sz w:val="22"/>
           <w:szCs w:val="22"/>
         </w:rPr>
-        <w:t xml:space="preserve">13:30</w:t>
+        <w:t xml:space="preserve">15:00</w:t>
       </w:r>
       <w:r>
         <w:rPr>
@@ -2031,16 +2031,16 @@
           <w:sz w:val="22"/>
           <w:szCs w:val="22"/>
         </w:rPr>
-        <w:t xml:space="preserve">Long Chaoshou (Kuanzhai Branch)</w:t>
-      </w:r>
-      <w:r>
-        <w:rPr>
-          <w:rFonts w:ascii="Calibri" w:cs="Calibri" w:eastAsia="Calibri" w:hAnsi="Calibri"/>
-          <w:color w:val="6B8062"/>
-          <w:sz w:val="20"/>
-          <w:szCs w:val="20"/>
-        </w:rPr>
-        <w:t xml:space="preserve"> — 25 CNY / $3.69 (per person)</w:t>
+        <w:t xml:space="preserve">Taxi: People's Park → Jinsha</w:t>
+      </w:r>
+      <w:r>
+        <w:rPr>
+          <w:rFonts w:ascii="Calibri" w:cs="Calibri" w:eastAsia="Calibri" w:hAnsi="Calibri"/>
+          <w:color w:val="6B8062"/>
+          <w:sz w:val="20"/>
+          <w:szCs w:val="20"/>
+        </w:rPr>
+        <w:t xml:space="preserve"> — 11 CNY / $1.62 (one-way)</w:t>
       </w:r>
     </w:p>
     <w:p>
@@ -2055,7 +2055,7 @@
           <w:sz w:val="20"/>
           <w:szCs w:val="20"/>
         </w:rPr>
-        <w:t xml:space="preserve">13:30 5-min walk to Heming Teahouse in People's Park. Long Chaoshou branch beside alleys: 25CNY/3.69USD per person clear soup wonton. Watch local square dancing &amp; Tibetan circle dances by the lake.</w:t>
+        <w:t xml:space="preserve">15:00 taxi from People's Park to Jinsha Site Museum. 11CNY/1.62USD one-way.</w:t>
       </w:r>
     </w:p>
     <w:p>
@@ -2071,7 +2071,7 @@
           <w:sz w:val="22"/>
           <w:szCs w:val="22"/>
         </w:rPr>
-        <w:t xml:space="preserve">15:00</w:t>
+        <w:t xml:space="preserve">15:20–18:00</w:t>
       </w:r>
       <w:r>
         <w:rPr>
@@ -2089,16 +2089,16 @@
           <w:sz w:val="22"/>
           <w:szCs w:val="22"/>
         </w:rPr>
-        <w:t xml:space="preserve">Taxi: People's Park → Jinsha</w:t>
-      </w:r>
-      <w:r>
-        <w:rPr>
-          <w:rFonts w:ascii="Calibri" w:cs="Calibri" w:eastAsia="Calibri" w:hAnsi="Calibri"/>
-          <w:color w:val="6B8062"/>
-          <w:sz w:val="20"/>
-          <w:szCs w:val="20"/>
-        </w:rPr>
-        <w:t xml:space="preserve"> — 11 CNY / $1.62 (one-way)</w:t>
+        <w:t xml:space="preserve">Jinsha Site Museum</w:t>
+      </w:r>
+      <w:r>
+        <w:rPr>
+          <w:rFonts w:ascii="Calibri" w:cs="Calibri" w:eastAsia="Calibri" w:hAnsi="Calibri"/>
+          <w:color w:val="6B8062"/>
+          <w:sz w:val="20"/>
+          <w:szCs w:val="20"/>
+        </w:rPr>
+        <w:t xml:space="preserve"> — 70 CNY / $10.34 (ticket/person + 30 audio)</w:t>
       </w:r>
     </w:p>
     <w:p>
@@ -2113,7 +2113,7 @@
           <w:sz w:val="20"/>
           <w:szCs w:val="20"/>
         </w:rPr>
-        <w:t xml:space="preserve">15:00 taxi from People's Park to Jinsha Site Museum. 11CNY/1.62USD one-way.</w:t>
+        <w:t xml:space="preserve">15:20–18:00 Jinsha Site Museum. Ticket 70CNY/10.34USD per person; English audio guide 30CNY/4.43USD per person.</w:t>
       </w:r>
     </w:p>
     <w:p>
@@ -2129,7 +2129,7 @@
           <w:sz w:val="22"/>
           <w:szCs w:val="22"/>
         </w:rPr>
-        <w:t xml:space="preserve">15:20–18:00</w:t>
+        <w:t xml:space="preserve">18:30</w:t>
       </w:r>
       <w:r>
         <w:rPr>
@@ -2147,16 +2147,16 @@
           <w:sz w:val="22"/>
           <w:szCs w:val="22"/>
         </w:rPr>
-        <w:t xml:space="preserve">Jinsha Site Museum</w:t>
-      </w:r>
-      <w:r>
-        <w:rPr>
-          <w:rFonts w:ascii="Calibri" w:cs="Calibri" w:eastAsia="Calibri" w:hAnsi="Calibri"/>
-          <w:color w:val="6B8062"/>
-          <w:sz w:val="20"/>
-          <w:szCs w:val="20"/>
-        </w:rPr>
-        <w:t xml:space="preserve"> — 70 CNY / $10.34 (ticket/person + 30 audio)</w:t>
+        <w:t xml:space="preserve">Metro Line 7: Jinsha → Wenshu Monastery</w:t>
+      </w:r>
+      <w:r>
+        <w:rPr>
+          <w:rFonts w:ascii="Calibri" w:cs="Calibri" w:eastAsia="Calibri" w:hAnsi="Calibri"/>
+          <w:color w:val="6B8062"/>
+          <w:sz w:val="20"/>
+          <w:szCs w:val="20"/>
+        </w:rPr>
+        <w:t xml:space="preserve"> — 2 CNY / $0.3 (per person)</w:t>
       </w:r>
     </w:p>
     <w:p>
@@ -2171,7 +2171,7 @@
           <w:sz w:val="20"/>
           <w:szCs w:val="20"/>
         </w:rPr>
-        <w:t xml:space="preserve">15:20–18:00 Jinsha Site Museum. Ticket 70CNY/10.34USD per person; English audio guide 30CNY/4.43USD per person.</w:t>
+        <w:t xml:space="preserve">18:30 Metro Line 7 from Jinsha Site Museum to Wenshu Monastery. 2CNY/0.30USD per person.</w:t>
       </w:r>
     </w:p>
     <w:p>
@@ -2187,7 +2187,7 @@
           <w:sz w:val="22"/>
           <w:szCs w:val="22"/>
         </w:rPr>
-        <w:t xml:space="preserve">18:30</w:t>
+        <w:t xml:space="preserve">19:00</w:t>
       </w:r>
       <w:r>
         <w:rPr>
@@ -2205,16 +2205,16 @@
           <w:sz w:val="22"/>
           <w:szCs w:val="22"/>
         </w:rPr>
-        <w:t xml:space="preserve">Metro Back to Chunxi Road</w:t>
-      </w:r>
-      <w:r>
-        <w:rPr>
-          <w:rFonts w:ascii="Calibri" w:cs="Calibri" w:eastAsia="Calibri" w:hAnsi="Calibri"/>
-          <w:color w:val="6B8062"/>
-          <w:sz w:val="20"/>
-          <w:szCs w:val="20"/>
-        </w:rPr>
-        <w:t xml:space="preserve"> — 2 CNY / $0.3 (per person)</w:t>
+        <w:t xml:space="preserve">Long Chaoshou (Wenshu Branch)</w:t>
+      </w:r>
+      <w:r>
+        <w:rPr>
+          <w:rFonts w:ascii="Calibri" w:cs="Calibri" w:eastAsia="Calibri" w:hAnsi="Calibri"/>
+          <w:color w:val="6B8062"/>
+          <w:sz w:val="20"/>
+          <w:szCs w:val="20"/>
+        </w:rPr>
+        <w:t xml:space="preserve"> — 25 CNY / $3.69 (per person)</w:t>
       </w:r>
     </w:p>
     <w:p>
@@ -2229,65 +2229,7 @@
           <w:sz w:val="20"/>
           <w:szCs w:val="20"/>
         </w:rPr>
-        <w:t xml:space="preserve">18:30 metro back to Chunxi Road. 2CNY/0.30USD per person.</w:t>
-      </w:r>
-    </w:p>
-    <w:p>
-      <w:pPr>
-        <w:spacing w:after="60"/>
-      </w:pPr>
-      <w:r>
-        <w:rPr>
-          <w:rFonts w:ascii="Calibri" w:cs="Calibri" w:eastAsia="Calibri" w:hAnsi="Calibri"/>
-          <w:b/>
-          <w:bCs/>
-          <w:color w:val="7BAE5C"/>
-          <w:sz w:val="22"/>
-          <w:szCs w:val="22"/>
-        </w:rPr>
-        <w:t xml:space="preserve">19:30</w:t>
-      </w:r>
-      <w:r>
-        <w:rPr>
-          <w:sz w:val="22"/>
-          <w:szCs w:val="22"/>
-        </w:rPr>
-        <w:t xml:space="preserve">  </w:t>
-      </w:r>
-      <w:r>
-        <w:rPr>
-          <w:rFonts w:ascii="Calibri" w:cs="Calibri" w:eastAsia="Calibri" w:hAnsi="Calibri"/>
-          <w:b/>
-          <w:bCs/>
-          <w:color w:val="3D5038"/>
-          <w:sz w:val="22"/>
-          <w:szCs w:val="22"/>
-        </w:rPr>
-        <w:t xml:space="preserve">Metro Line 1 to Wenshu Monastery</w:t>
-      </w:r>
-      <w:r>
-        <w:rPr>
-          <w:rFonts w:ascii="Calibri" w:cs="Calibri" w:eastAsia="Calibri" w:hAnsi="Calibri"/>
-          <w:color w:val="6B8062"/>
-          <w:sz w:val="20"/>
-          <w:szCs w:val="20"/>
-        </w:rPr>
-        <w:t xml:space="preserve"> — 2 CNY / $0.3 (per person)</w:t>
-      </w:r>
-    </w:p>
-    <w:p>
-      <w:pPr>
-        <w:spacing w:after="120"/>
-        <w:ind w:left="360"/>
-      </w:pPr>
-      <w:r>
-        <w:rPr>
-          <w:rFonts w:ascii="Calibri" w:cs="Calibri" w:eastAsia="Calibri" w:hAnsi="Calibri"/>
-          <w:color w:val="6B8062"/>
-          <w:sz w:val="20"/>
-          <w:szCs w:val="20"/>
-        </w:rPr>
-        <w:t xml:space="preserve">19:30 Metro Line 1 from Chunxi Road to Wenshu Monastery. 2CNY/0.30USD per person.</w:t>
+        <w:t xml:space="preserve">19:00 Long Chaoshou Wenshu Monastery branch. Clear soup wontons 25CNY/3.69USD per person.</w:t>
       </w:r>
     </w:p>
     <w:p>
@@ -5446,7 +5388,7 @@
           <w:sz w:val="21"/>
           <w:szCs w:val="21"/>
         </w:rPr>
-        <w:t xml:space="preserve">• D2 Panda banquet &amp; Long Chaoshou</w:t>
+        <w:t xml:space="preserve">• D2 Panda banquet &amp; Long Chaoshou (Wenshu)</w:t>
       </w:r>
     </w:p>
     <w:p>
@@ -6585,7 +6527,7 @@
                 <w:sz w:val="20"/>
                 <w:szCs w:val="20"/>
               </w:rPr>
-              <w:t xml:space="preserve">6</w:t>
+              <w:t xml:space="preserve">4</w:t>
             </w:r>
           </w:p>
         </w:tc>
@@ -6611,7 +6553,7 @@
                 <w:sz w:val="20"/>
                 <w:szCs w:val="20"/>
               </w:rPr>
-              <w:t xml:space="preserve">0.89</w:t>
+              <w:t xml:space="preserve">0.59</w:t>
             </w:r>
           </w:p>
         </w:tc>
@@ -6713,7 +6655,7 @@
                 <w:sz w:val="20"/>
                 <w:szCs w:val="20"/>
               </w:rPr>
-              <w:t xml:space="preserve">Long Chaoshou for two</w:t>
+              <w:t xml:space="preserve">Long Chaoshou for two (Wenshu)</w:t>
             </w:r>
           </w:p>
         </w:tc>
@@ -7130,7 +7072,7 @@
                 <w:sz w:val="20"/>
                 <w:szCs w:val="20"/>
               </w:rPr>
-              <w:t xml:space="preserve">866</w:t>
+              <w:t xml:space="preserve">864</w:t>
             </w:r>
           </w:p>
         </w:tc>
@@ -7159,7 +7101,7 @@
                 <w:sz w:val="20"/>
                 <w:szCs w:val="20"/>
               </w:rPr>
-              <w:t xml:space="preserve">127.91</w:t>
+              <w:t xml:space="preserve">127.6</w:t>
             </w:r>
           </w:p>
         </w:tc>
@@ -11247,7 +11189,7 @@
           <w:sz w:val="28"/>
           <w:szCs w:val="28"/>
         </w:rPr>
-        <w:t xml:space="preserve">Grand total (two travelers): 9179 CNY / $1355.74</w:t>
+        <w:t xml:space="preserve">Grand total (two travelers): 9177 CNY / $1355.43</w:t>
       </w:r>
     </w:p>
     <w:p>
@@ -11261,7 +11203,7 @@
           <w:sz w:val="21"/>
           <w:szCs w:val="21"/>
         </w:rPr>
-        <w:t xml:space="preserve">Budget cap 9820 CNY — 641 CNY / $93.67 remaining for optional spending</w:t>
+        <w:t xml:space="preserve">Budget cap 9820 CNY — 643 CNY / $93.98 remaining for optional spending</w:t>
       </w:r>
     </w:p>
     <w:p>

--- a/downloads/itinerary-en.docx
+++ b/downloads/itinerary-en.docx
@@ -51,7 +51,7 @@
           <w:sz w:val="24"/>
           <w:szCs w:val="24"/>
         </w:rPr>
-        <w:t xml:space="preserve">Fixed total 9177 CNY / $1355.43</w:t>
+        <w:t xml:space="preserve">Fixed total 9186 CNY / $1356.76</w:t>
       </w:r>
     </w:p>
     <w:p>
@@ -1000,7 +1000,7 @@
           <w:sz w:val="20"/>
           <w:szCs w:val="20"/>
         </w:rPr>
-        <w:t xml:space="preserve">iPanda shuttle from IFS Square (IMAX Plaza). One-way fare per person: 10CNY/1.48USD, 40 min ride.</w:t>
+        <w:t xml:space="preserve">iPanda shuttle from IFS Square (IMAX Plaza), 40 min ride.</w:t>
       </w:r>
     </w:p>
     <w:p>
@@ -1044,6 +1044,23 @@
           <w:szCs w:val="20"/>
         </w:rPr>
         <w:t xml:space="preserve"> — 75 CNY / $11.07 (55 ticket + shuttle / person)</w:t>
+      </w:r>
+    </w:p>
+    <w:p>
+      <w:pPr>
+        <w:spacing w:after="80"/>
+        <w:ind w:left="360"/>
+      </w:pPr>
+      <w:r>
+        <w:rPr>
+          <w:rFonts w:ascii="Calibri" w:cs="Calibri" w:eastAsia="Calibri" w:hAnsi="Calibri"/>
+          <w:i/>
+          <w:iCs/>
+          <w:color w:val="3D5038"/>
+          <w:sz w:val="20"/>
+          <w:szCs w:val="20"/>
+        </w:rPr>
+        <w:t xml:space="preserve">About: World-famous panda research center — see giant pandas and the moon cub nursery up close; pandas are most active in the morning.</w:t>
       </w:r>
     </w:p>
     <w:p>
@@ -1058,7 +1075,7 @@
           <w:sz w:val="20"/>
           <w:szCs w:val="20"/>
         </w:rPr>
-        <w:t xml:space="preserve">08:40–12:00 visit. Entrance ticket 55CNY/8.12USD per person; mandatory in-park shuttle bus 20CNY/2.95USD per person. Visit moon cub delivery house.</w:t>
+        <w:t xml:space="preserve">Mandatory in-park shuttle required.</w:t>
       </w:r>
     </w:p>
     <w:p>
@@ -1102,6 +1119,66 @@
           <w:szCs w:val="20"/>
         </w:rPr>
         <w:t xml:space="preserve"> — 60 CNY / $8.86 (per person)</w:t>
+      </w:r>
+    </w:p>
+    <w:p>
+      <w:pPr>
+        <w:spacing w:after="80"/>
+        <w:ind w:left="360"/>
+      </w:pPr>
+      <w:r>
+        <w:rPr>
+          <w:rFonts w:ascii="Calibri" w:cs="Calibri" w:eastAsia="Calibri" w:hAnsi="Calibri"/>
+          <w:i/>
+          <w:iCs/>
+          <w:color w:val="3D5038"/>
+          <w:sz w:val="20"/>
+          <w:szCs w:val="20"/>
+        </w:rPr>
+        <w:t xml:space="preserve">About: The only full-service restaurant inside the panda base with panoramic windows overlooking the enclosures — dine while watching pandas, with non-spicy options.</w:t>
+      </w:r>
+    </w:p>
+    <w:p>
+      <w:pPr>
+        <w:spacing w:after="60"/>
+      </w:pPr>
+      <w:r>
+        <w:rPr>
+          <w:rFonts w:ascii="Calibri" w:cs="Calibri" w:eastAsia="Calibri" w:hAnsi="Calibri"/>
+          <w:b/>
+          <w:bCs/>
+          <w:color w:val="7BAE5C"/>
+          <w:sz w:val="22"/>
+          <w:szCs w:val="22"/>
+        </w:rPr>
+        <w:t xml:space="preserve">13:30</w:t>
+      </w:r>
+      <w:r>
+        <w:rPr>
+          <w:sz w:val="22"/>
+          <w:szCs w:val="22"/>
+        </w:rPr>
+        <w:t xml:space="preserve">  </w:t>
+      </w:r>
+      <w:r>
+        <w:rPr>
+          <w:rFonts w:ascii="Calibri" w:cs="Calibri" w:eastAsia="Calibri" w:hAnsi="Calibri"/>
+          <w:b/>
+          <w:bCs/>
+          <w:color w:val="3D5038"/>
+          <w:sz w:val="22"/>
+          <w:szCs w:val="22"/>
+        </w:rPr>
+        <w:t xml:space="preserve">Return Shuttle to IFS</w:t>
+      </w:r>
+      <w:r>
+        <w:rPr>
+          <w:rFonts w:ascii="Calibri" w:cs="Calibri" w:eastAsia="Calibri" w:hAnsi="Calibri"/>
+          <w:color w:val="6B8062"/>
+          <w:sz w:val="20"/>
+          <w:szCs w:val="20"/>
+        </w:rPr>
+        <w:t xml:space="preserve"> — 10 CNY / $1.48 (per person one-way)</w:t>
       </w:r>
     </w:p>
     <w:p>
@@ -1116,7 +1193,7 @@
           <w:sz w:val="20"/>
           <w:szCs w:val="20"/>
         </w:rPr>
-        <w:t xml:space="preserve">12:00–13:10 lunch inside the park. 60CNY/8.86USD per person, all non-spicy dishes available.</w:t>
+        <w:t xml:space="preserve">Return to IFS by the same shuttle bus.</w:t>
       </w:r>
     </w:p>
     <w:p>
@@ -1132,7 +1209,7 @@
           <w:sz w:val="22"/>
           <w:szCs w:val="22"/>
         </w:rPr>
-        <w:t xml:space="preserve">13:30</w:t>
+        <w:t xml:space="preserve">14:00</w:t>
       </w:r>
       <w:r>
         <w:rPr>
@@ -1150,16 +1227,204 @@
           <w:sz w:val="22"/>
           <w:szCs w:val="22"/>
         </w:rPr>
-        <w:t xml:space="preserve">Return Shuttle to IFS</w:t>
-      </w:r>
-      <w:r>
-        <w:rPr>
-          <w:rFonts w:ascii="Calibri" w:cs="Calibri" w:eastAsia="Calibri" w:hAnsi="Calibri"/>
-          <w:color w:val="6B8062"/>
-          <w:sz w:val="20"/>
-          <w:szCs w:val="20"/>
-        </w:rPr>
-        <w:t xml:space="preserve"> — 10 CNY / $1.48 (per person one-way)</w:t>
+        <w:t xml:space="preserve">IFS Sunset Bistro Panda Afternoon Tea</w:t>
+      </w:r>
+      <w:r>
+        <w:rPr>
+          <w:rFonts w:ascii="Calibri" w:cs="Calibri" w:eastAsia="Calibri" w:hAnsi="Calibri"/>
+          <w:color w:val="6B8062"/>
+          <w:sz w:val="20"/>
+          <w:szCs w:val="20"/>
+        </w:rPr>
+        <w:t xml:space="preserve"> — 260 CNY / $38.4 (set for two)</w:t>
+      </w:r>
+    </w:p>
+    <w:p>
+      <w:pPr>
+        <w:spacing w:after="80"/>
+        <w:ind w:left="360"/>
+      </w:pPr>
+      <w:r>
+        <w:rPr>
+          <w:rFonts w:ascii="Calibri" w:cs="Calibri" w:eastAsia="Calibri" w:hAnsi="Calibri"/>
+          <w:i/>
+          <w:iCs/>
+          <w:color w:val="3D5038"/>
+          <w:sz w:val="20"/>
+          <w:szCs w:val="20"/>
+        </w:rPr>
+        <w:t xml:space="preserve">About: Panda-themed afternoon tea on IFS 7F, steps from the iconic climbing panda sculpture — photogenic set menus in a trendy Chengdu landmark.</w:t>
+      </w:r>
+    </w:p>
+    <w:p>
+      <w:pPr>
+        <w:spacing w:after="60"/>
+      </w:pPr>
+      <w:r>
+        <w:rPr>
+          <w:rFonts w:ascii="Calibri" w:cs="Calibri" w:eastAsia="Calibri" w:hAnsi="Calibri"/>
+          <w:b/>
+          <w:bCs/>
+          <w:color w:val="7BAE5C"/>
+          <w:sz w:val="22"/>
+          <w:szCs w:val="22"/>
+        </w:rPr>
+        <w:t xml:space="preserve">16:00</w:t>
+      </w:r>
+      <w:r>
+        <w:rPr>
+          <w:sz w:val="22"/>
+          <w:szCs w:val="22"/>
+        </w:rPr>
+        <w:t xml:space="preserve">  </w:t>
+      </w:r>
+      <w:r>
+        <w:rPr>
+          <w:rFonts w:ascii="Calibri" w:cs="Calibri" w:eastAsia="Calibri" w:hAnsi="Calibri"/>
+          <w:b/>
+          <w:bCs/>
+          <w:color w:val="3D5038"/>
+          <w:sz w:val="22"/>
+          <w:szCs w:val="22"/>
+        </w:rPr>
+        <w:t xml:space="preserve">Times Square Block A Panda Souvenirs</w:t>
+      </w:r>
+    </w:p>
+    <w:p>
+      <w:pPr>
+        <w:spacing w:after="80"/>
+        <w:ind w:left="360"/>
+      </w:pPr>
+      <w:r>
+        <w:rPr>
+          <w:rFonts w:ascii="Calibri" w:cs="Calibri" w:eastAsia="Calibri" w:hAnsi="Calibri"/>
+          <w:i/>
+          <w:iCs/>
+          <w:color w:val="3D5038"/>
+          <w:sz w:val="20"/>
+          <w:szCs w:val="20"/>
+        </w:rPr>
+        <w:t xml:space="preserve">About: Wholesale panda souvenir hub hidden near IFS — licensed plush, blind boxes, and Sichuan gifts at roughly one-third of tourist-street prices.</w:t>
+      </w:r>
+    </w:p>
+    <w:p>
+      <w:pPr>
+        <w:spacing w:after="40"/>
+        <w:ind w:left="360"/>
+      </w:pPr>
+      <w:r>
+        <w:rPr>
+          <w:rFonts w:ascii="Calibri" w:cs="Calibri" w:eastAsia="Calibri" w:hAnsi="Calibri"/>
+          <w:color w:val="6B8062"/>
+          <w:sz w:val="20"/>
+          <w:szCs w:val="20"/>
+        </w:rPr>
+        <w:t xml:space="preserve">Shopping self-paid.</w:t>
+      </w:r>
+    </w:p>
+    <w:p>
+      <w:pPr>
+        <w:spacing w:after="40"/>
+        <w:ind w:left="360"/>
+      </w:pPr>
+      <w:r>
+        <w:rPr>
+          <w:rFonts w:ascii="Calibri" w:cs="Calibri" w:eastAsia="Calibri" w:hAnsi="Calibri"/>
+          <w:color w:val="6B8062"/>
+          <w:sz w:val="20"/>
+          <w:szCs w:val="20"/>
+        </w:rPr>
+        <w:t xml:space="preserve">Directions: From the giant panda on the IFS façade, enter Block A via the side alley opposite Bosideng. Low-rise and high-rise elevators are separate.</w:t>
+      </w:r>
+    </w:p>
+    <w:p>
+      <w:pPr>
+        <w:spacing w:after="40"/>
+        <w:ind w:left="360"/>
+      </w:pPr>
+      <w:r>
+        <w:rPr>
+          <w:rFonts w:ascii="Calibri" w:cs="Calibri" w:eastAsia="Calibri" w:hAnsi="Calibri"/>
+          <w:color w:val="6B8062"/>
+          <w:sz w:val="20"/>
+          <w:szCs w:val="20"/>
+        </w:rPr>
+        <w:t xml:space="preserve">1) 15F · Pop Panda Factory (low-rise elevator)</w:t>
+      </w:r>
+    </w:p>
+    <w:p>
+      <w:pPr>
+        <w:spacing w:after="40"/>
+        <w:ind w:left="360"/>
+      </w:pPr>
+      <w:r>
+        <w:rPr>
+          <w:rFonts w:ascii="Calibri" w:cs="Calibri" w:eastAsia="Calibri" w:hAnsi="Calibri"/>
+          <w:color w:val="6B8062"/>
+          <w:sz w:val="20"/>
+          <w:szCs w:val="20"/>
+        </w:rPr>
+        <w:t xml:space="preserve">Budget mini gifts: ¥1.2 panda headbands, ¥1.5 fridge magnets, knit pouches, panda stationery, 60+ free commemorative stamps — best for small souvenirs.</w:t>
+      </w:r>
+    </w:p>
+    <w:p>
+      <w:pPr>
+        <w:spacing w:after="40"/>
+        <w:ind w:left="360"/>
+      </w:pPr>
+      <w:r>
+        <w:rPr>
+          <w:rFonts w:ascii="Calibri" w:cs="Calibri" w:eastAsia="Calibri" w:hAnsi="Calibri"/>
+          <w:color w:val="6B8062"/>
+          <w:sz w:val="20"/>
+          <w:szCs w:val="20"/>
+        </w:rPr>
+        <w:t xml:space="preserve">2) 28F · Yichuan Ershu Panda Specialties (high-rise elevator)</w:t>
+      </w:r>
+    </w:p>
+    <w:p>
+      <w:pPr>
+        <w:spacing w:after="40"/>
+        <w:ind w:left="360"/>
+      </w:pPr>
+      <w:r>
+        <w:rPr>
+          <w:rFonts w:ascii="Calibri" w:cs="Calibri" w:eastAsia="Calibri" w:hAnsi="Calibri"/>
+          <w:color w:val="6B8062"/>
+          <w:sz w:val="20"/>
+          <w:szCs w:val="20"/>
+        </w:rPr>
+        <w:t xml:space="preserve">Largest shop: licensed Huahua plush, blind boxes, figurines, plus Sichuan local products (mild beef, pastries, tea) — one-stop for souvenirs and food gifts.</w:t>
+      </w:r>
+    </w:p>
+    <w:p>
+      <w:pPr>
+        <w:spacing w:after="40"/>
+        <w:ind w:left="360"/>
+      </w:pPr>
+      <w:r>
+        <w:rPr>
+          <w:rFonts w:ascii="Calibri" w:cs="Calibri" w:eastAsia="Calibri" w:hAnsi="Calibri"/>
+          <w:color w:val="6B8062"/>
+          <w:sz w:val="20"/>
+          <w:szCs w:val="20"/>
+        </w:rPr>
+        <w:t xml:space="preserve">3) 30F · Fufu / Guyü Panda (high-rise elevator)</w:t>
+      </w:r>
+    </w:p>
+    <w:p>
+      <w:pPr>
+        <w:spacing w:after="40"/>
+        <w:ind w:left="360"/>
+      </w:pPr>
+      <w:r>
+        <w:rPr>
+          <w:rFonts w:ascii="Calibri" w:cs="Calibri" w:eastAsia="Calibri" w:hAnsi="Calibri"/>
+          <w:color w:val="6B8062"/>
+          <w:sz w:val="20"/>
+          <w:szCs w:val="20"/>
+        </w:rPr>
+        <w:t xml:space="preserve">Low-price blind boxes, Sanxingdui collab panda merch, commemorative coins; free shipping to China on qualifying orders — ideal for bulk gifting.</w:t>
       </w:r>
     </w:p>
     <w:p>
@@ -1174,7 +1439,7 @@
           <w:sz w:val="20"/>
           <w:szCs w:val="20"/>
         </w:rPr>
-        <w:t xml:space="preserve">13:30 return to IFS by the same shuttle bus. 10CNY/1.48USD per person one-way.</w:t>
+        <w:t xml:space="preserve">• Key perks: ~1/3 of street/tourist-site prices, wholesale even for single items; seating to rest, clear pricing, WeChat / Alipay accepted.</w:t>
       </w:r>
     </w:p>
     <w:p>
@@ -1190,7 +1455,7 @@
           <w:sz w:val="22"/>
           <w:szCs w:val="22"/>
         </w:rPr>
-        <w:t xml:space="preserve">14:00</w:t>
+        <w:t xml:space="preserve">18:00</w:t>
       </w:r>
       <w:r>
         <w:rPr>
@@ -1208,16 +1473,16 @@
           <w:sz w:val="22"/>
           <w:szCs w:val="22"/>
         </w:rPr>
-        <w:t xml:space="preserve">IFS Sunset Bistro Panda Afternoon Tea</w:t>
-      </w:r>
-      <w:r>
-        <w:rPr>
-          <w:rFonts w:ascii="Calibri" w:cs="Calibri" w:eastAsia="Calibri" w:hAnsi="Calibri"/>
-          <w:color w:val="6B8062"/>
-          <w:sz w:val="20"/>
-          <w:szCs w:val="20"/>
-        </w:rPr>
-        <w:t xml:space="preserve"> — 260 CNY / $38.4 (set for two)</w:t>
+        <w:t xml:space="preserve">Panda Sleepy Hotel Check-in</w:t>
+      </w:r>
+      <w:r>
+        <w:rPr>
+          <w:rFonts w:ascii="Calibri" w:cs="Calibri" w:eastAsia="Calibri" w:hAnsi="Calibri"/>
+          <w:color w:val="6B8062"/>
+          <w:sz w:val="20"/>
+          <w:szCs w:val="20"/>
+        </w:rPr>
+        <w:t xml:space="preserve"> — 600 CNY / $88.62 (2-night split)</w:t>
       </w:r>
     </w:p>
     <w:p>
@@ -1232,7 +1497,7 @@
           <w:sz w:val="20"/>
           <w:szCs w:val="20"/>
         </w:rPr>
-        <w:t xml:space="preserve">14:00 panda-themed afternoon tea set at IFS Sunset Bistro (5:59+) on IFS 7F, next to the rooftop panda. Set price for two: 260CNY/38.40USD.</w:t>
+        <w:t xml:space="preserve">Walk back to Panda Sleepy Hotel to check in and rest.</w:t>
       </w:r>
     </w:p>
     <w:p>
@@ -1248,7 +1513,7 @@
           <w:sz w:val="22"/>
           <w:szCs w:val="22"/>
         </w:rPr>
-        <w:t xml:space="preserve">16:00</w:t>
+        <w:t xml:space="preserve">19:00</w:t>
       </w:r>
       <w:r>
         <w:rPr>
@@ -1266,127 +1531,16 @@
           <w:sz w:val="22"/>
           <w:szCs w:val="22"/>
         </w:rPr>
-        <w:t xml:space="preserve">Times Square Block A Panda Souvenirs</w:t>
-      </w:r>
-    </w:p>
-    <w:p>
-      <w:pPr>
-        <w:spacing w:after="40"/>
-        <w:ind w:left="360"/>
-      </w:pPr>
-      <w:r>
-        <w:rPr>
-          <w:rFonts w:ascii="Calibri" w:cs="Calibri" w:eastAsia="Calibri" w:hAnsi="Calibri"/>
-          <w:color w:val="6B8062"/>
-          <w:sz w:val="20"/>
-          <w:szCs w:val="20"/>
-        </w:rPr>
-        <w:t xml:space="preserve">16:00 Walk to Times Square Block A panda souvenir hub (shopping self-paid).</w:t>
-      </w:r>
-    </w:p>
-    <w:p>
-      <w:pPr>
-        <w:spacing w:after="40"/>
-        <w:ind w:left="360"/>
-      </w:pPr>
-      <w:r>
-        <w:rPr>
-          <w:rFonts w:ascii="Calibri" w:cs="Calibri" w:eastAsia="Calibri" w:hAnsi="Calibri"/>
-          <w:color w:val="6B8062"/>
-          <w:sz w:val="20"/>
-          <w:szCs w:val="20"/>
-        </w:rPr>
-        <w:t xml:space="preserve">Directions: From the giant panda on the IFS façade, enter Block A via the side alley opposite Bosideng. Low-rise and high-rise elevators are separate.</w:t>
-      </w:r>
-    </w:p>
-    <w:p>
-      <w:pPr>
-        <w:spacing w:after="40"/>
-        <w:ind w:left="360"/>
-      </w:pPr>
-      <w:r>
-        <w:rPr>
-          <w:rFonts w:ascii="Calibri" w:cs="Calibri" w:eastAsia="Calibri" w:hAnsi="Calibri"/>
-          <w:color w:val="6B8062"/>
-          <w:sz w:val="20"/>
-          <w:szCs w:val="20"/>
-        </w:rPr>
-        <w:t xml:space="preserve">1) 15F · Pop Panda Factory (low-rise elevator)</w:t>
-      </w:r>
-    </w:p>
-    <w:p>
-      <w:pPr>
-        <w:spacing w:after="40"/>
-        <w:ind w:left="360"/>
-      </w:pPr>
-      <w:r>
-        <w:rPr>
-          <w:rFonts w:ascii="Calibri" w:cs="Calibri" w:eastAsia="Calibri" w:hAnsi="Calibri"/>
-          <w:color w:val="6B8062"/>
-          <w:sz w:val="20"/>
-          <w:szCs w:val="20"/>
-        </w:rPr>
-        <w:t xml:space="preserve">Budget mini gifts: ¥1.2 panda headbands, ¥1.5 fridge magnets, knit pouches, panda stationery, 60+ free commemorative stamps — best for small souvenirs.</w:t>
-      </w:r>
-    </w:p>
-    <w:p>
-      <w:pPr>
-        <w:spacing w:after="40"/>
-        <w:ind w:left="360"/>
-      </w:pPr>
-      <w:r>
-        <w:rPr>
-          <w:rFonts w:ascii="Calibri" w:cs="Calibri" w:eastAsia="Calibri" w:hAnsi="Calibri"/>
-          <w:color w:val="6B8062"/>
-          <w:sz w:val="20"/>
-          <w:szCs w:val="20"/>
-        </w:rPr>
-        <w:t xml:space="preserve">2) 28F · Yichuan Ershu Panda Specialties (high-rise elevator)</w:t>
-      </w:r>
-    </w:p>
-    <w:p>
-      <w:pPr>
-        <w:spacing w:after="40"/>
-        <w:ind w:left="360"/>
-      </w:pPr>
-      <w:r>
-        <w:rPr>
-          <w:rFonts w:ascii="Calibri" w:cs="Calibri" w:eastAsia="Calibri" w:hAnsi="Calibri"/>
-          <w:color w:val="6B8062"/>
-          <w:sz w:val="20"/>
-          <w:szCs w:val="20"/>
-        </w:rPr>
-        <w:t xml:space="preserve">Largest shop: licensed Huahua plush, blind boxes, figurines, plus Sichuan local products (mild beef, pastries, tea) — one-stop for souvenirs and food gifts.</w:t>
-      </w:r>
-    </w:p>
-    <w:p>
-      <w:pPr>
-        <w:spacing w:after="40"/>
-        <w:ind w:left="360"/>
-      </w:pPr>
-      <w:r>
-        <w:rPr>
-          <w:rFonts w:ascii="Calibri" w:cs="Calibri" w:eastAsia="Calibri" w:hAnsi="Calibri"/>
-          <w:color w:val="6B8062"/>
-          <w:sz w:val="20"/>
-          <w:szCs w:val="20"/>
-        </w:rPr>
-        <w:t xml:space="preserve">3) 30F · Fufu / Guyü Panda (high-rise elevator)</w:t>
-      </w:r>
-    </w:p>
-    <w:p>
-      <w:pPr>
-        <w:spacing w:after="40"/>
-        <w:ind w:left="360"/>
-      </w:pPr>
-      <w:r>
-        <w:rPr>
-          <w:rFonts w:ascii="Calibri" w:cs="Calibri" w:eastAsia="Calibri" w:hAnsi="Calibri"/>
-          <w:color w:val="6B8062"/>
-          <w:sz w:val="20"/>
-          <w:szCs w:val="20"/>
-        </w:rPr>
-        <w:t xml:space="preserve">Low-price blind boxes, Sanxingdui collab panda merch, commemorative coins; free shipping to China on qualifying orders — ideal for bulk gifting.</w:t>
+        <w:t xml:space="preserve">Taxi: Hotel → Jinli</w:t>
+      </w:r>
+      <w:r>
+        <w:rPr>
+          <w:rFonts w:ascii="Calibri" w:cs="Calibri" w:eastAsia="Calibri" w:hAnsi="Calibri"/>
+          <w:color w:val="6B8062"/>
+          <w:sz w:val="20"/>
+          <w:szCs w:val="20"/>
+        </w:rPr>
+        <w:t xml:space="preserve"> — 9 CNY / $1.33 (one-way)</w:t>
       </w:r>
     </w:p>
     <w:p>
@@ -1401,7 +1555,7 @@
           <w:sz w:val="20"/>
           <w:szCs w:val="20"/>
         </w:rPr>
-        <w:t xml:space="preserve">• Key perks: ~1/3 of street/tourist-site prices, wholesale even for single items; seating to rest, clear pricing, WeChat / Alipay accepted.</w:t>
+        <w:t xml:space="preserve">Taxi from hotel to Jinli Ancient Street.</w:t>
       </w:r>
     </w:p>
     <w:p>
@@ -1417,7 +1571,7 @@
           <w:sz w:val="22"/>
           <w:szCs w:val="22"/>
         </w:rPr>
-        <w:t xml:space="preserve">18:00</w:t>
+        <w:t xml:space="preserve">19:20–20:30</w:t>
       </w:r>
       <w:r>
         <w:rPr>
@@ -1435,16 +1589,24 @@
           <w:sz w:val="22"/>
           <w:szCs w:val="22"/>
         </w:rPr>
-        <w:t xml:space="preserve">Panda Sleepy Hotel Check-in</w:t>
-      </w:r>
-      <w:r>
-        <w:rPr>
-          <w:rFonts w:ascii="Calibri" w:cs="Calibri" w:eastAsia="Calibri" w:hAnsi="Calibri"/>
-          <w:color w:val="6B8062"/>
-          <w:sz w:val="20"/>
-          <w:szCs w:val="20"/>
-        </w:rPr>
-        <w:t xml:space="preserve"> — 600 CNY / $88.62 (2-night split)</w:t>
+        <w:t xml:space="preserve">Jinli Ancient Street</w:t>
+      </w:r>
+    </w:p>
+    <w:p>
+      <w:pPr>
+        <w:spacing w:after="80"/>
+        <w:ind w:left="360"/>
+      </w:pPr>
+      <w:r>
+        <w:rPr>
+          <w:rFonts w:ascii="Calibri" w:cs="Calibri" w:eastAsia="Calibri" w:hAnsi="Calibri"/>
+          <w:i/>
+          <w:iCs/>
+          <w:color w:val="3D5038"/>
+          <w:sz w:val="20"/>
+          <w:szCs w:val="20"/>
+        </w:rPr>
+        <w:t xml:space="preserve">About: Ming–Qing style pedestrian lane beside Wuhou Shrine — red lanterns, folk crafts, and Chengdu street snacks; most atmospheric after dark.</w:t>
       </w:r>
     </w:p>
     <w:p>
@@ -1459,7 +1621,7 @@
           <w:sz w:val="20"/>
           <w:szCs w:val="20"/>
         </w:rPr>
-        <w:t xml:space="preserve">18:00 walk back to Panda Sleepy Hotel to check in and rest. Room rate 300CNY/44.31USD per night; Day 1 budget includes tonight plus the prior night (2-night split: 600CNY/88.62USD total).</w:t>
+        <w:t xml:space="preserve">Light snacks self-paid.</w:t>
       </w:r>
     </w:p>
     <w:p>
@@ -1475,7 +1637,7 @@
           <w:sz w:val="22"/>
           <w:szCs w:val="22"/>
         </w:rPr>
-        <w:t xml:space="preserve">19:00</w:t>
+        <w:t xml:space="preserve">20:40</w:t>
       </w:r>
       <w:r>
         <w:rPr>
@@ -1493,16 +1655,16 @@
           <w:sz w:val="22"/>
           <w:szCs w:val="22"/>
         </w:rPr>
-        <w:t xml:space="preserve">Taxi: Hotel → Jinli</w:t>
-      </w:r>
-      <w:r>
-        <w:rPr>
-          <w:rFonts w:ascii="Calibri" w:cs="Calibri" w:eastAsia="Calibri" w:hAnsi="Calibri"/>
-          <w:color w:val="6B8062"/>
-          <w:sz w:val="20"/>
-          <w:szCs w:val="20"/>
-        </w:rPr>
-        <w:t xml:space="preserve"> — 9 CNY / $1.33 (one-way)</w:t>
+        <w:t xml:space="preserve">Taxi: Jinli → Jiuyan Bridge</w:t>
+      </w:r>
+      <w:r>
+        <w:rPr>
+          <w:rFonts w:ascii="Calibri" w:cs="Calibri" w:eastAsia="Calibri" w:hAnsi="Calibri"/>
+          <w:color w:val="6B8062"/>
+          <w:sz w:val="20"/>
+          <w:szCs w:val="20"/>
+        </w:rPr>
+        <w:t xml:space="preserve"> — 10 CNY / $1.48 (one-way)</w:t>
       </w:r>
     </w:p>
     <w:p>
@@ -1517,7 +1679,7 @@
           <w:sz w:val="20"/>
           <w:szCs w:val="20"/>
         </w:rPr>
-        <w:t xml:space="preserve">19:00 taxi from hotel to Jinli Ancient Street. 9CNY/1.33USD one-way.</w:t>
+        <w:t xml:space="preserve">Taxi from Jinli to Jiuyan Bridge.</w:t>
       </w:r>
     </w:p>
     <w:p>
@@ -1533,7 +1695,7 @@
           <w:sz w:val="22"/>
           <w:szCs w:val="22"/>
         </w:rPr>
-        <w:t xml:space="preserve">19:20–20:30</w:t>
+        <w:t xml:space="preserve">20:50–22:40</w:t>
       </w:r>
       <w:r>
         <w:rPr>
@@ -1551,7 +1713,76 @@
           <w:sz w:val="22"/>
           <w:szCs w:val="22"/>
         </w:rPr>
-        <w:t xml:space="preserve">Jinli Ancient Street</w:t>
+        <w:t xml:space="preserve">Jiuyan Bridge Riverside Bar</w:t>
+      </w:r>
+      <w:r>
+        <w:rPr>
+          <w:rFonts w:ascii="Calibri" w:cs="Calibri" w:eastAsia="Calibri" w:hAnsi="Calibri"/>
+          <w:color w:val="6B8062"/>
+          <w:sz w:val="20"/>
+          <w:szCs w:val="20"/>
+        </w:rPr>
+        <w:t xml:space="preserve"> — 80 CNY / $11.82 (bar/person)</w:t>
+      </w:r>
+    </w:p>
+    <w:p>
+      <w:pPr>
+        <w:spacing w:after="80"/>
+        <w:ind w:left="360"/>
+      </w:pPr>
+      <w:r>
+        <w:rPr>
+          <w:rFonts w:ascii="Calibri" w:cs="Calibri" w:eastAsia="Calibri" w:hAnsi="Calibri"/>
+          <w:i/>
+          <w:iCs/>
+          <w:color w:val="3D5038"/>
+          <w:sz w:val="20"/>
+          <w:szCs w:val="20"/>
+        </w:rPr>
+        <w:t xml:space="preserve">About: Anshun Bridge spans the Jin River with neon reflections at night; riverside folk bars offer live music and mild fruit wine in a relaxed local scene.</w:t>
+      </w:r>
+    </w:p>
+    <w:p>
+      <w:pPr>
+        <w:spacing w:after="60"/>
+      </w:pPr>
+      <w:r>
+        <w:rPr>
+          <w:rFonts w:ascii="Calibri" w:cs="Calibri" w:eastAsia="Calibri" w:hAnsi="Calibri"/>
+          <w:b/>
+          <w:bCs/>
+          <w:color w:val="7BAE5C"/>
+          <w:sz w:val="22"/>
+          <w:szCs w:val="22"/>
+        </w:rPr>
+        <w:t xml:space="preserve">22:40</w:t>
+      </w:r>
+      <w:r>
+        <w:rPr>
+          <w:sz w:val="22"/>
+          <w:szCs w:val="22"/>
+        </w:rPr>
+        <w:t xml:space="preserve">  </w:t>
+      </w:r>
+      <w:r>
+        <w:rPr>
+          <w:rFonts w:ascii="Calibri" w:cs="Calibri" w:eastAsia="Calibri" w:hAnsi="Calibri"/>
+          <w:b/>
+          <w:bCs/>
+          <w:color w:val="3D5038"/>
+          <w:sz w:val="22"/>
+          <w:szCs w:val="22"/>
+        </w:rPr>
+        <w:t xml:space="preserve">Taxi Back to Hotel</w:t>
+      </w:r>
+      <w:r>
+        <w:rPr>
+          <w:rFonts w:ascii="Calibri" w:cs="Calibri" w:eastAsia="Calibri" w:hAnsi="Calibri"/>
+          <w:color w:val="6B8062"/>
+          <w:sz w:val="20"/>
+          <w:szCs w:val="20"/>
+        </w:rPr>
+        <w:t xml:space="preserve"> — 9 CNY / $1.33 (one-way)</w:t>
       </w:r>
     </w:p>
     <w:p>
@@ -1566,181 +1797,7 @@
           <w:sz w:val="20"/>
           <w:szCs w:val="20"/>
         </w:rPr>
-        <w:t xml:space="preserve">19:20–20:30 night stroll in Jinli Ancient Street. Light snacks self-paid.</w:t>
-      </w:r>
-    </w:p>
-    <w:p>
-      <w:pPr>
-        <w:spacing w:after="60"/>
-      </w:pPr>
-      <w:r>
-        <w:rPr>
-          <w:rFonts w:ascii="Calibri" w:cs="Calibri" w:eastAsia="Calibri" w:hAnsi="Calibri"/>
-          <w:b/>
-          <w:bCs/>
-          <w:color w:val="7BAE5C"/>
-          <w:sz w:val="22"/>
-          <w:szCs w:val="22"/>
-        </w:rPr>
-        <w:t xml:space="preserve">20:40</w:t>
-      </w:r>
-      <w:r>
-        <w:rPr>
-          <w:sz w:val="22"/>
-          <w:szCs w:val="22"/>
-        </w:rPr>
-        <w:t xml:space="preserve">  </w:t>
-      </w:r>
-      <w:r>
-        <w:rPr>
-          <w:rFonts w:ascii="Calibri" w:cs="Calibri" w:eastAsia="Calibri" w:hAnsi="Calibri"/>
-          <w:b/>
-          <w:bCs/>
-          <w:color w:val="3D5038"/>
-          <w:sz w:val="22"/>
-          <w:szCs w:val="22"/>
-        </w:rPr>
-        <w:t xml:space="preserve">Taxi: Jinli → Jiuyan Bridge</w:t>
-      </w:r>
-      <w:r>
-        <w:rPr>
-          <w:rFonts w:ascii="Calibri" w:cs="Calibri" w:eastAsia="Calibri" w:hAnsi="Calibri"/>
-          <w:color w:val="6B8062"/>
-          <w:sz w:val="20"/>
-          <w:szCs w:val="20"/>
-        </w:rPr>
-        <w:t xml:space="preserve"> — 10 CNY / $1.48 (one-way)</w:t>
-      </w:r>
-    </w:p>
-    <w:p>
-      <w:pPr>
-        <w:spacing w:after="120"/>
-        <w:ind w:left="360"/>
-      </w:pPr>
-      <w:r>
-        <w:rPr>
-          <w:rFonts w:ascii="Calibri" w:cs="Calibri" w:eastAsia="Calibri" w:hAnsi="Calibri"/>
-          <w:color w:val="6B8062"/>
-          <w:sz w:val="20"/>
-          <w:szCs w:val="20"/>
-        </w:rPr>
-        <w:t xml:space="preserve">20:40 taxi from Jinli to Jiuyan Bridge. 10CNY/1.48USD one-way.</w:t>
-      </w:r>
-    </w:p>
-    <w:p>
-      <w:pPr>
-        <w:spacing w:after="60"/>
-      </w:pPr>
-      <w:r>
-        <w:rPr>
-          <w:rFonts w:ascii="Calibri" w:cs="Calibri" w:eastAsia="Calibri" w:hAnsi="Calibri"/>
-          <w:b/>
-          <w:bCs/>
-          <w:color w:val="7BAE5C"/>
-          <w:sz w:val="22"/>
-          <w:szCs w:val="22"/>
-        </w:rPr>
-        <w:t xml:space="preserve">20:50–22:40</w:t>
-      </w:r>
-      <w:r>
-        <w:rPr>
-          <w:sz w:val="22"/>
-          <w:szCs w:val="22"/>
-        </w:rPr>
-        <w:t xml:space="preserve">  </w:t>
-      </w:r>
-      <w:r>
-        <w:rPr>
-          <w:rFonts w:ascii="Calibri" w:cs="Calibri" w:eastAsia="Calibri" w:hAnsi="Calibri"/>
-          <w:b/>
-          <w:bCs/>
-          <w:color w:val="3D5038"/>
-          <w:sz w:val="22"/>
-          <w:szCs w:val="22"/>
-        </w:rPr>
-        <w:t xml:space="preserve">Jiuyan Bridge Riverside Bar</w:t>
-      </w:r>
-      <w:r>
-        <w:rPr>
-          <w:rFonts w:ascii="Calibri" w:cs="Calibri" w:eastAsia="Calibri" w:hAnsi="Calibri"/>
-          <w:color w:val="6B8062"/>
-          <w:sz w:val="20"/>
-          <w:szCs w:val="20"/>
-        </w:rPr>
-        <w:t xml:space="preserve"> — 80 CNY / $11.82 (bar/person)</w:t>
-      </w:r>
-    </w:p>
-    <w:p>
-      <w:pPr>
-        <w:spacing w:after="120"/>
-        <w:ind w:left="360"/>
-      </w:pPr>
-      <w:r>
-        <w:rPr>
-          <w:rFonts w:ascii="Calibri" w:cs="Calibri" w:eastAsia="Calibri" w:hAnsi="Calibri"/>
-          <w:color w:val="6B8062"/>
-          <w:sz w:val="20"/>
-          <w:szCs w:val="20"/>
-        </w:rPr>
-        <w:t xml:space="preserve">20:50–22:40 free photos at Anshun Corridor. Affordable riverside folk bar: 80CNY/11.82USD per person, mild fruit wine &amp; non-spicy bites.</w:t>
-      </w:r>
-    </w:p>
-    <w:p>
-      <w:pPr>
-        <w:spacing w:after="60"/>
-      </w:pPr>
-      <w:r>
-        <w:rPr>
-          <w:rFonts w:ascii="Calibri" w:cs="Calibri" w:eastAsia="Calibri" w:hAnsi="Calibri"/>
-          <w:b/>
-          <w:bCs/>
-          <w:color w:val="7BAE5C"/>
-          <w:sz w:val="22"/>
-          <w:szCs w:val="22"/>
-        </w:rPr>
-        <w:t xml:space="preserve">22:40</w:t>
-      </w:r>
-      <w:r>
-        <w:rPr>
-          <w:sz w:val="22"/>
-          <w:szCs w:val="22"/>
-        </w:rPr>
-        <w:t xml:space="preserve">  </w:t>
-      </w:r>
-      <w:r>
-        <w:rPr>
-          <w:rFonts w:ascii="Calibri" w:cs="Calibri" w:eastAsia="Calibri" w:hAnsi="Calibri"/>
-          <w:b/>
-          <w:bCs/>
-          <w:color w:val="3D5038"/>
-          <w:sz w:val="22"/>
-          <w:szCs w:val="22"/>
-        </w:rPr>
-        <w:t xml:space="preserve">Taxi Back to Hotel</w:t>
-      </w:r>
-      <w:r>
-        <w:rPr>
-          <w:rFonts w:ascii="Calibri" w:cs="Calibri" w:eastAsia="Calibri" w:hAnsi="Calibri"/>
-          <w:color w:val="6B8062"/>
-          <w:sz w:val="20"/>
-          <w:szCs w:val="20"/>
-        </w:rPr>
-        <w:t xml:space="preserve"> — 9 CNY / $1.33 (one-way)</w:t>
-      </w:r>
-    </w:p>
-    <w:p>
-      <w:pPr>
-        <w:spacing w:after="120"/>
-        <w:ind w:left="360"/>
-      </w:pPr>
-      <w:r>
-        <w:rPr>
-          <w:rFonts w:ascii="Calibri" w:cs="Calibri" w:eastAsia="Calibri" w:hAnsi="Calibri"/>
-          <w:color w:val="6B8062"/>
-          <w:sz w:val="20"/>
-          <w:szCs w:val="20"/>
-        </w:rPr>
-        <w:t xml:space="preserve">22:40 taxi back to Panda Sleepy Hotel. 9CNY/1.33USD one-way.</w:t>
+        <w:t xml:space="preserve">Taxi back to Panda Sleepy Hotel.</w:t>
       </w:r>
     </w:p>
     <w:p>
@@ -1816,7 +1873,7 @@
           <w:sz w:val="21"/>
           <w:szCs w:val="21"/>
         </w:rPr>
-        <w:t xml:space="preserve">864 CNY / $127.6</w:t>
+        <w:t xml:space="preserve">873 CNY / $128.93</w:t>
       </w:r>
     </w:p>
     <w:p>
@@ -1890,7 +1947,7 @@
           <w:sz w:val="20"/>
           <w:szCs w:val="20"/>
         </w:rPr>
-        <w:t xml:space="preserve">09:00 Metro Line 2 from Chunxi Road to People's Park, 2CNY/0.30USD per person, then walk to Wide &amp; Narrow Alleys.</w:t>
+        <w:t xml:space="preserve">Metro Line 2 from Chunxi Road to People's Park.</w:t>
       </w:r>
     </w:p>
     <w:p>
@@ -1906,7 +1963,7 @@
           <w:sz w:val="22"/>
           <w:szCs w:val="22"/>
         </w:rPr>
-        <w:t xml:space="preserve">09:30–11:40</w:t>
+        <w:t xml:space="preserve">09:30–10:30</w:t>
       </w:r>
       <w:r>
         <w:rPr>
@@ -1924,7 +1981,24 @@
           <w:sz w:val="22"/>
           <w:szCs w:val="22"/>
         </w:rPr>
-        <w:t xml:space="preserve">Wide &amp; Narrow Alleys</w:t>
+        <w:t xml:space="preserve">People's Park</w:t>
+      </w:r>
+    </w:p>
+    <w:p>
+      <w:pPr>
+        <w:spacing w:after="80"/>
+        <w:ind w:left="360"/>
+      </w:pPr>
+      <w:r>
+        <w:rPr>
+          <w:rFonts w:ascii="Calibri" w:cs="Calibri" w:eastAsia="Calibri" w:hAnsi="Calibri"/>
+          <w:i/>
+          <w:iCs/>
+          <w:color w:val="3D5038"/>
+          <w:sz w:val="20"/>
+          <w:szCs w:val="20"/>
+        </w:rPr>
+        <w:t xml:space="preserve">About: Chengdu's oldest public park (since 1911) — square dancing, the famous marriage market, and century-old Heming Teahouse gaiwan tea culture.</w:t>
       </w:r>
     </w:p>
     <w:p>
@@ -1939,7 +2013,7 @@
           <w:sz w:val="20"/>
           <w:szCs w:val="20"/>
         </w:rPr>
-        <w:t xml:space="preserve">09:30–11:40 sightseeing and photo walk through Wide &amp; Narrow Alleys.</w:t>
+        <w:t xml:space="preserve">Free entry.</w:t>
       </w:r>
     </w:p>
     <w:p>
@@ -1955,7 +2029,7 @@
           <w:sz w:val="22"/>
           <w:szCs w:val="22"/>
         </w:rPr>
-        <w:t xml:space="preserve">12:00</w:t>
+        <w:t xml:space="preserve">10:30</w:t>
       </w:r>
       <w:r>
         <w:rPr>
@@ -1973,16 +2047,7 @@
           <w:sz w:val="22"/>
           <w:szCs w:val="22"/>
         </w:rPr>
-        <w:t xml:space="preserve">Tingxiang Mansion Panda Banquet</w:t>
-      </w:r>
-      <w:r>
-        <w:rPr>
-          <w:rFonts w:ascii="Calibri" w:cs="Calibri" w:eastAsia="Calibri" w:hAnsi="Calibri"/>
-          <w:color w:val="6B8062"/>
-          <w:sz w:val="20"/>
-          <w:szCs w:val="20"/>
-        </w:rPr>
-        <w:t xml:space="preserve"> — 200 CNY / $29.54 (set for two)</w:t>
+        <w:t xml:space="preserve">Walk to Wide &amp; Narrow Alleys</w:t>
       </w:r>
     </w:p>
     <w:p>
@@ -1997,7 +2062,7 @@
           <w:sz w:val="20"/>
           <w:szCs w:val="20"/>
         </w:rPr>
-        <w:t xml:space="preserve">12:00 private panda creative banquet at Tingxiang Mansion. Set for two: 200CNY/29.54USD, fully customized non-spicy menu.</w:t>
+        <w:t xml:space="preserve">5-min walk to Wide &amp; Narrow Alleys.</w:t>
       </w:r>
     </w:p>
     <w:p>
@@ -2013,6 +2078,66 @@
           <w:sz w:val="22"/>
           <w:szCs w:val="22"/>
         </w:rPr>
+        <w:t xml:space="preserve">12:00</w:t>
+      </w:r>
+      <w:r>
+        <w:rPr>
+          <w:sz w:val="22"/>
+          <w:szCs w:val="22"/>
+        </w:rPr>
+        <w:t xml:space="preserve">  </w:t>
+      </w:r>
+      <w:r>
+        <w:rPr>
+          <w:rFonts w:ascii="Calibri" w:cs="Calibri" w:eastAsia="Calibri" w:hAnsi="Calibri"/>
+          <w:b/>
+          <w:bCs/>
+          <w:color w:val="3D5038"/>
+          <w:sz w:val="22"/>
+          <w:szCs w:val="22"/>
+        </w:rPr>
+        <w:t xml:space="preserve">Tingxiang Mansion Panda Banquet</w:t>
+      </w:r>
+      <w:r>
+        <w:rPr>
+          <w:rFonts w:ascii="Calibri" w:cs="Calibri" w:eastAsia="Calibri" w:hAnsi="Calibri"/>
+          <w:color w:val="6B8062"/>
+          <w:sz w:val="20"/>
+          <w:szCs w:val="20"/>
+        </w:rPr>
+        <w:t xml:space="preserve"> — 200 CNY / $29.54 (set for two)</w:t>
+      </w:r>
+    </w:p>
+    <w:p>
+      <w:pPr>
+        <w:spacing w:after="80"/>
+        <w:ind w:left="360"/>
+      </w:pPr>
+      <w:r>
+        <w:rPr>
+          <w:rFonts w:ascii="Calibri" w:cs="Calibri" w:eastAsia="Calibri" w:hAnsi="Calibri"/>
+          <w:i/>
+          <w:iCs/>
+          <w:color w:val="3D5038"/>
+          <w:sz w:val="20"/>
+          <w:szCs w:val="20"/>
+        </w:rPr>
+        <w:t xml:space="preserve">About: Private dining in Wide &amp; Narrow Alleys with panda-shaped creative dishes — fully customizable non-spicy menu in a Qing-era courtyard setting.</w:t>
+      </w:r>
+    </w:p>
+    <w:p>
+      <w:pPr>
+        <w:spacing w:after="60"/>
+      </w:pPr>
+      <w:r>
+        <w:rPr>
+          <w:rFonts w:ascii="Calibri" w:cs="Calibri" w:eastAsia="Calibri" w:hAnsi="Calibri"/>
+          <w:b/>
+          <w:bCs/>
+          <w:color w:val="7BAE5C"/>
+          <w:sz w:val="22"/>
+          <w:szCs w:val="22"/>
+        </w:rPr>
         <w:t xml:space="preserve">15:00</w:t>
       </w:r>
       <w:r>
@@ -2031,16 +2156,16 @@
           <w:sz w:val="22"/>
           <w:szCs w:val="22"/>
         </w:rPr>
-        <w:t xml:space="preserve">Taxi: People's Park → Jinsha</w:t>
-      </w:r>
-      <w:r>
-        <w:rPr>
-          <w:rFonts w:ascii="Calibri" w:cs="Calibri" w:eastAsia="Calibri" w:hAnsi="Calibri"/>
-          <w:color w:val="6B8062"/>
-          <w:sz w:val="20"/>
-          <w:szCs w:val="20"/>
-        </w:rPr>
-        <w:t xml:space="preserve"> — 11 CNY / $1.62 (one-way)</w:t>
+        <w:t xml:space="preserve">Taxi: Wide &amp; Narrow Alleys → Jinsha</w:t>
+      </w:r>
+      <w:r>
+        <w:rPr>
+          <w:rFonts w:ascii="Calibri" w:cs="Calibri" w:eastAsia="Calibri" w:hAnsi="Calibri"/>
+          <w:color w:val="6B8062"/>
+          <w:sz w:val="20"/>
+          <w:szCs w:val="20"/>
+        </w:rPr>
+        <w:t xml:space="preserve"> — 20 CNY / $2.95 (one-way)</w:t>
       </w:r>
     </w:p>
     <w:p>
@@ -2055,7 +2180,7 @@
           <w:sz w:val="20"/>
           <w:szCs w:val="20"/>
         </w:rPr>
-        <w:t xml:space="preserve">15:00 taxi from People's Park to Jinsha Site Museum. 11CNY/1.62USD one-way.</w:t>
+        <w:t xml:space="preserve">Taxi from Wide &amp; Narrow Alleys to Jinsha Site Museum.</w:t>
       </w:r>
     </w:p>
     <w:p>
@@ -2099,6 +2224,66 @@
           <w:szCs w:val="20"/>
         </w:rPr>
         <w:t xml:space="preserve"> — 70 CNY / $10.34 (ticket/person + 30 audio)</w:t>
+      </w:r>
+    </w:p>
+    <w:p>
+      <w:pPr>
+        <w:spacing w:after="80"/>
+        <w:ind w:left="360"/>
+      </w:pPr>
+      <w:r>
+        <w:rPr>
+          <w:rFonts w:ascii="Calibri" w:cs="Calibri" w:eastAsia="Calibri" w:hAnsi="Calibri"/>
+          <w:i/>
+          <w:iCs/>
+          <w:color w:val="3D5038"/>
+          <w:sz w:val="20"/>
+          <w:szCs w:val="20"/>
+        </w:rPr>
+        <w:t xml:space="preserve">About: 3,000-year-old Shu Kingdom site — home of the golden Sun Bird (China's cultural heritage logo) and exquisite jade and gold artifacts.</w:t>
+      </w:r>
+    </w:p>
+    <w:p>
+      <w:pPr>
+        <w:spacing w:after="60"/>
+      </w:pPr>
+      <w:r>
+        <w:rPr>
+          <w:rFonts w:ascii="Calibri" w:cs="Calibri" w:eastAsia="Calibri" w:hAnsi="Calibri"/>
+          <w:b/>
+          <w:bCs/>
+          <w:color w:val="7BAE5C"/>
+          <w:sz w:val="22"/>
+          <w:szCs w:val="22"/>
+        </w:rPr>
+        <w:t xml:space="preserve">18:30</w:t>
+      </w:r>
+      <w:r>
+        <w:rPr>
+          <w:sz w:val="22"/>
+          <w:szCs w:val="22"/>
+        </w:rPr>
+        <w:t xml:space="preserve">  </w:t>
+      </w:r>
+      <w:r>
+        <w:rPr>
+          <w:rFonts w:ascii="Calibri" w:cs="Calibri" w:eastAsia="Calibri" w:hAnsi="Calibri"/>
+          <w:b/>
+          <w:bCs/>
+          <w:color w:val="3D5038"/>
+          <w:sz w:val="22"/>
+          <w:szCs w:val="22"/>
+        </w:rPr>
+        <w:t xml:space="preserve">Metro Line 7: Jinsha → Wenshu Monastery</w:t>
+      </w:r>
+      <w:r>
+        <w:rPr>
+          <w:rFonts w:ascii="Calibri" w:cs="Calibri" w:eastAsia="Calibri" w:hAnsi="Calibri"/>
+          <w:color w:val="6B8062"/>
+          <w:sz w:val="20"/>
+          <w:szCs w:val="20"/>
+        </w:rPr>
+        <w:t xml:space="preserve"> — 2 CNY / $0.3 (per person)</w:t>
       </w:r>
     </w:p>
     <w:p>
@@ -2113,7 +2298,7 @@
           <w:sz w:val="20"/>
           <w:szCs w:val="20"/>
         </w:rPr>
-        <w:t xml:space="preserve">15:20–18:00 Jinsha Site Museum. Ticket 70CNY/10.34USD per person; English audio guide 30CNY/4.43USD per person.</w:t>
+        <w:t xml:space="preserve">Metro Line 7 from Jinsha Site Museum to Wenshu Monastery.</w:t>
       </w:r>
     </w:p>
     <w:p>
@@ -2129,7 +2314,7 @@
           <w:sz w:val="22"/>
           <w:szCs w:val="22"/>
         </w:rPr>
-        <w:t xml:space="preserve">18:30</w:t>
+        <w:t xml:space="preserve">19:00</w:t>
       </w:r>
       <w:r>
         <w:rPr>
@@ -2147,16 +2332,127 @@
           <w:sz w:val="22"/>
           <w:szCs w:val="22"/>
         </w:rPr>
-        <w:t xml:space="preserve">Metro Line 7: Jinsha → Wenshu Monastery</w:t>
-      </w:r>
-      <w:r>
-        <w:rPr>
-          <w:rFonts w:ascii="Calibri" w:cs="Calibri" w:eastAsia="Calibri" w:hAnsi="Calibri"/>
-          <w:color w:val="6B8062"/>
-          <w:sz w:val="20"/>
-          <w:szCs w:val="20"/>
-        </w:rPr>
-        <w:t xml:space="preserve"> — 2 CNY / $0.3 (per person)</w:t>
+        <w:t xml:space="preserve">Long Chaoshou (Wenshu Branch)</w:t>
+      </w:r>
+      <w:r>
+        <w:rPr>
+          <w:rFonts w:ascii="Calibri" w:cs="Calibri" w:eastAsia="Calibri" w:hAnsi="Calibri"/>
+          <w:color w:val="6B8062"/>
+          <w:sz w:val="20"/>
+          <w:szCs w:val="20"/>
+        </w:rPr>
+        <w:t xml:space="preserve"> — 25 CNY / $3.69 (per person)</w:t>
+      </w:r>
+    </w:p>
+    <w:p>
+      <w:pPr>
+        <w:spacing w:after="80"/>
+        <w:ind w:left="360"/>
+      </w:pPr>
+      <w:r>
+        <w:rPr>
+          <w:rFonts w:ascii="Calibri" w:cs="Calibri" w:eastAsia="Calibri" w:hAnsi="Calibri"/>
+          <w:i/>
+          <w:iCs/>
+          <w:color w:val="3D5038"/>
+          <w:sz w:val="20"/>
+          <w:szCs w:val="20"/>
+        </w:rPr>
+        <w:t xml:space="preserve">About: Chengdu's classic wonton chain since 1941 — clear-broth wontons are light, mild, and perfect for a non-spicy local dinner near Wenshu Monastery.</w:t>
+      </w:r>
+    </w:p>
+    <w:p>
+      <w:pPr>
+        <w:spacing w:after="60"/>
+      </w:pPr>
+      <w:r>
+        <w:rPr>
+          <w:rFonts w:ascii="Calibri" w:cs="Calibri" w:eastAsia="Calibri" w:hAnsi="Calibri"/>
+          <w:b/>
+          <w:bCs/>
+          <w:color w:val="7BAE5C"/>
+          <w:sz w:val="22"/>
+          <w:szCs w:val="22"/>
+        </w:rPr>
+        <w:t xml:space="preserve">20:00–21:10</w:t>
+      </w:r>
+      <w:r>
+        <w:rPr>
+          <w:sz w:val="22"/>
+          <w:szCs w:val="22"/>
+        </w:rPr>
+        <w:t xml:space="preserve">  </w:t>
+      </w:r>
+      <w:r>
+        <w:rPr>
+          <w:rFonts w:ascii="Calibri" w:cs="Calibri" w:eastAsia="Calibri" w:hAnsi="Calibri"/>
+          <w:b/>
+          <w:bCs/>
+          <w:color w:val="3D5038"/>
+          <w:sz w:val="22"/>
+          <w:szCs w:val="22"/>
+        </w:rPr>
+        <w:t xml:space="preserve">Sichuan Opera at Liyuan Club Wenshu Branch</w:t>
+      </w:r>
+      <w:r>
+        <w:rPr>
+          <w:rFonts w:ascii="Calibri" w:cs="Calibri" w:eastAsia="Calibri" w:hAnsi="Calibri"/>
+          <w:color w:val="6B8062"/>
+          <w:sz w:val="20"/>
+          <w:szCs w:val="20"/>
+        </w:rPr>
+        <w:t xml:space="preserve"> — 99 CNY / $14.61 (two-person ticket)</w:t>
+      </w:r>
+    </w:p>
+    <w:p>
+      <w:pPr>
+        <w:spacing w:after="80"/>
+        <w:ind w:left="360"/>
+      </w:pPr>
+      <w:r>
+        <w:rPr>
+          <w:rFonts w:ascii="Calibri" w:cs="Calibri" w:eastAsia="Calibri" w:hAnsi="Calibri"/>
+          <w:i/>
+          <w:iCs/>
+          <w:color w:val="3D5038"/>
+          <w:sz w:val="20"/>
+          <w:szCs w:val="20"/>
+        </w:rPr>
+        <w:t xml:space="preserve">About: Intimate 70-min Sichuan Opera — face-changing, fire-breathing, and long-spout tea pouring; UNESCO-listed intangible heritage in a small traditional venue.</w:t>
+      </w:r>
+    </w:p>
+    <w:p>
+      <w:pPr>
+        <w:spacing w:after="60"/>
+      </w:pPr>
+      <w:r>
+        <w:rPr>
+          <w:rFonts w:ascii="Calibri" w:cs="Calibri" w:eastAsia="Calibri" w:hAnsi="Calibri"/>
+          <w:b/>
+          <w:bCs/>
+          <w:color w:val="7BAE5C"/>
+          <w:sz w:val="22"/>
+          <w:szCs w:val="22"/>
+        </w:rPr>
+        <w:t xml:space="preserve">21:30</w:t>
+      </w:r>
+      <w:r>
+        <w:rPr>
+          <w:sz w:val="22"/>
+          <w:szCs w:val="22"/>
+        </w:rPr>
+        <w:t xml:space="preserve">  </w:t>
+      </w:r>
+      <w:r>
+        <w:rPr>
+          <w:rFonts w:ascii="Calibri" w:cs="Calibri" w:eastAsia="Calibri" w:hAnsi="Calibri"/>
+          <w:b/>
+          <w:bCs/>
+          <w:color w:val="3D5038"/>
+          <w:sz w:val="22"/>
+          <w:szCs w:val="22"/>
+        </w:rPr>
+        <w:t xml:space="preserve">Metro Back to Hotel</w:t>
       </w:r>
     </w:p>
     <w:p>
@@ -2171,7 +2467,7 @@
           <w:sz w:val="20"/>
           <w:szCs w:val="20"/>
         </w:rPr>
-        <w:t xml:space="preserve">18:30 Metro Line 7 from Jinsha Site Museum to Wenshu Monastery. 2CNY/0.30USD per person.</w:t>
+        <w:t xml:space="preserve">metro back to Panda Sleepy Hotel.</w:t>
       </w:r>
     </w:p>
     <w:p>
@@ -2187,7 +2483,7 @@
           <w:sz w:val="22"/>
           <w:szCs w:val="22"/>
         </w:rPr>
-        <w:t xml:space="preserve">19:00</w:t>
+        <w:t xml:space="preserve">22:00</w:t>
       </w:r>
       <w:r>
         <w:rPr>
@@ -2205,16 +2501,16 @@
           <w:sz w:val="22"/>
           <w:szCs w:val="22"/>
         </w:rPr>
-        <w:t xml:space="preserve">Long Chaoshou (Wenshu Branch)</w:t>
-      </w:r>
-      <w:r>
-        <w:rPr>
-          <w:rFonts w:ascii="Calibri" w:cs="Calibri" w:eastAsia="Calibri" w:hAnsi="Calibri"/>
-          <w:color w:val="6B8062"/>
-          <w:sz w:val="20"/>
-          <w:szCs w:val="20"/>
-        </w:rPr>
-        <w:t xml:space="preserve"> — 25 CNY / $3.69 (per person)</w:t>
+        <w:t xml:space="preserve">Panda Sleepy Hotel</w:t>
+      </w:r>
+      <w:r>
+        <w:rPr>
+          <w:rFonts w:ascii="Calibri" w:cs="Calibri" w:eastAsia="Calibri" w:hAnsi="Calibri"/>
+          <w:color w:val="6B8062"/>
+          <w:sz w:val="20"/>
+          <w:szCs w:val="20"/>
+        </w:rPr>
+        <w:t xml:space="preserve"> — 300 CNY / $44.31 (daily split)</w:t>
       </w:r>
     </w:p>
     <w:p>
@@ -2229,172 +2525,7 @@
           <w:sz w:val="20"/>
           <w:szCs w:val="20"/>
         </w:rPr>
-        <w:t xml:space="preserve">19:00 Long Chaoshou Wenshu Monastery branch. Clear soup wontons 25CNY/3.69USD per person.</w:t>
-      </w:r>
-    </w:p>
-    <w:p>
-      <w:pPr>
-        <w:spacing w:after="60"/>
-      </w:pPr>
-      <w:r>
-        <w:rPr>
-          <w:rFonts w:ascii="Calibri" w:cs="Calibri" w:eastAsia="Calibri" w:hAnsi="Calibri"/>
-          <w:b/>
-          <w:bCs/>
-          <w:color w:val="7BAE5C"/>
-          <w:sz w:val="22"/>
-          <w:szCs w:val="22"/>
-        </w:rPr>
-        <w:t xml:space="preserve">20:00–21:10</w:t>
-      </w:r>
-      <w:r>
-        <w:rPr>
-          <w:sz w:val="22"/>
-          <w:szCs w:val="22"/>
-        </w:rPr>
-        <w:t xml:space="preserve">  </w:t>
-      </w:r>
-      <w:r>
-        <w:rPr>
-          <w:rFonts w:ascii="Calibri" w:cs="Calibri" w:eastAsia="Calibri" w:hAnsi="Calibri"/>
-          <w:b/>
-          <w:bCs/>
-          <w:color w:val="3D5038"/>
-          <w:sz w:val="22"/>
-          <w:szCs w:val="22"/>
-        </w:rPr>
-        <w:t xml:space="preserve">Sichuan Opera at Liyuan Club Wenshu Branch</w:t>
-      </w:r>
-      <w:r>
-        <w:rPr>
-          <w:rFonts w:ascii="Calibri" w:cs="Calibri" w:eastAsia="Calibri" w:hAnsi="Calibri"/>
-          <w:color w:val="6B8062"/>
-          <w:sz w:val="20"/>
-          <w:szCs w:val="20"/>
-        </w:rPr>
-        <w:t xml:space="preserve"> — 99 CNY / $14.61 (two-person ticket)</w:t>
-      </w:r>
-    </w:p>
-    <w:p>
-      <w:pPr>
-        <w:spacing w:after="120"/>
-        <w:ind w:left="360"/>
-      </w:pPr>
-      <w:r>
-        <w:rPr>
-          <w:rFonts w:ascii="Calibri" w:cs="Calibri" w:eastAsia="Calibri" w:hAnsi="Calibri"/>
-          <w:color w:val="6B8062"/>
-          <w:sz w:val="20"/>
-          <w:szCs w:val="20"/>
-        </w:rPr>
-        <w:t xml:space="preserve">20:00–21:10 Sichuan Opera at Liyuan Club Wenshu Branch. Ticket set for two: 99CNY/14.61USD. 70-min intangible cultural heritage performance (face-changing, fire-spitting, long-spout tea art).</w:t>
-      </w:r>
-    </w:p>
-    <w:p>
-      <w:pPr>
-        <w:spacing w:after="60"/>
-      </w:pPr>
-      <w:r>
-        <w:rPr>
-          <w:rFonts w:ascii="Calibri" w:cs="Calibri" w:eastAsia="Calibri" w:hAnsi="Calibri"/>
-          <w:b/>
-          <w:bCs/>
-          <w:color w:val="7BAE5C"/>
-          <w:sz w:val="22"/>
-          <w:szCs w:val="22"/>
-        </w:rPr>
-        <w:t xml:space="preserve">21:30</w:t>
-      </w:r>
-      <w:r>
-        <w:rPr>
-          <w:sz w:val="22"/>
-          <w:szCs w:val="22"/>
-        </w:rPr>
-        <w:t xml:space="preserve">  </w:t>
-      </w:r>
-      <w:r>
-        <w:rPr>
-          <w:rFonts w:ascii="Calibri" w:cs="Calibri" w:eastAsia="Calibri" w:hAnsi="Calibri"/>
-          <w:b/>
-          <w:bCs/>
-          <w:color w:val="3D5038"/>
-          <w:sz w:val="22"/>
-          <w:szCs w:val="22"/>
-        </w:rPr>
-        <w:t xml:space="preserve">Metro Back to Hotel</w:t>
-      </w:r>
-    </w:p>
-    <w:p>
-      <w:pPr>
-        <w:spacing w:after="120"/>
-        <w:ind w:left="360"/>
-      </w:pPr>
-      <w:r>
-        <w:rPr>
-          <w:rFonts w:ascii="Calibri" w:cs="Calibri" w:eastAsia="Calibri" w:hAnsi="Calibri"/>
-          <w:color w:val="6B8062"/>
-          <w:sz w:val="20"/>
-          <w:szCs w:val="20"/>
-        </w:rPr>
-        <w:t xml:space="preserve">21:30 metro back to Panda Sleepy Hotel.</w:t>
-      </w:r>
-    </w:p>
-    <w:p>
-      <w:pPr>
-        <w:spacing w:after="60"/>
-      </w:pPr>
-      <w:r>
-        <w:rPr>
-          <w:rFonts w:ascii="Calibri" w:cs="Calibri" w:eastAsia="Calibri" w:hAnsi="Calibri"/>
-          <w:b/>
-          <w:bCs/>
-          <w:color w:val="7BAE5C"/>
-          <w:sz w:val="22"/>
-          <w:szCs w:val="22"/>
-        </w:rPr>
-        <w:t xml:space="preserve">22:00</w:t>
-      </w:r>
-      <w:r>
-        <w:rPr>
-          <w:sz w:val="22"/>
-          <w:szCs w:val="22"/>
-        </w:rPr>
-        <w:t xml:space="preserve">  </w:t>
-      </w:r>
-      <w:r>
-        <w:rPr>
-          <w:rFonts w:ascii="Calibri" w:cs="Calibri" w:eastAsia="Calibri" w:hAnsi="Calibri"/>
-          <w:b/>
-          <w:bCs/>
-          <w:color w:val="3D5038"/>
-          <w:sz w:val="22"/>
-          <w:szCs w:val="22"/>
-        </w:rPr>
-        <w:t xml:space="preserve">Panda Sleepy Hotel</w:t>
-      </w:r>
-      <w:r>
-        <w:rPr>
-          <w:rFonts w:ascii="Calibri" w:cs="Calibri" w:eastAsia="Calibri" w:hAnsi="Calibri"/>
-          <w:color w:val="6B8062"/>
-          <w:sz w:val="20"/>
-          <w:szCs w:val="20"/>
-        </w:rPr>
-        <w:t xml:space="preserve"> — 300 CNY / $44.31 (daily split)</w:t>
-      </w:r>
-    </w:p>
-    <w:p>
-      <w:pPr>
-        <w:spacing w:after="120"/>
-        <w:ind w:left="360"/>
-      </w:pPr>
-      <w:r>
-        <w:rPr>
-          <w:rFonts w:ascii="Calibri" w:cs="Calibri" w:eastAsia="Calibri" w:hAnsi="Calibri"/>
-          <w:color w:val="6B8062"/>
-          <w:sz w:val="20"/>
-          <w:szCs w:val="20"/>
-        </w:rPr>
-        <w:t xml:space="preserve">Overnight at Panda Sleepy Hotel. Daily room split: 300CNY/44.31USD.</w:t>
+        <w:t xml:space="preserve">Overnight at Panda Sleepy Hotel.</w:t>
       </w:r>
     </w:p>
     <w:p>
@@ -2544,7 +2675,7 @@
           <w:sz w:val="20"/>
           <w:szCs w:val="20"/>
         </w:rPr>
-        <w:t xml:space="preserve">08:00 fixed shuttle bus from IFS to Sanxingdui Museum. One-way 33CNY/4.87USD per person, 70 min ride. Departures at 08:00 &amp; 10:30 daily.</w:t>
+        <w:t xml:space="preserve">Fixed shuttle bus from IFS to Sanxingdui Museum, 70 min ride. Departures at 08:00 &amp; 10:30 daily.</w:t>
       </w:r>
     </w:p>
     <w:p>
@@ -2588,6 +2719,128 @@
           <w:szCs w:val="20"/>
         </w:rPr>
         <w:t xml:space="preserve"> — 72 CNY / $10.63 (ticket/person + 30 audio)</w:t>
+      </w:r>
+    </w:p>
+    <w:p>
+      <w:pPr>
+        <w:spacing w:after="80"/>
+        <w:ind w:left="360"/>
+      </w:pPr>
+      <w:r>
+        <w:rPr>
+          <w:rFonts w:ascii="Calibri" w:cs="Calibri" w:eastAsia="Calibri" w:hAnsi="Calibri"/>
+          <w:i/>
+          <w:iCs/>
+          <w:color w:val="3D5038"/>
+          <w:sz w:val="20"/>
+          <w:szCs w:val="20"/>
+        </w:rPr>
+        <w:t xml:space="preserve">About: One of China's greatest archaeological discoveries — towering bronze masks, gold scepters, and a mysterious civilization unlike anything else in Chinese history.</w:t>
+      </w:r>
+    </w:p>
+    <w:p>
+      <w:pPr>
+        <w:spacing w:after="40"/>
+        <w:ind w:left="360"/>
+      </w:pPr>
+      <w:r>
+        <w:rPr>
+          <w:rFonts w:ascii="Calibri" w:cs="Calibri" w:eastAsia="Calibri" w:hAnsi="Calibri"/>
+          <w:color w:val="6B8062"/>
+          <w:sz w:val="20"/>
+          <w:szCs w:val="20"/>
+        </w:rPr>
+        <w:t xml:space="preserve">Available for rent:</w:t>
+      </w:r>
+    </w:p>
+    <w:p>
+      <w:pPr>
+        <w:spacing w:after="40"/>
+        <w:ind w:left="360"/>
+      </w:pPr>
+      <w:r>
+        <w:rPr>
+          <w:rFonts w:ascii="Calibri" w:cs="Calibri" w:eastAsia="Calibri" w:hAnsi="Calibri"/>
+          <w:color w:val="6B8062"/>
+          <w:sz w:val="20"/>
+          <w:szCs w:val="20"/>
+        </w:rPr>
+        <w:t xml:space="preserve">1. Smart audio guide (recommended for two sharing one device)</w:t>
+      </w:r>
+    </w:p>
+    <w:p>
+      <w:pPr>
+        <w:spacing w:after="40"/>
+        <w:ind w:left="360"/>
+      </w:pPr>
+      <w:r>
+        <w:rPr>
+          <w:rFonts w:ascii="Calibri" w:cs="Calibri" w:eastAsia="Calibri" w:hAnsi="Calibri"/>
+          <w:color w:val="6B8062"/>
+          <w:sz w:val="20"/>
+          <w:szCs w:val="20"/>
+        </w:rPr>
+        <w:t xml:space="preserve">Rental: 30CNY / 4.43USD per unit; deposit 200CNY (fully refunded on return)</w:t>
+      </w:r>
+    </w:p>
+    <w:p>
+      <w:pPr>
+        <w:spacing w:after="40"/>
+        <w:ind w:left="360"/>
+      </w:pPr>
+      <w:r>
+        <w:rPr>
+          <w:rFonts w:ascii="Calibri" w:cs="Calibri" w:eastAsia="Calibri" w:hAnsi="Calibri"/>
+          <w:color w:val="6B8062"/>
+          <w:sz w:val="20"/>
+          <w:szCs w:val="20"/>
+        </w:rPr>
+        <w:t xml:space="preserve">Languages: English, Chinese, Japanese &amp; more; auto-triggered exhibit narration</w:t>
+      </w:r>
+    </w:p>
+    <w:p>
+      <w:pPr>
+        <w:spacing w:after="40"/>
+        <w:ind w:left="360"/>
+      </w:pPr>
+      <w:r>
+        <w:rPr>
+          <w:rFonts w:ascii="Calibri" w:cs="Calibri" w:eastAsia="Calibri" w:hAnsi="Calibri"/>
+          <w:color w:val="6B8062"/>
+          <w:sz w:val="20"/>
+          <w:szCs w:val="20"/>
+        </w:rPr>
+        <w:t xml:space="preserve">Hours: 08:30–17:00; 4-hour battery — enough for a full-day visit</w:t>
+      </w:r>
+    </w:p>
+    <w:p>
+      <w:pPr>
+        <w:spacing w:after="40"/>
+        <w:ind w:left="360"/>
+      </w:pPr>
+      <w:r>
+        <w:rPr>
+          <w:rFonts w:ascii="Calibri" w:cs="Calibri" w:eastAsia="Calibri" w:hAnsi="Calibri"/>
+          <w:color w:val="6B8062"/>
+          <w:sz w:val="20"/>
+          <w:szCs w:val="20"/>
+        </w:rPr>
+        <w:t xml:space="preserve">2. MR immersive guide glasses (Shu Kingdom Secret Mirror)</w:t>
+      </w:r>
+    </w:p>
+    <w:p>
+      <w:pPr>
+        <w:spacing w:after="40"/>
+        <w:ind w:left="360"/>
+      </w:pPr>
+      <w:r>
+        <w:rPr>
+          <w:rFonts w:ascii="Calibri" w:cs="Calibri" w:eastAsia="Calibri" w:hAnsi="Calibri"/>
+          <w:color w:val="6B8062"/>
+          <w:sz w:val="20"/>
+          <w:szCs w:val="20"/>
+        </w:rPr>
+        <w:t xml:space="preserve">Rental: 38CNY / 5.61USD per unit</w:t>
       </w:r>
     </w:p>
     <w:p>
@@ -2602,7 +2855,7 @@
           <w:sz w:val="20"/>
           <w:szCs w:val="20"/>
         </w:rPr>
-        <w:t xml:space="preserve">10:00–16:00 in-depth visit to Sanxingdui Museum. Ticket 72CNY/10.63USD per person; English audio guide 30CNY/4.43USD per person.</w:t>
+        <w:t xml:space="preserve">Highlight: AR animations recreate ancient Shu scenes — ideal for immersive experience seekers</w:t>
       </w:r>
     </w:p>
     <w:p>
@@ -2651,7 +2904,7 @@
           <w:sz w:val="20"/>
           <w:szCs w:val="20"/>
         </w:rPr>
-        <w:t xml:space="preserve">16:30 shuttle bus return to Chunxi Road. Free evening to buy souvenirs; hotel free luggage storage, pack for Jiuzhaigou trip.</w:t>
+        <w:t xml:space="preserve">shuttle bus return to Chunxi Road. Free evening to buy souvenirs; hotel free luggage storage, pack for Jiuzhaigou trip.</w:t>
       </w:r>
     </w:p>
     <w:p>
@@ -2709,7 +2962,7 @@
           <w:sz w:val="20"/>
           <w:szCs w:val="20"/>
         </w:rPr>
-        <w:t xml:space="preserve">Evening at Panda Sleepy Hotel — free luggage storage, pack for Jiuzhaigou. Daily room split: 300CNY/44.31USD.</w:t>
+        <w:t xml:space="preserve">Evening at Panda Sleepy Hotel — free luggage storage, pack for Jiuzhaigou.</w:t>
       </w:r>
     </w:p>
     <w:p>
@@ -2859,7 +3112,7 @@
           <w:sz w:val="20"/>
           <w:szCs w:val="20"/>
         </w:rPr>
-        <w:t xml:space="preserve">Recommended train C5782: departs Chengdu East at 06:45, arrives Huanglong Jiuzhai at 08:24. Alternative departures: 08:12/10:06/11:46/15:45/18:36. Second-class 135CNY/19.94USD per person, 1h 39m.</w:t>
+        <w:t xml:space="preserve">Recommended train C5782: departs Chengdu East at 06:45, arrives Huanglong Jiuzhai at 08:24. Alternative departures: 08:12/10:06/11:46/15:45/18:36, 1h 39m.</w:t>
       </w:r>
     </w:p>
     <w:p>
@@ -2917,7 +3170,7 @@
           <w:sz w:val="20"/>
           <w:szCs w:val="20"/>
         </w:rPr>
-        <w:t xml:space="preserve">Transfer to direct scenic shuttle bus to Jiuzhaigou entrance after exit. 51CNY/7.53USD per person, rolling departure, 2-hour ride.</w:t>
+        <w:t xml:space="preserve">Transfer to direct scenic shuttle bus to Jiuzhaigou entrance after exit, rolling departure, 2-hour ride.</w:t>
       </w:r>
     </w:p>
     <w:p>
@@ -2975,7 +3228,7 @@
           <w:sz w:val="20"/>
           <w:szCs w:val="20"/>
         </w:rPr>
-        <w:t xml:space="preserve">11:00 check in. Free Tibetan costume photoshoot in hotel courtyard in the afternoon (included, no extra charge). Self-arranged light non-spicy dinner; rest to adapt to plateau altitude. Amenities: full-room diffused oxygen, free round-trip scenic shuttle, complimentary breakfast for two included.</w:t>
+        <w:t xml:space="preserve">Check in. Free Tibetan costume photoshoot in hotel courtyard in the afternoon (included). Self-arranged light non-spicy dinner; rest to adapt to plateau altitude. Amenities: full-room diffused oxygen, free round-trip scenic shuttle, complimentary breakfast for two included.</w:t>
       </w:r>
     </w:p>
     <w:p>
@@ -3115,17 +3368,19 @@
     </w:p>
     <w:p>
       <w:pPr>
-        <w:spacing w:after="120"/>
+        <w:spacing w:after="80"/>
         <w:ind w:left="360"/>
       </w:pPr>
       <w:r>
         <w:rPr>
           <w:rFonts w:ascii="Calibri" w:cs="Calibri" w:eastAsia="Calibri" w:hAnsi="Calibri"/>
-          <w:color w:val="6B8062"/>
-          <w:sz w:val="20"/>
-          <w:szCs w:val="20"/>
-        </w:rPr>
-        <w:t xml:space="preserve">Jiuzhaigou entrance ticket + mandatory in-valley shuttle bus: 280CNY/41.36USD per person (combined). Shuttle buses cover the whole scenic area, gentle wooden boardwalks with rest benches, panda souvenir shops inside the park. Vivid lake colors in September, free exploration all day, return to hotel at night. Next day's complimentary breakfast is covered in the hotel package.</w:t>
+          <w:i/>
+          <w:iCs/>
+          <w:color w:val="3D5038"/>
+          <w:sz w:val="20"/>
+          <w:szCs w:val="20"/>
+        </w:rPr>
+        <w:t xml:space="preserve">About: UNESCO World Heritage valley of turquoise lakes and waterfalls — shuttle buses and boardwalks make it accessible without strenuous hiking.</w:t>
       </w:r>
     </w:p>
     <w:p>
@@ -3275,7 +3530,7 @@
           <w:sz w:val="20"/>
           <w:szCs w:val="20"/>
         </w:rPr>
-        <w:t xml:space="preserve">Shuttle bus from Jiuzhaigou entrance back to Huanglong Jiuzhai Station. 51CNY/7.53USD per person.</w:t>
+        <w:t xml:space="preserve">Shuttle bus from Jiuzhaigou entrance back to Huanglong Jiuzhai Station.</w:t>
       </w:r>
     </w:p>
     <w:p>
@@ -3333,7 +3588,7 @@
           <w:sz w:val="20"/>
           <w:szCs w:val="20"/>
         </w:rPr>
-        <w:t xml:space="preserve">Midday high-speed train back to Chengdu East Station. 135CNY/19.94USD per person. Arrive Chunxi Road in the evening, organize luggage for Chongqing trip next day.</w:t>
+        <w:t xml:space="preserve">high-speed train back to Chengdu East Station. Arrive Chunxi Road in the evening, organize luggage for Chongqing trip next day.</w:t>
       </w:r>
     </w:p>
     <w:p>
@@ -3391,7 +3646,7 @@
           <w:sz w:val="20"/>
           <w:szCs w:val="20"/>
         </w:rPr>
-        <w:t xml:space="preserve">Check in Panda Sleepy Hotel. Reminder: no free breakfast; buy on street or at hotel front desk (38CNY/person/day optional).</w:t>
+        <w:t xml:space="preserve">Check in Panda Sleepy Hotel. Reminder: no free breakfast; buy on street or at hotel front desk optional.</w:t>
       </w:r>
     </w:p>
     <w:p>
@@ -3541,7 +3796,7 @@
           <w:sz w:val="20"/>
           <w:szCs w:val="20"/>
         </w:rPr>
-        <w:t xml:space="preserve">09:00 metro from Chunxi Road to Sichuan Museum. 2CNY/0.30USD per person.</w:t>
+        <w:t xml:space="preserve">Metro from Chunxi Road to Sichuan Museum.</w:t>
       </w:r>
     </w:p>
     <w:p>
@@ -3576,6 +3831,23 @@
           <w:szCs w:val="22"/>
         </w:rPr>
         <w:t xml:space="preserve">Sichuan Museum</w:t>
+      </w:r>
+    </w:p>
+    <w:p>
+      <w:pPr>
+        <w:spacing w:after="80"/>
+        <w:ind w:left="360"/>
+      </w:pPr>
+      <w:r>
+        <w:rPr>
+          <w:rFonts w:ascii="Calibri" w:cs="Calibri" w:eastAsia="Calibri" w:hAnsi="Calibri"/>
+          <w:i/>
+          <w:iCs/>
+          <w:color w:val="3D5038"/>
+          <w:sz w:val="20"/>
+          <w:szCs w:val="20"/>
+        </w:rPr>
+        <w:t xml:space="preserve">About: Sichuan's top provincial museum — free entry, strong collection of Shu relics, Tibetan artifacts, and Zhang Daqian paintings; separate from Chengdu Museum.</w:t>
       </w:r>
     </w:p>
     <w:p>
@@ -3590,7 +3862,7 @@
           <w:sz w:val="20"/>
           <w:szCs w:val="20"/>
         </w:rPr>
-        <w:t xml:space="preserve">09:30–12:00 Sichuan Museum. Free entry, online reservation required, top provincial cultural relic collection, fully retained in itinerary.</w:t>
+        <w:t xml:space="preserve">Online reservation required.</w:t>
       </w:r>
     </w:p>
     <w:p>
@@ -3648,7 +3920,7 @@
           <w:sz w:val="20"/>
           <w:szCs w:val="20"/>
         </w:rPr>
-        <w:t xml:space="preserve">12:30 taxi from Sichuan Museum to Chengdu Museum at Tianfu Square. 10CNY/1.48USD one-way.</w:t>
+        <w:t xml:space="preserve">Taxi from Sichuan Museum to Chengdu Museum at Tianfu Square.</w:t>
       </w:r>
     </w:p>
     <w:p>
@@ -3683,6 +3955,23 @@
           <w:szCs w:val="22"/>
         </w:rPr>
         <w:t xml:space="preserve">Chengdu Museum</w:t>
+      </w:r>
+    </w:p>
+    <w:p>
+      <w:pPr>
+        <w:spacing w:after="80"/>
+        <w:ind w:left="360"/>
+      </w:pPr>
+      <w:r>
+        <w:rPr>
+          <w:rFonts w:ascii="Calibri" w:cs="Calibri" w:eastAsia="Calibri" w:hAnsi="Calibri"/>
+          <w:i/>
+          <w:iCs/>
+          <w:color w:val="3D5038"/>
+          <w:sz w:val="20"/>
+          <w:szCs w:val="20"/>
+        </w:rPr>
+        <w:t xml:space="preserve">About: Free city museum at Tianfu Square tracing 4,500 years of Chengdu history — from ancient Shu to modern teahouse culture.</w:t>
       </w:r>
     </w:p>
     <w:p>
@@ -3697,7 +3986,7 @@
           <w:sz w:val="20"/>
           <w:szCs w:val="20"/>
         </w:rPr>
-        <w:t xml:space="preserve">13:00–15:00 Chengdu Museum. Free entry, displays Chengdu city history — two independent venues from Sichuan Museum.</w:t>
+        <w:t xml:space="preserve">Free entry. Separate venue from Sichuan Museum — visit both in one day.</w:t>
       </w:r>
     </w:p>
     <w:p>
@@ -3755,7 +4044,7 @@
           <w:sz w:val="20"/>
           <w:szCs w:val="20"/>
         </w:rPr>
-        <w:t xml:space="preserve">16:30 panda-themed high-speed train Chengdu East → Chongqing West. Second-class 148CNY/21.86USD per person, 1h 20m ride.</w:t>
+        <w:t xml:space="preserve">Panda-themed high-speed train Chengdu East → Chongqing West, 1h 20m ride.</w:t>
       </w:r>
     </w:p>
     <w:p>
@@ -3813,7 +4102,7 @@
           <w:sz w:val="20"/>
           <w:szCs w:val="20"/>
         </w:rPr>
-        <w:t xml:space="preserve">18:00 metro from Chongqing West Station to Jiefangbei. 3CNY/0.44USD per person. Check into Kaiyuan Mingting Hotel — daily complimentary breakfast for two included.</w:t>
+        <w:t xml:space="preserve">Metro from Chongqing West Station to Jiefangbei. Check into Kaiyuan Mingting Hotel — daily complimentary breakfast for two included.</w:t>
       </w:r>
     </w:p>
     <w:p>
@@ -3848,6 +4137,23 @@
           <w:szCs w:val="22"/>
         </w:rPr>
         <w:t xml:space="preserve">Bai Xiang Ju · Shiba Ti · Huashi Wanza Noodles</w:t>
+      </w:r>
+    </w:p>
+    <w:p>
+      <w:pPr>
+        <w:spacing w:after="80"/>
+        <w:ind w:left="360"/>
+      </w:pPr>
+      <w:r>
+        <w:rPr>
+          <w:rFonts w:ascii="Calibri" w:cs="Calibri" w:eastAsia="Calibri" w:hAnsi="Calibri"/>
+          <w:i/>
+          <w:iCs/>
+          <w:color w:val="3D5038"/>
+          <w:sz w:val="20"/>
+          <w:szCs w:val="20"/>
+        </w:rPr>
+        <w:t xml:space="preserve">About: Huashi Wanza Noodles is a Chongqing staple — dry pea noodles with minced pork, customizable no-chili; paired with Bai Xiang Ju cliffside apartments and Shiba Ti's restored steps.</w:t>
       </w:r>
     </w:p>
     <w:p>
@@ -3862,7 +4168,7 @@
           <w:sz w:val="20"/>
           <w:szCs w:val="20"/>
         </w:rPr>
-        <w:t xml:space="preserve">From hotel, 5-min walk to Huashi Pea &amp; Minced Pork Noodles (Minsheng Road Main Store) for a light dinner (self-paid, not in fixed budget). Cost for two: 34CNY / 5.02USD. Order: two bowls dry pea noodles, no chili, add one soft-boiled fried egg each (~17CNY/person). Evening stroll through Bai Xiang Ju &amp; Shiba Ti.</w:t>
+        <w:t xml:space="preserve">5-min walk from hotel (self-paid, not in fixed budget). Order: two bowls dry pea noodles, no chili, one soft-boiled fried egg each.</w:t>
       </w:r>
     </w:p>
     <w:p>
@@ -3897,6 +4203,23 @@
           <w:szCs w:val="22"/>
         </w:rPr>
         <w:t xml:space="preserve">Hongyadong Night View</w:t>
+      </w:r>
+    </w:p>
+    <w:p>
+      <w:pPr>
+        <w:spacing w:after="80"/>
+        <w:ind w:left="360"/>
+      </w:pPr>
+      <w:r>
+        <w:rPr>
+          <w:rFonts w:ascii="Calibri" w:cs="Calibri" w:eastAsia="Calibri" w:hAnsi="Calibri"/>
+          <w:i/>
+          <w:iCs/>
+          <w:color w:val="3D5038"/>
+          <w:sz w:val="20"/>
+          <w:szCs w:val="20"/>
+        </w:rPr>
+        <w:t xml:space="preserve">About: Chongqing's iconic 11-story stilt-house complex lit above the Jialing River — looks like a scene from Spirited Away; free to explore, best at dusk.</w:t>
       </w:r>
     </w:p>
     <w:p>
@@ -3911,7 +4234,7 @@
           <w:sz w:val="20"/>
           <w:szCs w:val="20"/>
         </w:rPr>
-        <w:t xml:space="preserve">19:00 8-min walk to Hongyadong light show. The largest square dancing group in Chongqing gathers at Jiefangbei Pedestrian Street 19:00–21:30, 3-min walk from hotel.</w:t>
+        <w:t xml:space="preserve">8-min walk from hotel. Jiefangbei square dancing 19:00–21:30, 3-min walk.</w:t>
       </w:r>
     </w:p>
     <w:p>
@@ -4061,7 +4384,7 @@
           <w:sz w:val="20"/>
           <w:szCs w:val="20"/>
         </w:rPr>
-        <w:t xml:space="preserve">07:30 have complimentary hotel breakfast, then take round-trip direct shuttle from Jiefangbei Bombing Site to Wulong. 130CNY/19.20USD per person round-trip, 3-hour one-way to Xiannv Town, no transfers needed.</w:t>
+        <w:t xml:space="preserve">Direct round-trip shuttle from Jiefangbei Bombing Site to Wulong — 3 hours per direction to Xiannv Town, no transfers needed.</w:t>
       </w:r>
     </w:p>
     <w:p>
@@ -4105,6 +4428,83 @@
           <w:szCs w:val="20"/>
         </w:rPr>
         <w:t xml:space="preserve"> — 155 CNY / $22.89 (per person)</w:t>
+      </w:r>
+    </w:p>
+    <w:p>
+      <w:pPr>
+        <w:spacing w:after="80"/>
+        <w:ind w:left="360"/>
+      </w:pPr>
+      <w:r>
+        <w:rPr>
+          <w:rFonts w:ascii="Calibri" w:cs="Calibri" w:eastAsia="Calibri" w:hAnsi="Calibri"/>
+          <w:i/>
+          <w:iCs/>
+          <w:color w:val="3D5038"/>
+          <w:sz w:val="20"/>
+          <w:szCs w:val="20"/>
+        </w:rPr>
+        <w:t xml:space="preserve">About: UNESCO karst wonder — three natural stone arch bridges spanning a forested gorge; elevator access avoids the steepest climbs.</w:t>
+      </w:r>
+    </w:p>
+    <w:p>
+      <w:pPr>
+        <w:spacing w:after="60"/>
+      </w:pPr>
+      <w:r>
+        <w:rPr>
+          <w:rFonts w:ascii="Calibri" w:cs="Calibri" w:eastAsia="Calibri" w:hAnsi="Calibri"/>
+          <w:b/>
+          <w:bCs/>
+          <w:color w:val="7BAE5C"/>
+          <w:sz w:val="22"/>
+          <w:szCs w:val="22"/>
+        </w:rPr>
+        <w:t xml:space="preserve">13:30</w:t>
+      </w:r>
+      <w:r>
+        <w:rPr>
+          <w:sz w:val="22"/>
+          <w:szCs w:val="22"/>
+        </w:rPr>
+        <w:t xml:space="preserve">  </w:t>
+      </w:r>
+      <w:r>
+        <w:rPr>
+          <w:rFonts w:ascii="Calibri" w:cs="Calibri" w:eastAsia="Calibri" w:hAnsi="Calibri"/>
+          <w:b/>
+          <w:bCs/>
+          <w:color w:val="3D5038"/>
+          <w:sz w:val="22"/>
+          <w:szCs w:val="22"/>
+        </w:rPr>
+        <w:t xml:space="preserve">Longshui Gorge</w:t>
+      </w:r>
+      <w:r>
+        <w:rPr>
+          <w:rFonts w:ascii="Calibri" w:cs="Calibri" w:eastAsia="Calibri" w:hAnsi="Calibri"/>
+          <w:color w:val="6B8062"/>
+          <w:sz w:val="20"/>
+          <w:szCs w:val="20"/>
+        </w:rPr>
+        <w:t xml:space="preserve"> — 116 CNY / $17.13 (per person)</w:t>
+      </w:r>
+    </w:p>
+    <w:p>
+      <w:pPr>
+        <w:spacing w:after="80"/>
+        <w:ind w:left="360"/>
+      </w:pPr>
+      <w:r>
+        <w:rPr>
+          <w:rFonts w:ascii="Calibri" w:cs="Calibri" w:eastAsia="Calibri" w:hAnsi="Calibri"/>
+          <w:i/>
+          <w:iCs/>
+          <w:color w:val="3D5038"/>
+          <w:sz w:val="20"/>
+          <w:szCs w:val="20"/>
+        </w:rPr>
+        <w:t xml:space="preserve">About: A narrow limestone gorge with elevator descent, gentle downhill boardwalks, and the dramatic Galaxy Waterfall — cooler and less crowded than the bridges.</w:t>
       </w:r>
     </w:p>
     <w:p>
@@ -4119,65 +4519,7 @@
           <w:sz w:val="20"/>
           <w:szCs w:val="20"/>
         </w:rPr>
-        <w:t xml:space="preserve">10:30 visit Three Natural Bridges. Combo ticket (entrance + sightseeing elevator) 155CNY/22.89USD per person, elevator avoids steep climbing.</w:t>
-      </w:r>
-    </w:p>
-    <w:p>
-      <w:pPr>
-        <w:spacing w:after="60"/>
-      </w:pPr>
-      <w:r>
-        <w:rPr>
-          <w:rFonts w:ascii="Calibri" w:cs="Calibri" w:eastAsia="Calibri" w:hAnsi="Calibri"/>
-          <w:b/>
-          <w:bCs/>
-          <w:color w:val="7BAE5C"/>
-          <w:sz w:val="22"/>
-          <w:szCs w:val="22"/>
-        </w:rPr>
-        <w:t xml:space="preserve">13:30</w:t>
-      </w:r>
-      <w:r>
-        <w:rPr>
-          <w:sz w:val="22"/>
-          <w:szCs w:val="22"/>
-        </w:rPr>
-        <w:t xml:space="preserve">  </w:t>
-      </w:r>
-      <w:r>
-        <w:rPr>
-          <w:rFonts w:ascii="Calibri" w:cs="Calibri" w:eastAsia="Calibri" w:hAnsi="Calibri"/>
-          <w:b/>
-          <w:bCs/>
-          <w:color w:val="3D5038"/>
-          <w:sz w:val="22"/>
-          <w:szCs w:val="22"/>
-        </w:rPr>
-        <w:t xml:space="preserve">Longshui Gorge</w:t>
-      </w:r>
-      <w:r>
-        <w:rPr>
-          <w:rFonts w:ascii="Calibri" w:cs="Calibri" w:eastAsia="Calibri" w:hAnsi="Calibri"/>
-          <w:color w:val="6B8062"/>
-          <w:sz w:val="20"/>
-          <w:szCs w:val="20"/>
-        </w:rPr>
-        <w:t xml:space="preserve"> — 116 CNY / $17.13 (per person)</w:t>
-      </w:r>
-    </w:p>
-    <w:p>
-      <w:pPr>
-        <w:spacing w:after="120"/>
-        <w:ind w:left="360"/>
-      </w:pPr>
-      <w:r>
-        <w:rPr>
-          <w:rFonts w:ascii="Calibri" w:cs="Calibri" w:eastAsia="Calibri" w:hAnsi="Calibri"/>
-          <w:color w:val="6B8062"/>
-          <w:sz w:val="20"/>
-          <w:szCs w:val="20"/>
-        </w:rPr>
-        <w:t xml:space="preserve">13:30 transfer bus to Longshui Gorge. Free elevator down to valley bottom, walk 10–15 mins to Galaxy Waterfall, full gentle downhill boardwalk, 1.5–2 hours full tour. Gorge entrance ticket 116CNY/17.13USD per person.</w:t>
+        <w:t xml:space="preserve">Transfer bus from bridges area; full tour 1.5–2 hours.</w:t>
       </w:r>
     </w:p>
     <w:p>
@@ -4357,6 +4699,66 @@
     </w:p>
     <w:p>
       <w:pPr>
+        <w:spacing w:after="80"/>
+        <w:ind w:left="360"/>
+      </w:pPr>
+      <w:r>
+        <w:rPr>
+          <w:rFonts w:ascii="Calibri" w:cs="Calibri" w:eastAsia="Calibri" w:hAnsi="Calibri"/>
+          <w:i/>
+          <w:iCs/>
+          <w:color w:val="3D5038"/>
+          <w:sz w:val="20"/>
+          <w:szCs w:val="20"/>
+        </w:rPr>
+        <w:t xml:space="preserve">About: Complimentary buffet at Kaiyuan Mingting — a good start before a full day of Chongqing sightseeing.</w:t>
+      </w:r>
+    </w:p>
+    <w:p>
+      <w:pPr>
+        <w:spacing w:after="60"/>
+      </w:pPr>
+      <w:r>
+        <w:rPr>
+          <w:rFonts w:ascii="Calibri" w:cs="Calibri" w:eastAsia="Calibri" w:hAnsi="Calibri"/>
+          <w:b/>
+          <w:bCs/>
+          <w:color w:val="7BAE5C"/>
+          <w:sz w:val="22"/>
+          <w:szCs w:val="22"/>
+        </w:rPr>
+        <w:t xml:space="preserve">09:30</w:t>
+      </w:r>
+      <w:r>
+        <w:rPr>
+          <w:sz w:val="22"/>
+          <w:szCs w:val="22"/>
+        </w:rPr>
+        <w:t xml:space="preserve">  </w:t>
+      </w:r>
+      <w:r>
+        <w:rPr>
+          <w:rFonts w:ascii="Calibri" w:cs="Calibri" w:eastAsia="Calibri" w:hAnsi="Calibri"/>
+          <w:b/>
+          <w:bCs/>
+          <w:color w:val="3D5038"/>
+          <w:sz w:val="22"/>
+          <w:szCs w:val="22"/>
+        </w:rPr>
+        <w:t xml:space="preserve">Metro to Liziba</w:t>
+      </w:r>
+      <w:r>
+        <w:rPr>
+          <w:rFonts w:ascii="Calibri" w:cs="Calibri" w:eastAsia="Calibri" w:hAnsi="Calibri"/>
+          <w:color w:val="6B8062"/>
+          <w:sz w:val="20"/>
+          <w:szCs w:val="20"/>
+        </w:rPr>
+        <w:t xml:space="preserve"> — 2 CNY / $0.3 (per person)</w:t>
+      </w:r>
+    </w:p>
+    <w:p>
+      <w:pPr>
         <w:spacing w:after="120"/>
         <w:ind w:left="360"/>
       </w:pPr>
@@ -4367,7 +4769,7 @@
           <w:sz w:val="20"/>
           <w:szCs w:val="20"/>
         </w:rPr>
-        <w:t xml:space="preserve">09:30 enjoy complimentary hotel breakfast for two before heading out.</w:t>
+        <w:t xml:space="preserve">Metro Line 2 from Jiefangbei to Liziba. Photo spot for panda light rail &amp; train-through-building sight.</w:t>
       </w:r>
     </w:p>
     <w:p>
@@ -4383,7 +4785,7 @@
           <w:sz w:val="22"/>
           <w:szCs w:val="22"/>
         </w:rPr>
-        <w:t xml:space="preserve">09:30</w:t>
+        <w:t xml:space="preserve">11:00</w:t>
       </w:r>
       <w:r>
         <w:rPr>
@@ -4401,16 +4803,67 @@
           <w:sz w:val="22"/>
           <w:szCs w:val="22"/>
         </w:rPr>
-        <w:t xml:space="preserve">Metro to Liziba</w:t>
-      </w:r>
-      <w:r>
-        <w:rPr>
-          <w:rFonts w:ascii="Calibri" w:cs="Calibri" w:eastAsia="Calibri" w:hAnsi="Calibri"/>
-          <w:color w:val="6B8062"/>
-          <w:sz w:val="20"/>
-          <w:szCs w:val="20"/>
-        </w:rPr>
-        <w:t xml:space="preserve"> — 2 CNY / $0.3 (per person)</w:t>
+        <w:t xml:space="preserve">Yangtze River Cableway</w:t>
+      </w:r>
+      <w:r>
+        <w:rPr>
+          <w:rFonts w:ascii="Calibri" w:cs="Calibri" w:eastAsia="Calibri" w:hAnsi="Calibri"/>
+          <w:color w:val="6B8062"/>
+          <w:sz w:val="20"/>
+          <w:szCs w:val="20"/>
+        </w:rPr>
+        <w:t xml:space="preserve"> — 20 CNY / $2.95 (per person)</w:t>
+      </w:r>
+    </w:p>
+    <w:p>
+      <w:pPr>
+        <w:spacing w:after="60"/>
+      </w:pPr>
+      <w:r>
+        <w:rPr>
+          <w:rFonts w:ascii="Calibri" w:cs="Calibri" w:eastAsia="Calibri" w:hAnsi="Calibri"/>
+          <w:b/>
+          <w:bCs/>
+          <w:color w:val="7BAE5C"/>
+          <w:sz w:val="22"/>
+          <w:szCs w:val="22"/>
+        </w:rPr>
+        <w:t xml:space="preserve">13:00</w:t>
+      </w:r>
+      <w:r>
+        <w:rPr>
+          <w:sz w:val="22"/>
+          <w:szCs w:val="22"/>
+        </w:rPr>
+        <w:t xml:space="preserve">  </w:t>
+      </w:r>
+      <w:r>
+        <w:rPr>
+          <w:rFonts w:ascii="Calibri" w:cs="Calibri" w:eastAsia="Calibri" w:hAnsi="Calibri"/>
+          <w:b/>
+          <w:bCs/>
+          <w:color w:val="3D5038"/>
+          <w:sz w:val="22"/>
+          <w:szCs w:val="22"/>
+        </w:rPr>
+        <w:t xml:space="preserve">Brother Mao Old Duck Soup (Linjiang Branch)</w:t>
+      </w:r>
+    </w:p>
+    <w:p>
+      <w:pPr>
+        <w:spacing w:after="80"/>
+        <w:ind w:left="360"/>
+      </w:pPr>
+      <w:r>
+        <w:rPr>
+          <w:rFonts w:ascii="Calibri" w:cs="Calibri" w:eastAsia="Calibri" w:hAnsi="Calibri"/>
+          <w:i/>
+          <w:iCs/>
+          <w:color w:val="3D5038"/>
+          <w:sz w:val="20"/>
+          <w:szCs w:val="20"/>
+        </w:rPr>
+        <w:t xml:space="preserve">About: Light duck-soup hotpot popular with locals — mild broth, tender duck, customizable spice level; a non-spicy-friendly choice on Nanbin Road.</w:t>
       </w:r>
     </w:p>
     <w:p>
@@ -4425,7 +4878,7 @@
           <w:sz w:val="20"/>
           <w:szCs w:val="20"/>
         </w:rPr>
-        <w:t xml:space="preserve">Metro Line 2 from Jiefangbei to Liziba. 2CNY/0.30USD per person. Photo spot for panda light rail &amp; train-through-building sight.</w:t>
+        <w:t xml:space="preserve">Self-paid, not in fixed budget.</w:t>
       </w:r>
     </w:p>
     <w:p>
@@ -4441,7 +4894,7 @@
           <w:sz w:val="22"/>
           <w:szCs w:val="22"/>
         </w:rPr>
-        <w:t xml:space="preserve">11:00</w:t>
+        <w:t xml:space="preserve">15:00</w:t>
       </w:r>
       <w:r>
         <w:rPr>
@@ -4459,16 +4912,16 @@
           <w:sz w:val="22"/>
           <w:szCs w:val="22"/>
         </w:rPr>
-        <w:t xml:space="preserve">Yangtze River Cableway</w:t>
-      </w:r>
-      <w:r>
-        <w:rPr>
-          <w:rFonts w:ascii="Calibri" w:cs="Calibri" w:eastAsia="Calibri" w:hAnsi="Calibri"/>
-          <w:color w:val="6B8062"/>
-          <w:sz w:val="20"/>
-          <w:szCs w:val="20"/>
-        </w:rPr>
-        <w:t xml:space="preserve"> — 20 CNY / $2.95 (per person)</w:t>
+        <w:t xml:space="preserve">Taxi: Jiefangbei → Nanbin Road</w:t>
+      </w:r>
+      <w:r>
+        <w:rPr>
+          <w:rFonts w:ascii="Calibri" w:cs="Calibri" w:eastAsia="Calibri" w:hAnsi="Calibri"/>
+          <w:color w:val="6B8062"/>
+          <w:sz w:val="20"/>
+          <w:szCs w:val="20"/>
+        </w:rPr>
+        <w:t xml:space="preserve"> — 8 CNY / $1.18 (one-way)</w:t>
       </w:r>
     </w:p>
     <w:p>
@@ -4483,7 +4936,7 @@
           <w:sz w:val="20"/>
           <w:szCs w:val="20"/>
         </w:rPr>
-        <w:t xml:space="preserve">11:00 round-trip Yangtze River Cableway ticket. 20CNY/2.95USD per person.</w:t>
+        <w:t xml:space="preserve">Taxi from Jiefangbei to Nanbin Road. Distance note: 800m straight line between Nanbin Road and Xiahaoli, 10-min gentle downhill walk; 5-min walk from Shangxinjie Metro Exit 5 to entrance.</w:t>
       </w:r>
     </w:p>
     <w:p>
@@ -4499,7 +4952,7 @@
           <w:sz w:val="22"/>
           <w:szCs w:val="22"/>
         </w:rPr>
-        <w:t xml:space="preserve">13:00</w:t>
+        <w:t xml:space="preserve">16:00–19:00</w:t>
       </w:r>
       <w:r>
         <w:rPr>
@@ -4517,7 +4970,24 @@
           <w:sz w:val="22"/>
           <w:szCs w:val="22"/>
         </w:rPr>
-        <w:t xml:space="preserve">Brother Mao Old Duck Soup (Linjiang Branch)</w:t>
+        <w:t xml:space="preserve">Nanbin Road &amp; Xiahaoli</w:t>
+      </w:r>
+    </w:p>
+    <w:p>
+      <w:pPr>
+        <w:spacing w:after="80"/>
+        <w:ind w:left="360"/>
+      </w:pPr>
+      <w:r>
+        <w:rPr>
+          <w:rFonts w:ascii="Calibri" w:cs="Calibri" w:eastAsia="Calibri" w:hAnsi="Calibri"/>
+          <w:i/>
+          <w:iCs/>
+          <w:color w:val="3D5038"/>
+          <w:sz w:val="20"/>
+          <w:szCs w:val="20"/>
+        </w:rPr>
+        <w:t xml:space="preserve">About: Nanbin Road faces Yuzhong Peninsula across the Yangtze — Xiahaoli is a restored hillside lane with cafés and Longmenhao sunset views over Chongqing's skyline.</w:t>
       </w:r>
     </w:p>
     <w:p>
@@ -4532,7 +5002,7 @@
           <w:sz w:val="20"/>
           <w:szCs w:val="20"/>
         </w:rPr>
-        <w:t xml:space="preserve">13:00 lunch at Brother Mao Old Duck Soup (Linjiang Branch). 70CNY/10.34USD per person, light non-spicy duck soup (self-paid, not in fixed budget).</w:t>
+        <w:t xml:space="preserve">Sunset viewing at Longmenhao View Platform.</w:t>
       </w:r>
     </w:p>
     <w:p>
@@ -4548,7 +5018,7 @@
           <w:sz w:val="22"/>
           <w:szCs w:val="22"/>
         </w:rPr>
-        <w:t xml:space="preserve">15:00</w:t>
+        <w:t xml:space="preserve">19:30</w:t>
       </w:r>
       <w:r>
         <w:rPr>
@@ -4566,16 +5036,7 @@
           <w:sz w:val="22"/>
           <w:szCs w:val="22"/>
         </w:rPr>
-        <w:t xml:space="preserve">Taxi: Jiefangbei → Nanbin Road</w:t>
-      </w:r>
-      <w:r>
-        <w:rPr>
-          <w:rFonts w:ascii="Calibri" w:cs="Calibri" w:eastAsia="Calibri" w:hAnsi="Calibri"/>
-          <w:color w:val="6B8062"/>
-          <w:sz w:val="20"/>
-          <w:szCs w:val="20"/>
-        </w:rPr>
-        <w:t xml:space="preserve"> — 8 CNY / $1.18 (one-way)</w:t>
+        <w:t xml:space="preserve">Taxi Back to Jiefangbei</w:t>
       </w:r>
     </w:p>
     <w:p>
@@ -4590,105 +5051,7 @@
           <w:sz w:val="20"/>
           <w:szCs w:val="20"/>
         </w:rPr>
-        <w:t xml:space="preserve">15:00 taxi from Jiefangbei to Nanbin Road. 8CNY/1.18USD one-way. Distance note: 800m straight line between Nanbin Road and Xiahaoli, 10-min gentle downhill walk; 5-min walk from Shangxinjie Metro Exit 5 to entrance.</w:t>
-      </w:r>
-    </w:p>
-    <w:p>
-      <w:pPr>
-        <w:spacing w:after="60"/>
-      </w:pPr>
-      <w:r>
-        <w:rPr>
-          <w:rFonts w:ascii="Calibri" w:cs="Calibri" w:eastAsia="Calibri" w:hAnsi="Calibri"/>
-          <w:b/>
-          <w:bCs/>
-          <w:color w:val="7BAE5C"/>
-          <w:sz w:val="22"/>
-          <w:szCs w:val="22"/>
-        </w:rPr>
-        <w:t xml:space="preserve">16:00–19:00</w:t>
-      </w:r>
-      <w:r>
-        <w:rPr>
-          <w:sz w:val="22"/>
-          <w:szCs w:val="22"/>
-        </w:rPr>
-        <w:t xml:space="preserve">  </w:t>
-      </w:r>
-      <w:r>
-        <w:rPr>
-          <w:rFonts w:ascii="Calibri" w:cs="Calibri" w:eastAsia="Calibri" w:hAnsi="Calibri"/>
-          <w:b/>
-          <w:bCs/>
-          <w:color w:val="3D5038"/>
-          <w:sz w:val="22"/>
-          <w:szCs w:val="22"/>
-        </w:rPr>
-        <w:t xml:space="preserve">Nanbin Road &amp; Xiahaoli</w:t>
-      </w:r>
-    </w:p>
-    <w:p>
-      <w:pPr>
-        <w:spacing w:after="120"/>
-        <w:ind w:left="360"/>
-      </w:pPr>
-      <w:r>
-        <w:rPr>
-          <w:rFonts w:ascii="Calibri" w:cs="Calibri" w:eastAsia="Calibri" w:hAnsi="Calibri"/>
-          <w:color w:val="6B8062"/>
-          <w:sz w:val="20"/>
-          <w:szCs w:val="20"/>
-        </w:rPr>
-        <w:t xml:space="preserve">16:00–19:00 visit Xiahaoli Literary Old Street, overlook Yuzhong Peninsula sunset at Longmenhao View Platform.</w:t>
-      </w:r>
-    </w:p>
-    <w:p>
-      <w:pPr>
-        <w:spacing w:after="60"/>
-      </w:pPr>
-      <w:r>
-        <w:rPr>
-          <w:rFonts w:ascii="Calibri" w:cs="Calibri" w:eastAsia="Calibri" w:hAnsi="Calibri"/>
-          <w:b/>
-          <w:bCs/>
-          <w:color w:val="7BAE5C"/>
-          <w:sz w:val="22"/>
-          <w:szCs w:val="22"/>
-        </w:rPr>
-        <w:t xml:space="preserve">19:30</w:t>
-      </w:r>
-      <w:r>
-        <w:rPr>
-          <w:sz w:val="22"/>
-          <w:szCs w:val="22"/>
-        </w:rPr>
-        <w:t xml:space="preserve">  </w:t>
-      </w:r>
-      <w:r>
-        <w:rPr>
-          <w:rFonts w:ascii="Calibri" w:cs="Calibri" w:eastAsia="Calibri" w:hAnsi="Calibri"/>
-          <w:b/>
-          <w:bCs/>
-          <w:color w:val="3D5038"/>
-          <w:sz w:val="22"/>
-          <w:szCs w:val="22"/>
-        </w:rPr>
-        <w:t xml:space="preserve">Taxi Back to Jiefangbei</w:t>
-      </w:r>
-    </w:p>
-    <w:p>
-      <w:pPr>
-        <w:spacing w:after="120"/>
-        <w:ind w:left="360"/>
-      </w:pPr>
-      <w:r>
-        <w:rPr>
-          <w:rFonts w:ascii="Calibri" w:cs="Calibri" w:eastAsia="Calibri" w:hAnsi="Calibri"/>
-          <w:color w:val="6B8062"/>
-          <w:sz w:val="20"/>
-          <w:szCs w:val="20"/>
-        </w:rPr>
-        <w:t xml:space="preserve">19:30 taxi back to Jiefangbei for self-arranged dinner and rest.</w:t>
+        <w:t xml:space="preserve">taxi back to Jiefangbei for self-arranged dinner and rest.</w:t>
       </w:r>
     </w:p>
     <w:p>
@@ -4819,6 +5182,66 @@
     </w:p>
     <w:p>
       <w:pPr>
+        <w:spacing w:after="80"/>
+        <w:ind w:left="360"/>
+      </w:pPr>
+      <w:r>
+        <w:rPr>
+          <w:rFonts w:ascii="Calibri" w:cs="Calibri" w:eastAsia="Calibri" w:hAnsi="Calibri"/>
+          <w:i/>
+          <w:iCs/>
+          <w:color w:val="3D5038"/>
+          <w:sz w:val="20"/>
+          <w:szCs w:val="20"/>
+        </w:rPr>
+        <w:t xml:space="preserve">About: Early hotel buffet before the long Wulingyuan day trip — included in your stay.</w:t>
+      </w:r>
+    </w:p>
+    <w:p>
+      <w:pPr>
+        <w:spacing w:after="60"/>
+      </w:pPr>
+      <w:r>
+        <w:rPr>
+          <w:rFonts w:ascii="Calibri" w:cs="Calibri" w:eastAsia="Calibri" w:hAnsi="Calibri"/>
+          <w:b/>
+          <w:bCs/>
+          <w:color w:val="7BAE5C"/>
+          <w:sz w:val="22"/>
+          <w:szCs w:val="22"/>
+        </w:rPr>
+        <w:t xml:space="preserve">07:00</w:t>
+      </w:r>
+      <w:r>
+        <w:rPr>
+          <w:sz w:val="22"/>
+          <w:szCs w:val="22"/>
+        </w:rPr>
+        <w:t xml:space="preserve">  </w:t>
+      </w:r>
+      <w:r>
+        <w:rPr>
+          <w:rFonts w:ascii="Calibri" w:cs="Calibri" w:eastAsia="Calibri" w:hAnsi="Calibri"/>
+          <w:b/>
+          <w:bCs/>
+          <w:color w:val="3D5038"/>
+          <w:sz w:val="22"/>
+          <w:szCs w:val="22"/>
+        </w:rPr>
+        <w:t xml:space="preserve">Taxi: Jiefangbei → Chongqing East</w:t>
+      </w:r>
+      <w:r>
+        <w:rPr>
+          <w:rFonts w:ascii="Calibri" w:cs="Calibri" w:eastAsia="Calibri" w:hAnsi="Calibri"/>
+          <w:color w:val="6B8062"/>
+          <w:sz w:val="20"/>
+          <w:szCs w:val="20"/>
+        </w:rPr>
+        <w:t xml:space="preserve"> — 15 CNY / $2.22 (one-way)</w:t>
+      </w:r>
+    </w:p>
+    <w:p>
+      <w:pPr>
         <w:spacing w:after="120"/>
         <w:ind w:left="360"/>
       </w:pPr>
@@ -4829,7 +5252,7 @@
           <w:sz w:val="20"/>
           <w:szCs w:val="20"/>
         </w:rPr>
-        <w:t xml:space="preserve">07:00 have complimentary hotel breakfast for two before departure.</w:t>
+        <w:t xml:space="preserve">Taxi from Jiefangbei to Chongqing East Railway Station.</w:t>
       </w:r>
     </w:p>
     <w:p>
@@ -4845,7 +5268,7 @@
           <w:sz w:val="22"/>
           <w:szCs w:val="22"/>
         </w:rPr>
-        <w:t xml:space="preserve">07:00</w:t>
+        <w:t xml:space="preserve">07:40</w:t>
       </w:r>
       <w:r>
         <w:rPr>
@@ -4863,16 +5286,16 @@
           <w:sz w:val="22"/>
           <w:szCs w:val="22"/>
         </w:rPr>
-        <w:t xml:space="preserve">Taxi: Jiefangbei → Chongqing East</w:t>
-      </w:r>
-      <w:r>
-        <w:rPr>
-          <w:rFonts w:ascii="Calibri" w:cs="Calibri" w:eastAsia="Calibri" w:hAnsi="Calibri"/>
-          <w:color w:val="6B8062"/>
-          <w:sz w:val="20"/>
-          <w:szCs w:val="20"/>
-        </w:rPr>
-        <w:t xml:space="preserve"> — 15 CNY / $2.22 (one-way)</w:t>
+        <w:t xml:space="preserve">High-Speed Train to Zhangjiajie</w:t>
+      </w:r>
+      <w:r>
+        <w:rPr>
+          <w:rFonts w:ascii="Calibri" w:cs="Calibri" w:eastAsia="Calibri" w:hAnsi="Calibri"/>
+          <w:color w:val="6B8062"/>
+          <w:sz w:val="20"/>
+          <w:szCs w:val="20"/>
+        </w:rPr>
+        <w:t xml:space="preserve"> — 226 CNY / $33.38 (2nd class/person)</w:t>
       </w:r>
     </w:p>
     <w:p>
@@ -4887,7 +5310,7 @@
           <w:sz w:val="20"/>
           <w:szCs w:val="20"/>
         </w:rPr>
-        <w:t xml:space="preserve">07:00 taxi from Jiefangbei to Chongqing East Railway Station. 15CNY/2.22USD one-way.</w:t>
+        <w:t xml:space="preserve">High-speed train Chongqing East → Zhangjiajie West. Fastest ride 2h 02m, multiple daily shifts.</w:t>
       </w:r>
     </w:p>
     <w:p>
@@ -4903,7 +5326,7 @@
           <w:sz w:val="22"/>
           <w:szCs w:val="22"/>
         </w:rPr>
-        <w:t xml:space="preserve">07:40</w:t>
+        <w:t xml:space="preserve">10:00</w:t>
       </w:r>
       <w:r>
         <w:rPr>
@@ -4921,16 +5344,16 @@
           <w:sz w:val="22"/>
           <w:szCs w:val="22"/>
         </w:rPr>
-        <w:t xml:space="preserve">High-Speed Train to Zhangjiajie</w:t>
-      </w:r>
-      <w:r>
-        <w:rPr>
-          <w:rFonts w:ascii="Calibri" w:cs="Calibri" w:eastAsia="Calibri" w:hAnsi="Calibri"/>
-          <w:color w:val="6B8062"/>
-          <w:sz w:val="20"/>
-          <w:szCs w:val="20"/>
-        </w:rPr>
-        <w:t xml:space="preserve"> — 226 CNY / $33.38 (2nd class/person)</w:t>
+        <w:t xml:space="preserve">Shuttle to Wulingyuan Gate</w:t>
+      </w:r>
+      <w:r>
+        <w:rPr>
+          <w:rFonts w:ascii="Calibri" w:cs="Calibri" w:eastAsia="Calibri" w:hAnsi="Calibri"/>
+          <w:color w:val="6B8062"/>
+          <w:sz w:val="20"/>
+          <w:szCs w:val="20"/>
+        </w:rPr>
+        <w:t xml:space="preserve"> — 40 CNY / $5.91 (per person)</w:t>
       </w:r>
     </w:p>
     <w:p>
@@ -4945,7 +5368,7 @@
           <w:sz w:val="20"/>
           <w:szCs w:val="20"/>
         </w:rPr>
-        <w:t xml:space="preserve">07:40 high-speed train Chongqing East → Zhangjiajie West. Average second-class 226CNY/33.38USD per person, fastest ride 2h 02m, multiple daily shifts.</w:t>
+        <w:t xml:space="preserve">Scenic shuttle bus from Zhangjiajie West Station to Wulingyuan Gate, 40-min ride.</w:t>
       </w:r>
     </w:p>
     <w:p>
@@ -4961,7 +5384,7 @@
           <w:sz w:val="22"/>
           <w:szCs w:val="22"/>
         </w:rPr>
-        <w:t xml:space="preserve">10:00</w:t>
+        <w:t xml:space="preserve">10:40</w:t>
       </w:r>
       <w:r>
         <w:rPr>
@@ -4979,16 +5402,33 @@
           <w:sz w:val="22"/>
           <w:szCs w:val="22"/>
         </w:rPr>
-        <w:t xml:space="preserve">Shuttle to Wulingyuan Gate</w:t>
-      </w:r>
-      <w:r>
-        <w:rPr>
-          <w:rFonts w:ascii="Calibri" w:cs="Calibri" w:eastAsia="Calibri" w:hAnsi="Calibri"/>
-          <w:color w:val="6B8062"/>
-          <w:sz w:val="20"/>
-          <w:szCs w:val="20"/>
-        </w:rPr>
-        <w:t xml:space="preserve"> — 40 CNY / $5.91 (per person)</w:t>
+        <w:t xml:space="preserve">Wulingyuan National Forest Park</w:t>
+      </w:r>
+      <w:r>
+        <w:rPr>
+          <w:rFonts w:ascii="Calibri" w:cs="Calibri" w:eastAsia="Calibri" w:hAnsi="Calibri"/>
+          <w:color w:val="6B8062"/>
+          <w:sz w:val="20"/>
+          <w:szCs w:val="20"/>
+        </w:rPr>
+        <w:t xml:space="preserve"> — 230 CNY / $33.97 (incl. Bailong Elevator 65/person)</w:t>
+      </w:r>
+    </w:p>
+    <w:p>
+      <w:pPr>
+        <w:spacing w:after="80"/>
+        <w:ind w:left="360"/>
+      </w:pPr>
+      <w:r>
+        <w:rPr>
+          <w:rFonts w:ascii="Calibri" w:cs="Calibri" w:eastAsia="Calibri" w:hAnsi="Calibri"/>
+          <w:i/>
+          <w:iCs/>
+          <w:color w:val="3D5038"/>
+          <w:sz w:val="20"/>
+          <w:szCs w:val="20"/>
+        </w:rPr>
+        <w:t xml:space="preserve">About: Zhangjiajie's sandstone pillars inspired Avatar's floating mountains — Bailong Elevator lifts you to the cliff tops for iconic forest views.</w:t>
       </w:r>
     </w:p>
     <w:p>
@@ -5003,7 +5443,7 @@
           <w:sz w:val="20"/>
           <w:szCs w:val="20"/>
         </w:rPr>
-        <w:t xml:space="preserve">10:00 scenic shuttle bus from Zhangjiajie West Station to Wulingyuan Gate. 40CNY/5.91USD per person, 40-min ride.</w:t>
+        <w:t xml:space="preserve">Last admission 17:00; in-park shuttles stop at 18:00.</w:t>
       </w:r>
     </w:p>
     <w:p>
@@ -5019,7 +5459,7 @@
           <w:sz w:val="22"/>
           <w:szCs w:val="22"/>
         </w:rPr>
-        <w:t xml:space="preserve">10:40</w:t>
+        <w:t xml:space="preserve">17:20</w:t>
       </w:r>
       <w:r>
         <w:rPr>
@@ -5037,16 +5477,16 @@
           <w:sz w:val="22"/>
           <w:szCs w:val="22"/>
         </w:rPr>
-        <w:t xml:space="preserve">Wulingyuan National Forest Park</w:t>
-      </w:r>
-      <w:r>
-        <w:rPr>
-          <w:rFonts w:ascii="Calibri" w:cs="Calibri" w:eastAsia="Calibri" w:hAnsi="Calibri"/>
-          <w:color w:val="6B8062"/>
-          <w:sz w:val="20"/>
-          <w:szCs w:val="20"/>
-        </w:rPr>
-        <w:t xml:space="preserve"> — 230 CNY / $33.97 (incl. Bailong Elevator 65/person)</w:t>
+        <w:t xml:space="preserve">Return Shuttle to Zhangjiajie West</w:t>
+      </w:r>
+      <w:r>
+        <w:rPr>
+          <w:rFonts w:ascii="Calibri" w:cs="Calibri" w:eastAsia="Calibri" w:hAnsi="Calibri"/>
+          <w:color w:val="6B8062"/>
+          <w:sz w:val="20"/>
+          <w:szCs w:val="20"/>
+        </w:rPr>
+        <w:t xml:space="preserve"> — 40 CNY / $5.91 (per person)</w:t>
       </w:r>
     </w:p>
     <w:p>
@@ -5061,7 +5501,7 @@
           <w:sz w:val="20"/>
           <w:szCs w:val="20"/>
         </w:rPr>
-        <w:t xml:space="preserve">Full-day Wulingyuan tour. Combined entrance ticket 230CNY/33.97USD per person, including Bailong Elevator (65CNY/9.60USD). Cableways &amp; elevators cover most scenic areas to minimize climbing, plenty of gentle viewing platforms. The park stops admitting visitors at 17:00, and internal shuttle buses stop service at 18:00.</w:t>
+        <w:t xml:space="preserve">Take the return scenic shuttle bus back to Zhangjiajie West Station, 40-min ride, arrive at the station at 18:00.</w:t>
       </w:r>
     </w:p>
     <w:p>
@@ -5077,7 +5517,7 @@
           <w:sz w:val="22"/>
           <w:szCs w:val="22"/>
         </w:rPr>
-        <w:t xml:space="preserve">17:20</w:t>
+        <w:t xml:space="preserve">20:48</w:t>
       </w:r>
       <w:r>
         <w:rPr>
@@ -5095,16 +5535,16 @@
           <w:sz w:val="22"/>
           <w:szCs w:val="22"/>
         </w:rPr>
-        <w:t xml:space="preserve">Return Shuttle to Zhangjiajie West</w:t>
-      </w:r>
-      <w:r>
-        <w:rPr>
-          <w:rFonts w:ascii="Calibri" w:cs="Calibri" w:eastAsia="Calibri" w:hAnsi="Calibri"/>
-          <w:color w:val="6B8062"/>
-          <w:sz w:val="20"/>
-          <w:szCs w:val="20"/>
-        </w:rPr>
-        <w:t xml:space="preserve"> — 40 CNY / $5.91 (per person)</w:t>
+        <w:t xml:space="preserve">G2442 High-Speed Train to Chongqing East</w:t>
+      </w:r>
+      <w:r>
+        <w:rPr>
+          <w:rFonts w:ascii="Calibri" w:cs="Calibri" w:eastAsia="Calibri" w:hAnsi="Calibri"/>
+          <w:color w:val="6B8062"/>
+          <w:sz w:val="20"/>
+          <w:szCs w:val="20"/>
+        </w:rPr>
+        <w:t xml:space="preserve"> — 206 CNY / $30.43 (2nd class/person)</w:t>
       </w:r>
     </w:p>
     <w:p>
@@ -5119,7 +5559,7 @@
           <w:sz w:val="20"/>
           <w:szCs w:val="20"/>
         </w:rPr>
-        <w:t xml:space="preserve">Take the return scenic shuttle bus back to Zhangjiajie West Station. 40CNY/5.91USD per person, 40-min ride, arrive at the station at 18:00.</w:t>
+        <w:t xml:space="preserve">G2442 departs Zhangjiajie West Station back to Chongqing East. Travel time 2h 07m, arrive at Chongqing East Station at 22:55 — entire itinerary complete.</w:t>
       </w:r>
     </w:p>
     <w:p>
@@ -5135,7 +5575,7 @@
           <w:sz w:val="22"/>
           <w:szCs w:val="22"/>
         </w:rPr>
-        <w:t xml:space="preserve">20:48</w:t>
+        <w:t xml:space="preserve">23:00</w:t>
       </w:r>
       <w:r>
         <w:rPr>
@@ -5153,16 +5593,16 @@
           <w:sz w:val="22"/>
           <w:szCs w:val="22"/>
         </w:rPr>
-        <w:t xml:space="preserve">G2442 High-Speed Train to Chongqing East</w:t>
-      </w:r>
-      <w:r>
-        <w:rPr>
-          <w:rFonts w:ascii="Calibri" w:cs="Calibri" w:eastAsia="Calibri" w:hAnsi="Calibri"/>
-          <w:color w:val="6B8062"/>
-          <w:sz w:val="20"/>
-          <w:szCs w:val="20"/>
-        </w:rPr>
-        <w:t xml:space="preserve"> — 206 CNY / $30.43 (2nd class/person)</w:t>
+        <w:t xml:space="preserve">Kaiyuan Mingting Hotel</w:t>
+      </w:r>
+      <w:r>
+        <w:rPr>
+          <w:rFonts w:ascii="Calibri" w:cs="Calibri" w:eastAsia="Calibri" w:hAnsi="Calibri"/>
+          <w:color w:val="6B8062"/>
+          <w:sz w:val="20"/>
+          <w:szCs w:val="20"/>
+        </w:rPr>
+        <w:t xml:space="preserve"> — 388 CNY / $57.31 (2-night split)</w:t>
       </w:r>
     </w:p>
     <w:p>
@@ -5177,65 +5617,7 @@
           <w:sz w:val="20"/>
           <w:szCs w:val="20"/>
         </w:rPr>
-        <w:t xml:space="preserve">G2442 departs Zhangjiajie West Station back to Chongqing East. Second-class seat 206CNY/30.43USD per person. Travel time 2h 07m, arrive at Chongqing East Station at 22:55 — entire itinerary complete.</w:t>
-      </w:r>
-    </w:p>
-    <w:p>
-      <w:pPr>
-        <w:spacing w:after="60"/>
-      </w:pPr>
-      <w:r>
-        <w:rPr>
-          <w:rFonts w:ascii="Calibri" w:cs="Calibri" w:eastAsia="Calibri" w:hAnsi="Calibri"/>
-          <w:b/>
-          <w:bCs/>
-          <w:color w:val="7BAE5C"/>
-          <w:sz w:val="22"/>
-          <w:szCs w:val="22"/>
-        </w:rPr>
-        <w:t xml:space="preserve">23:00</w:t>
-      </w:r>
-      <w:r>
-        <w:rPr>
-          <w:sz w:val="22"/>
-          <w:szCs w:val="22"/>
-        </w:rPr>
-        <w:t xml:space="preserve">  </w:t>
-      </w:r>
-      <w:r>
-        <w:rPr>
-          <w:rFonts w:ascii="Calibri" w:cs="Calibri" w:eastAsia="Calibri" w:hAnsi="Calibri"/>
-          <w:b/>
-          <w:bCs/>
-          <w:color w:val="3D5038"/>
-          <w:sz w:val="22"/>
-          <w:szCs w:val="22"/>
-        </w:rPr>
-        <w:t xml:space="preserve">Kaiyuan Mingting Hotel</w:t>
-      </w:r>
-      <w:r>
-        <w:rPr>
-          <w:rFonts w:ascii="Calibri" w:cs="Calibri" w:eastAsia="Calibri" w:hAnsi="Calibri"/>
-          <w:color w:val="6B8062"/>
-          <w:sz w:val="20"/>
-          <w:szCs w:val="20"/>
-        </w:rPr>
-        <w:t xml:space="preserve"> — 388 CNY / $57.31 (2-night split)</w:t>
-      </w:r>
-    </w:p>
-    <w:p>
-      <w:pPr>
-        <w:spacing w:after="120"/>
-        <w:ind w:left="360"/>
-      </w:pPr>
-      <w:r>
-        <w:rPr>
-          <w:rFonts w:ascii="Calibri" w:cs="Calibri" w:eastAsia="Calibri" w:hAnsi="Calibri"/>
-          <w:color w:val="6B8062"/>
-          <w:sz w:val="20"/>
-          <w:szCs w:val="20"/>
-        </w:rPr>
-        <w:t xml:space="preserve">Return to Kaiyuan Mingting Hotel after the day trip. 2-night room split allocated on Day 10: 388CNY/57.31USD total.</w:t>
+        <w:t xml:space="preserve">Return to Kaiyuan Mingting Hotel after the day trip.</w:t>
       </w:r>
     </w:p>
     <w:p>
@@ -6758,7 +7140,7 @@
                 <w:sz w:val="20"/>
                 <w:szCs w:val="20"/>
               </w:rPr>
-              <w:t xml:space="preserve">11</w:t>
+              <w:t xml:space="preserve">20</w:t>
             </w:r>
           </w:p>
         </w:tc>
@@ -6784,7 +7166,7 @@
                 <w:sz w:val="20"/>
                 <w:szCs w:val="20"/>
               </w:rPr>
-              <w:t xml:space="preserve">1.62</w:t>
+              <w:t xml:space="preserve">2.95</w:t>
             </w:r>
           </w:p>
         </w:tc>
@@ -7072,7 +7454,7 @@
                 <w:sz w:val="20"/>
                 <w:szCs w:val="20"/>
               </w:rPr>
-              <w:t xml:space="preserve">864</w:t>
+              <w:t xml:space="preserve">873</w:t>
             </w:r>
           </w:p>
         </w:tc>
@@ -7101,7 +7483,7 @@
                 <w:sz w:val="20"/>
                 <w:szCs w:val="20"/>
               </w:rPr>
-              <w:t xml:space="preserve">127.6</w:t>
+              <w:t xml:space="preserve">128.93</w:t>
             </w:r>
           </w:p>
         </w:tc>
@@ -11189,7 +11571,7 @@
           <w:sz w:val="28"/>
           <w:szCs w:val="28"/>
         </w:rPr>
-        <w:t xml:space="preserve">Grand total (two travelers): 9177 CNY / $1355.43</w:t>
+        <w:t xml:space="preserve">Grand total (two travelers): 9186 CNY / $1356.76</w:t>
       </w:r>
     </w:p>
     <w:p>
@@ -11203,7 +11585,7 @@
           <w:sz w:val="21"/>
           <w:szCs w:val="21"/>
         </w:rPr>
-        <w:t xml:space="preserve">Budget cap 9820 CNY — 643 CNY / $93.98 remaining for optional spending</w:t>
+        <w:t xml:space="preserve">Budget cap 9820 CNY — 634 CNY / $92.65 remaining for optional spending</w:t>
       </w:r>
     </w:p>
     <w:p>

--- a/downloads/itinerary-en.docx
+++ b/downloads/itinerary-en.docx
@@ -51,7 +51,7 @@
           <w:sz w:val="24"/>
           <w:szCs w:val="24"/>
         </w:rPr>
-        <w:t xml:space="preserve">Fixed total 9186 CNY / $1356.76</w:t>
+        <w:t xml:space="preserve">Fixed total 9190 CNY / $1357.39</w:t>
       </w:r>
     </w:p>
     <w:p>
@@ -3456,7 +3456,7 @@
           <w:sz w:val="21"/>
           <w:szCs w:val="21"/>
         </w:rPr>
-        <w:t xml:space="preserve">672 CNY / $99.25</w:t>
+        <w:t xml:space="preserve">672 CNY / $99.26</w:t>
       </w:r>
     </w:p>
     <w:p>
@@ -3722,7 +3722,7 @@
           <w:sz w:val="21"/>
           <w:szCs w:val="21"/>
         </w:rPr>
-        <w:t xml:space="preserve">700 CNY / $103.39</w:t>
+        <w:t xml:space="preserve">704 CNY / $103.99</w:t>
       </w:r>
     </w:p>
     <w:p>
@@ -4310,7 +4310,7 @@
           <w:sz w:val="21"/>
           <w:szCs w:val="21"/>
         </w:rPr>
-        <w:t xml:space="preserve">1190 CNY / $175.76</w:t>
+        <w:t xml:space="preserve">1190 CNY / $175.77</w:t>
       </w:r>
     </w:p>
     <w:p>
@@ -5127,7 +5127,7 @@
           <w:sz w:val="21"/>
           <w:szCs w:val="21"/>
         </w:rPr>
-        <w:t xml:space="preserve">1887 CNY / $278.68</w:t>
+        <w:t xml:space="preserve">1887 CNY / $278.72</w:t>
       </w:r>
     </w:p>
     <w:p>
@@ -9166,7 +9166,7 @@
                 <w:sz w:val="20"/>
                 <w:szCs w:val="20"/>
               </w:rPr>
-              <w:t xml:space="preserve">99.25</w:t>
+              <w:t xml:space="preserve">99.26</w:t>
             </w:r>
           </w:p>
         </w:tc>
@@ -9731,7 +9731,7 @@
                 <w:sz w:val="20"/>
                 <w:szCs w:val="20"/>
               </w:rPr>
-              <w:t xml:space="preserve">700</w:t>
+              <w:t xml:space="preserve">704</w:t>
             </w:r>
           </w:p>
         </w:tc>
@@ -9760,7 +9760,7 @@
                 <w:sz w:val="20"/>
                 <w:szCs w:val="20"/>
               </w:rPr>
-              <w:t xml:space="preserve">103.39</w:t>
+              <w:t xml:space="preserve">103.99</w:t>
             </w:r>
           </w:p>
         </w:tc>
@@ -10277,7 +10277,7 @@
                 <w:sz w:val="20"/>
                 <w:szCs w:val="20"/>
               </w:rPr>
-              <w:t xml:space="preserve">175.76</w:t>
+              <w:t xml:space="preserve">175.77</w:t>
             </w:r>
           </w:p>
         </w:tc>
@@ -11379,7 +11379,7 @@
                 <w:sz w:val="20"/>
                 <w:szCs w:val="20"/>
               </w:rPr>
-              <w:t xml:space="preserve">60.81</w:t>
+              <w:t xml:space="preserve">60.85</w:t>
             </w:r>
           </w:p>
         </w:tc>
@@ -11542,7 +11542,7 @@
                 <w:sz w:val="20"/>
                 <w:szCs w:val="20"/>
               </w:rPr>
-              <w:t xml:space="preserve">278.68</w:t>
+              <w:t xml:space="preserve">278.72</w:t>
             </w:r>
           </w:p>
         </w:tc>
@@ -11571,7 +11571,7 @@
           <w:sz w:val="28"/>
           <w:szCs w:val="28"/>
         </w:rPr>
-        <w:t xml:space="preserve">Grand total (two travelers): 9186 CNY / $1356.76</w:t>
+        <w:t xml:space="preserve">Grand total (two travelers): 9190 CNY / $1357.39</w:t>
       </w:r>
     </w:p>
     <w:p>
@@ -11585,7 +11585,7 @@
           <w:sz w:val="21"/>
           <w:szCs w:val="21"/>
         </w:rPr>
-        <w:t xml:space="preserve">Budget cap 9820 CNY — 634 CNY / $92.65 remaining for optional spending</w:t>
+        <w:t xml:space="preserve">Budget cap 9820 CNY — 630 CNY / $92.02 remaining for optional spending</w:t>
       </w:r>
     </w:p>
     <w:p>
@@ -11603,7 +11603,7 @@
           <w:sz w:val="32"/>
           <w:szCs w:val="32"/>
         </w:rPr>
-        <w:t xml:space="preserve">Optional Self-Paid (not in 8611 CNY)</w:t>
+        <w:t xml:space="preserve">Optional Self-Paid (not in 9190 CNY)</w:t>
       </w:r>
     </w:p>
     <w:p>

--- a/downloads/itinerary-en.docx
+++ b/downloads/itinerary-en.docx
@@ -51,7 +51,7 @@
           <w:sz w:val="24"/>
           <w:szCs w:val="24"/>
         </w:rPr>
-        <w:t xml:space="preserve">Fixed total 9190 CNY / $1357.39</w:t>
+        <w:t xml:space="preserve">Fixed total 9390 CNY / $1386.92</w:t>
       </w:r>
     </w:p>
     <w:p>
@@ -926,7 +926,7 @@
           <w:sz w:val="21"/>
           <w:szCs w:val="21"/>
         </w:rPr>
-        <w:t xml:space="preserve">1198 CNY / $176.94</w:t>
+        <w:t xml:space="preserve">1218 CNY / $179.9</w:t>
       </w:r>
     </w:p>
     <w:p>
@@ -1043,7 +1043,7 @@
           <w:sz w:val="20"/>
           <w:szCs w:val="20"/>
         </w:rPr>
-        <w:t xml:space="preserve"> — 75 CNY / $11.07 (55 ticket + shuttle / person)</w:t>
+        <w:t xml:space="preserve"> — 85 CNY / $12.55 (55 ticket + shuttle / person)</w:t>
       </w:r>
     </w:p>
     <w:p>
@@ -2718,7 +2718,7 @@
           <w:sz w:val="20"/>
           <w:szCs w:val="20"/>
         </w:rPr>
-        <w:t xml:space="preserve"> — 72 CNY / $10.63 (ticket/person + 30 audio)</w:t>
+        <w:t xml:space="preserve"> — 102 CNY / $15.06 (ticket 72 + 30 audio / person)</w:t>
       </w:r>
     </w:p>
     <w:p>
@@ -4310,7 +4310,7 @@
           <w:sz w:val="21"/>
           <w:szCs w:val="21"/>
         </w:rPr>
-        <w:t xml:space="preserve">1190 CNY / $175.77</w:t>
+        <w:t xml:space="preserve">1168 CNY / $172.52</w:t>
       </w:r>
     </w:p>
     <w:p>
@@ -4487,7 +4487,7 @@
           <w:sz w:val="20"/>
           <w:szCs w:val="20"/>
         </w:rPr>
-        <w:t xml:space="preserve"> — 116 CNY / $17.13 (per person)</w:t>
+        <w:t xml:space="preserve"> — 105 CNY / $15.51 (per person)</w:t>
       </w:r>
     </w:p>
     <w:p>
@@ -4644,7 +4644,7 @@
           <w:sz w:val="21"/>
           <w:szCs w:val="21"/>
         </w:rPr>
-        <w:t xml:space="preserve">440 CNY / $64.99</w:t>
+        <w:t xml:space="preserve">500 CNY / $73.85</w:t>
       </w:r>
     </w:p>
     <w:p>
@@ -4745,16 +4745,33 @@
           <w:sz w:val="22"/>
           <w:szCs w:val="22"/>
         </w:rPr>
-        <w:t xml:space="preserve">Metro to Liziba</w:t>
-      </w:r>
-      <w:r>
-        <w:rPr>
-          <w:rFonts w:ascii="Calibri" w:cs="Calibri" w:eastAsia="Calibri" w:hAnsi="Calibri"/>
-          <w:color w:val="6B8062"/>
-          <w:sz w:val="20"/>
-          <w:szCs w:val="20"/>
-        </w:rPr>
-        <w:t xml:space="preserve"> — 2 CNY / $0.3 (per person)</w:t>
+        <w:t xml:space="preserve">Liziba Light Rail Through Building</w:t>
+      </w:r>
+      <w:r>
+        <w:rPr>
+          <w:rFonts w:ascii="Calibri" w:cs="Calibri" w:eastAsia="Calibri" w:hAnsi="Calibri"/>
+          <w:color w:val="6B8062"/>
+          <w:sz w:val="20"/>
+          <w:szCs w:val="20"/>
+        </w:rPr>
+        <w:t xml:space="preserve"> — 2 CNY / $0.3 (metro / person)</w:t>
+      </w:r>
+    </w:p>
+    <w:p>
+      <w:pPr>
+        <w:spacing w:after="80"/>
+        <w:ind w:left="360"/>
+      </w:pPr>
+      <w:r>
+        <w:rPr>
+          <w:rFonts w:ascii="Calibri" w:cs="Calibri" w:eastAsia="Calibri" w:hAnsi="Calibri"/>
+          <w:i/>
+          <w:iCs/>
+          <w:color w:val="3D5038"/>
+          <w:sz w:val="20"/>
+          <w:szCs w:val="20"/>
+        </w:rPr>
+        <w:t xml:space="preserve">About: Chongqing's famous train-through-building sight — watch panda-painted Line 2 light rail pass through a residential block from the viewing platform.</w:t>
       </w:r>
     </w:p>
     <w:p>
@@ -4812,7 +4829,7 @@
           <w:sz w:val="20"/>
           <w:szCs w:val="20"/>
         </w:rPr>
-        <w:t xml:space="preserve"> — 20 CNY / $2.95 (per person)</w:t>
+        <w:t xml:space="preserve"> — 50 CNY / $7.39 (round-trip / person)</w:t>
       </w:r>
     </w:p>
     <w:p>
@@ -5127,7 +5144,7 @@
           <w:sz w:val="21"/>
           <w:szCs w:val="21"/>
         </w:rPr>
-        <w:t xml:space="preserve">1887 CNY / $278.72</w:t>
+        <w:t xml:space="preserve">2029 CNY / $299.68</w:t>
       </w:r>
     </w:p>
     <w:p>
@@ -5411,7 +5428,7 @@
           <w:sz w:val="20"/>
           <w:szCs w:val="20"/>
         </w:rPr>
-        <w:t xml:space="preserve"> — 230 CNY / $33.97 (incl. Bailong Elevator 65/person)</w:t>
+        <w:t xml:space="preserve"> — 301 CNY / $44.46 (236 park+eco combo + 65 Bailong / person)</w:t>
       </w:r>
     </w:p>
     <w:p>
@@ -6315,7 +6332,7 @@
                 <w:sz w:val="20"/>
                 <w:szCs w:val="20"/>
               </w:rPr>
-              <w:t xml:space="preserve">40</w:t>
+              <w:t xml:space="preserve">60</w:t>
             </w:r>
           </w:p>
         </w:tc>
@@ -6341,7 +6358,7 @@
                 <w:sz w:val="20"/>
                 <w:szCs w:val="20"/>
               </w:rPr>
-              <w:t xml:space="preserve">5.91</w:t>
+              <w:t xml:space="preserve">8.86</w:t>
             </w:r>
           </w:p>
         </w:tc>
@@ -6706,7 +6723,7 @@
                 <w:sz w:val="20"/>
                 <w:szCs w:val="20"/>
               </w:rPr>
-              <w:t xml:space="preserve">1198</w:t>
+              <w:t xml:space="preserve">1218</w:t>
             </w:r>
           </w:p>
         </w:tc>
@@ -6735,7 +6752,7 @@
                 <w:sz w:val="20"/>
                 <w:szCs w:val="20"/>
               </w:rPr>
-              <w:t xml:space="preserve">176.94</w:t>
+              <w:t xml:space="preserve">179.9</w:t>
             </w:r>
           </w:p>
         </w:tc>
@@ -10088,7 +10105,7 @@
                 <w:sz w:val="20"/>
                 <w:szCs w:val="20"/>
               </w:rPr>
-              <w:t xml:space="preserve">232</w:t>
+              <w:t xml:space="preserve">210</w:t>
             </w:r>
           </w:p>
         </w:tc>
@@ -10114,7 +10131,7 @@
                 <w:sz w:val="20"/>
                 <w:szCs w:val="20"/>
               </w:rPr>
-              <w:t xml:space="preserve">34.27</w:t>
+              <w:t xml:space="preserve">31.02</w:t>
             </w:r>
           </w:p>
         </w:tc>
@@ -10248,7 +10265,7 @@
                 <w:sz w:val="20"/>
                 <w:szCs w:val="20"/>
               </w:rPr>
-              <w:t xml:space="preserve">1190</w:t>
+              <w:t xml:space="preserve">1168</w:t>
             </w:r>
           </w:p>
         </w:tc>
@@ -10277,7 +10294,7 @@
                 <w:sz w:val="20"/>
                 <w:szCs w:val="20"/>
               </w:rPr>
-              <w:t xml:space="preserve">175.77</w:t>
+              <w:t xml:space="preserve">172.52</w:t>
             </w:r>
           </w:p>
         </w:tc>
@@ -10528,7 +10545,7 @@
                 <w:sz w:val="20"/>
                 <w:szCs w:val="20"/>
               </w:rPr>
-              <w:t xml:space="preserve">40</w:t>
+              <w:t xml:space="preserve">100</w:t>
             </w:r>
           </w:p>
         </w:tc>
@@ -10554,7 +10571,7 @@
                 <w:sz w:val="20"/>
                 <w:szCs w:val="20"/>
               </w:rPr>
-              <w:t xml:space="preserve">5.91</w:t>
+              <w:t xml:space="preserve">14.77</w:t>
             </w:r>
           </w:p>
         </w:tc>
@@ -10765,7 +10782,7 @@
                 <w:sz w:val="20"/>
                 <w:szCs w:val="20"/>
               </w:rPr>
-              <w:t xml:space="preserve">440</w:t>
+              <w:t xml:space="preserve">500</w:t>
             </w:r>
           </w:p>
         </w:tc>
@@ -10794,7 +10811,7 @@
                 <w:sz w:val="20"/>
                 <w:szCs w:val="20"/>
               </w:rPr>
-              <w:t xml:space="preserve">64.99</w:t>
+              <w:t xml:space="preserve">73.85</w:t>
             </w:r>
           </w:p>
         </w:tc>
@@ -11173,7 +11190,7 @@
                 <w:sz w:val="20"/>
                 <w:szCs w:val="20"/>
               </w:rPr>
-              <w:t xml:space="preserve">Wulingyuan ticket + Bailong Elevator (×2)</w:t>
+              <w:t xml:space="preserve">Wulingyuan ticket + eco bus + Bailong (×2)</w:t>
             </w:r>
           </w:p>
         </w:tc>
@@ -11199,7 +11216,7 @@
                 <w:sz w:val="20"/>
                 <w:szCs w:val="20"/>
               </w:rPr>
-              <w:t xml:space="preserve">460</w:t>
+              <w:t xml:space="preserve">602</w:t>
             </w:r>
           </w:p>
         </w:tc>
@@ -11225,7 +11242,7 @@
                 <w:sz w:val="20"/>
                 <w:szCs w:val="20"/>
               </w:rPr>
-              <w:t xml:space="preserve">67.94</w:t>
+              <w:t xml:space="preserve">88.9</w:t>
             </w:r>
           </w:p>
         </w:tc>
@@ -11513,7 +11530,7 @@
                 <w:sz w:val="20"/>
                 <w:szCs w:val="20"/>
               </w:rPr>
-              <w:t xml:space="preserve">1887</w:t>
+              <w:t xml:space="preserve">2029</w:t>
             </w:r>
           </w:p>
         </w:tc>
@@ -11542,7 +11559,7 @@
                 <w:sz w:val="20"/>
                 <w:szCs w:val="20"/>
               </w:rPr>
-              <w:t xml:space="preserve">278.72</w:t>
+              <w:t xml:space="preserve">299.68</w:t>
             </w:r>
           </w:p>
         </w:tc>
@@ -11571,7 +11588,7 @@
           <w:sz w:val="28"/>
           <w:szCs w:val="28"/>
         </w:rPr>
-        <w:t xml:space="preserve">Grand total (two travelers): 9190 CNY / $1357.39</w:t>
+        <w:t xml:space="preserve">Grand total (two travelers): 9390 CNY / $1386.92</w:t>
       </w:r>
     </w:p>
     <w:p>
@@ -11585,7 +11602,7 @@
           <w:sz w:val="21"/>
           <w:szCs w:val="21"/>
         </w:rPr>
-        <w:t xml:space="preserve">Budget cap 9820 CNY — 630 CNY / $92.02 remaining for optional spending</w:t>
+        <w:t xml:space="preserve">Budget cap 9820 CNY — 430 CNY / $62.49 remaining for optional spending</w:t>
       </w:r>
     </w:p>
     <w:p>
@@ -11603,7 +11620,7 @@
           <w:sz w:val="32"/>
           <w:szCs w:val="32"/>
         </w:rPr>
-        <w:t xml:space="preserve">Optional Self-Paid (not in 9190 CNY)</w:t>
+        <w:t xml:space="preserve">Optional Self-Paid (not in 9390 CNY)</w:t>
       </w:r>
     </w:p>
     <w:p>

--- a/downloads/itinerary-en.docx
+++ b/downloads/itinerary-en.docx
@@ -259,7 +259,7 @@
           <w:sz w:val="24"/>
           <w:szCs w:val="24"/>
         </w:rPr>
-        <w:t xml:space="preserve">1. Amap Global</w:t>
+        <w:t xml:space="preserve">1. WeChat</w:t>
       </w:r>
       <w:r>
         <w:rPr>
@@ -268,7 +268,7 @@
           <w:sz w:val="20"/>
           <w:szCs w:val="20"/>
         </w:rPr>
-        <w:t xml:space="preserve">  [#1 Navigation]</w:t>
+        <w:t xml:space="preserve">  [Pay &amp; Translate]</w:t>
       </w:r>
     </w:p>
     <w:p>
@@ -283,7 +283,7 @@
           <w:sz w:val="21"/>
           <w:szCs w:val="21"/>
         </w:rPr>
-        <w:t xml:space="preserve">Full English UI &amp; voice nav. Offline maps for Jiuzhaigou. Register with US phone number.</w:t>
+        <w:t xml:space="preserve">WeChat Pay with Visa/Mastercard. Photo &amp; voice translation for menus and signs.</w:t>
       </w:r>
     </w:p>
     <w:p>
@@ -299,7 +299,7 @@
           <w:sz w:val="24"/>
           <w:szCs w:val="24"/>
         </w:rPr>
-        <w:t xml:space="preserve">2. WeChat</w:t>
+        <w:t xml:space="preserve">2. Alipay</w:t>
       </w:r>
       <w:r>
         <w:rPr>
@@ -308,7 +308,7 @@
           <w:sz w:val="20"/>
           <w:szCs w:val="20"/>
         </w:rPr>
-        <w:t xml:space="preserve">  [Pay &amp; Translate]</w:t>
+        <w:t xml:space="preserve">  [Primary Payment]</w:t>
       </w:r>
     </w:p>
     <w:p>
@@ -323,7 +323,7 @@
           <w:sz w:val="21"/>
           <w:szCs w:val="21"/>
         </w:rPr>
-        <w:t xml:space="preserve">WeChat Pay with Visa/Mastercard. Photo &amp; voice translation for menus and signs.</w:t>
+        <w:t xml:space="preserve">Easy foreign card binding. TourPass for tickets to Sanxingdui, Jiuzhaigou &amp; Wulong.</w:t>
       </w:r>
     </w:p>
     <w:p>
@@ -339,7 +339,7 @@
           <w:sz w:val="24"/>
           <w:szCs w:val="24"/>
         </w:rPr>
-        <w:t xml:space="preserve">3. Alipay</w:t>
+        <w:t xml:space="preserve">3. DiDi China</w:t>
       </w:r>
       <w:r>
         <w:rPr>
@@ -348,7 +348,7 @@
           <w:sz w:val="20"/>
           <w:szCs w:val="20"/>
         </w:rPr>
-        <w:t xml:space="preserve">  [Primary Payment]</w:t>
+        <w:t xml:space="preserve">  [Ride-hailing]</w:t>
       </w:r>
     </w:p>
     <w:p>
@@ -363,7 +363,7 @@
           <w:sz w:val="21"/>
           <w:szCs w:val="21"/>
         </w:rPr>
-        <w:t xml:space="preserve">Easy foreign card binding. TourPass for tickets to Sanxingdui, Jiuzhaigou &amp; Wulong.</w:t>
+        <w:t xml:space="preserve">English ride-hailing app for mainland China. Backup to Amap taxi service.</w:t>
       </w:r>
     </w:p>
     <w:p>
@@ -379,7 +379,7 @@
           <w:sz w:val="24"/>
           <w:szCs w:val="24"/>
         </w:rPr>
-        <w:t xml:space="preserve">4. DiDi China</w:t>
+        <w:t xml:space="preserve">4. Amap Global</w:t>
       </w:r>
       <w:r>
         <w:rPr>
@@ -388,7 +388,7 @@
           <w:sz w:val="20"/>
           <w:szCs w:val="20"/>
         </w:rPr>
-        <w:t xml:space="preserve">  [Ride-hailing]</w:t>
+        <w:t xml:space="preserve">  [#1 Navigation]</w:t>
       </w:r>
     </w:p>
     <w:p>
@@ -403,7 +403,7 @@
           <w:sz w:val="21"/>
           <w:szCs w:val="21"/>
         </w:rPr>
-        <w:t xml:space="preserve">English ride-hailing app for mainland China. Backup to Amap taxi service.</w:t>
+        <w:t xml:space="preserve">Full English UI &amp; voice nav. Offline maps for Jiuzhaigou. Register with US phone number.</w:t>
       </w:r>
     </w:p>
     <w:p>
@@ -419,7 +419,7 @@
           <w:sz w:val="24"/>
           <w:szCs w:val="24"/>
         </w:rPr>
-        <w:t xml:space="preserve">5. Baidu Translate</w:t>
+        <w:t xml:space="preserve">5. Apple Maps</w:t>
       </w:r>
       <w:r>
         <w:rPr>
@@ -428,7 +428,7 @@
           <w:sz w:val="20"/>
           <w:szCs w:val="20"/>
         </w:rPr>
-        <w:t xml:space="preserve">  [Camera OCR]</w:t>
+        <w:t xml:space="preserve">  [Built-in Backup]</w:t>
       </w:r>
     </w:p>
     <w:p>
@@ -443,7 +443,7 @@
           <w:sz w:val="21"/>
           <w:szCs w:val="21"/>
         </w:rPr>
-        <w:t xml:space="preserve">Works without VPN. Instant camera translation for menus &amp; museum exhibits.</w:t>
+        <w:t xml:space="preserve">Powered by Amap data on iPhone. No extra download needed.</w:t>
       </w:r>
     </w:p>
     <w:p>
@@ -459,7 +459,7 @@
           <w:sz w:val="24"/>
           <w:szCs w:val="24"/>
         </w:rPr>
-        <w:t xml:space="preserve">6. Apple Maps</w:t>
+        <w:t xml:space="preserve">6. Baidu Translate</w:t>
       </w:r>
       <w:r>
         <w:rPr>
@@ -468,7 +468,7 @@
           <w:sz w:val="20"/>
           <w:szCs w:val="20"/>
         </w:rPr>
-        <w:t xml:space="preserve">  [Built-in Backup]</w:t>
+        <w:t xml:space="preserve">  [Camera OCR]</w:t>
       </w:r>
     </w:p>
     <w:p>
@@ -483,7 +483,7 @@
           <w:sz w:val="21"/>
           <w:szCs w:val="21"/>
         </w:rPr>
-        <w:t xml:space="preserve">Powered by Amap data on iPhone. No extra download needed.</w:t>
+        <w:t xml:space="preserve">Works without VPN. Instant camera translation for menus &amp; museum exhibits.</w:t>
       </w:r>
     </w:p>
     <w:p>

--- a/downloads/itinerary-en.docx
+++ b/downloads/itinerary-en.docx
@@ -855,7 +855,7 @@
           <w:sz w:val="32"/>
           <w:szCs w:val="32"/>
         </w:rPr>
-        <w:t xml:space="preserve">Daily Itinerary D1–D10</w:t>
+        <w:t xml:space="preserve">Daily Itinerary</w:t>
       </w:r>
     </w:p>
     <w:p>
@@ -5657,7 +5657,7 @@
           <w:sz w:val="32"/>
           <w:szCs w:val="32"/>
         </w:rPr>
-        <w:t xml:space="preserve">Key Travel Reminders</w:t>
+        <w:t xml:space="preserve">Travel Tips</w:t>
       </w:r>
     </w:p>
     <w:p>
@@ -5998,7 +5998,7 @@
           <w:sz w:val="32"/>
           <w:szCs w:val="32"/>
         </w:rPr>
-        <w:t xml:space="preserve">Daily Fixed Cost Breakdown</w:t>
+        <w:t xml:space="preserve">Daily Fixed Costs</w:t>
       </w:r>
     </w:p>
     <w:p>
@@ -11620,7 +11620,7 @@
           <w:sz w:val="32"/>
           <w:szCs w:val="32"/>
         </w:rPr>
-        <w:t xml:space="preserve">Optional Self-Paid (not in 9390 CNY)</w:t>
+        <w:t xml:space="preserve">Optional Expenses</w:t>
       </w:r>
     </w:p>
     <w:p>

--- a/downloads/itinerary-en.docx
+++ b/downloads/itinerary-en.docx
@@ -153,7 +153,7 @@
           <w:sz w:val="21"/>
           <w:szCs w:val="21"/>
         </w:rPr>
-        <w:t xml:space="preserve">• Day 10 fixed Plan B: full-day Wulingyuan National Forest Park</w:t>
+        <w:t xml:space="preserve">• Day 10: full-day Wulingyuan National Forest Park</w:t>
       </w:r>
     </w:p>
     <w:p>
@@ -484,6 +484,2004 @@
           <w:szCs w:val="21"/>
         </w:rPr>
         <w:t xml:space="preserve">Works without VPN. Instant camera translation for menus &amp; museum exhibits.</w:t>
+      </w:r>
+    </w:p>
+    <w:p>
+      <w:pPr>
+        <w:spacing w:after="80"/>
+      </w:pPr>
+    </w:p>
+    <w:p>
+      <w:pPr>
+        <w:pStyle w:val="Heading2"/>
+        <w:shd w:fill="E8F3DC" w:color="6A9B4E" w:val="clear"/>
+        <w:spacing w:after="160" w:before="240"/>
+      </w:pPr>
+      <w:r>
+        <w:rPr>
+          <w:rFonts w:ascii="Calibri" w:cs="Calibri" w:eastAsia="Calibri" w:hAnsi="Calibri"/>
+          <w:b/>
+          <w:bCs/>
+          <w:color w:val="4A7A38"/>
+          <w:sz w:val="32"/>
+          <w:szCs w:val="32"/>
+        </w:rPr>
+        <w:t xml:space="preserve">Where You're Going</w:t>
+      </w:r>
+    </w:p>
+    <w:p>
+      <w:pPr>
+        <w:spacing w:after="160"/>
+      </w:pPr>
+      <w:r>
+        <w:rPr>
+          <w:rFonts w:ascii="Calibri" w:cs="Calibri" w:eastAsia="Calibri" w:hAnsi="Calibri"/>
+          <w:i/>
+          <w:iCs/>
+          <w:color w:val="6B8062"/>
+          <w:sz w:val="20"/>
+          <w:szCs w:val="20"/>
+        </w:rPr>
+        <w:t xml:space="preserve">Rough analogies for American readers — not exact comparisons. In China: a province ≈ a U.S. state; Chengdu is a city; Chongqing is a provincial-level municipality (city plus surrounding counties — not a single city in the American sense). Population figures are approximate.</w:t>
+      </w:r>
+    </w:p>
+    <w:p>
+      <w:pPr>
+        <w:pStyle w:val="Heading3"/>
+        <w:spacing w:after="160" w:before="240"/>
+      </w:pPr>
+      <w:r>
+        <w:rPr>
+          <w:rFonts w:ascii="Calibri" w:cs="Calibri" w:eastAsia="Calibri" w:hAnsi="Calibri"/>
+          <w:b/>
+          <w:bCs/>
+          <w:color w:val="4A7A38"/>
+          <w:sz w:val="26"/>
+          <w:szCs w:val="26"/>
+        </w:rPr>
+        <w:t xml:space="preserve">Sichuan Province</w:t>
+      </w:r>
+    </w:p>
+    <w:p>
+      <w:pPr>
+        <w:spacing w:after="80"/>
+      </w:pPr>
+      <w:r>
+        <w:rPr>
+          <w:rFonts w:ascii="Calibri" w:cs="Calibri" w:eastAsia="Calibri" w:hAnsi="Calibri"/>
+          <w:b/>
+          <w:bCs/>
+          <w:color w:val="4A7A38"/>
+          <w:sz w:val="21"/>
+          <w:szCs w:val="21"/>
+        </w:rPr>
+        <w:t xml:space="preserve">Province · ~83 million people · 3,000+ years of recorded history</w:t>
+      </w:r>
+      <w:r>
+        <w:rPr>
+          <w:sz w:val="21"/>
+          <w:szCs w:val="21"/>
+        </w:rPr>
+        <w:t xml:space="preserve">  </w:t>
+      </w:r>
+      <w:r>
+        <w:rPr>
+          <w:rFonts w:ascii="Calibri" w:cs="Calibri" w:eastAsia="Calibri" w:hAnsi="Calibri"/>
+          <w:color w:val="7BAE5C"/>
+          <w:sz w:val="20"/>
+          <w:szCs w:val="20"/>
+        </w:rPr>
+        <w:t xml:space="preserve">Province vs. state: ~2.5× the population of Texas</w:t>
+      </w:r>
+    </w:p>
+    <w:p>
+      <w:pPr>
+        <w:spacing w:after="80"/>
+      </w:pPr>
+      <w:r>
+        <w:rPr>
+          <w:rFonts w:ascii="Calibri" w:cs="Calibri" w:eastAsia="Calibri" w:hAnsi="Calibri"/>
+          <w:color w:val="3D5038"/>
+          <w:sz w:val="20"/>
+          <w:szCs w:val="20"/>
+        </w:rPr>
+        <w:t xml:space="preserve">Admin level: province (comparable to a U.S. state). The figure below is the whole province — not one city.</w:t>
+      </w:r>
+    </w:p>
+    <w:p>
+      <w:pPr>
+        <w:spacing w:after="100"/>
+      </w:pPr>
+      <w:r>
+        <w:rPr>
+          <w:rFonts w:ascii="Calibri" w:cs="Calibri" w:eastAsia="Calibri" w:hAnsi="Calibri"/>
+          <w:color w:val="3D5038"/>
+          <w:sz w:val="21"/>
+          <w:szCs w:val="21"/>
+        </w:rPr>
+        <w:t xml:space="preserve">Southwest China's most populous province; known as the Land of Abundance (天府之国). A cultural and economic heartland of the upper Yangtze.</w:t>
+      </w:r>
+    </w:p>
+    <w:p>
+      <w:pPr>
+        <w:spacing w:after="60" w:before="100"/>
+      </w:pPr>
+      <w:r>
+        <w:rPr>
+          <w:rFonts w:ascii="Calibri" w:cs="Calibri" w:eastAsia="Calibri" w:hAnsi="Calibri"/>
+          <w:b/>
+          <w:bCs/>
+          <w:color w:val="4A7A38"/>
+          <w:sz w:val="22"/>
+          <w:szCs w:val="22"/>
+        </w:rPr>
+        <w:t xml:space="preserve">Notable titles</w:t>
+      </w:r>
+    </w:p>
+    <w:p>
+      <w:pPr>
+        <w:spacing w:after="80"/>
+      </w:pPr>
+      <w:r>
+        <w:rPr>
+          <w:rFonts w:ascii="Calibri" w:cs="Calibri" w:eastAsia="Calibri" w:hAnsi="Calibri"/>
+          <w:color w:val="3D5038"/>
+          <w:sz w:val="21"/>
+          <w:szCs w:val="21"/>
+        </w:rPr>
+        <w:t xml:space="preserve">• </w:t>
+      </w:r>
+      <w:r>
+        <w:rPr>
+          <w:rFonts w:ascii="Calibri" w:cs="Calibri" w:eastAsia="Calibri" w:hAnsi="Calibri"/>
+          <w:color w:val="3D5038"/>
+          <w:sz w:val="21"/>
+          <w:szCs w:val="21"/>
+        </w:rPr>
+        <w:t xml:space="preserve">5 UNESCO World Heritage sites — among the highest of any Chinese province (tied with Fujian, Henan, and Yunnan; Beijing as a municipality has more)</w:t>
+      </w:r>
+    </w:p>
+    <w:p>
+      <w:pPr>
+        <w:spacing w:after="80"/>
+      </w:pPr>
+      <w:r>
+        <w:rPr>
+          <w:rFonts w:ascii="Calibri" w:cs="Calibri" w:eastAsia="Calibri" w:hAnsi="Calibri"/>
+          <w:color w:val="3D5038"/>
+          <w:sz w:val="21"/>
+          <w:szCs w:val="21"/>
+        </w:rPr>
+        <w:t xml:space="preserve">• </w:t>
+      </w:r>
+      <w:r>
+        <w:rPr>
+          <w:rFonts w:ascii="Calibri" w:cs="Calibri" w:eastAsia="Calibri" w:hAnsi="Calibri"/>
+          <w:color w:val="3D5038"/>
+          <w:sz w:val="21"/>
+          <w:szCs w:val="21"/>
+        </w:rPr>
+        <w:t xml:space="preserve">Sites include Jiuzhaigou, Huanglong, Mount Emei–Leshan Giant Buddha, Qingcheng–Dujiangyan, and Sichuan Giant Panda Sanctuaries — your trip visits </w:t>
+      </w:r>
+      <w:r>
+        <w:rPr>
+          <w:rFonts w:ascii="Calibri" w:cs="Calibri" w:eastAsia="Calibri" w:hAnsi="Calibri"/>
+          <w:b/>
+          <w:bCs/>
+          <w:color w:val="4A7A38"/>
+          <w:sz w:val="21"/>
+          <w:szCs w:val="21"/>
+        </w:rPr>
+        <w:t xml:space="preserve">Jiuzhaigou</w:t>
+      </w:r>
+      <w:r>
+        <w:rPr>
+          <w:rFonts w:ascii="Calibri" w:cs="Calibri" w:eastAsia="Calibri" w:hAnsi="Calibri"/>
+          <w:color w:val="7BAE5C"/>
+          <w:sz w:val="20"/>
+          <w:szCs w:val="20"/>
+        </w:rPr>
+        <w:t xml:space="preserve"> (Day 5)</w:t>
+      </w:r>
+    </w:p>
+    <w:p>
+      <w:pPr>
+        <w:spacing w:after="80"/>
+      </w:pPr>
+      <w:r>
+        <w:rPr>
+          <w:rFonts w:ascii="Calibri" w:cs="Calibri" w:eastAsia="Calibri" w:hAnsi="Calibri"/>
+          <w:color w:val="3D5038"/>
+          <w:sz w:val="21"/>
+          <w:szCs w:val="21"/>
+        </w:rPr>
+        <w:t xml:space="preserve">• </w:t>
+      </w:r>
+      <w:r>
+        <w:rPr>
+          <w:rFonts w:ascii="Calibri" w:cs="Calibri" w:eastAsia="Calibri" w:hAnsi="Calibri"/>
+          <w:color w:val="3D5038"/>
+          <w:sz w:val="21"/>
+          <w:szCs w:val="21"/>
+        </w:rPr>
+        <w:t xml:space="preserve">Land of Abundance (天府之国) — a title used for 2,000+ years</w:t>
+      </w:r>
+    </w:p>
+    <w:p>
+      <w:pPr>
+        <w:spacing w:after="80"/>
+      </w:pPr>
+      <w:r>
+        <w:rPr>
+          <w:rFonts w:ascii="Calibri" w:cs="Calibri" w:eastAsia="Calibri" w:hAnsi="Calibri"/>
+          <w:color w:val="3D5038"/>
+          <w:sz w:val="21"/>
+          <w:szCs w:val="21"/>
+        </w:rPr>
+        <w:t xml:space="preserve">• </w:t>
+      </w:r>
+      <w:r>
+        <w:rPr>
+          <w:rFonts w:ascii="Calibri" w:cs="Calibri" w:eastAsia="Calibri" w:hAnsi="Calibri"/>
+          <w:color w:val="3D5038"/>
+          <w:sz w:val="21"/>
+          <w:szCs w:val="21"/>
+        </w:rPr>
+        <w:t xml:space="preserve">Birthplace of Sichuan cuisine — one of China's Four Great Cuisines</w:t>
+      </w:r>
+    </w:p>
+    <w:p>
+      <w:pPr>
+        <w:spacing w:after="80"/>
+      </w:pPr>
+      <w:r>
+        <w:rPr>
+          <w:rFonts w:ascii="Calibri" w:cs="Calibri" w:eastAsia="Calibri" w:hAnsi="Calibri"/>
+          <w:color w:val="3D5038"/>
+          <w:sz w:val="21"/>
+          <w:szCs w:val="21"/>
+        </w:rPr>
+        <w:t xml:space="preserve">• </w:t>
+      </w:r>
+      <w:r>
+        <w:rPr>
+          <w:rFonts w:ascii="Calibri" w:cs="Calibri" w:eastAsia="Calibri" w:hAnsi="Calibri"/>
+          <w:color w:val="3D5038"/>
+          <w:sz w:val="21"/>
+          <w:szCs w:val="21"/>
+        </w:rPr>
+        <w:t xml:space="preserve">Heartland of the giant panda — world's largest panda habitat network</w:t>
+      </w:r>
+    </w:p>
+    <w:p>
+      <w:pPr>
+        <w:spacing w:after="60" w:before="100"/>
+      </w:pPr>
+      <w:r>
+        <w:rPr>
+          <w:rFonts w:ascii="Calibri" w:cs="Calibri" w:eastAsia="Calibri" w:hAnsi="Calibri"/>
+          <w:b/>
+          <w:bCs/>
+          <w:color w:val="4A7A38"/>
+          <w:sz w:val="22"/>
+          <w:szCs w:val="22"/>
+        </w:rPr>
+        <w:t xml:space="preserve">U.S. mental map</w:t>
+      </w:r>
+    </w:p>
+    <w:p>
+      <w:pPr>
+        <w:shd w:fill="E8F3DC" w:val="clear"/>
+        <w:spacing w:after="100"/>
+      </w:pPr>
+      <w:r>
+        <w:rPr>
+          <w:rFonts w:ascii="Calibri" w:cs="Calibri" w:eastAsia="Calibri" w:hAnsi="Calibri"/>
+          <w:color w:val="3D5038"/>
+          <w:sz w:val="21"/>
+          <w:szCs w:val="21"/>
+        </w:rPr>
+        <w:t xml:space="preserve">Regional identity as strong as Texas or Louisiana in the U.S. — distinct food, dialect, and pace that the whole country recognizes.</w:t>
+      </w:r>
+    </w:p>
+    <w:p>
+      <w:pPr>
+        <w:spacing w:after="60" w:before="100"/>
+      </w:pPr>
+      <w:r>
+        <w:rPr>
+          <w:rFonts w:ascii="Calibri" w:cs="Calibri" w:eastAsia="Calibri" w:hAnsi="Calibri"/>
+          <w:b/>
+          <w:bCs/>
+          <w:color w:val="4A7A38"/>
+          <w:sz w:val="22"/>
+          <w:szCs w:val="22"/>
+        </w:rPr>
+        <w:t xml:space="preserve">History highlights</w:t>
+      </w:r>
+    </w:p>
+    <w:p>
+      <w:pPr>
+        <w:spacing w:after="100"/>
+      </w:pPr>
+      <w:r>
+        <w:rPr>
+          <w:rFonts w:ascii="Calibri" w:cs="Calibri" w:eastAsia="Calibri" w:hAnsi="Calibri"/>
+          <w:color w:val="3D5038"/>
+          <w:sz w:val="21"/>
+          <w:szCs w:val="21"/>
+        </w:rPr>
+        <w:t xml:space="preserve">Ancient Ba-Shu kingdoms; Three Kingdoms-era Shu Han (蜀汉); major WWII rear base. The 256 BCE Dujiangyan irrigation system still feeds the Chengdu Plain.</w:t>
+      </w:r>
+    </w:p>
+    <w:p>
+      <w:pPr>
+        <w:spacing w:after="60" w:before="100"/>
+      </w:pPr>
+      <w:r>
+        <w:rPr>
+          <w:rFonts w:ascii="Calibri" w:cs="Calibri" w:eastAsia="Calibri" w:hAnsi="Calibri"/>
+          <w:b/>
+          <w:bCs/>
+          <w:color w:val="4A7A38"/>
+          <w:sz w:val="22"/>
+          <w:szCs w:val="22"/>
+        </w:rPr>
+        <w:t xml:space="preserve">Known for &amp; firsts</w:t>
+      </w:r>
+    </w:p>
+    <w:p>
+      <w:pPr>
+        <w:spacing w:after="80"/>
+      </w:pPr>
+      <w:r>
+        <w:rPr>
+          <w:rFonts w:ascii="Calibri" w:cs="Calibri" w:eastAsia="Calibri" w:hAnsi="Calibri"/>
+          <w:color w:val="3D5038"/>
+          <w:sz w:val="21"/>
+          <w:szCs w:val="21"/>
+        </w:rPr>
+        <w:t xml:space="preserve">• </w:t>
+      </w:r>
+      <w:r>
+        <w:rPr>
+          <w:rFonts w:ascii="Calibri" w:cs="Calibri" w:eastAsia="Calibri" w:hAnsi="Calibri"/>
+          <w:color w:val="3D5038"/>
+          <w:sz w:val="21"/>
+          <w:szCs w:val="21"/>
+        </w:rPr>
+        <w:t xml:space="preserve">Jiaozi (交子) — often cited as the world's first paper money, issued by Chengdu merchants in the 11th century</w:t>
+      </w:r>
+    </w:p>
+    <w:p>
+      <w:pPr>
+        <w:spacing w:after="80"/>
+      </w:pPr>
+      <w:r>
+        <w:rPr>
+          <w:rFonts w:ascii="Calibri" w:cs="Calibri" w:eastAsia="Calibri" w:hAnsi="Calibri"/>
+          <w:color w:val="3D5038"/>
+          <w:sz w:val="21"/>
+          <w:szCs w:val="21"/>
+        </w:rPr>
+        <w:t xml:space="preserve">• </w:t>
+      </w:r>
+      <w:r>
+        <w:rPr>
+          <w:rFonts w:ascii="Calibri" w:cs="Calibri" w:eastAsia="Calibri" w:hAnsi="Calibri"/>
+          <w:color w:val="3D5038"/>
+          <w:sz w:val="21"/>
+          <w:szCs w:val="21"/>
+        </w:rPr>
+        <w:t xml:space="preserve">Dujiangyan — ancient irrigation masterpiece, still operating after 2,200+ years</w:t>
+      </w:r>
+    </w:p>
+    <w:p>
+      <w:pPr>
+        <w:spacing w:after="80"/>
+      </w:pPr>
+      <w:r>
+        <w:rPr>
+          <w:rFonts w:ascii="Calibri" w:cs="Calibri" w:eastAsia="Calibri" w:hAnsi="Calibri"/>
+          <w:color w:val="3D5038"/>
+          <w:sz w:val="21"/>
+          <w:szCs w:val="21"/>
+        </w:rPr>
+        <w:t xml:space="preserve">• </w:t>
+      </w:r>
+      <w:r>
+        <w:rPr>
+          <w:rFonts w:ascii="Calibri" w:cs="Calibri" w:eastAsia="Calibri" w:hAnsi="Calibri"/>
+          <w:color w:val="3D5038"/>
+          <w:sz w:val="21"/>
+          <w:szCs w:val="21"/>
+        </w:rPr>
+        <w:t xml:space="preserve">Sichuan cuisine — birthplace of mapo tofu, kung pao chicken, and hot-pot traditions that spread nationwide</w:t>
+      </w:r>
+    </w:p>
+    <w:p>
+      <w:pPr>
+        <w:spacing w:after="80"/>
+      </w:pPr>
+      <w:r>
+        <w:rPr>
+          <w:rFonts w:ascii="Calibri" w:cs="Calibri" w:eastAsia="Calibri" w:hAnsi="Calibri"/>
+          <w:color w:val="3D5038"/>
+          <w:sz w:val="21"/>
+          <w:szCs w:val="21"/>
+        </w:rPr>
+        <w:t xml:space="preserve">• </w:t>
+      </w:r>
+      <w:r>
+        <w:rPr>
+          <w:rFonts w:ascii="Calibri" w:cs="Calibri" w:eastAsia="Calibri" w:hAnsi="Calibri"/>
+          <w:color w:val="3D5038"/>
+          <w:sz w:val="21"/>
+          <w:szCs w:val="21"/>
+        </w:rPr>
+        <w:t xml:space="preserve">Shu brocade (蜀锦) — prized silk weaving since Han-dynasty trade along the Silk Road</w:t>
+      </w:r>
+    </w:p>
+    <w:p>
+      <w:pPr>
+        <w:spacing w:after="80"/>
+      </w:pPr>
+      <w:r>
+        <w:rPr>
+          <w:rFonts w:ascii="Calibri" w:cs="Calibri" w:eastAsia="Calibri" w:hAnsi="Calibri"/>
+          <w:color w:val="3D5038"/>
+          <w:sz w:val="21"/>
+          <w:szCs w:val="21"/>
+        </w:rPr>
+        <w:t xml:space="preserve">• </w:t>
+      </w:r>
+      <w:r>
+        <w:rPr>
+          <w:rFonts w:ascii="Calibri" w:cs="Calibri" w:eastAsia="Calibri" w:hAnsi="Calibri"/>
+          <w:color w:val="3D5038"/>
+          <w:sz w:val="21"/>
+          <w:szCs w:val="21"/>
+        </w:rPr>
+        <w:t xml:space="preserve">Shu embroidery (蜀绣) — one of China's Four Great Embroideries; needlework tradition centered in the Chengdu plain</w:t>
+      </w:r>
+    </w:p>
+    <w:p>
+      <w:pPr>
+        <w:spacing w:after="80"/>
+      </w:pPr>
+      <w:r>
+        <w:rPr>
+          <w:rFonts w:ascii="Calibri" w:cs="Calibri" w:eastAsia="Calibri" w:hAnsi="Calibri"/>
+          <w:color w:val="3D5038"/>
+          <w:sz w:val="21"/>
+          <w:szCs w:val="21"/>
+        </w:rPr>
+        <w:t xml:space="preserve">• </w:t>
+      </w:r>
+      <w:r>
+        <w:rPr>
+          <w:rFonts w:ascii="Calibri" w:cs="Calibri" w:eastAsia="Calibri" w:hAnsi="Calibri"/>
+          <w:color w:val="3D5038"/>
+          <w:sz w:val="21"/>
+          <w:szCs w:val="21"/>
+        </w:rPr>
+        <w:t xml:space="preserve">Zigong well salt (自贡井盐) — 2,000+ years of brine-well drilling; pioneers of deep-well salt mining and early natural-gas use</w:t>
+      </w:r>
+    </w:p>
+    <w:p>
+      <w:pPr>
+        <w:spacing w:after="60" w:before="100"/>
+      </w:pPr>
+      <w:r>
+        <w:rPr>
+          <w:rFonts w:ascii="Calibri" w:cs="Calibri" w:eastAsia="Calibri" w:hAnsi="Calibri"/>
+          <w:b/>
+          <w:bCs/>
+          <w:color w:val="4A7A38"/>
+          <w:sz w:val="22"/>
+          <w:szCs w:val="22"/>
+        </w:rPr>
+        <w:t xml:space="preserve">On your itinerary</w:t>
+      </w:r>
+    </w:p>
+    <w:p>
+      <w:pPr>
+        <w:spacing w:after="200"/>
+      </w:pPr>
+      <w:r>
+        <w:rPr>
+          <w:rFonts w:ascii="Calibri" w:cs="Calibri" w:eastAsia="Calibri" w:hAnsi="Calibri"/>
+          <w:color w:val="3D5038"/>
+          <w:sz w:val="21"/>
+          <w:szCs w:val="21"/>
+        </w:rPr>
+        <w:t xml:space="preserve">Your trip: </w:t>
+      </w:r>
+      <w:r>
+        <w:rPr>
+          <w:rFonts w:ascii="Calibri" w:cs="Calibri" w:eastAsia="Calibri" w:hAnsi="Calibri"/>
+          <w:b/>
+          <w:bCs/>
+          <w:color w:val="4A7A38"/>
+          <w:sz w:val="21"/>
+          <w:szCs w:val="21"/>
+        </w:rPr>
+        <w:t xml:space="preserve">Chengdu hub</w:t>
+      </w:r>
+      <w:r>
+        <w:rPr>
+          <w:rFonts w:ascii="Calibri" w:cs="Calibri" w:eastAsia="Calibri" w:hAnsi="Calibri"/>
+          <w:color w:val="7BAE5C"/>
+          <w:sz w:val="20"/>
+          <w:szCs w:val="20"/>
+        </w:rPr>
+        <w:t xml:space="preserve"> (Day 1)</w:t>
+      </w:r>
+      <w:r>
+        <w:rPr>
+          <w:rFonts w:ascii="Calibri" w:cs="Calibri" w:eastAsia="Calibri" w:hAnsi="Calibri"/>
+          <w:color w:val="3D5038"/>
+          <w:sz w:val="21"/>
+          <w:szCs w:val="21"/>
+        </w:rPr>
+        <w:t xml:space="preserve"> (Days 1–3, 6), </w:t>
+      </w:r>
+      <w:r>
+        <w:rPr>
+          <w:rFonts w:ascii="Calibri" w:cs="Calibri" w:eastAsia="Calibri" w:hAnsi="Calibri"/>
+          <w:b/>
+          <w:bCs/>
+          <w:color w:val="4A7A38"/>
+          <w:sz w:val="21"/>
+          <w:szCs w:val="21"/>
+        </w:rPr>
+        <w:t xml:space="preserve">Jiuzhaigou</w:t>
+      </w:r>
+      <w:r>
+        <w:rPr>
+          <w:rFonts w:ascii="Calibri" w:cs="Calibri" w:eastAsia="Calibri" w:hAnsi="Calibri"/>
+          <w:color w:val="7BAE5C"/>
+          <w:sz w:val="20"/>
+          <w:szCs w:val="20"/>
+        </w:rPr>
+        <w:t xml:space="preserve"> (Day 5)</w:t>
+      </w:r>
+      <w:r>
+        <w:rPr>
+          <w:rFonts w:ascii="Calibri" w:cs="Calibri" w:eastAsia="Calibri" w:hAnsi="Calibri"/>
+          <w:color w:val="3D5038"/>
+          <w:sz w:val="21"/>
+          <w:szCs w:val="21"/>
+        </w:rPr>
+        <w:t xml:space="preserve"> (Days 4–5), </w:t>
+      </w:r>
+      <w:r>
+        <w:rPr>
+          <w:rFonts w:ascii="Calibri" w:cs="Calibri" w:eastAsia="Calibri" w:hAnsi="Calibri"/>
+          <w:b/>
+          <w:bCs/>
+          <w:color w:val="4A7A38"/>
+          <w:sz w:val="21"/>
+          <w:szCs w:val="21"/>
+        </w:rPr>
+        <w:t xml:space="preserve">Sichuan Museum</w:t>
+      </w:r>
+      <w:r>
+        <w:rPr>
+          <w:rFonts w:ascii="Calibri" w:cs="Calibri" w:eastAsia="Calibri" w:hAnsi="Calibri"/>
+          <w:color w:val="7BAE5C"/>
+          <w:sz w:val="20"/>
+          <w:szCs w:val="20"/>
+        </w:rPr>
+        <w:t xml:space="preserve"> (Day 7)</w:t>
+      </w:r>
+      <w:r>
+        <w:rPr>
+          <w:rFonts w:ascii="Calibri" w:cs="Calibri" w:eastAsia="Calibri" w:hAnsi="Calibri"/>
+          <w:color w:val="3D5038"/>
+          <w:sz w:val="21"/>
+          <w:szCs w:val="21"/>
+        </w:rPr>
+        <w:t xml:space="preserve"> &amp; </w:t>
+      </w:r>
+      <w:r>
+        <w:rPr>
+          <w:rFonts w:ascii="Calibri" w:cs="Calibri" w:eastAsia="Calibri" w:hAnsi="Calibri"/>
+          <w:b/>
+          <w:bCs/>
+          <w:color w:val="4A7A38"/>
+          <w:sz w:val="21"/>
+          <w:szCs w:val="21"/>
+        </w:rPr>
+        <w:t xml:space="preserve">Chengdu Museum</w:t>
+      </w:r>
+      <w:r>
+        <w:rPr>
+          <w:rFonts w:ascii="Calibri" w:cs="Calibri" w:eastAsia="Calibri" w:hAnsi="Calibri"/>
+          <w:color w:val="7BAE5C"/>
+          <w:sz w:val="20"/>
+          <w:szCs w:val="20"/>
+        </w:rPr>
+        <w:t xml:space="preserve"> (Day 7)</w:t>
+      </w:r>
+      <w:r>
+        <w:rPr>
+          <w:rFonts w:ascii="Calibri" w:cs="Calibri" w:eastAsia="Calibri" w:hAnsi="Calibri"/>
+          <w:color w:val="3D5038"/>
+          <w:sz w:val="21"/>
+          <w:szCs w:val="21"/>
+        </w:rPr>
+        <w:t xml:space="preserve"> en route to Chongqing (Day 7).</w:t>
+      </w:r>
+    </w:p>
+    <w:p>
+      <w:pPr>
+        <w:pStyle w:val="Heading3"/>
+        <w:spacing w:after="160" w:before="240"/>
+      </w:pPr>
+      <w:r>
+        <w:rPr>
+          <w:rFonts w:ascii="Calibri" w:cs="Calibri" w:eastAsia="Calibri" w:hAnsi="Calibri"/>
+          <w:b/>
+          <w:bCs/>
+          <w:color w:val="4A7A38"/>
+          <w:sz w:val="26"/>
+          <w:szCs w:val="26"/>
+        </w:rPr>
+        <w:t xml:space="preserve">Chengdu City</w:t>
+      </w:r>
+    </w:p>
+    <w:p>
+      <w:pPr>
+        <w:spacing w:after="80"/>
+      </w:pPr>
+      <w:r>
+        <w:rPr>
+          <w:rFonts w:ascii="Calibri" w:cs="Calibri" w:eastAsia="Calibri" w:hAnsi="Calibri"/>
+          <w:b/>
+          <w:bCs/>
+          <w:color w:val="4A7A38"/>
+          <w:sz w:val="21"/>
+          <w:szCs w:val="21"/>
+        </w:rPr>
+        <w:t xml:space="preserve">City · ~21 million (greater metro area) · 2,300+ years at the same city site</w:t>
+      </w:r>
+      <w:r>
+        <w:rPr>
+          <w:sz w:val="21"/>
+          <w:szCs w:val="21"/>
+        </w:rPr>
+        <w:t xml:space="preserve">  </w:t>
+      </w:r>
+      <w:r>
+        <w:rPr>
+          <w:rFonts w:ascii="Calibri" w:cs="Calibri" w:eastAsia="Calibri" w:hAnsi="Calibri"/>
+          <w:color w:val="7BAE5C"/>
+          <w:sz w:val="20"/>
+          <w:szCs w:val="20"/>
+        </w:rPr>
+        <w:t xml:space="preserve">City metro area ≈ NYC + Philadelphia combined (not a state comparison)</w:t>
+      </w:r>
+    </w:p>
+    <w:p>
+      <w:pPr>
+        <w:spacing w:after="80"/>
+      </w:pPr>
+      <w:r>
+        <w:rPr>
+          <w:rFonts w:ascii="Calibri" w:cs="Calibri" w:eastAsia="Calibri" w:hAnsi="Calibri"/>
+          <w:color w:val="3D5038"/>
+          <w:sz w:val="20"/>
+          <w:szCs w:val="20"/>
+        </w:rPr>
+        <w:t xml:space="preserve">Admin level: city (prefecture-level). The ~21 million figure is the greater Chengdu metro area — a city region, not a U.S. state.</w:t>
+      </w:r>
+    </w:p>
+    <w:p>
+      <w:pPr>
+        <w:spacing w:after="100"/>
+      </w:pPr>
+      <w:r>
+        <w:rPr>
+          <w:rFonts w:ascii="Calibri" w:cs="Calibri" w:eastAsia="Calibri" w:hAnsi="Calibri"/>
+          <w:color w:val="3D5038"/>
+          <w:sz w:val="21"/>
+          <w:szCs w:val="21"/>
+        </w:rPr>
+        <w:t xml:space="preserve">Southwest China's tech, trade, and leisure hub; one of China's most visited inland cities. Nicknamed the City of Hibiscus (蓉城).</w:t>
+      </w:r>
+    </w:p>
+    <w:p>
+      <w:pPr>
+        <w:spacing w:after="60" w:before="100"/>
+      </w:pPr>
+      <w:r>
+        <w:rPr>
+          <w:rFonts w:ascii="Calibri" w:cs="Calibri" w:eastAsia="Calibri" w:hAnsi="Calibri"/>
+          <w:b/>
+          <w:bCs/>
+          <w:color w:val="4A7A38"/>
+          <w:sz w:val="22"/>
+          <w:szCs w:val="22"/>
+        </w:rPr>
+        <w:t xml:space="preserve">Notable titles</w:t>
+      </w:r>
+    </w:p>
+    <w:p>
+      <w:pPr>
+        <w:spacing w:after="80"/>
+      </w:pPr>
+      <w:r>
+        <w:rPr>
+          <w:rFonts w:ascii="Calibri" w:cs="Calibri" w:eastAsia="Calibri" w:hAnsi="Calibri"/>
+          <w:color w:val="3D5038"/>
+          <w:sz w:val="21"/>
+          <w:szCs w:val="21"/>
+        </w:rPr>
+        <w:t xml:space="preserve">• </w:t>
+      </w:r>
+      <w:r>
+        <w:rPr>
+          <w:rFonts w:ascii="Calibri" w:cs="Calibri" w:eastAsia="Calibri" w:hAnsi="Calibri"/>
+          <w:color w:val="3D5038"/>
+          <w:sz w:val="21"/>
+          <w:szCs w:val="21"/>
+        </w:rPr>
+        <w:t xml:space="preserve">First UNESCO City of Gastronomy in Asia (2010) — member of UNESCO's Creative Cities Network (City of Gastronomy category)</w:t>
+      </w:r>
+    </w:p>
+    <w:p>
+      <w:pPr>
+        <w:spacing w:after="80"/>
+      </w:pPr>
+      <w:r>
+        <w:rPr>
+          <w:rFonts w:ascii="Calibri" w:cs="Calibri" w:eastAsia="Calibri" w:hAnsi="Calibri"/>
+          <w:color w:val="3D5038"/>
+          <w:sz w:val="21"/>
+          <w:szCs w:val="21"/>
+        </w:rPr>
+        <w:t xml:space="preserve">• </w:t>
+      </w:r>
+      <w:r>
+        <w:rPr>
+          <w:rFonts w:ascii="Calibri" w:cs="Calibri" w:eastAsia="Calibri" w:hAnsi="Calibri"/>
+          <w:color w:val="3D5038"/>
+          <w:sz w:val="21"/>
+          <w:szCs w:val="21"/>
+        </w:rPr>
+        <w:t xml:space="preserve">Cradle of Sichuan cuisine — recognized globally by UNESCO for living food culture</w:t>
+      </w:r>
+    </w:p>
+    <w:p>
+      <w:pPr>
+        <w:spacing w:after="80"/>
+      </w:pPr>
+      <w:r>
+        <w:rPr>
+          <w:rFonts w:ascii="Calibri" w:cs="Calibri" w:eastAsia="Calibri" w:hAnsi="Calibri"/>
+          <w:color w:val="3D5038"/>
+          <w:sz w:val="21"/>
+          <w:szCs w:val="21"/>
+        </w:rPr>
+        <w:t xml:space="preserve">• </w:t>
+      </w:r>
+      <w:r>
+        <w:rPr>
+          <w:rFonts w:ascii="Calibri" w:cs="Calibri" w:eastAsia="Calibri" w:hAnsi="Calibri"/>
+          <w:color w:val="3D5038"/>
+          <w:sz w:val="21"/>
+          <w:szCs w:val="21"/>
+        </w:rPr>
+        <w:t xml:space="preserve">Important central city of western China (西部地区重要的中心城市) — leading urban hub of China's west</w:t>
+      </w:r>
+    </w:p>
+    <w:p>
+      <w:pPr>
+        <w:spacing w:after="80"/>
+      </w:pPr>
+      <w:r>
+        <w:rPr>
+          <w:rFonts w:ascii="Calibri" w:cs="Calibri" w:eastAsia="Calibri" w:hAnsi="Calibri"/>
+          <w:color w:val="3D5038"/>
+          <w:sz w:val="21"/>
+          <w:szCs w:val="21"/>
+        </w:rPr>
+        <w:t xml:space="preserve">• </w:t>
+      </w:r>
+      <w:r>
+        <w:rPr>
+          <w:rFonts w:ascii="Calibri" w:cs="Calibri" w:eastAsia="Calibri" w:hAnsi="Calibri"/>
+          <w:color w:val="3D5038"/>
+          <w:sz w:val="21"/>
+          <w:szCs w:val="21"/>
+        </w:rPr>
+        <w:t xml:space="preserve">Named a Best Tourist City in China by the UN World Tourism Organization and China National Tourism Administration</w:t>
+      </w:r>
+    </w:p>
+    <w:p>
+      <w:pPr>
+        <w:spacing w:after="80"/>
+      </w:pPr>
+      <w:r>
+        <w:rPr>
+          <w:rFonts w:ascii="Calibri" w:cs="Calibri" w:eastAsia="Calibri" w:hAnsi="Calibri"/>
+          <w:color w:val="3D5038"/>
+          <w:sz w:val="21"/>
+          <w:szCs w:val="21"/>
+        </w:rPr>
+        <w:t xml:space="preserve">• </w:t>
+      </w:r>
+      <w:r>
+        <w:rPr>
+          <w:rFonts w:ascii="Calibri" w:cs="Calibri" w:eastAsia="Calibri" w:hAnsi="Calibri"/>
+          <w:color w:val="3D5038"/>
+          <w:sz w:val="21"/>
+          <w:szCs w:val="21"/>
+        </w:rPr>
+        <w:t xml:space="preserve">Member, World Centers of Excellence for Destinations (CED)</w:t>
+      </w:r>
+    </w:p>
+    <w:p>
+      <w:pPr>
+        <w:spacing w:after="60" w:before="100"/>
+      </w:pPr>
+      <w:r>
+        <w:rPr>
+          <w:rFonts w:ascii="Calibri" w:cs="Calibri" w:eastAsia="Calibri" w:hAnsi="Calibri"/>
+          <w:b/>
+          <w:bCs/>
+          <w:color w:val="4A7A38"/>
+          <w:sz w:val="22"/>
+          <w:szCs w:val="22"/>
+        </w:rPr>
+        <w:t xml:space="preserve">U.S. mental map</w:t>
+      </w:r>
+    </w:p>
+    <w:p>
+      <w:pPr>
+        <w:shd w:fill="E8F3DC" w:val="clear"/>
+        <w:spacing w:after="100"/>
+      </w:pPr>
+      <w:r>
+        <w:rPr>
+          <w:rFonts w:ascii="Calibri" w:cs="Calibri" w:eastAsia="Calibri" w:hAnsi="Calibri"/>
+          <w:color w:val="3D5038"/>
+          <w:sz w:val="21"/>
+          <w:szCs w:val="21"/>
+        </w:rPr>
+        <w:t xml:space="preserve">A western China lifestyle capital — less Wall Street hustle, more food, tea houses, and pandas — similar to how Portland or Austin lean into "live well" over "move fast."</w:t>
+      </w:r>
+    </w:p>
+    <w:p>
+      <w:pPr>
+        <w:spacing w:after="60" w:before="100"/>
+      </w:pPr>
+      <w:r>
+        <w:rPr>
+          <w:rFonts w:ascii="Calibri" w:cs="Calibri" w:eastAsia="Calibri" w:hAnsi="Calibri"/>
+          <w:b/>
+          <w:bCs/>
+          <w:color w:val="4A7A38"/>
+          <w:sz w:val="22"/>
+          <w:szCs w:val="22"/>
+        </w:rPr>
+        <w:t xml:space="preserve">History highlights</w:t>
+      </w:r>
+    </w:p>
+    <w:p>
+      <w:pPr>
+        <w:spacing w:after="100"/>
+      </w:pPr>
+      <w:r>
+        <w:rPr>
+          <w:rFonts w:ascii="Calibri" w:cs="Calibri" w:eastAsia="Calibri" w:hAnsi="Calibri"/>
+          <w:color w:val="3D5038"/>
+          <w:sz w:val="21"/>
+          <w:szCs w:val="21"/>
+        </w:rPr>
+        <w:t xml:space="preserve">From Jinsha and Sanxingdui roots to Tang–Song "Brocade City." One of the few major world cities that never relocated its urban core.</w:t>
+      </w:r>
+    </w:p>
+    <w:p>
+      <w:pPr>
+        <w:spacing w:after="60" w:before="100"/>
+      </w:pPr>
+      <w:r>
+        <w:rPr>
+          <w:rFonts w:ascii="Calibri" w:cs="Calibri" w:eastAsia="Calibri" w:hAnsi="Calibri"/>
+          <w:b/>
+          <w:bCs/>
+          <w:color w:val="4A7A38"/>
+          <w:sz w:val="22"/>
+          <w:szCs w:val="22"/>
+        </w:rPr>
+        <w:t xml:space="preserve">Known for &amp; firsts</w:t>
+      </w:r>
+    </w:p>
+    <w:p>
+      <w:pPr>
+        <w:spacing w:after="80"/>
+      </w:pPr>
+      <w:r>
+        <w:rPr>
+          <w:rFonts w:ascii="Calibri" w:cs="Calibri" w:eastAsia="Calibri" w:hAnsi="Calibri"/>
+          <w:color w:val="3D5038"/>
+          <w:sz w:val="21"/>
+          <w:szCs w:val="21"/>
+        </w:rPr>
+        <w:t xml:space="preserve">• </w:t>
+      </w:r>
+      <w:r>
+        <w:rPr>
+          <w:rFonts w:ascii="Calibri" w:cs="Calibri" w:eastAsia="Calibri" w:hAnsi="Calibri"/>
+          <w:color w:val="3D5038"/>
+          <w:sz w:val="21"/>
+          <w:szCs w:val="21"/>
+        </w:rPr>
+        <w:t xml:space="preserve">Birthplace of Jiaozi paper money and a Song-dynasty printing &amp; commerce center</w:t>
+      </w:r>
+    </w:p>
+    <w:p>
+      <w:pPr>
+        <w:spacing w:after="80"/>
+      </w:pPr>
+      <w:r>
+        <w:rPr>
+          <w:rFonts w:ascii="Calibri" w:cs="Calibri" w:eastAsia="Calibri" w:hAnsi="Calibri"/>
+          <w:color w:val="3D5038"/>
+          <w:sz w:val="21"/>
+          <w:szCs w:val="21"/>
+        </w:rPr>
+        <w:t xml:space="preserve">• </w:t>
+      </w:r>
+      <w:r>
+        <w:rPr>
+          <w:rFonts w:ascii="Calibri" w:cs="Calibri" w:eastAsia="Calibri" w:hAnsi="Calibri"/>
+          <w:color w:val="3D5038"/>
+          <w:sz w:val="21"/>
+          <w:szCs w:val="21"/>
+        </w:rPr>
+        <w:t xml:space="preserve">Sichuan opera </w:t>
+      </w:r>
+      <w:r>
+        <w:rPr>
+          <w:rFonts w:ascii="Calibri" w:cs="Calibri" w:eastAsia="Calibri" w:hAnsi="Calibri"/>
+          <w:b/>
+          <w:bCs/>
+          <w:color w:val="4A7A38"/>
+          <w:sz w:val="21"/>
+          <w:szCs w:val="21"/>
+        </w:rPr>
+        <w:t xml:space="preserve">face-changing (变脸)</w:t>
+      </w:r>
+      <w:r>
+        <w:rPr>
+          <w:rFonts w:ascii="Calibri" w:cs="Calibri" w:eastAsia="Calibri" w:hAnsi="Calibri"/>
+          <w:color w:val="7BAE5C"/>
+          <w:sz w:val="20"/>
+          <w:szCs w:val="20"/>
+        </w:rPr>
+        <w:t xml:space="preserve"> (Day 2)</w:t>
+      </w:r>
+      <w:r>
+        <w:rPr>
+          <w:rFonts w:ascii="Calibri" w:cs="Calibri" w:eastAsia="Calibri" w:hAnsi="Calibri"/>
+          <w:color w:val="3D5038"/>
+          <w:sz w:val="21"/>
+          <w:szCs w:val="21"/>
+        </w:rPr>
+        <w:t xml:space="preserve"> — iconic performing-arts innovation</w:t>
+      </w:r>
+    </w:p>
+    <w:p>
+      <w:pPr>
+        <w:spacing w:after="80"/>
+      </w:pPr>
+      <w:r>
+        <w:rPr>
+          <w:rFonts w:ascii="Calibri" w:cs="Calibri" w:eastAsia="Calibri" w:hAnsi="Calibri"/>
+          <w:color w:val="3D5038"/>
+          <w:sz w:val="21"/>
+          <w:szCs w:val="21"/>
+        </w:rPr>
+        <w:t xml:space="preserve">• </w:t>
+      </w:r>
+      <w:r>
+        <w:rPr>
+          <w:rFonts w:ascii="Calibri" w:cs="Calibri" w:eastAsia="Calibri" w:hAnsi="Calibri"/>
+          <w:color w:val="3D5038"/>
+          <w:sz w:val="21"/>
+          <w:szCs w:val="21"/>
+        </w:rPr>
+        <w:t xml:space="preserve">World center for </w:t>
+      </w:r>
+      <w:r>
+        <w:rPr>
+          <w:rFonts w:ascii="Calibri" w:cs="Calibri" w:eastAsia="Calibri" w:hAnsi="Calibri"/>
+          <w:b/>
+          <w:bCs/>
+          <w:color w:val="4A7A38"/>
+          <w:sz w:val="21"/>
+          <w:szCs w:val="21"/>
+        </w:rPr>
+        <w:t xml:space="preserve">giant panda breeding</w:t>
+      </w:r>
+      <w:r>
+        <w:rPr>
+          <w:rFonts w:ascii="Calibri" w:cs="Calibri" w:eastAsia="Calibri" w:hAnsi="Calibri"/>
+          <w:color w:val="7BAE5C"/>
+          <w:sz w:val="20"/>
+          <w:szCs w:val="20"/>
+        </w:rPr>
+        <w:t xml:space="preserve"> (Day 1)</w:t>
+      </w:r>
+      <w:r>
+        <w:rPr>
+          <w:rFonts w:ascii="Calibri" w:cs="Calibri" w:eastAsia="Calibri" w:hAnsi="Calibri"/>
+          <w:color w:val="3D5038"/>
+          <w:sz w:val="21"/>
+          <w:szCs w:val="21"/>
+        </w:rPr>
+        <w:t xml:space="preserve"> and conservation research</w:t>
+      </w:r>
+    </w:p>
+    <w:p>
+      <w:pPr>
+        <w:spacing w:after="80"/>
+      </w:pPr>
+      <w:r>
+        <w:rPr>
+          <w:rFonts w:ascii="Calibri" w:cs="Calibri" w:eastAsia="Calibri" w:hAnsi="Calibri"/>
+          <w:color w:val="3D5038"/>
+          <w:sz w:val="21"/>
+          <w:szCs w:val="21"/>
+        </w:rPr>
+        <w:t xml:space="preserve">• </w:t>
+      </w:r>
+      <w:r>
+        <w:rPr>
+          <w:rFonts w:ascii="Calibri" w:cs="Calibri" w:eastAsia="Calibri" w:hAnsi="Calibri"/>
+          <w:color w:val="3D5038"/>
+          <w:sz w:val="21"/>
+          <w:szCs w:val="21"/>
+        </w:rPr>
+        <w:t xml:space="preserve">Tea-house culture — slow-living urban style that defines daily Chengdu life</w:t>
+      </w:r>
+    </w:p>
+    <w:p>
+      <w:pPr>
+        <w:spacing w:after="80"/>
+      </w:pPr>
+      <w:r>
+        <w:rPr>
+          <w:rFonts w:ascii="Calibri" w:cs="Calibri" w:eastAsia="Calibri" w:hAnsi="Calibri"/>
+          <w:color w:val="3D5038"/>
+          <w:sz w:val="21"/>
+          <w:szCs w:val="21"/>
+        </w:rPr>
+        <w:t xml:space="preserve">• </w:t>
+      </w:r>
+      <w:r>
+        <w:rPr>
+          <w:rFonts w:ascii="Calibri" w:cs="Calibri" w:eastAsia="Calibri" w:hAnsi="Calibri"/>
+          <w:color w:val="3D5038"/>
+          <w:sz w:val="21"/>
+          <w:szCs w:val="21"/>
+        </w:rPr>
+        <w:t xml:space="preserve">Shu embroidery (蜀绣) — living craft in Chengdu workshops; one of China's Four Great Embroideries</w:t>
+      </w:r>
+    </w:p>
+    <w:p>
+      <w:pPr>
+        <w:spacing w:after="60" w:before="100"/>
+      </w:pPr>
+      <w:r>
+        <w:rPr>
+          <w:rFonts w:ascii="Calibri" w:cs="Calibri" w:eastAsia="Calibri" w:hAnsi="Calibri"/>
+          <w:b/>
+          <w:bCs/>
+          <w:color w:val="4A7A38"/>
+          <w:sz w:val="22"/>
+          <w:szCs w:val="22"/>
+        </w:rPr>
+        <w:t xml:space="preserve">On your itinerary</w:t>
+      </w:r>
+    </w:p>
+    <w:p>
+      <w:pPr>
+        <w:spacing w:after="200"/>
+      </w:pPr>
+      <w:r>
+        <w:rPr>
+          <w:rFonts w:ascii="Calibri" w:cs="Calibri" w:eastAsia="Calibri" w:hAnsi="Calibri"/>
+          <w:color w:val="3D5038"/>
+          <w:sz w:val="21"/>
+          <w:szCs w:val="21"/>
+        </w:rPr>
+        <w:t xml:space="preserve">Your trip: </w:t>
+      </w:r>
+      <w:r>
+        <w:rPr>
+          <w:rFonts w:ascii="Calibri" w:cs="Calibri" w:eastAsia="Calibri" w:hAnsi="Calibri"/>
+          <w:b/>
+          <w:bCs/>
+          <w:color w:val="4A7A38"/>
+          <w:sz w:val="21"/>
+          <w:szCs w:val="21"/>
+        </w:rPr>
+        <w:t xml:space="preserve">Panda Base</w:t>
+      </w:r>
+      <w:r>
+        <w:rPr>
+          <w:rFonts w:ascii="Calibri" w:cs="Calibri" w:eastAsia="Calibri" w:hAnsi="Calibri"/>
+          <w:color w:val="7BAE5C"/>
+          <w:sz w:val="20"/>
+          <w:szCs w:val="20"/>
+        </w:rPr>
+        <w:t xml:space="preserve"> (Day 1)</w:t>
+      </w:r>
+      <w:r>
+        <w:rPr>
+          <w:rFonts w:ascii="Calibri" w:cs="Calibri" w:eastAsia="Calibri" w:hAnsi="Calibri"/>
+          <w:color w:val="3D5038"/>
+          <w:sz w:val="21"/>
+          <w:szCs w:val="21"/>
+        </w:rPr>
+        <w:t xml:space="preserve"> &amp; </w:t>
+      </w:r>
+      <w:r>
+        <w:rPr>
+          <w:rFonts w:ascii="Calibri" w:cs="Calibri" w:eastAsia="Calibri" w:hAnsi="Calibri"/>
+          <w:b/>
+          <w:bCs/>
+          <w:color w:val="4A7A38"/>
+          <w:sz w:val="21"/>
+          <w:szCs w:val="21"/>
+        </w:rPr>
+        <w:t xml:space="preserve">Jinli</w:t>
+      </w:r>
+      <w:r>
+        <w:rPr>
+          <w:rFonts w:ascii="Calibri" w:cs="Calibri" w:eastAsia="Calibri" w:hAnsi="Calibri"/>
+          <w:color w:val="7BAE5C"/>
+          <w:sz w:val="20"/>
+          <w:szCs w:val="20"/>
+        </w:rPr>
+        <w:t xml:space="preserve"> (Day 1)</w:t>
+      </w:r>
+      <w:r>
+        <w:rPr>
+          <w:rFonts w:ascii="Calibri" w:cs="Calibri" w:eastAsia="Calibri" w:hAnsi="Calibri"/>
+          <w:color w:val="3D5038"/>
+          <w:sz w:val="21"/>
+          <w:szCs w:val="21"/>
+        </w:rPr>
+        <w:t xml:space="preserve"> (Day 1), </w:t>
+      </w:r>
+      <w:r>
+        <w:rPr>
+          <w:rFonts w:ascii="Calibri" w:cs="Calibri" w:eastAsia="Calibri" w:hAnsi="Calibri"/>
+          <w:b/>
+          <w:bCs/>
+          <w:color w:val="4A7A38"/>
+          <w:sz w:val="21"/>
+          <w:szCs w:val="21"/>
+        </w:rPr>
+        <w:t xml:space="preserve">Kuanzhai Alley</w:t>
+      </w:r>
+      <w:r>
+        <w:rPr>
+          <w:rFonts w:ascii="Calibri" w:cs="Calibri" w:eastAsia="Calibri" w:hAnsi="Calibri"/>
+          <w:color w:val="7BAE5C"/>
+          <w:sz w:val="20"/>
+          <w:szCs w:val="20"/>
+        </w:rPr>
+        <w:t xml:space="preserve"> (Day 2)</w:t>
+      </w:r>
+      <w:r>
+        <w:rPr>
+          <w:rFonts w:ascii="Calibri" w:cs="Calibri" w:eastAsia="Calibri" w:hAnsi="Calibri"/>
+          <w:color w:val="3D5038"/>
+          <w:sz w:val="21"/>
+          <w:szCs w:val="21"/>
+        </w:rPr>
+        <w:t xml:space="preserve"> / </w:t>
+      </w:r>
+      <w:r>
+        <w:rPr>
+          <w:rFonts w:ascii="Calibri" w:cs="Calibri" w:eastAsia="Calibri" w:hAnsi="Calibri"/>
+          <w:b/>
+          <w:bCs/>
+          <w:color w:val="4A7A38"/>
+          <w:sz w:val="21"/>
+          <w:szCs w:val="21"/>
+        </w:rPr>
+        <w:t xml:space="preserve">Jinsha</w:t>
+      </w:r>
+      <w:r>
+        <w:rPr>
+          <w:rFonts w:ascii="Calibri" w:cs="Calibri" w:eastAsia="Calibri" w:hAnsi="Calibri"/>
+          <w:color w:val="7BAE5C"/>
+          <w:sz w:val="20"/>
+          <w:szCs w:val="20"/>
+        </w:rPr>
+        <w:t xml:space="preserve"> (Day 2)</w:t>
+      </w:r>
+      <w:r>
+        <w:rPr>
+          <w:rFonts w:ascii="Calibri" w:cs="Calibri" w:eastAsia="Calibri" w:hAnsi="Calibri"/>
+          <w:color w:val="3D5038"/>
+          <w:sz w:val="21"/>
+          <w:szCs w:val="21"/>
+        </w:rPr>
+        <w:t xml:space="preserve"> / </w:t>
+      </w:r>
+      <w:r>
+        <w:rPr>
+          <w:rFonts w:ascii="Calibri" w:cs="Calibri" w:eastAsia="Calibri" w:hAnsi="Calibri"/>
+          <w:b/>
+          <w:bCs/>
+          <w:color w:val="4A7A38"/>
+          <w:sz w:val="21"/>
+          <w:szCs w:val="21"/>
+        </w:rPr>
+        <w:t xml:space="preserve">Sichuan Opera</w:t>
+      </w:r>
+      <w:r>
+        <w:rPr>
+          <w:rFonts w:ascii="Calibri" w:cs="Calibri" w:eastAsia="Calibri" w:hAnsi="Calibri"/>
+          <w:color w:val="7BAE5C"/>
+          <w:sz w:val="20"/>
+          <w:szCs w:val="20"/>
+        </w:rPr>
+        <w:t xml:space="preserve"> (Day 2)</w:t>
+      </w:r>
+      <w:r>
+        <w:rPr>
+          <w:rFonts w:ascii="Calibri" w:cs="Calibri" w:eastAsia="Calibri" w:hAnsi="Calibri"/>
+          <w:color w:val="3D5038"/>
+          <w:sz w:val="21"/>
+          <w:szCs w:val="21"/>
+        </w:rPr>
+        <w:t xml:space="preserve"> (Day 2), </w:t>
+      </w:r>
+      <w:r>
+        <w:rPr>
+          <w:rFonts w:ascii="Calibri" w:cs="Calibri" w:eastAsia="Calibri" w:hAnsi="Calibri"/>
+          <w:b/>
+          <w:bCs/>
+          <w:color w:val="4A7A38"/>
+          <w:sz w:val="21"/>
+          <w:szCs w:val="21"/>
+        </w:rPr>
+        <w:t xml:space="preserve">Sanxingdui</w:t>
+      </w:r>
+      <w:r>
+        <w:rPr>
+          <w:rFonts w:ascii="Calibri" w:cs="Calibri" w:eastAsia="Calibri" w:hAnsi="Calibri"/>
+          <w:color w:val="7BAE5C"/>
+          <w:sz w:val="20"/>
+          <w:szCs w:val="20"/>
+        </w:rPr>
+        <w:t xml:space="preserve"> (Day 3)</w:t>
+      </w:r>
+      <w:r>
+        <w:rPr>
+          <w:rFonts w:ascii="Calibri" w:cs="Calibri" w:eastAsia="Calibri" w:hAnsi="Calibri"/>
+          <w:color w:val="3D5038"/>
+          <w:sz w:val="21"/>
+          <w:szCs w:val="21"/>
+        </w:rPr>
+        <w:t xml:space="preserve"> (Day 3), </w:t>
+      </w:r>
+      <w:r>
+        <w:rPr>
+          <w:rFonts w:ascii="Calibri" w:cs="Calibri" w:eastAsia="Calibri" w:hAnsi="Calibri"/>
+          <w:b/>
+          <w:bCs/>
+          <w:color w:val="4A7A38"/>
+          <w:sz w:val="21"/>
+          <w:szCs w:val="21"/>
+        </w:rPr>
+        <w:t xml:space="preserve">Sichuan Museum</w:t>
+      </w:r>
+      <w:r>
+        <w:rPr>
+          <w:rFonts w:ascii="Calibri" w:cs="Calibri" w:eastAsia="Calibri" w:hAnsi="Calibri"/>
+          <w:color w:val="7BAE5C"/>
+          <w:sz w:val="20"/>
+          <w:szCs w:val="20"/>
+        </w:rPr>
+        <w:t xml:space="preserve"> (Day 7)</w:t>
+      </w:r>
+      <w:r>
+        <w:rPr>
+          <w:rFonts w:ascii="Calibri" w:cs="Calibri" w:eastAsia="Calibri" w:hAnsi="Calibri"/>
+          <w:color w:val="3D5038"/>
+          <w:sz w:val="21"/>
+          <w:szCs w:val="21"/>
+        </w:rPr>
+        <w:t xml:space="preserve"> &amp; </w:t>
+      </w:r>
+      <w:r>
+        <w:rPr>
+          <w:rFonts w:ascii="Calibri" w:cs="Calibri" w:eastAsia="Calibri" w:hAnsi="Calibri"/>
+          <w:b/>
+          <w:bCs/>
+          <w:color w:val="4A7A38"/>
+          <w:sz w:val="21"/>
+          <w:szCs w:val="21"/>
+        </w:rPr>
+        <w:t xml:space="preserve">Chengdu Museum</w:t>
+      </w:r>
+      <w:r>
+        <w:rPr>
+          <w:rFonts w:ascii="Calibri" w:cs="Calibri" w:eastAsia="Calibri" w:hAnsi="Calibri"/>
+          <w:color w:val="7BAE5C"/>
+          <w:sz w:val="20"/>
+          <w:szCs w:val="20"/>
+        </w:rPr>
+        <w:t xml:space="preserve"> (Day 7)</w:t>
+      </w:r>
+      <w:r>
+        <w:rPr>
+          <w:rFonts w:ascii="Calibri" w:cs="Calibri" w:eastAsia="Calibri" w:hAnsi="Calibri"/>
+          <w:color w:val="3D5038"/>
+          <w:sz w:val="21"/>
+          <w:szCs w:val="21"/>
+        </w:rPr>
+        <w:t xml:space="preserve"> (Day 7), </w:t>
+      </w:r>
+      <w:r>
+        <w:rPr>
+          <w:rFonts w:ascii="Calibri" w:cs="Calibri" w:eastAsia="Calibri" w:hAnsi="Calibri"/>
+          <w:b/>
+          <w:bCs/>
+          <w:color w:val="4A7A38"/>
+          <w:sz w:val="21"/>
+          <w:szCs w:val="21"/>
+        </w:rPr>
+        <w:t xml:space="preserve">return to Chengdu</w:t>
+      </w:r>
+      <w:r>
+        <w:rPr>
+          <w:rFonts w:ascii="Calibri" w:cs="Calibri" w:eastAsia="Calibri" w:hAnsi="Calibri"/>
+          <w:color w:val="7BAE5C"/>
+          <w:sz w:val="20"/>
+          <w:szCs w:val="20"/>
+        </w:rPr>
+        <w:t xml:space="preserve"> (Day 6)</w:t>
+      </w:r>
+      <w:r>
+        <w:rPr>
+          <w:rFonts w:ascii="Calibri" w:cs="Calibri" w:eastAsia="Calibri" w:hAnsi="Calibri"/>
+          <w:color w:val="3D5038"/>
+          <w:sz w:val="21"/>
+          <w:szCs w:val="21"/>
+        </w:rPr>
+        <w:t xml:space="preserve">.</w:t>
+      </w:r>
+    </w:p>
+    <w:p>
+      <w:pPr>
+        <w:pStyle w:val="Heading3"/>
+        <w:spacing w:after="160" w:before="240"/>
+      </w:pPr>
+      <w:r>
+        <w:rPr>
+          <w:rFonts w:ascii="Calibri" w:cs="Calibri" w:eastAsia="Calibri" w:hAnsi="Calibri"/>
+          <w:b/>
+          <w:bCs/>
+          <w:color w:val="4A7A38"/>
+          <w:sz w:val="26"/>
+          <w:szCs w:val="26"/>
+        </w:rPr>
+        <w:t xml:space="preserve">Chongqing Municipality</w:t>
+      </w:r>
+    </w:p>
+    <w:p>
+      <w:pPr>
+        <w:spacing w:after="80"/>
+      </w:pPr>
+      <w:r>
+        <w:rPr>
+          <w:rFonts w:ascii="Calibri" w:cs="Calibri" w:eastAsia="Calibri" w:hAnsi="Calibri"/>
+          <w:b/>
+          <w:bCs/>
+          <w:color w:val="4A7A38"/>
+          <w:sz w:val="21"/>
+          <w:szCs w:val="21"/>
+        </w:rPr>
+        <w:t xml:space="preserve">Provincial-level municipality · ~32 million (whole region) · 3,000+ years of settlement</w:t>
+      </w:r>
+      <w:r>
+        <w:rPr>
+          <w:sz w:val="21"/>
+          <w:szCs w:val="21"/>
+        </w:rPr>
+        <w:t xml:space="preserve">  </w:t>
+      </w:r>
+      <w:r>
+        <w:rPr>
+          <w:rFonts w:ascii="Calibri" w:cs="Calibri" w:eastAsia="Calibri" w:hAnsi="Calibri"/>
+          <w:color w:val="7BAE5C"/>
+          <w:sz w:val="20"/>
+          <w:szCs w:val="20"/>
+        </w:rPr>
+        <w:t xml:space="preserve">Whole municipality vs. state: more people than any U.S. state except California</w:t>
+      </w:r>
+    </w:p>
+    <w:p>
+      <w:pPr>
+        <w:spacing w:after="80"/>
+      </w:pPr>
+      <w:r>
+        <w:rPr>
+          <w:rFonts w:ascii="Calibri" w:cs="Calibri" w:eastAsia="Calibri" w:hAnsi="Calibri"/>
+          <w:color w:val="3D5038"/>
+          <w:sz w:val="20"/>
+          <w:szCs w:val="20"/>
+        </w:rPr>
+        <w:t xml:space="preserve">Admin level: direct-controlled municipality (provincial-level — like Beijing or Shanghai). ~32 million covers the entire region (urban core plus rural counties), so comparisons to U.S. states are common — but this is not one city in the American sense.</w:t>
+      </w:r>
+    </w:p>
+    <w:p>
+      <w:pPr>
+        <w:spacing w:after="100"/>
+      </w:pPr>
+      <w:r>
+        <w:rPr>
+          <w:rFonts w:ascii="Calibri" w:cs="Calibri" w:eastAsia="Calibri" w:hAnsi="Calibri"/>
+          <w:color w:val="3D5038"/>
+          <w:sz w:val="21"/>
+          <w:szCs w:val="21"/>
+        </w:rPr>
+        <w:t xml:space="preserve">One of four direct-controlled municipalities (provincial-level, like Beijing and Shanghai). Major Yangtze port, bridge city, and industrial hub.</w:t>
+      </w:r>
+    </w:p>
+    <w:p>
+      <w:pPr>
+        <w:spacing w:after="60" w:before="100"/>
+      </w:pPr>
+      <w:r>
+        <w:rPr>
+          <w:rFonts w:ascii="Calibri" w:cs="Calibri" w:eastAsia="Calibri" w:hAnsi="Calibri"/>
+          <w:b/>
+          <w:bCs/>
+          <w:color w:val="4A7A38"/>
+          <w:sz w:val="22"/>
+          <w:szCs w:val="22"/>
+        </w:rPr>
+        <w:t xml:space="preserve">Notable titles</w:t>
+      </w:r>
+    </w:p>
+    <w:p>
+      <w:pPr>
+        <w:spacing w:after="80"/>
+      </w:pPr>
+      <w:r>
+        <w:rPr>
+          <w:rFonts w:ascii="Calibri" w:cs="Calibri" w:eastAsia="Calibri" w:hAnsi="Calibri"/>
+          <w:color w:val="3D5038"/>
+          <w:sz w:val="21"/>
+          <w:szCs w:val="21"/>
+        </w:rPr>
+        <w:t xml:space="preserve">• </w:t>
+      </w:r>
+      <w:r>
+        <w:rPr>
+          <w:rFonts w:ascii="Calibri" w:cs="Calibri" w:eastAsia="Calibri" w:hAnsi="Calibri"/>
+          <w:color w:val="3D5038"/>
+          <w:sz w:val="21"/>
+          <w:szCs w:val="21"/>
+        </w:rPr>
+        <w:t xml:space="preserve">China's wartime capital (1937–1945) — 战时陪都; seat of Allied China during WWII</w:t>
+      </w:r>
+    </w:p>
+    <w:p>
+      <w:pPr>
+        <w:spacing w:after="80"/>
+      </w:pPr>
+      <w:r>
+        <w:rPr>
+          <w:rFonts w:ascii="Calibri" w:cs="Calibri" w:eastAsia="Calibri" w:hAnsi="Calibri"/>
+          <w:color w:val="3D5038"/>
+          <w:sz w:val="21"/>
+          <w:szCs w:val="21"/>
+        </w:rPr>
+        <w:t xml:space="preserve">• </w:t>
+      </w:r>
+      <w:r>
+        <w:rPr>
+          <w:rFonts w:ascii="Calibri" w:cs="Calibri" w:eastAsia="Calibri" w:hAnsi="Calibri"/>
+          <w:color w:val="3D5038"/>
+          <w:sz w:val="21"/>
+          <w:szCs w:val="21"/>
+        </w:rPr>
+        <w:t xml:space="preserve">UNESCO World Heritage: Dazu Rock Carvings (1999) — pinnacle of Chinese cliff sculpture art</w:t>
+      </w:r>
+    </w:p>
+    <w:p>
+      <w:pPr>
+        <w:spacing w:after="80"/>
+      </w:pPr>
+      <w:r>
+        <w:rPr>
+          <w:rFonts w:ascii="Calibri" w:cs="Calibri" w:eastAsia="Calibri" w:hAnsi="Calibri"/>
+          <w:color w:val="3D5038"/>
+          <w:sz w:val="21"/>
+          <w:szCs w:val="21"/>
+        </w:rPr>
+        <w:t xml:space="preserve">• </w:t>
+      </w:r>
+      <w:r>
+        <w:rPr>
+          <w:rFonts w:ascii="Calibri" w:cs="Calibri" w:eastAsia="Calibri" w:hAnsi="Calibri"/>
+          <w:color w:val="3D5038"/>
+          <w:sz w:val="21"/>
+          <w:szCs w:val="21"/>
+        </w:rPr>
+        <w:t xml:space="preserve">UNESCO World Heritage: Wulong Karst (2007) — part of South China Karst; your trip visits </w:t>
+      </w:r>
+      <w:r>
+        <w:rPr>
+          <w:rFonts w:ascii="Calibri" w:cs="Calibri" w:eastAsia="Calibri" w:hAnsi="Calibri"/>
+          <w:b/>
+          <w:bCs/>
+          <w:color w:val="4A7A38"/>
+          <w:sz w:val="21"/>
+          <w:szCs w:val="21"/>
+        </w:rPr>
+        <w:t xml:space="preserve">Wulong</w:t>
+      </w:r>
+      <w:r>
+        <w:rPr>
+          <w:rFonts w:ascii="Calibri" w:cs="Calibri" w:eastAsia="Calibri" w:hAnsi="Calibri"/>
+          <w:color w:val="7BAE5C"/>
+          <w:sz w:val="20"/>
+          <w:szCs w:val="20"/>
+        </w:rPr>
+        <w:t xml:space="preserve"> (Day 8)</w:t>
+      </w:r>
+    </w:p>
+    <w:p>
+      <w:pPr>
+        <w:spacing w:after="80"/>
+      </w:pPr>
+      <w:r>
+        <w:rPr>
+          <w:rFonts w:ascii="Calibri" w:cs="Calibri" w:eastAsia="Calibri" w:hAnsi="Calibri"/>
+          <w:color w:val="3D5038"/>
+          <w:sz w:val="21"/>
+          <w:szCs w:val="21"/>
+        </w:rPr>
+        <w:t xml:space="preserve">• </w:t>
+      </w:r>
+      <w:r>
+        <w:rPr>
+          <w:rFonts w:ascii="Calibri" w:cs="Calibri" w:eastAsia="Calibri" w:hAnsi="Calibri"/>
+          <w:color w:val="3D5038"/>
+          <w:sz w:val="21"/>
+          <w:szCs w:val="21"/>
+        </w:rPr>
+        <w:t xml:space="preserve">Mountain City (山城), Fog City (雾都), Bridge City (桥都) — signature nicknames</w:t>
+      </w:r>
+    </w:p>
+    <w:p>
+      <w:pPr>
+        <w:spacing w:after="80"/>
+      </w:pPr>
+      <w:r>
+        <w:rPr>
+          <w:rFonts w:ascii="Calibri" w:cs="Calibri" w:eastAsia="Calibri" w:hAnsi="Calibri"/>
+          <w:color w:val="3D5038"/>
+          <w:sz w:val="21"/>
+          <w:szCs w:val="21"/>
+        </w:rPr>
+        <w:t xml:space="preserve">• </w:t>
+      </w:r>
+      <w:r>
+        <w:rPr>
+          <w:rFonts w:ascii="Calibri" w:cs="Calibri" w:eastAsia="Calibri" w:hAnsi="Calibri"/>
+          <w:color w:val="3D5038"/>
+          <w:sz w:val="21"/>
+          <w:szCs w:val="21"/>
+        </w:rPr>
+        <w:t xml:space="preserve">One of China's 5 national central cities (with Beijing, Shanghai, Guangzhou, and Tianjin)</w:t>
+      </w:r>
+    </w:p>
+    <w:p>
+      <w:pPr>
+        <w:spacing w:after="60" w:before="100"/>
+      </w:pPr>
+      <w:r>
+        <w:rPr>
+          <w:rFonts w:ascii="Calibri" w:cs="Calibri" w:eastAsia="Calibri" w:hAnsi="Calibri"/>
+          <w:b/>
+          <w:bCs/>
+          <w:color w:val="4A7A38"/>
+          <w:sz w:val="22"/>
+          <w:szCs w:val="22"/>
+        </w:rPr>
+        <w:t xml:space="preserve">U.S. mental map</w:t>
+      </w:r>
+    </w:p>
+    <w:p>
+      <w:pPr>
+        <w:shd w:fill="E8F3DC" w:val="clear"/>
+        <w:spacing w:after="100"/>
+      </w:pPr>
+      <w:r>
+        <w:rPr>
+          <w:rFonts w:ascii="Calibri" w:cs="Calibri" w:eastAsia="Calibri" w:hAnsi="Calibri"/>
+          <w:color w:val="3D5038"/>
+          <w:sz w:val="21"/>
+          <w:szCs w:val="21"/>
+        </w:rPr>
+        <w:t xml:space="preserve">Imagine a provincial-scale region built on steep hills where the Yangtze and Jialing Rivers meet — part San Francisco terrain, part Pittsburgh riverfront, at megacity scale.</w:t>
+      </w:r>
+    </w:p>
+    <w:p>
+      <w:pPr>
+        <w:spacing w:after="60" w:before="100"/>
+      </w:pPr>
+      <w:r>
+        <w:rPr>
+          <w:rFonts w:ascii="Calibri" w:cs="Calibri" w:eastAsia="Calibri" w:hAnsi="Calibri"/>
+          <w:b/>
+          <w:bCs/>
+          <w:color w:val="4A7A38"/>
+          <w:sz w:val="22"/>
+          <w:szCs w:val="22"/>
+        </w:rPr>
+        <w:t xml:space="preserve">History highlights</w:t>
+      </w:r>
+    </w:p>
+    <w:p>
+      <w:pPr>
+        <w:spacing w:after="100"/>
+      </w:pPr>
+      <w:r>
+        <w:rPr>
+          <w:rFonts w:ascii="Calibri" w:cs="Calibri" w:eastAsia="Calibri" w:hAnsi="Calibri"/>
+          <w:color w:val="3D5038"/>
+          <w:sz w:val="21"/>
+          <w:szCs w:val="21"/>
+        </w:rPr>
+        <w:t xml:space="preserve">China's wartime capital (1937–1945); endured heavy bombing; gateway to the Three Gorges. Known as the Mountain City (山城) and Fog City (雾都).</w:t>
+      </w:r>
+    </w:p>
+    <w:p>
+      <w:pPr>
+        <w:spacing w:after="60" w:before="100"/>
+      </w:pPr>
+      <w:r>
+        <w:rPr>
+          <w:rFonts w:ascii="Calibri" w:cs="Calibri" w:eastAsia="Calibri" w:hAnsi="Calibri"/>
+          <w:b/>
+          <w:bCs/>
+          <w:color w:val="4A7A38"/>
+          <w:sz w:val="22"/>
+          <w:szCs w:val="22"/>
+        </w:rPr>
+        <w:t xml:space="preserve">Known for &amp; firsts</w:t>
+      </w:r>
+    </w:p>
+    <w:p>
+      <w:pPr>
+        <w:spacing w:after="80"/>
+      </w:pPr>
+      <w:r>
+        <w:rPr>
+          <w:rFonts w:ascii="Calibri" w:cs="Calibri" w:eastAsia="Calibri" w:hAnsi="Calibri"/>
+          <w:color w:val="3D5038"/>
+          <w:sz w:val="21"/>
+          <w:szCs w:val="21"/>
+        </w:rPr>
+        <w:t xml:space="preserve">• </w:t>
+      </w:r>
+      <w:r>
+        <w:rPr>
+          <w:rFonts w:ascii="Calibri" w:cs="Calibri" w:eastAsia="Calibri" w:hAnsi="Calibri"/>
+          <w:color w:val="3D5038"/>
+          <w:sz w:val="21"/>
+          <w:szCs w:val="21"/>
+        </w:rPr>
+        <w:t xml:space="preserve">Chongqing-style hotpot (火锅) — mala broth culture that spread across China</w:t>
+      </w:r>
+    </w:p>
+    <w:p>
+      <w:pPr>
+        <w:spacing w:after="80"/>
+      </w:pPr>
+      <w:r>
+        <w:rPr>
+          <w:rFonts w:ascii="Calibri" w:cs="Calibri" w:eastAsia="Calibri" w:hAnsi="Calibri"/>
+          <w:color w:val="3D5038"/>
+          <w:sz w:val="21"/>
+          <w:szCs w:val="21"/>
+        </w:rPr>
+        <w:t xml:space="preserve">• </w:t>
+      </w:r>
+      <w:r>
+        <w:rPr>
+          <w:rFonts w:ascii="Calibri" w:cs="Calibri" w:eastAsia="Calibri" w:hAnsi="Calibri"/>
+          <w:b/>
+          <w:bCs/>
+          <w:color w:val="4A7A38"/>
+          <w:sz w:val="21"/>
+          <w:szCs w:val="21"/>
+        </w:rPr>
+        <w:t xml:space="preserve">Chongqing noodles (小面)</w:t>
+      </w:r>
+      <w:r>
+        <w:rPr>
+          <w:rFonts w:ascii="Calibri" w:cs="Calibri" w:eastAsia="Calibri" w:hAnsi="Calibri"/>
+          <w:color w:val="7BAE5C"/>
+          <w:sz w:val="20"/>
+          <w:szCs w:val="20"/>
+        </w:rPr>
+        <w:t xml:space="preserve"> (Day 7)</w:t>
+      </w:r>
+      <w:r>
+        <w:rPr>
+          <w:rFonts w:ascii="Calibri" w:cs="Calibri" w:eastAsia="Calibri" w:hAnsi="Calibri"/>
+          <w:color w:val="3D5038"/>
+          <w:sz w:val="21"/>
+          <w:szCs w:val="21"/>
+        </w:rPr>
+        <w:t xml:space="preserve"> — on your itinerary at Huashi Wanza Noodles</w:t>
+      </w:r>
+    </w:p>
+    <w:p>
+      <w:pPr>
+        <w:spacing w:after="80"/>
+      </w:pPr>
+      <w:r>
+        <w:rPr>
+          <w:rFonts w:ascii="Calibri" w:cs="Calibri" w:eastAsia="Calibri" w:hAnsi="Calibri"/>
+          <w:color w:val="3D5038"/>
+          <w:sz w:val="21"/>
+          <w:szCs w:val="21"/>
+        </w:rPr>
+        <w:t xml:space="preserve">• </w:t>
+      </w:r>
+      <w:r>
+        <w:rPr>
+          <w:rFonts w:ascii="Calibri" w:cs="Calibri" w:eastAsia="Calibri" w:hAnsi="Calibri"/>
+          <w:color w:val="3D5038"/>
+          <w:sz w:val="21"/>
+          <w:szCs w:val="21"/>
+        </w:rPr>
+        <w:t xml:space="preserve">Mountain-city transit — </w:t>
+      </w:r>
+      <w:r>
+        <w:rPr>
+          <w:rFonts w:ascii="Calibri" w:cs="Calibri" w:eastAsia="Calibri" w:hAnsi="Calibri"/>
+          <w:b/>
+          <w:bCs/>
+          <w:color w:val="4A7A38"/>
+          <w:sz w:val="21"/>
+          <w:szCs w:val="21"/>
+        </w:rPr>
+        <w:t xml:space="preserve">monorail through buildings (Liziba)</w:t>
+      </w:r>
+      <w:r>
+        <w:rPr>
+          <w:rFonts w:ascii="Calibri" w:cs="Calibri" w:eastAsia="Calibri" w:hAnsi="Calibri"/>
+          <w:color w:val="7BAE5C"/>
+          <w:sz w:val="20"/>
+          <w:szCs w:val="20"/>
+        </w:rPr>
+        <w:t xml:space="preserve"> (Day 9)</w:t>
+      </w:r>
+      <w:r>
+        <w:rPr>
+          <w:rFonts w:ascii="Calibri" w:cs="Calibri" w:eastAsia="Calibri" w:hAnsi="Calibri"/>
+          <w:color w:val="3D5038"/>
+          <w:sz w:val="21"/>
+          <w:szCs w:val="21"/>
+        </w:rPr>
+        <w:t xml:space="preserve">, cableways, and layered river bridges</w:t>
+      </w:r>
+    </w:p>
+    <w:p>
+      <w:pPr>
+        <w:spacing w:after="80"/>
+      </w:pPr>
+      <w:r>
+        <w:rPr>
+          <w:rFonts w:ascii="Calibri" w:cs="Calibri" w:eastAsia="Calibri" w:hAnsi="Calibri"/>
+          <w:color w:val="3D5038"/>
+          <w:sz w:val="21"/>
+          <w:szCs w:val="21"/>
+        </w:rPr>
+        <w:t xml:space="preserve">• </w:t>
+      </w:r>
+      <w:r>
+        <w:rPr>
+          <w:rFonts w:ascii="Calibri" w:cs="Calibri" w:eastAsia="Calibri" w:hAnsi="Calibri"/>
+          <w:color w:val="3D5038"/>
+          <w:sz w:val="21"/>
+          <w:szCs w:val="21"/>
+        </w:rPr>
+        <w:t xml:space="preserve">Wartime publishing &amp; resistance base — major WWII news and industrial relocation hub</w:t>
+      </w:r>
+    </w:p>
+    <w:p>
+      <w:pPr>
+        <w:spacing w:after="60" w:before="100"/>
+      </w:pPr>
+      <w:r>
+        <w:rPr>
+          <w:rFonts w:ascii="Calibri" w:cs="Calibri" w:eastAsia="Calibri" w:hAnsi="Calibri"/>
+          <w:b/>
+          <w:bCs/>
+          <w:color w:val="4A7A38"/>
+          <w:sz w:val="22"/>
+          <w:szCs w:val="22"/>
+        </w:rPr>
+        <w:t xml:space="preserve">On your itinerary</w:t>
+      </w:r>
+    </w:p>
+    <w:p>
+      <w:pPr>
+        <w:spacing w:after="200"/>
+      </w:pPr>
+      <w:r>
+        <w:rPr>
+          <w:rFonts w:ascii="Calibri" w:cs="Calibri" w:eastAsia="Calibri" w:hAnsi="Calibri"/>
+          <w:color w:val="3D5038"/>
+          <w:sz w:val="21"/>
+          <w:szCs w:val="21"/>
+        </w:rPr>
+        <w:t xml:space="preserve">Your trip: </w:t>
+      </w:r>
+      <w:r>
+        <w:rPr>
+          <w:rFonts w:ascii="Calibri" w:cs="Calibri" w:eastAsia="Calibri" w:hAnsi="Calibri"/>
+          <w:b/>
+          <w:bCs/>
+          <w:color w:val="4A7A38"/>
+          <w:sz w:val="21"/>
+          <w:szCs w:val="21"/>
+        </w:rPr>
+        <w:t xml:space="preserve">Panda HSR from Chengdu</w:t>
+      </w:r>
+      <w:r>
+        <w:rPr>
+          <w:rFonts w:ascii="Calibri" w:cs="Calibri" w:eastAsia="Calibri" w:hAnsi="Calibri"/>
+          <w:color w:val="7BAE5C"/>
+          <w:sz w:val="20"/>
+          <w:szCs w:val="20"/>
+        </w:rPr>
+        <w:t xml:space="preserve"> (Day 7)</w:t>
+      </w:r>
+      <w:r>
+        <w:rPr>
+          <w:rFonts w:ascii="Calibri" w:cs="Calibri" w:eastAsia="Calibri" w:hAnsi="Calibri"/>
+          <w:color w:val="3D5038"/>
+          <w:sz w:val="21"/>
+          <w:szCs w:val="21"/>
+        </w:rPr>
+        <w:t xml:space="preserve"> (Day 7), </w:t>
+      </w:r>
+      <w:r>
+        <w:rPr>
+          <w:rFonts w:ascii="Calibri" w:cs="Calibri" w:eastAsia="Calibri" w:hAnsi="Calibri"/>
+          <w:b/>
+          <w:bCs/>
+          <w:color w:val="4A7A38"/>
+          <w:sz w:val="21"/>
+          <w:szCs w:val="21"/>
+        </w:rPr>
+        <w:t xml:space="preserve">Hongyadong</w:t>
+      </w:r>
+      <w:r>
+        <w:rPr>
+          <w:rFonts w:ascii="Calibri" w:cs="Calibri" w:eastAsia="Calibri" w:hAnsi="Calibri"/>
+          <w:color w:val="7BAE5C"/>
+          <w:sz w:val="20"/>
+          <w:szCs w:val="20"/>
+        </w:rPr>
+        <w:t xml:space="preserve"> (Day 7)</w:t>
+      </w:r>
+      <w:r>
+        <w:rPr>
+          <w:rFonts w:ascii="Calibri" w:cs="Calibri" w:eastAsia="Calibri" w:hAnsi="Calibri"/>
+          <w:color w:val="3D5038"/>
+          <w:sz w:val="21"/>
+          <w:szCs w:val="21"/>
+        </w:rPr>
+        <w:t xml:space="preserve">, </w:t>
+      </w:r>
+      <w:r>
+        <w:rPr>
+          <w:rFonts w:ascii="Calibri" w:cs="Calibri" w:eastAsia="Calibri" w:hAnsi="Calibri"/>
+          <w:b/>
+          <w:bCs/>
+          <w:color w:val="4A7A38"/>
+          <w:sz w:val="21"/>
+          <w:szCs w:val="21"/>
+        </w:rPr>
+        <w:t xml:space="preserve">Liziba</w:t>
+      </w:r>
+      <w:r>
+        <w:rPr>
+          <w:rFonts w:ascii="Calibri" w:cs="Calibri" w:eastAsia="Calibri" w:hAnsi="Calibri"/>
+          <w:color w:val="7BAE5C"/>
+          <w:sz w:val="20"/>
+          <w:szCs w:val="20"/>
+        </w:rPr>
+        <w:t xml:space="preserve"> (Day 9)</w:t>
+      </w:r>
+      <w:r>
+        <w:rPr>
+          <w:rFonts w:ascii="Calibri" w:cs="Calibri" w:eastAsia="Calibri" w:hAnsi="Calibri"/>
+          <w:color w:val="3D5038"/>
+          <w:sz w:val="21"/>
+          <w:szCs w:val="21"/>
+        </w:rPr>
+        <w:t xml:space="preserve">, </w:t>
+      </w:r>
+      <w:r>
+        <w:rPr>
+          <w:rFonts w:ascii="Calibri" w:cs="Calibri" w:eastAsia="Calibri" w:hAnsi="Calibri"/>
+          <w:b/>
+          <w:bCs/>
+          <w:color w:val="4A7A38"/>
+          <w:sz w:val="21"/>
+          <w:szCs w:val="21"/>
+        </w:rPr>
+        <w:t xml:space="preserve">Huashi noodles</w:t>
+      </w:r>
+      <w:r>
+        <w:rPr>
+          <w:rFonts w:ascii="Calibri" w:cs="Calibri" w:eastAsia="Calibri" w:hAnsi="Calibri"/>
+          <w:color w:val="7BAE5C"/>
+          <w:sz w:val="20"/>
+          <w:szCs w:val="20"/>
+        </w:rPr>
+        <w:t xml:space="preserve"> (Day 7)</w:t>
+      </w:r>
+      <w:r>
+        <w:rPr>
+          <w:rFonts w:ascii="Calibri" w:cs="Calibri" w:eastAsia="Calibri" w:hAnsi="Calibri"/>
+          <w:color w:val="3D5038"/>
+          <w:sz w:val="21"/>
+          <w:szCs w:val="21"/>
+        </w:rPr>
+        <w:t xml:space="preserve"> (Day 7), </w:t>
+      </w:r>
+      <w:r>
+        <w:rPr>
+          <w:rFonts w:ascii="Calibri" w:cs="Calibri" w:eastAsia="Calibri" w:hAnsi="Calibri"/>
+          <w:b/>
+          <w:bCs/>
+          <w:color w:val="4A7A38"/>
+          <w:sz w:val="21"/>
+          <w:szCs w:val="21"/>
+        </w:rPr>
+        <w:t xml:space="preserve">Wulong Karst</w:t>
+      </w:r>
+      <w:r>
+        <w:rPr>
+          <w:rFonts w:ascii="Calibri" w:cs="Calibri" w:eastAsia="Calibri" w:hAnsi="Calibri"/>
+          <w:color w:val="7BAE5C"/>
+          <w:sz w:val="20"/>
+          <w:szCs w:val="20"/>
+        </w:rPr>
+        <w:t xml:space="preserve"> (Day 8)</w:t>
+      </w:r>
+      <w:r>
+        <w:rPr>
+          <w:rFonts w:ascii="Calibri" w:cs="Calibri" w:eastAsia="Calibri" w:hAnsi="Calibri"/>
+          <w:color w:val="3D5038"/>
+          <w:sz w:val="21"/>
+          <w:szCs w:val="21"/>
+        </w:rPr>
+        <w:t xml:space="preserve"> (Day 8).</w:t>
       </w:r>
     </w:p>
     <w:p>

--- a/downloads/itinerary-en.docx
+++ b/downloads/itinerary-en.docx
@@ -1319,7 +1319,7 @@
           <w:sz w:val="21"/>
           <w:szCs w:val="21"/>
         </w:rPr>
-        <w:t xml:space="preserve">Member, World Centers of Excellence for Destinations (CED)</w:t>
+        <w:t xml:space="preserve">Certified member, World Centers of Excellence for Destinations (CED, 2010) — international destination quality assessment</w:t>
       </w:r>
     </w:p>
     <w:p>

--- a/downloads/itinerary-en.docx
+++ b/downloads/itinerary-en.docx
@@ -1160,7 +1160,7 @@
           <w:sz w:val="20"/>
           <w:szCs w:val="20"/>
         </w:rPr>
-        <w:t xml:space="preserve">City metro area ≈ NYC + Philadelphia combined (not a state comparison)</w:t>
+        <w:t xml:space="preserve">City metro area ≈ New York City + Philadelphia metro areas combined (two U.S. cities — not a state comparison)</w:t>
       </w:r>
     </w:p>
     <w:p>
@@ -1380,7 +1380,7 @@
           <w:sz w:val="21"/>
           <w:szCs w:val="21"/>
         </w:rPr>
-        <w:t xml:space="preserve">From Jinsha and Sanxingdui roots to Tang–Song "Brocade City." One of the few major world cities that never relocated its urban core.</w:t>
+        <w:t xml:space="preserve">From Jinsha and Sanxingdui roots to Tang–Song "Brocade City." In the Tang dynasty (618–907 CE), the saying "Yangzhou first, Yi second" (扬一益二) ranked Yi (益州 — ancient Chengdu) as the empire's second-most prosperous city after Yangzhou. One of the few major world cities that never relocated its urban core.</w:t>
       </w:r>
     </w:p>
     <w:p>

--- a/downloads/itinerary-en.docx
+++ b/downloads/itinerary-en.docx
@@ -51,7 +51,7 @@
           <w:sz w:val="24"/>
           <w:szCs w:val="24"/>
         </w:rPr>
-        <w:t xml:space="preserve">Fixed total 9390 CNY / $1386.92</w:t>
+        <w:t xml:space="preserve">Fixed total 7951 CNY / $1174.36</w:t>
       </w:r>
     </w:p>
     <w:p>
@@ -65,7 +65,7 @@
           <w:sz w:val="22"/>
           <w:szCs w:val="22"/>
         </w:rPr>
-        <w:t xml:space="preserve">An unforgettable journey for two · Mild flavors · Easy pace · September</w:t>
+        <w:t xml:space="preserve">Two travelers · Easy on spice · Relaxed pace · September</w:t>
       </w:r>
     </w:p>
     <w:p>
@@ -153,7 +153,7 @@
           <w:sz w:val="21"/>
           <w:szCs w:val="21"/>
         </w:rPr>
-        <w:t xml:space="preserve">• Day 10: full-day Wulingyuan National Forest Park</w:t>
+        <w:t xml:space="preserve">• Day 10: Dazu Rock Carvings (Baodingshan) day trip — return to Chongqing by evening</w:t>
       </w:r>
     </w:p>
     <w:p>
@@ -176,7 +176,7 @@
           <w:sz w:val="32"/>
           <w:szCs w:val="32"/>
         </w:rPr>
-        <w:t xml:space="preserve">Accessing Overseas Apps While in China</w:t>
+        <w:t xml:space="preserve">Using U.S. Apps in China (No VPN)</w:t>
       </w:r>
     </w:p>
     <w:p>
@@ -192,7 +192,7 @@
           <w:sz w:val="22"/>
           <w:szCs w:val="22"/>
         </w:rPr>
-        <w:t xml:space="preserve">No VPN needed. Complete ONE of these before departure:</w:t>
+        <w:t xml:space="preserve">Mainland China blocks many U.S. apps on local Wi‑Fi and SIM cards. Before you leave, choose one option below—both are legal:</w:t>
       </w:r>
     </w:p>
     <w:p>
@@ -206,7 +206,7 @@
           <w:sz w:val="21"/>
           <w:szCs w:val="21"/>
         </w:rPr>
-        <w:t xml:space="preserve">• Activate US carrier international roaming — overseas apps work automatically in China</w:t>
+        <w:t xml:space="preserve">• Enable international roaming with your U.S. carrier—your phone will route Google, Instagram, Gmail, and similar apps through your home network</w:t>
       </w:r>
     </w:p>
     <w:p>
@@ -220,7 +220,7 @@
           <w:sz w:val="21"/>
           <w:szCs w:val="21"/>
         </w:rPr>
-        <w:t xml:space="preserve">• Purchase an international travel eSIM — legal access to global platforms with no legal risk</w:t>
+        <w:t xml:space="preserve">• Buy an international travel eSIM (e.g. Holafly, Airalo)—keeps a separate data line for global apps without unauthorized VPNs</w:t>
       </w:r>
     </w:p>
     <w:p>
@@ -268,7 +268,7 @@
           <w:sz w:val="20"/>
           <w:szCs w:val="20"/>
         </w:rPr>
-        <w:t xml:space="preserve">  [Pay &amp; Translate]</w:t>
+        <w:t xml:space="preserve">  [Pay &amp; translate]</w:t>
       </w:r>
     </w:p>
     <w:p>
@@ -283,7 +283,7 @@
           <w:sz w:val="21"/>
           <w:szCs w:val="21"/>
         </w:rPr>
-        <w:t xml:space="preserve">WeChat Pay with Visa/Mastercard. Photo &amp; voice translation for menus and signs.</w:t>
+        <w:t xml:space="preserve">Link a Visa or Mastercard for WeChat Pay. Photo and voice translation help with menus and street signs.</w:t>
       </w:r>
     </w:p>
     <w:p>
@@ -308,7 +308,7 @@
           <w:sz w:val="20"/>
           <w:szCs w:val="20"/>
         </w:rPr>
-        <w:t xml:space="preserve">  [Primary Payment]</w:t>
+        <w:t xml:space="preserve">  [Main payment app]</w:t>
       </w:r>
     </w:p>
     <w:p>
@@ -323,7 +323,7 @@
           <w:sz w:val="21"/>
           <w:szCs w:val="21"/>
         </w:rPr>
-        <w:t xml:space="preserve">Easy foreign card binding. TourPass for tickets to Sanxingdui, Jiuzhaigou &amp; Wulong.</w:t>
+        <w:t xml:space="preserve">Foreign cards are straightforward to link. Buy e-tickets for Sanxingdui, Jiuzhaigou, and Wulong via TourPass.</w:t>
       </w:r>
     </w:p>
     <w:p>
@@ -348,7 +348,7 @@
           <w:sz w:val="20"/>
           <w:szCs w:val="20"/>
         </w:rPr>
-        <w:t xml:space="preserve">  [Ride-hailing]</w:t>
+        <w:t xml:space="preserve">  [Ride-hailing backup]</w:t>
       </w:r>
     </w:p>
     <w:p>
@@ -363,7 +363,7 @@
           <w:sz w:val="21"/>
           <w:szCs w:val="21"/>
         </w:rPr>
-        <w:t xml:space="preserve">English ride-hailing app for mainland China. Backup to Amap taxi service.</w:t>
+        <w:t xml:space="preserve">English-language ride-hailing for mainland China. Good backup when Amap's taxi booking is slow.</w:t>
       </w:r>
     </w:p>
     <w:p>
@@ -388,7 +388,7 @@
           <w:sz w:val="20"/>
           <w:szCs w:val="20"/>
         </w:rPr>
-        <w:t xml:space="preserve">  [#1 Navigation]</w:t>
+        <w:t xml:space="preserve">  [Best for navigation]</w:t>
       </w:r>
     </w:p>
     <w:p>
@@ -403,7 +403,7 @@
           <w:sz w:val="21"/>
           <w:szCs w:val="21"/>
         </w:rPr>
-        <w:t xml:space="preserve">Full English UI &amp; voice nav. Offline maps for Jiuzhaigou. Register with US phone number.</w:t>
+        <w:t xml:space="preserve">Full English maps and turn-by-turn voice guidance. Download offline maps before Jiuzhaigou. Sign up with a U.S. phone number.</w:t>
       </w:r>
     </w:p>
     <w:p>
@@ -428,7 +428,7 @@
           <w:sz w:val="20"/>
           <w:szCs w:val="20"/>
         </w:rPr>
-        <w:t xml:space="preserve">  [Built-in Backup]</w:t>
+        <w:t xml:space="preserve">  [iPhone backup]</w:t>
       </w:r>
     </w:p>
     <w:p>
@@ -443,7 +443,7 @@
           <w:sz w:val="21"/>
           <w:szCs w:val="21"/>
         </w:rPr>
-        <w:t xml:space="preserve">Powered by Amap data on iPhone. No extra download needed.</w:t>
+        <w:t xml:space="preserve">Built into iPhone and powered by Amap data—useful when you already know the route.</w:t>
       </w:r>
     </w:p>
     <w:p>
@@ -468,7 +468,7 @@
           <w:sz w:val="20"/>
           <w:szCs w:val="20"/>
         </w:rPr>
-        <w:t xml:space="preserve">  [Camera OCR]</w:t>
+        <w:t xml:space="preserve">  [Camera translate]</w:t>
       </w:r>
     </w:p>
     <w:p>
@@ -483,7 +483,7 @@
           <w:sz w:val="21"/>
           <w:szCs w:val="21"/>
         </w:rPr>
-        <w:t xml:space="preserve">Works without VPN. Instant camera translation for menus &amp; museum exhibits.</w:t>
+        <w:t xml:space="preserve">Works on China's network—no VPN needed. Point your camera at a menu or museum label for instant translation.</w:t>
       </w:r>
     </w:p>
     <w:p>
@@ -522,7 +522,7 @@
           <w:sz w:val="20"/>
           <w:szCs w:val="20"/>
         </w:rPr>
-        <w:t xml:space="preserve">Rough analogies for American readers — not exact comparisons. In China: a province ≈ a U.S. state; Chengdu is a city; Chongqing is a provincial-level municipality (city plus surrounding counties — not a single city in the American sense). Population figures are approximate.</w:t>
+        <w:t xml:space="preserve">Scale notes for U.S. readers—these are rough comparisons, not exact matches. In China, a province is similar to a U.S. state; Chengdu is a city; Chongqing is a province-level municipality (a major city plus surrounding counties—not one city in the American sense). Population figures are approximate.</w:t>
       </w:r>
     </w:p>
     <w:p>
@@ -571,7 +571,7 @@
           <w:sz w:val="20"/>
           <w:szCs w:val="20"/>
         </w:rPr>
-        <w:t xml:space="preserve">Province vs. state: ~2.5× the population of Texas</w:t>
+        <w:t xml:space="preserve">About 2.5 times the population of Texas</w:t>
       </w:r>
     </w:p>
     <w:p>
@@ -585,7 +585,7 @@
           <w:sz w:val="20"/>
           <w:szCs w:val="20"/>
         </w:rPr>
-        <w:t xml:space="preserve">Admin level: province (comparable to a U.S. state). The figure below is the whole province — not one city.</w:t>
+        <w:t xml:space="preserve">Administrative level: province (similar to a U.S. state). The population figure covers the entire province—not a single city.</w:t>
       </w:r>
     </w:p>
     <w:p>
@@ -599,7 +599,7 @@
           <w:sz w:val="21"/>
           <w:szCs w:val="21"/>
         </w:rPr>
-        <w:t xml:space="preserve">Southwest China's most populous province; known as the Land of Abundance (天府之国). A cultural and economic heartland of the upper Yangtze.</w:t>
+        <w:t xml:space="preserve">Southwest China's most populous province, long known as the Land of Abundance (天府之国). A cultural and economic heartland of the upper Yangtze.</w:t>
       </w:r>
     </w:p>
     <w:p>
@@ -615,7 +615,7 @@
           <w:sz w:val="22"/>
           <w:szCs w:val="22"/>
         </w:rPr>
-        <w:t xml:space="preserve">Notable titles</w:t>
+        <w:t xml:space="preserve">Known for</w:t>
       </w:r>
     </w:p>
     <w:p>
@@ -638,7 +638,7 @@
           <w:sz w:val="21"/>
           <w:szCs w:val="21"/>
         </w:rPr>
-        <w:t xml:space="preserve">5 UNESCO World Heritage sites — among the highest of any Chinese province (tied with Fujian, Henan, and Yunnan; Beijing as a municipality has more)</w:t>
+        <w:t xml:space="preserve">5 UNESCO World Heritage sites—among the most of any Chinese province (tied with Fujian, Henan, and Yunnan; Beijing has more as a municipality)</w:t>
       </w:r>
     </w:p>
     <w:p>
@@ -661,7 +661,7 @@
           <w:sz w:val="21"/>
           <w:szCs w:val="21"/>
         </w:rPr>
-        <w:t xml:space="preserve">Sites include Jiuzhaigou, Huanglong, Mount Emei–Leshan Giant Buddha, Qingcheng–Dujiangyan, and Sichuan Giant Panda Sanctuaries — your trip visits </w:t>
+        <w:t xml:space="preserve">Including Jiuzhaigou, Huanglong, Mount Emei–Leshan Giant Buddha, Qingcheng–Dujiangyan, and the Sichuan Giant Panda Sanctuaries—this trip includes </w:t>
       </w:r>
       <w:r>
         <w:rPr>
@@ -704,7 +704,7 @@
           <w:sz w:val="21"/>
           <w:szCs w:val="21"/>
         </w:rPr>
-        <w:t xml:space="preserve">Land of Abundance (天府之国) — a title used for 2,000+ years</w:t>
+        <w:t xml:space="preserve">Land of Abundance (天府之国)—a title used for more than 2,000 years</w:t>
       </w:r>
     </w:p>
     <w:p>
@@ -727,7 +727,7 @@
           <w:sz w:val="21"/>
           <w:szCs w:val="21"/>
         </w:rPr>
-        <w:t xml:space="preserve">Birthplace of Sichuan cuisine — one of China's Four Great Cuisines</w:t>
+        <w:t xml:space="preserve">Birthplace of Sichuan cuisine—one of China's four great regional cuisines</w:t>
       </w:r>
     </w:p>
     <w:p>
@@ -750,7 +750,7 @@
           <w:sz w:val="21"/>
           <w:szCs w:val="21"/>
         </w:rPr>
-        <w:t xml:space="preserve">Heartland of the giant panda — world's largest panda habitat network</w:t>
+        <w:t xml:space="preserve">Heartland of the giant panda—home to the world's largest panda habitat network</w:t>
       </w:r>
     </w:p>
     <w:p>
@@ -766,7 +766,7 @@
           <w:sz w:val="22"/>
           <w:szCs w:val="22"/>
         </w:rPr>
-        <w:t xml:space="preserve">U.S. mental map</w:t>
+        <w:t xml:space="preserve">U.S. comparison</w:t>
       </w:r>
     </w:p>
     <w:p>
@@ -781,7 +781,7 @@
           <w:sz w:val="21"/>
           <w:szCs w:val="21"/>
         </w:rPr>
-        <w:t xml:space="preserve">Regional identity as strong as Texas or Louisiana in the U.S. — distinct food, dialect, and pace that the whole country recognizes.</w:t>
+        <w:t xml:space="preserve">A regional identity as distinct as Texas or Louisiana—its food, dialect, and pace of life are recognized nationwide.</w:t>
       </w:r>
     </w:p>
     <w:p>
@@ -797,7 +797,7 @@
           <w:sz w:val="22"/>
           <w:szCs w:val="22"/>
         </w:rPr>
-        <w:t xml:space="preserve">History highlights</w:t>
+        <w:t xml:space="preserve">History in brief</w:t>
       </w:r>
     </w:p>
     <w:p>
@@ -811,7 +811,7 @@
           <w:sz w:val="21"/>
           <w:szCs w:val="21"/>
         </w:rPr>
-        <w:t xml:space="preserve">Ancient Ba-Shu kingdoms; Three Kingdoms-era Shu Han (蜀汉); major WWII rear base. The 256 BCE Dujiangyan irrigation system still feeds the Chengdu Plain.</w:t>
+        <w:t xml:space="preserve">Ancient Ba and Shu kingdoms; the Three Kingdoms-era state of Shu Han (蜀汉); a major WWII rear base. The Dujiangyan irrigation system, built in 256 BCE, still waters the Chengdu Plain.</w:t>
       </w:r>
     </w:p>
     <w:p>
@@ -827,7 +827,7 @@
           <w:sz w:val="22"/>
           <w:szCs w:val="22"/>
         </w:rPr>
-        <w:t xml:space="preserve">Known for &amp; firsts</w:t>
+        <w:t xml:space="preserve">Traditions &amp; innovations</w:t>
       </w:r>
     </w:p>
     <w:p>
@@ -850,7 +850,7 @@
           <w:sz w:val="21"/>
           <w:szCs w:val="21"/>
         </w:rPr>
-        <w:t xml:space="preserve">Jiaozi (交子) — often cited as the world's first paper money, issued by Chengdu merchants in the 11th century</w:t>
+        <w:t xml:space="preserve">Jiaozi (交子)—often cited as the world's first paper money, issued by Chengdu merchants in the 11th century</w:t>
       </w:r>
     </w:p>
     <w:p>
@@ -873,7 +873,7 @@
           <w:sz w:val="21"/>
           <w:szCs w:val="21"/>
         </w:rPr>
-        <w:t xml:space="preserve">Dujiangyan — ancient irrigation masterpiece, still operating after 2,200+ years</w:t>
+        <w:t xml:space="preserve">Dujiangyan—an ancient irrigation system still operating after more than 2,200 years</w:t>
       </w:r>
     </w:p>
     <w:p>
@@ -896,7 +896,7 @@
           <w:sz w:val="21"/>
           <w:szCs w:val="21"/>
         </w:rPr>
-        <w:t xml:space="preserve">Sichuan cuisine — birthplace of mapo tofu, kung pao chicken, and hot-pot traditions that spread nationwide</w:t>
+        <w:t xml:space="preserve">Sichuan cuisine—birthplace of mapo tofu, kung pao chicken, and hot-pot traditions that spread nationwide</w:t>
       </w:r>
     </w:p>
     <w:p>
@@ -919,7 +919,7 @@
           <w:sz w:val="21"/>
           <w:szCs w:val="21"/>
         </w:rPr>
-        <w:t xml:space="preserve">Shu brocade (蜀锦) — prized silk weaving since Han-dynasty trade along the Silk Road</w:t>
+        <w:t xml:space="preserve">Shu brocade (蜀锦)—prized silk weaving traded along the Silk Road since the Han dynasty</w:t>
       </w:r>
     </w:p>
     <w:p>
@@ -942,7 +942,7 @@
           <w:sz w:val="21"/>
           <w:szCs w:val="21"/>
         </w:rPr>
-        <w:t xml:space="preserve">Shu embroidery (蜀绣) — one of China's Four Great Embroideries; needlework tradition centered in the Chengdu plain</w:t>
+        <w:t xml:space="preserve">Shu embroidery (蜀绣)—one of China's four great embroidery traditions, centered in the Chengdu Plain</w:t>
       </w:r>
     </w:p>
     <w:p>
@@ -965,7 +965,7 @@
           <w:sz w:val="21"/>
           <w:szCs w:val="21"/>
         </w:rPr>
-        <w:t xml:space="preserve">Zigong well salt (自贡井盐) — 2,000+ years of brine-well drilling; pioneers of deep-well salt mining and early natural-gas use</w:t>
+        <w:t xml:space="preserve">Zigong well salt (自贡井盐)—more than 2,000 years of brine-well drilling; early pioneers of deep-well salt mining and natural-gas use</w:t>
       </w:r>
     </w:p>
     <w:p>
@@ -981,7 +981,7 @@
           <w:sz w:val="22"/>
           <w:szCs w:val="22"/>
         </w:rPr>
-        <w:t xml:space="preserve">On your itinerary</w:t>
+        <w:t xml:space="preserve">On this trip</w:t>
       </w:r>
     </w:p>
     <w:p>
@@ -995,7 +995,7 @@
           <w:sz w:val="21"/>
           <w:szCs w:val="21"/>
         </w:rPr>
-        <w:t xml:space="preserve">Your trip: </w:t>
+        <w:t xml:space="preserve">This trip: </w:t>
       </w:r>
       <w:r>
         <w:rPr>
@@ -1006,7 +1006,7 @@
           <w:sz w:val="21"/>
           <w:szCs w:val="21"/>
         </w:rPr>
-        <w:t xml:space="preserve">Chengdu hub</w:t>
+        <w:t xml:space="preserve">Chengdu base</w:t>
       </w:r>
       <w:r>
         <w:rPr>
@@ -1065,35 +1065,6 @@
           <w:szCs w:val="21"/>
         </w:rPr>
         <w:t xml:space="preserve">Sichuan Museum</w:t>
-      </w:r>
-      <w:r>
-        <w:rPr>
-          <w:rFonts w:ascii="Calibri" w:cs="Calibri" w:eastAsia="Calibri" w:hAnsi="Calibri"/>
-          <w:color w:val="7BAE5C"/>
-          <w:sz w:val="20"/>
-          <w:szCs w:val="20"/>
-        </w:rPr>
-        <w:t xml:space="preserve"> (Day 7)</w:t>
-      </w:r>
-      <w:r>
-        <w:rPr>
-          <w:rFonts w:ascii="Calibri" w:cs="Calibri" w:eastAsia="Calibri" w:hAnsi="Calibri"/>
-          <w:color w:val="3D5038"/>
-          <w:sz w:val="21"/>
-          <w:szCs w:val="21"/>
-        </w:rPr>
-        <w:t xml:space="preserve"> &amp; </w:t>
-      </w:r>
-      <w:r>
-        <w:rPr>
-          <w:rFonts w:ascii="Calibri" w:cs="Calibri" w:eastAsia="Calibri" w:hAnsi="Calibri"/>
-          <w:b/>
-          <w:bCs/>
-          <w:color w:val="4A7A38"/>
-          <w:sz w:val="21"/>
-          <w:szCs w:val="21"/>
-        </w:rPr>
-        <w:t xml:space="preserve">Chengdu Museum</w:t>
       </w:r>
       <w:r>
         <w:rPr>
@@ -1160,7 +1131,7 @@
           <w:sz w:val="20"/>
           <w:szCs w:val="20"/>
         </w:rPr>
-        <w:t xml:space="preserve">City metro area ≈ New York City + Philadelphia metro areas combined (two U.S. cities — not a state comparison)</w:t>
+        <w:t xml:space="preserve">Metro area roughly the size of New York City plus Philadelphia combined (two U.S. cities—not a state)</w:t>
       </w:r>
     </w:p>
     <w:p>
@@ -1174,7 +1145,7 @@
           <w:sz w:val="20"/>
           <w:szCs w:val="20"/>
         </w:rPr>
-        <w:t xml:space="preserve">Admin level: city (prefecture-level). The ~21 million figure is the greater Chengdu metro area — a city region, not a U.S. state.</w:t>
+        <w:t xml:space="preserve">Administrative level: prefecture-level city. The ~21 million figure is the greater Chengdu metro area—a city region, not a U.S. state.</w:t>
       </w:r>
     </w:p>
     <w:p>
@@ -1188,7 +1159,7 @@
           <w:sz w:val="21"/>
           <w:szCs w:val="21"/>
         </w:rPr>
-        <w:t xml:space="preserve">Southwest China's tech, trade, and leisure hub; one of China's most visited inland cities. Nicknamed the City of Hibiscus (蓉城).</w:t>
+        <w:t xml:space="preserve">Southwest China's hub for tech, trade, and leisure—one of the most visited inland cities in China. Nicknamed the City of Hibiscus (蓉城).</w:t>
       </w:r>
     </w:p>
     <w:p>
@@ -1204,7 +1175,7 @@
           <w:sz w:val="22"/>
           <w:szCs w:val="22"/>
         </w:rPr>
-        <w:t xml:space="preserve">Notable titles</w:t>
+        <w:t xml:space="preserve">Known for</w:t>
       </w:r>
     </w:p>
     <w:p>
@@ -1227,7 +1198,7 @@
           <w:sz w:val="21"/>
           <w:szCs w:val="21"/>
         </w:rPr>
-        <w:t xml:space="preserve">First UNESCO City of Gastronomy in Asia (2010) — member of UNESCO's Creative Cities Network (City of Gastronomy category)</w:t>
+        <w:t xml:space="preserve">Asia's first UNESCO City of Gastronomy (2010)—part of UNESCO's Creative Cities Network</w:t>
       </w:r>
     </w:p>
     <w:p>
@@ -1250,7 +1221,7 @@
           <w:sz w:val="21"/>
           <w:szCs w:val="21"/>
         </w:rPr>
-        <w:t xml:space="preserve">Cradle of Sichuan cuisine — recognized globally by UNESCO for living food culture</w:t>
+        <w:t xml:space="preserve">Cradle of Sichuan cuisine—recognized by UNESCO for its living food culture</w:t>
       </w:r>
     </w:p>
     <w:p>
@@ -1273,7 +1244,7 @@
           <w:sz w:val="21"/>
           <w:szCs w:val="21"/>
         </w:rPr>
-        <w:t xml:space="preserve">Important central city of western China (西部地区重要的中心城市) — leading urban hub of China's west</w:t>
+        <w:t xml:space="preserve">A leading city in western China (西部地区重要的中心城市)—a major hub for China's west</w:t>
       </w:r>
     </w:p>
     <w:p>
@@ -1296,7 +1267,7 @@
           <w:sz w:val="21"/>
           <w:szCs w:val="21"/>
         </w:rPr>
-        <w:t xml:space="preserve">Named a Best Tourist City in China by the UN World Tourism Organization and China National Tourism Administration</w:t>
+        <w:t xml:space="preserve">Named a Best Tourist City in China by the UN World Tourism Organization and the former China National Tourism Administration</w:t>
       </w:r>
     </w:p>
     <w:p>
@@ -1319,7 +1290,7 @@
           <w:sz w:val="21"/>
           <w:szCs w:val="21"/>
         </w:rPr>
-        <w:t xml:space="preserve">Certified member, World Centers of Excellence for Destinations (CED, 2010) — international destination quality assessment</w:t>
+        <w:t xml:space="preserve">Certified by the World Centers of Excellence for Destinations (CED, 2010)—an international destination quality program</w:t>
       </w:r>
     </w:p>
     <w:p>
@@ -1335,7 +1306,7 @@
           <w:sz w:val="22"/>
           <w:szCs w:val="22"/>
         </w:rPr>
-        <w:t xml:space="preserve">U.S. mental map</w:t>
+        <w:t xml:space="preserve">U.S. comparison</w:t>
       </w:r>
     </w:p>
     <w:p>
@@ -1350,7 +1321,7 @@
           <w:sz w:val="21"/>
           <w:szCs w:val="21"/>
         </w:rPr>
-        <w:t xml:space="preserve">A western China lifestyle capital — less Wall Street hustle, more food, tea houses, and pandas — similar to how Portland or Austin lean into "live well" over "move fast."</w:t>
+        <w:t xml:space="preserve">A lifestyle capital of western China—less corporate rush, more food, tea houses, and pandas. Think Portland or Austin: quality of life over speed.</w:t>
       </w:r>
     </w:p>
     <w:p>
@@ -1366,7 +1337,7 @@
           <w:sz w:val="22"/>
           <w:szCs w:val="22"/>
         </w:rPr>
-        <w:t xml:space="preserve">History highlights</w:t>
+        <w:t xml:space="preserve">History in brief</w:t>
       </w:r>
     </w:p>
     <w:p>
@@ -1380,7 +1351,7 @@
           <w:sz w:val="21"/>
           <w:szCs w:val="21"/>
         </w:rPr>
-        <w:t xml:space="preserve">From Jinsha and Sanxingdui roots to Tang–Song "Brocade City." In the Tang dynasty (618–907 CE), the saying "Yangzhou first, Yi second" (扬一益二) ranked Yi (益州 — ancient Chengdu) as the empire's second-most prosperous city after Yangzhou. One of the few major world cities that never relocated its urban core.</w:t>
+        <w:t xml:space="preserve">From the Jinsha and Sanxingdui cultures to the Tang–Song "Brocade City." In the Tang dynasty (618–907 CE), the saying "Yangzhou first, Yi second" (扬一益二) ranked Yi (益州—ancient Chengdu) as the empire's second-richest city after Yangzhou. One of the few major cities in the world that has never moved its urban core.</w:t>
       </w:r>
     </w:p>
     <w:p>
@@ -1396,7 +1367,7 @@
           <w:sz w:val="22"/>
           <w:szCs w:val="22"/>
         </w:rPr>
-        <w:t xml:space="preserve">Known for &amp; firsts</w:t>
+        <w:t xml:space="preserve">Traditions &amp; innovations</w:t>
       </w:r>
     </w:p>
     <w:p>
@@ -1419,7 +1390,7 @@
           <w:sz w:val="21"/>
           <w:szCs w:val="21"/>
         </w:rPr>
-        <w:t xml:space="preserve">Birthplace of Jiaozi paper money and a Song-dynasty printing &amp; commerce center</w:t>
+        <w:t xml:space="preserve">Birthplace of jiaozi paper money and a Song-dynasty center of printing and commerce</w:t>
       </w:r>
     </w:p>
     <w:p>
@@ -1471,7 +1442,7 @@
           <w:sz w:val="21"/>
           <w:szCs w:val="21"/>
         </w:rPr>
-        <w:t xml:space="preserve"> — iconic performing-arts innovation</w:t>
+        <w:t xml:space="preserve"> — a signature performing-arts tradition</w:t>
       </w:r>
     </w:p>
     <w:p>
@@ -1523,7 +1494,7 @@
           <w:sz w:val="21"/>
           <w:szCs w:val="21"/>
         </w:rPr>
-        <w:t xml:space="preserve"> and conservation research</w:t>
+        <w:t xml:space="preserve"> and conservation</w:t>
       </w:r>
     </w:p>
     <w:p>
@@ -1546,7 +1517,7 @@
           <w:sz w:val="21"/>
           <w:szCs w:val="21"/>
         </w:rPr>
-        <w:t xml:space="preserve">Tea-house culture — slow-living urban style that defines daily Chengdu life</w:t>
+        <w:t xml:space="preserve">Tea-house culture—a slow-paced urban lifestyle that defines daily life in Chengdu</w:t>
       </w:r>
     </w:p>
     <w:p>
@@ -1569,7 +1540,7 @@
           <w:sz w:val="21"/>
           <w:szCs w:val="21"/>
         </w:rPr>
-        <w:t xml:space="preserve">Shu embroidery (蜀绣) — living craft in Chengdu workshops; one of China's Four Great Embroideries</w:t>
+        <w:t xml:space="preserve">Shu embroidery (蜀绣)—a living craft in Chengdu workshops; one of China's four great embroidery traditions</w:t>
       </w:r>
     </w:p>
     <w:p>
@@ -1585,7 +1556,7 @@
           <w:sz w:val="22"/>
           <w:szCs w:val="22"/>
         </w:rPr>
-        <w:t xml:space="preserve">On your itinerary</w:t>
+        <w:t xml:space="preserve">On this trip</w:t>
       </w:r>
     </w:p>
     <w:p>
@@ -1599,7 +1570,7 @@
           <w:sz w:val="21"/>
           <w:szCs w:val="21"/>
         </w:rPr>
-        <w:t xml:space="preserve">Your trip: </w:t>
+        <w:t xml:space="preserve">This trip: </w:t>
       </w:r>
       <w:r>
         <w:rPr>
@@ -1785,35 +1756,6 @@
           <w:szCs w:val="21"/>
         </w:rPr>
         <w:t xml:space="preserve">Sichuan Museum</w:t>
-      </w:r>
-      <w:r>
-        <w:rPr>
-          <w:rFonts w:ascii="Calibri" w:cs="Calibri" w:eastAsia="Calibri" w:hAnsi="Calibri"/>
-          <w:color w:val="7BAE5C"/>
-          <w:sz w:val="20"/>
-          <w:szCs w:val="20"/>
-        </w:rPr>
-        <w:t xml:space="preserve"> (Day 7)</w:t>
-      </w:r>
-      <w:r>
-        <w:rPr>
-          <w:rFonts w:ascii="Calibri" w:cs="Calibri" w:eastAsia="Calibri" w:hAnsi="Calibri"/>
-          <w:color w:val="3D5038"/>
-          <w:sz w:val="21"/>
-          <w:szCs w:val="21"/>
-        </w:rPr>
-        <w:t xml:space="preserve"> &amp; </w:t>
-      </w:r>
-      <w:r>
-        <w:rPr>
-          <w:rFonts w:ascii="Calibri" w:cs="Calibri" w:eastAsia="Calibri" w:hAnsi="Calibri"/>
-          <w:b/>
-          <w:bCs/>
-          <w:color w:val="4A7A38"/>
-          <w:sz w:val="21"/>
-          <w:szCs w:val="21"/>
-        </w:rPr>
-        <w:t xml:space="preserve">Chengdu Museum</w:t>
       </w:r>
       <w:r>
         <w:rPr>
@@ -1893,7 +1835,7 @@
           <w:sz w:val="21"/>
           <w:szCs w:val="21"/>
         </w:rPr>
-        <w:t xml:space="preserve">Provincial-level municipality · ~32 million (whole region) · 3,000+ years of settlement</w:t>
+        <w:t xml:space="preserve">Province-level municipality · ~32 million (entire region) · 3,000+ years of settlement</w:t>
       </w:r>
       <w:r>
         <w:rPr>
@@ -1909,7 +1851,7 @@
           <w:sz w:val="20"/>
           <w:szCs w:val="20"/>
         </w:rPr>
-        <w:t xml:space="preserve">Whole municipality vs. state: more people than any U.S. state except California</w:t>
+        <w:t xml:space="preserve">More people than any U.S. state except California</w:t>
       </w:r>
     </w:p>
     <w:p>
@@ -1923,7 +1865,7 @@
           <w:sz w:val="20"/>
           <w:szCs w:val="20"/>
         </w:rPr>
-        <w:t xml:space="preserve">Admin level: direct-controlled municipality (provincial-level — like Beijing or Shanghai). ~32 million covers the entire region (urban core plus rural counties), so comparisons to U.S. states are common — but this is not one city in the American sense.</w:t>
+        <w:t xml:space="preserve">Administrative level: direct-controlled municipality (province-level, like Beijing or Shanghai). The ~32 million figure covers the entire region—urban core plus rural counties—not one city in the American sense.</w:t>
       </w:r>
     </w:p>
     <w:p>
@@ -1937,7 +1879,7 @@
           <w:sz w:val="21"/>
           <w:szCs w:val="21"/>
         </w:rPr>
-        <w:t xml:space="preserve">One of four direct-controlled municipalities (provincial-level, like Beijing and Shanghai). Major Yangtze port, bridge city, and industrial hub.</w:t>
+        <w:t xml:space="preserve">One of China's four direct-controlled municipalities (province-level, like Beijing and Shanghai). A major Yangtze port, bridge city, and industrial center.</w:t>
       </w:r>
     </w:p>
     <w:p>
@@ -1953,7 +1895,7 @@
           <w:sz w:val="22"/>
           <w:szCs w:val="22"/>
         </w:rPr>
-        <w:t xml:space="preserve">Notable titles</w:t>
+        <w:t xml:space="preserve">Known for</w:t>
       </w:r>
     </w:p>
     <w:p>
@@ -1976,7 +1918,7 @@
           <w:sz w:val="21"/>
           <w:szCs w:val="21"/>
         </w:rPr>
-        <w:t xml:space="preserve">China's wartime capital (1937–1945) — 战时陪都; seat of Allied China during WWII</w:t>
+        <w:t xml:space="preserve">China's wartime capital (1937–1945)—known as the 战时陪都; Allied headquarters in China during World War II</w:t>
       </w:r>
     </w:p>
     <w:p>
@@ -1999,7 +1941,7 @@
           <w:sz w:val="21"/>
           <w:szCs w:val="21"/>
         </w:rPr>
-        <w:t xml:space="preserve">UNESCO World Heritage: Dazu Rock Carvings (1999) — pinnacle of Chinese cliff sculpture art</w:t>
+        <w:t xml:space="preserve">UNESCO World Heritage: Dazu Rock Carvings (1999)—among the finest examples of Chinese cliff sculpture</w:t>
       </w:r>
     </w:p>
     <w:p>
@@ -2022,7 +1964,7 @@
           <w:sz w:val="21"/>
           <w:szCs w:val="21"/>
         </w:rPr>
-        <w:t xml:space="preserve">UNESCO World Heritage: Wulong Karst (2007) — part of South China Karst; your trip visits </w:t>
+        <w:t xml:space="preserve">UNESCO World Heritage: Wulong Karst (2007)—part of the South China Karst series; this trip includes </w:t>
       </w:r>
       <w:r>
         <w:rPr>
@@ -2065,7 +2007,7 @@
           <w:sz w:val="21"/>
           <w:szCs w:val="21"/>
         </w:rPr>
-        <w:t xml:space="preserve">Mountain City (山城), Fog City (雾都), Bridge City (桥都) — signature nicknames</w:t>
+        <w:t xml:space="preserve">Mountain City (山城), Fog City (雾都), Bridge City (桥都)—well-known nicknames</w:t>
       </w:r>
     </w:p>
     <w:p>
@@ -2088,7 +2030,7 @@
           <w:sz w:val="21"/>
           <w:szCs w:val="21"/>
         </w:rPr>
-        <w:t xml:space="preserve">One of China's 5 national central cities (with Beijing, Shanghai, Guangzhou, and Tianjin)</w:t>
+        <w:t xml:space="preserve">One of China's five national central cities (with Beijing, Shanghai, Guangzhou, and Tianjin)</w:t>
       </w:r>
     </w:p>
     <w:p>
@@ -2104,7 +2046,7 @@
           <w:sz w:val="22"/>
           <w:szCs w:val="22"/>
         </w:rPr>
-        <w:t xml:space="preserve">U.S. mental map</w:t>
+        <w:t xml:space="preserve">U.S. comparison</w:t>
       </w:r>
     </w:p>
     <w:p>
@@ -2119,7 +2061,7 @@
           <w:sz w:val="21"/>
           <w:szCs w:val="21"/>
         </w:rPr>
-        <w:t xml:space="preserve">Imagine a provincial-scale region built on steep hills where the Yangtze and Jialing Rivers meet — part San Francisco terrain, part Pittsburgh riverfront, at megacity scale.</w:t>
+        <w:t xml:space="preserve">A province-sized region of steep hills where the Yangtze and Jialing Rivers meet—San Francisco terrain meets Pittsburgh riverfront, at megacity scale.</w:t>
       </w:r>
     </w:p>
     <w:p>
@@ -2135,7 +2077,7 @@
           <w:sz w:val="22"/>
           <w:szCs w:val="22"/>
         </w:rPr>
-        <w:t xml:space="preserve">History highlights</w:t>
+        <w:t xml:space="preserve">History in brief</w:t>
       </w:r>
     </w:p>
     <w:p>
@@ -2149,7 +2091,7 @@
           <w:sz w:val="21"/>
           <w:szCs w:val="21"/>
         </w:rPr>
-        <w:t xml:space="preserve">China's wartime capital (1937–1945); endured heavy bombing; gateway to the Three Gorges. Known as the Mountain City (山城) and Fog City (雾都).</w:t>
+        <w:t xml:space="preserve">China's wartime capital (1937–1945), heavily bombed during World War II; gateway to the Three Gorges. Known as the Mountain City (山城) and Fog City (雾都).</w:t>
       </w:r>
     </w:p>
     <w:p>
@@ -2165,7 +2107,7 @@
           <w:sz w:val="22"/>
           <w:szCs w:val="22"/>
         </w:rPr>
-        <w:t xml:space="preserve">Known for &amp; firsts</w:t>
+        <w:t xml:space="preserve">Traditions &amp; innovations</w:t>
       </w:r>
     </w:p>
     <w:p>
@@ -2188,7 +2130,7 @@
           <w:sz w:val="21"/>
           <w:szCs w:val="21"/>
         </w:rPr>
-        <w:t xml:space="preserve">Chongqing-style hotpot (火锅) — mala broth culture that spread across China</w:t>
+        <w:t xml:space="preserve">Chongqing hot pot (火锅)—the mala (numbing-spicy) broth culture that spread across China</w:t>
       </w:r>
     </w:p>
     <w:p>
@@ -2231,7 +2173,7 @@
           <w:sz w:val="21"/>
           <w:szCs w:val="21"/>
         </w:rPr>
-        <w:t xml:space="preserve"> — on your itinerary at Huashi Wanza Noodles</w:t>
+        <w:t xml:space="preserve"> — on this trip at Huashi Wanza Noodles</w:t>
       </w:r>
     </w:p>
     <w:p>
@@ -2254,7 +2196,7 @@
           <w:sz w:val="21"/>
           <w:szCs w:val="21"/>
         </w:rPr>
-        <w:t xml:space="preserve">Mountain-city transit — </w:t>
+        <w:t xml:space="preserve">Mountain-city transit—</w:t>
       </w:r>
       <w:r>
         <w:rPr>
@@ -2265,7 +2207,7 @@
           <w:sz w:val="21"/>
           <w:szCs w:val="21"/>
         </w:rPr>
-        <w:t xml:space="preserve">monorail through buildings (Liziba)</w:t>
+        <w:t xml:space="preserve">light rail through buildings (Liziba)</w:t>
       </w:r>
       <w:r>
         <w:rPr>
@@ -2283,7 +2225,7 @@
           <w:sz w:val="21"/>
           <w:szCs w:val="21"/>
         </w:rPr>
-        <w:t xml:space="preserve">, cableways, and layered river bridges</w:t>
+        <w:t xml:space="preserve">, and stacked river bridges</w:t>
       </w:r>
     </w:p>
     <w:p>
@@ -2306,7 +2248,7 @@
           <w:sz w:val="21"/>
           <w:szCs w:val="21"/>
         </w:rPr>
-        <w:t xml:space="preserve">Wartime publishing &amp; resistance base — major WWII news and industrial relocation hub</w:t>
+        <w:t xml:space="preserve">Wartime publishing and industrial relocation hub—a major rear base for news and manufacturing during World War II</w:t>
       </w:r>
     </w:p>
     <w:p>
@@ -2322,7 +2264,7 @@
           <w:sz w:val="22"/>
           <w:szCs w:val="22"/>
         </w:rPr>
-        <w:t xml:space="preserve">On your itinerary</w:t>
+        <w:t xml:space="preserve">On this trip</w:t>
       </w:r>
     </w:p>
     <w:p>
@@ -2336,7 +2278,7 @@
           <w:sz w:val="21"/>
           <w:szCs w:val="21"/>
         </w:rPr>
-        <w:t xml:space="preserve">Your trip: </w:t>
+        <w:t xml:space="preserve">This trip: </w:t>
       </w:r>
       <w:r>
         <w:rPr>
@@ -2347,7 +2289,7 @@
           <w:sz w:val="21"/>
           <w:szCs w:val="21"/>
         </w:rPr>
-        <w:t xml:space="preserve">Panda HSR from Chengdu</w:t>
+        <w:t xml:space="preserve">Train from Chengdu</w:t>
       </w:r>
       <w:r>
         <w:rPr>
@@ -2376,6 +2318,35 @@
           <w:sz w:val="21"/>
           <w:szCs w:val="21"/>
         </w:rPr>
+        <w:t xml:space="preserve">Huashi noodles</w:t>
+      </w:r>
+      <w:r>
+        <w:rPr>
+          <w:rFonts w:ascii="Calibri" w:cs="Calibri" w:eastAsia="Calibri" w:hAnsi="Calibri"/>
+          <w:color w:val="7BAE5C"/>
+          <w:sz w:val="20"/>
+          <w:szCs w:val="20"/>
+        </w:rPr>
+        <w:t xml:space="preserve"> (Day 7)</w:t>
+      </w:r>
+      <w:r>
+        <w:rPr>
+          <w:rFonts w:ascii="Calibri" w:cs="Calibri" w:eastAsia="Calibri" w:hAnsi="Calibri"/>
+          <w:color w:val="3D5038"/>
+          <w:sz w:val="21"/>
+          <w:szCs w:val="21"/>
+        </w:rPr>
+        <w:t xml:space="preserve"> (Day 7), </w:t>
+      </w:r>
+      <w:r>
+        <w:rPr>
+          <w:rFonts w:ascii="Calibri" w:cs="Calibri" w:eastAsia="Calibri" w:hAnsi="Calibri"/>
+          <w:b/>
+          <w:bCs/>
+          <w:color w:val="4A7A38"/>
+          <w:sz w:val="21"/>
+          <w:szCs w:val="21"/>
+        </w:rPr>
         <w:t xml:space="preserve">Hongyadong</w:t>
       </w:r>
       <w:r>
@@ -2385,7 +2356,7 @@
           <w:sz w:val="20"/>
           <w:szCs w:val="20"/>
         </w:rPr>
-        <w:t xml:space="preserve"> (Day 7)</w:t>
+        <w:t xml:space="preserve"> (Day 9)</w:t>
       </w:r>
       <w:r>
         <w:rPr>
@@ -2434,7 +2405,7 @@
           <w:sz w:val="21"/>
           <w:szCs w:val="21"/>
         </w:rPr>
-        <w:t xml:space="preserve">Huashi noodles</w:t>
+        <w:t xml:space="preserve">Wulong Karst</w:t>
       </w:r>
       <w:r>
         <w:rPr>
@@ -2443,16 +2414,16 @@
           <w:sz w:val="20"/>
           <w:szCs w:val="20"/>
         </w:rPr>
-        <w:t xml:space="preserve"> (Day 7)</w:t>
-      </w:r>
-      <w:r>
-        <w:rPr>
-          <w:rFonts w:ascii="Calibri" w:cs="Calibri" w:eastAsia="Calibri" w:hAnsi="Calibri"/>
-          <w:color w:val="3D5038"/>
-          <w:sz w:val="21"/>
-          <w:szCs w:val="21"/>
-        </w:rPr>
-        <w:t xml:space="preserve"> (Day 7), </w:t>
+        <w:t xml:space="preserve"> (Day 8)</w:t>
+      </w:r>
+      <w:r>
+        <w:rPr>
+          <w:rFonts w:ascii="Calibri" w:cs="Calibri" w:eastAsia="Calibri" w:hAnsi="Calibri"/>
+          <w:color w:val="3D5038"/>
+          <w:sz w:val="21"/>
+          <w:szCs w:val="21"/>
+        </w:rPr>
+        <w:t xml:space="preserve"> (Day 8), </w:t>
       </w:r>
       <w:r>
         <w:rPr>
@@ -2463,7 +2434,7 @@
           <w:sz w:val="21"/>
           <w:szCs w:val="21"/>
         </w:rPr>
-        <w:t xml:space="preserve">Wulong Karst</w:t>
+        <w:t xml:space="preserve">Dazu Rock Carvings</w:t>
       </w:r>
       <w:r>
         <w:rPr>
@@ -2472,16 +2443,16 @@
           <w:sz w:val="20"/>
           <w:szCs w:val="20"/>
         </w:rPr>
-        <w:t xml:space="preserve"> (Day 8)</w:t>
-      </w:r>
-      <w:r>
-        <w:rPr>
-          <w:rFonts w:ascii="Calibri" w:cs="Calibri" w:eastAsia="Calibri" w:hAnsi="Calibri"/>
-          <w:color w:val="3D5038"/>
-          <w:sz w:val="21"/>
-          <w:szCs w:val="21"/>
-        </w:rPr>
-        <w:t xml:space="preserve"> (Day 8).</w:t>
+        <w:t xml:space="preserve"> (Day 10)</w:t>
+      </w:r>
+      <w:r>
+        <w:rPr>
+          <w:rFonts w:ascii="Calibri" w:cs="Calibri" w:eastAsia="Calibri" w:hAnsi="Calibri"/>
+          <w:color w:val="3D5038"/>
+          <w:sz w:val="21"/>
+          <w:szCs w:val="21"/>
+        </w:rPr>
+        <w:t xml:space="preserve"> (Day 10).</w:t>
       </w:r>
     </w:p>
     <w:p>
@@ -2653,7 +2624,7 @@
               </w:rPr>
               <w:t xml:space="preserve">Panda Sleepy Hotel
 Chunxi Road Taikoo Li
-Panda-themed rooms · 24h laundry &amp; gym · Free luggage storage · No free breakfast (38CNY/person/day)</w:t>
+Panda-themed rooms · 24-hour laundry and gym · Free luggage storage · Breakfast not included (¥38/person/day)</w:t>
             </w:r>
           </w:p>
         </w:tc>
@@ -2727,8 +2698,8 @@
                 <w:szCs w:val="20"/>
               </w:rPr>
               <w:t xml:space="preserve">Xingyu International Hotel
-Official 4-star Foreign-related Hotel
-Mountain-view king room · Free breakfast · Tibetan costume photoshoot · Oxygen supply · Free shuttle to scenic gate</w:t>
+Near the park gate · Government-rated 4-star (international guests welcome)
+Mountain-view king room · Breakfast for two · Complimentary Tibetan costume photos · Oxygen available · Free shuttle to the park gate</w:t>
             </w:r>
           </w:p>
         </w:tc>
@@ -2802,8 +2773,8 @@
                 <w:szCs w:val="20"/>
               </w:rPr>
               <w:t xml:space="preserve">Maison Lee Kaiyuan Mingting Hotel
-No.1 Minzu Road, Jiefangbei · 3 min to Hongyadong
-Daily breakfast for two · Tang-style design · Xiaoshizi Metro &lt;100m · Laundry &amp; gym</w:t>
+1 Minzu Road, Jiefangbei · 3-minute walk to Hongyadong
+Breakfast for two daily · Tang-inspired décor · Xiaoshizi Metro within 100 m · Laundry and fitness center</w:t>
             </w:r>
           </w:p>
         </w:tc>
@@ -2853,7 +2824,7 @@
           <w:sz w:val="32"/>
           <w:szCs w:val="32"/>
         </w:rPr>
-        <w:t xml:space="preserve">Daily Itinerary</w:t>
+        <w:t xml:space="preserve">Day-by-Day Itinerary</w:t>
       </w:r>
     </w:p>
     <w:p>
@@ -2871,7 +2842,7 @@
           <w:sz w:val="32"/>
           <w:szCs w:val="32"/>
         </w:rPr>
-        <w:t xml:space="preserve">Day 1 · Chengdu — Full-Day Panda Tour</w:t>
+        <w:t xml:space="preserve">Day 1 · Chengdu — Panda Day in Chengdu</w:t>
       </w:r>
     </w:p>
     <w:p>
@@ -2924,7 +2895,7 @@
           <w:sz w:val="21"/>
           <w:szCs w:val="21"/>
         </w:rPr>
-        <w:t xml:space="preserve">1218 CNY / $179.9</w:t>
+        <w:t xml:space="preserve">1208 CNY / $178.42</w:t>
       </w:r>
     </w:p>
     <w:p>
@@ -2940,7 +2911,7 @@
           <w:sz w:val="21"/>
           <w:szCs w:val="21"/>
         </w:rPr>
-        <w:t xml:space="preserve">Panda Base → IFS Afternoon Tea → Jinli → Jiuyan Bridge</w:t>
+        <w:t xml:space="preserve">Panda Base → IFS tea → Jinli → Hotel (Jiuyan bar optional)</w:t>
       </w:r>
     </w:p>
     <w:p>
@@ -2983,7 +2954,7 @@
           <w:sz w:val="20"/>
           <w:szCs w:val="20"/>
         </w:rPr>
-        <w:t xml:space="preserve"> — 10 CNY / $1.48 (per person one-way)</w:t>
+        <w:t xml:space="preserve"> — 10 CNY / $1.48 (one-way, per person)</w:t>
       </w:r>
     </w:p>
     <w:p>
@@ -3073,7 +3044,7 @@
           <w:sz w:val="20"/>
           <w:szCs w:val="20"/>
         </w:rPr>
-        <w:t xml:space="preserve">Mandatory in-park shuttle required.</w:t>
+        <w:t xml:space="preserve">In-park shuttle bus required (included in the ticket price above).</w:t>
       </w:r>
     </w:p>
     <w:p>
@@ -3138,49 +3109,6 @@
     </w:p>
     <w:p>
       <w:pPr>
-        <w:spacing w:after="60"/>
-      </w:pPr>
-      <w:r>
-        <w:rPr>
-          <w:rFonts w:ascii="Calibri" w:cs="Calibri" w:eastAsia="Calibri" w:hAnsi="Calibri"/>
-          <w:b/>
-          <w:bCs/>
-          <w:color w:val="7BAE5C"/>
-          <w:sz w:val="22"/>
-          <w:szCs w:val="22"/>
-        </w:rPr>
-        <w:t xml:space="preserve">13:30</w:t>
-      </w:r>
-      <w:r>
-        <w:rPr>
-          <w:sz w:val="22"/>
-          <w:szCs w:val="22"/>
-        </w:rPr>
-        <w:t xml:space="preserve">  </w:t>
-      </w:r>
-      <w:r>
-        <w:rPr>
-          <w:rFonts w:ascii="Calibri" w:cs="Calibri" w:eastAsia="Calibri" w:hAnsi="Calibri"/>
-          <w:b/>
-          <w:bCs/>
-          <w:color w:val="3D5038"/>
-          <w:sz w:val="22"/>
-          <w:szCs w:val="22"/>
-        </w:rPr>
-        <w:t xml:space="preserve">Return Shuttle to IFS</w:t>
-      </w:r>
-      <w:r>
-        <w:rPr>
-          <w:rFonts w:ascii="Calibri" w:cs="Calibri" w:eastAsia="Calibri" w:hAnsi="Calibri"/>
-          <w:color w:val="6B8062"/>
-          <w:sz w:val="20"/>
-          <w:szCs w:val="20"/>
-        </w:rPr>
-        <w:t xml:space="preserve"> — 10 CNY / $1.48 (per person one-way)</w:t>
-      </w:r>
-    </w:p>
-    <w:p>
-      <w:pPr>
         <w:spacing w:after="120"/>
         <w:ind w:left="360"/>
       </w:pPr>
@@ -3191,6 +3119,64 @@
           <w:sz w:val="20"/>
           <w:szCs w:val="20"/>
         </w:rPr>
+        <w:t xml:space="preserve">The only full-service restaurant inside the panda base with panoramic windows — non-spicy options available.</w:t>
+      </w:r>
+    </w:p>
+    <w:p>
+      <w:pPr>
+        <w:spacing w:after="60"/>
+      </w:pPr>
+      <w:r>
+        <w:rPr>
+          <w:rFonts w:ascii="Calibri" w:cs="Calibri" w:eastAsia="Calibri" w:hAnsi="Calibri"/>
+          <w:b/>
+          <w:bCs/>
+          <w:color w:val="7BAE5C"/>
+          <w:sz w:val="22"/>
+          <w:szCs w:val="22"/>
+        </w:rPr>
+        <w:t xml:space="preserve">13:30</w:t>
+      </w:r>
+      <w:r>
+        <w:rPr>
+          <w:sz w:val="22"/>
+          <w:szCs w:val="22"/>
+        </w:rPr>
+        <w:t xml:space="preserve">  </w:t>
+      </w:r>
+      <w:r>
+        <w:rPr>
+          <w:rFonts w:ascii="Calibri" w:cs="Calibri" w:eastAsia="Calibri" w:hAnsi="Calibri"/>
+          <w:b/>
+          <w:bCs/>
+          <w:color w:val="3D5038"/>
+          <w:sz w:val="22"/>
+          <w:szCs w:val="22"/>
+        </w:rPr>
+        <w:t xml:space="preserve">Return Shuttle to IFS</w:t>
+      </w:r>
+      <w:r>
+        <w:rPr>
+          <w:rFonts w:ascii="Calibri" w:cs="Calibri" w:eastAsia="Calibri" w:hAnsi="Calibri"/>
+          <w:color w:val="6B8062"/>
+          <w:sz w:val="20"/>
+          <w:szCs w:val="20"/>
+        </w:rPr>
+        <w:t xml:space="preserve"> — 10 CNY / $1.48 (one-way, per person)</w:t>
+      </w:r>
+    </w:p>
+    <w:p>
+      <w:pPr>
+        <w:spacing w:after="120"/>
+        <w:ind w:left="360"/>
+      </w:pPr>
+      <w:r>
+        <w:rPr>
+          <w:rFonts w:ascii="Calibri" w:cs="Calibri" w:eastAsia="Calibri" w:hAnsi="Calibri"/>
+          <w:color w:val="6B8062"/>
+          <w:sz w:val="20"/>
+          <w:szCs w:val="20"/>
+        </w:rPr>
         <w:t xml:space="preserve">Return to IFS by the same shuttle bus.</w:t>
       </w:r>
     </w:p>
@@ -3234,7 +3220,7 @@
           <w:sz w:val="20"/>
           <w:szCs w:val="20"/>
         </w:rPr>
-        <w:t xml:space="preserve"> — 260 CNY / $38.4 (set for two)</w:t>
+        <w:t xml:space="preserve"> — 260 CNY / $38.4 (set menu for two)</w:t>
       </w:r>
     </w:p>
     <w:p>
@@ -3256,6 +3242,21 @@
     </w:p>
     <w:p>
       <w:pPr>
+        <w:spacing w:after="120"/>
+        <w:ind w:left="360"/>
+      </w:pPr>
+      <w:r>
+        <w:rPr>
+          <w:rFonts w:ascii="Calibri" w:cs="Calibri" w:eastAsia="Calibri" w:hAnsi="Calibri"/>
+          <w:color w:val="6B8062"/>
+          <w:sz w:val="20"/>
+          <w:szCs w:val="20"/>
+        </w:rPr>
+        <w:t xml:space="preserve">Panda-themed afternoon tea on IFS 7F, steps from the iconic climbing panda sculpture.</w:t>
+      </w:r>
+    </w:p>
+    <w:p>
+      <w:pPr>
         <w:spacing w:after="60"/>
       </w:pPr>
       <w:r>
@@ -3317,7 +3318,7 @@
           <w:sz w:val="20"/>
           <w:szCs w:val="20"/>
         </w:rPr>
-        <w:t xml:space="preserve">Shopping self-paid.</w:t>
+        <w:t xml:space="preserve">At your own expense.</w:t>
       </w:r>
     </w:p>
     <w:p>
@@ -3362,7 +3363,7 @@
           <w:sz w:val="20"/>
           <w:szCs w:val="20"/>
         </w:rPr>
-        <w:t xml:space="preserve">Budget mini gifts: ¥1.2 panda headbands, ¥1.5 fridge magnets, knit pouches, panda stationery, 60+ free commemorative stamps — best for small souvenirs.</w:t>
+        <w:t xml:space="preserve">Budget gifts: ¥1.2 panda headbands, ¥1.5 fridge magnets, knit pouches, panda stationery, 60+ free commemorative stamps — good for small souvenirs.</w:t>
       </w:r>
     </w:p>
     <w:p>
@@ -3392,7 +3393,7 @@
           <w:sz w:val="20"/>
           <w:szCs w:val="20"/>
         </w:rPr>
-        <w:t xml:space="preserve">Largest shop: licensed Huahua plush, blind boxes, figurines, plus Sichuan local products (mild beef, pastries, tea) — one-stop for souvenirs and food gifts.</w:t>
+        <w:t xml:space="preserve">Largest shop: licensed Huahua plush, blind boxes, figurines, plus Sichuan specialties (mild beef, pastries, tea).</w:t>
       </w:r>
     </w:p>
     <w:p>
@@ -3422,7 +3423,7 @@
           <w:sz w:val="20"/>
           <w:szCs w:val="20"/>
         </w:rPr>
-        <w:t xml:space="preserve">Low-price blind boxes, Sanxingdui collab panda merch, commemorative coins; free shipping to China on qualifying orders — ideal for bulk gifting.</w:t>
+        <w:t xml:space="preserve">Affordable blind boxes, Sanxingdui collab merch, commemorative coins; free shipping within China on qualifying orders.</w:t>
       </w:r>
     </w:p>
     <w:p>
@@ -3437,7 +3438,7 @@
           <w:sz w:val="20"/>
           <w:szCs w:val="20"/>
         </w:rPr>
-        <w:t xml:space="preserve">• Key perks: ~1/3 of street/tourist-site prices, wholesale even for single items; seating to rest, clear pricing, WeChat / Alipay accepted.</w:t>
+        <w:t xml:space="preserve">• Tips: Roughly one-third of tourist-street prices; seating to rest; WeChat Pay and Alipay accepted.</w:t>
       </w:r>
     </w:p>
     <w:p>
@@ -3480,7 +3481,7 @@
           <w:sz w:val="20"/>
           <w:szCs w:val="20"/>
         </w:rPr>
-        <w:t xml:space="preserve"> — 600 CNY / $88.62 (2-night split)</w:t>
+        <w:t xml:space="preserve"> — 600 CNY / $88.62 (2 nights (your share))</w:t>
       </w:r>
     </w:p>
     <w:p>
@@ -3619,7 +3620,7 @@
           <w:sz w:val="20"/>
           <w:szCs w:val="20"/>
         </w:rPr>
-        <w:t xml:space="preserve">Light snacks self-paid.</w:t>
+        <w:t xml:space="preserve">Snacks at your own expense.</w:t>
       </w:r>
     </w:p>
     <w:p>
@@ -3653,16 +3654,16 @@
           <w:sz w:val="22"/>
           <w:szCs w:val="22"/>
         </w:rPr>
-        <w:t xml:space="preserve">Taxi: Jinli → Jiuyan Bridge</w:t>
-      </w:r>
-      <w:r>
-        <w:rPr>
-          <w:rFonts w:ascii="Calibri" w:cs="Calibri" w:eastAsia="Calibri" w:hAnsi="Calibri"/>
-          <w:color w:val="6B8062"/>
-          <w:sz w:val="20"/>
-          <w:szCs w:val="20"/>
-        </w:rPr>
-        <w:t xml:space="preserve"> — 10 CNY / $1.48 (one-way)</w:t>
+        <w:t xml:space="preserve">Taxi: Jinli → Hotel</w:t>
+      </w:r>
+      <w:r>
+        <w:rPr>
+          <w:rFonts w:ascii="Calibri" w:cs="Calibri" w:eastAsia="Calibri" w:hAnsi="Calibri"/>
+          <w:color w:val="6B8062"/>
+          <w:sz w:val="20"/>
+          <w:szCs w:val="20"/>
+        </w:rPr>
+        <w:t xml:space="preserve"> — 9 CNY / $1.33 (one-way)</w:t>
       </w:r>
     </w:p>
     <w:p>
@@ -3677,7 +3678,7 @@
           <w:sz w:val="20"/>
           <w:szCs w:val="20"/>
         </w:rPr>
-        <w:t xml:space="preserve">Taxi from Jinli to Jiuyan Bridge.</w:t>
+        <w:t xml:space="preserve">Return to the hotel after Jinli—a quiet first night is recommended.</w:t>
       </w:r>
     </w:p>
     <w:p>
@@ -3693,7 +3694,7 @@
           <w:sz w:val="22"/>
           <w:szCs w:val="22"/>
         </w:rPr>
-        <w:t xml:space="preserve">20:50–22:40</w:t>
+        <w:t xml:space="preserve">Optional · 20:40+</w:t>
       </w:r>
       <w:r>
         <w:rPr>
@@ -3711,16 +3712,74 @@
           <w:sz w:val="22"/>
           <w:szCs w:val="22"/>
         </w:rPr>
-        <w:t xml:space="preserve">Jiuyan Bridge Riverside Bar</w:t>
-      </w:r>
-      <w:r>
-        <w:rPr>
-          <w:rFonts w:ascii="Calibri" w:cs="Calibri" w:eastAsia="Calibri" w:hAnsi="Calibri"/>
-          <w:color w:val="6B8062"/>
-          <w:sz w:val="20"/>
-          <w:szCs w:val="20"/>
-        </w:rPr>
-        <w:t xml:space="preserve"> — 80 CNY / $11.82 (bar/person)</w:t>
+        <w:t xml:space="preserve">[Optional] Taxi: Jinli → Jiuyan Bridge</w:t>
+      </w:r>
+      <w:r>
+        <w:rPr>
+          <w:rFonts w:ascii="Calibri" w:cs="Calibri" w:eastAsia="Calibri" w:hAnsi="Calibri"/>
+          <w:color w:val="6B8062"/>
+          <w:sz w:val="20"/>
+          <w:szCs w:val="20"/>
+        </w:rPr>
+        <w:t xml:space="preserve"> — 10 CNY / $1.48 (one-way)</w:t>
+      </w:r>
+    </w:p>
+    <w:p>
+      <w:pPr>
+        <w:spacing w:after="120"/>
+        <w:ind w:left="360"/>
+      </w:pPr>
+      <w:r>
+        <w:rPr>
+          <w:rFonts w:ascii="Calibri" w:cs="Calibri" w:eastAsia="Calibri" w:hAnsi="Calibri"/>
+          <w:color w:val="6B8062"/>
+          <w:sz w:val="20"/>
+          <w:szCs w:val="20"/>
+        </w:rPr>
+        <w:t xml:space="preserve">Optional if you still have energy—otherwise take the taxi back to the hotel above.</w:t>
+      </w:r>
+    </w:p>
+    <w:p>
+      <w:pPr>
+        <w:spacing w:after="60"/>
+      </w:pPr>
+      <w:r>
+        <w:rPr>
+          <w:rFonts w:ascii="Calibri" w:cs="Calibri" w:eastAsia="Calibri" w:hAnsi="Calibri"/>
+          <w:b/>
+          <w:bCs/>
+          <w:color w:val="7BAE5C"/>
+          <w:sz w:val="22"/>
+          <w:szCs w:val="22"/>
+        </w:rPr>
+        <w:t xml:space="preserve">Optional · 20:50+</w:t>
+      </w:r>
+      <w:r>
+        <w:rPr>
+          <w:sz w:val="22"/>
+          <w:szCs w:val="22"/>
+        </w:rPr>
+        <w:t xml:space="preserve">  </w:t>
+      </w:r>
+      <w:r>
+        <w:rPr>
+          <w:rFonts w:ascii="Calibri" w:cs="Calibri" w:eastAsia="Calibri" w:hAnsi="Calibri"/>
+          <w:b/>
+          <w:bCs/>
+          <w:color w:val="3D5038"/>
+          <w:sz w:val="22"/>
+          <w:szCs w:val="22"/>
+        </w:rPr>
+        <w:t xml:space="preserve">[Optional] Jiuyan Bridge Riverside Bar</w:t>
+      </w:r>
+      <w:r>
+        <w:rPr>
+          <w:rFonts w:ascii="Calibri" w:cs="Calibri" w:eastAsia="Calibri" w:hAnsi="Calibri"/>
+          <w:color w:val="6B8062"/>
+          <w:sz w:val="20"/>
+          <w:szCs w:val="20"/>
+        </w:rPr>
+        <w:t xml:space="preserve"> — 80 CNY / $11.82 (per person (cover charge))</w:t>
       </w:r>
     </w:p>
     <w:p>
@@ -3742,49 +3801,6 @@
     </w:p>
     <w:p>
       <w:pPr>
-        <w:spacing w:after="60"/>
-      </w:pPr>
-      <w:r>
-        <w:rPr>
-          <w:rFonts w:ascii="Calibri" w:cs="Calibri" w:eastAsia="Calibri" w:hAnsi="Calibri"/>
-          <w:b/>
-          <w:bCs/>
-          <w:color w:val="7BAE5C"/>
-          <w:sz w:val="22"/>
-          <w:szCs w:val="22"/>
-        </w:rPr>
-        <w:t xml:space="preserve">22:40</w:t>
-      </w:r>
-      <w:r>
-        <w:rPr>
-          <w:sz w:val="22"/>
-          <w:szCs w:val="22"/>
-        </w:rPr>
-        <w:t xml:space="preserve">  </w:t>
-      </w:r>
-      <w:r>
-        <w:rPr>
-          <w:rFonts w:ascii="Calibri" w:cs="Calibri" w:eastAsia="Calibri" w:hAnsi="Calibri"/>
-          <w:b/>
-          <w:bCs/>
-          <w:color w:val="3D5038"/>
-          <w:sz w:val="22"/>
-          <w:szCs w:val="22"/>
-        </w:rPr>
-        <w:t xml:space="preserve">Taxi Back to Hotel</w:t>
-      </w:r>
-      <w:r>
-        <w:rPr>
-          <w:rFonts w:ascii="Calibri" w:cs="Calibri" w:eastAsia="Calibri" w:hAnsi="Calibri"/>
-          <w:color w:val="6B8062"/>
-          <w:sz w:val="20"/>
-          <w:szCs w:val="20"/>
-        </w:rPr>
-        <w:t xml:space="preserve"> — 9 CNY / $1.33 (one-way)</w:t>
-      </w:r>
-    </w:p>
-    <w:p>
-      <w:pPr>
         <w:spacing w:after="120"/>
         <w:ind w:left="360"/>
       </w:pPr>
@@ -3795,7 +3811,65 @@
           <w:sz w:val="20"/>
           <w:szCs w:val="20"/>
         </w:rPr>
-        <w:t xml:space="preserve">Taxi back to Panda Sleepy Hotel.</w:t>
+        <w:t xml:space="preserve">Anshun Bridge at night with riverside bars—live music and light fruit wine. Not included in the required budget.</w:t>
+      </w:r>
+    </w:p>
+    <w:p>
+      <w:pPr>
+        <w:spacing w:after="60"/>
+      </w:pPr>
+      <w:r>
+        <w:rPr>
+          <w:rFonts w:ascii="Calibri" w:cs="Calibri" w:eastAsia="Calibri" w:hAnsi="Calibri"/>
+          <w:b/>
+          <w:bCs/>
+          <w:color w:val="7BAE5C"/>
+          <w:sz w:val="22"/>
+          <w:szCs w:val="22"/>
+        </w:rPr>
+        <w:t xml:space="preserve">Optional · 22:40+</w:t>
+      </w:r>
+      <w:r>
+        <w:rPr>
+          <w:sz w:val="22"/>
+          <w:szCs w:val="22"/>
+        </w:rPr>
+        <w:t xml:space="preserve">  </w:t>
+      </w:r>
+      <w:r>
+        <w:rPr>
+          <w:rFonts w:ascii="Calibri" w:cs="Calibri" w:eastAsia="Calibri" w:hAnsi="Calibri"/>
+          <w:b/>
+          <w:bCs/>
+          <w:color w:val="3D5038"/>
+          <w:sz w:val="22"/>
+          <w:szCs w:val="22"/>
+        </w:rPr>
+        <w:t xml:space="preserve">[Optional] Taxi: Jiuyan → Hotel</w:t>
+      </w:r>
+      <w:r>
+        <w:rPr>
+          <w:rFonts w:ascii="Calibri" w:cs="Calibri" w:eastAsia="Calibri" w:hAnsi="Calibri"/>
+          <w:color w:val="6B8062"/>
+          <w:sz w:val="20"/>
+          <w:szCs w:val="20"/>
+        </w:rPr>
+        <w:t xml:space="preserve"> — 9 CNY / $1.33 (one-way)</w:t>
+      </w:r>
+    </w:p>
+    <w:p>
+      <w:pPr>
+        <w:spacing w:after="120"/>
+        <w:ind w:left="360"/>
+      </w:pPr>
+      <w:r>
+        <w:rPr>
+          <w:rFonts w:ascii="Calibri" w:cs="Calibri" w:eastAsia="Calibri" w:hAnsi="Calibri"/>
+          <w:color w:val="6B8062"/>
+          <w:sz w:val="20"/>
+          <w:szCs w:val="20"/>
+        </w:rPr>
+        <w:t xml:space="preserve">Only if you visit Jiuyan Bridge above.</w:t>
       </w:r>
     </w:p>
     <w:p>
@@ -3818,7 +3892,7 @@
           <w:sz w:val="32"/>
           <w:szCs w:val="32"/>
         </w:rPr>
-        <w:t xml:space="preserve">Day 2 · Chengdu — Alleys + Jinsha + Sichuan Opera</w:t>
+        <w:t xml:space="preserve">Day 2 · Chengdu — Alleys, Jinsha &amp; Sichuan Opera</w:t>
       </w:r>
     </w:p>
     <w:p>
@@ -3887,7 +3961,7 @@
           <w:sz w:val="21"/>
           <w:szCs w:val="21"/>
         </w:rPr>
-        <w:t xml:space="preserve">Wide &amp; Narrow Alleys → Jinsha Museum → Face-Changing Opera</w:t>
+        <w:t xml:space="preserve">Wide &amp; Narrow Alleys → Jinsha → Face-changing opera</w:t>
       </w:r>
     </w:p>
     <w:p>
@@ -4060,7 +4134,7 @@
           <w:sz w:val="20"/>
           <w:szCs w:val="20"/>
         </w:rPr>
-        <w:t xml:space="preserve">5-min walk to Wide &amp; Narrow Alleys.</w:t>
+        <w:t xml:space="preserve">5-minute walk from People's Park.</w:t>
       </w:r>
     </w:p>
     <w:p>
@@ -4103,7 +4177,7 @@
           <w:sz w:val="20"/>
           <w:szCs w:val="20"/>
         </w:rPr>
-        <w:t xml:space="preserve"> — 200 CNY / $29.54 (set for two)</w:t>
+        <w:t xml:space="preserve"> — 200 CNY / $29.54 (set menu for two)</w:t>
       </w:r>
     </w:p>
     <w:p>
@@ -4125,49 +4199,6 @@
     </w:p>
     <w:p>
       <w:pPr>
-        <w:spacing w:after="60"/>
-      </w:pPr>
-      <w:r>
-        <w:rPr>
-          <w:rFonts w:ascii="Calibri" w:cs="Calibri" w:eastAsia="Calibri" w:hAnsi="Calibri"/>
-          <w:b/>
-          <w:bCs/>
-          <w:color w:val="7BAE5C"/>
-          <w:sz w:val="22"/>
-          <w:szCs w:val="22"/>
-        </w:rPr>
-        <w:t xml:space="preserve">15:00</w:t>
-      </w:r>
-      <w:r>
-        <w:rPr>
-          <w:sz w:val="22"/>
-          <w:szCs w:val="22"/>
-        </w:rPr>
-        <w:t xml:space="preserve">  </w:t>
-      </w:r>
-      <w:r>
-        <w:rPr>
-          <w:rFonts w:ascii="Calibri" w:cs="Calibri" w:eastAsia="Calibri" w:hAnsi="Calibri"/>
-          <w:b/>
-          <w:bCs/>
-          <w:color w:val="3D5038"/>
-          <w:sz w:val="22"/>
-          <w:szCs w:val="22"/>
-        </w:rPr>
-        <w:t xml:space="preserve">Taxi: Wide &amp; Narrow Alleys → Jinsha</w:t>
-      </w:r>
-      <w:r>
-        <w:rPr>
-          <w:rFonts w:ascii="Calibri" w:cs="Calibri" w:eastAsia="Calibri" w:hAnsi="Calibri"/>
-          <w:color w:val="6B8062"/>
-          <w:sz w:val="20"/>
-          <w:szCs w:val="20"/>
-        </w:rPr>
-        <w:t xml:space="preserve"> — 20 CNY / $2.95 (one-way)</w:t>
-      </w:r>
-    </w:p>
-    <w:p>
-      <w:pPr>
         <w:spacing w:after="120"/>
         <w:ind w:left="360"/>
       </w:pPr>
@@ -4178,6 +4209,64 @@
           <w:sz w:val="20"/>
           <w:szCs w:val="20"/>
         </w:rPr>
+        <w:t xml:space="preserve">Private panda-shaped creative dishes in a Qing-era courtyard — fully customizable non-spicy menu.</w:t>
+      </w:r>
+    </w:p>
+    <w:p>
+      <w:pPr>
+        <w:spacing w:after="60"/>
+      </w:pPr>
+      <w:r>
+        <w:rPr>
+          <w:rFonts w:ascii="Calibri" w:cs="Calibri" w:eastAsia="Calibri" w:hAnsi="Calibri"/>
+          <w:b/>
+          <w:bCs/>
+          <w:color w:val="7BAE5C"/>
+          <w:sz w:val="22"/>
+          <w:szCs w:val="22"/>
+        </w:rPr>
+        <w:t xml:space="preserve">15:00</w:t>
+      </w:r>
+      <w:r>
+        <w:rPr>
+          <w:sz w:val="22"/>
+          <w:szCs w:val="22"/>
+        </w:rPr>
+        <w:t xml:space="preserve">  </w:t>
+      </w:r>
+      <w:r>
+        <w:rPr>
+          <w:rFonts w:ascii="Calibri" w:cs="Calibri" w:eastAsia="Calibri" w:hAnsi="Calibri"/>
+          <w:b/>
+          <w:bCs/>
+          <w:color w:val="3D5038"/>
+          <w:sz w:val="22"/>
+          <w:szCs w:val="22"/>
+        </w:rPr>
+        <w:t xml:space="preserve">Taxi: Wide &amp; Narrow Alleys → Jinsha</w:t>
+      </w:r>
+      <w:r>
+        <w:rPr>
+          <w:rFonts w:ascii="Calibri" w:cs="Calibri" w:eastAsia="Calibri" w:hAnsi="Calibri"/>
+          <w:color w:val="6B8062"/>
+          <w:sz w:val="20"/>
+          <w:szCs w:val="20"/>
+        </w:rPr>
+        <w:t xml:space="preserve"> — 20 CNY / $2.95 (one-way)</w:t>
+      </w:r>
+    </w:p>
+    <w:p>
+      <w:pPr>
+        <w:spacing w:after="120"/>
+        <w:ind w:left="360"/>
+      </w:pPr>
+      <w:r>
+        <w:rPr>
+          <w:rFonts w:ascii="Calibri" w:cs="Calibri" w:eastAsia="Calibri" w:hAnsi="Calibri"/>
+          <w:color w:val="6B8062"/>
+          <w:sz w:val="20"/>
+          <w:szCs w:val="20"/>
+        </w:rPr>
         <w:t xml:space="preserve">Taxi from Wide &amp; Narrow Alleys to Jinsha Site Museum.</w:t>
       </w:r>
     </w:p>
@@ -4508,7 +4597,7 @@
           <w:sz w:val="20"/>
           <w:szCs w:val="20"/>
         </w:rPr>
-        <w:t xml:space="preserve"> — 300 CNY / $44.31 (daily split)</w:t>
+        <w:t xml:space="preserve"> — 300 CNY / $44.31 (nightly share)</w:t>
       </w:r>
     </w:p>
     <w:p>
@@ -4658,7 +4747,7 @@
           <w:sz w:val="20"/>
           <w:szCs w:val="20"/>
         </w:rPr>
-        <w:t xml:space="preserve"> — 33 CNY / $4.87 (one-way/person)</w:t>
+        <w:t xml:space="preserve"> — 33 CNY / $4.87 (one-way, per person)</w:t>
       </w:r>
     </w:p>
     <w:p>
@@ -4945,7 +5034,7 @@
           <w:sz w:val="20"/>
           <w:szCs w:val="20"/>
         </w:rPr>
-        <w:t xml:space="preserve"> — 300 CNY / $44.31 (daily split)</w:t>
+        <w:t xml:space="preserve"> — 300 CNY / $44.31 (nightly share)</w:t>
       </w:r>
     </w:p>
     <w:p>
@@ -5095,7 +5184,7 @@
           <w:sz w:val="20"/>
           <w:szCs w:val="20"/>
         </w:rPr>
-        <w:t xml:space="preserve"> — 135 CNY / $19.94 (2nd class/person)</w:t>
+        <w:t xml:space="preserve"> — 135 CNY / $19.94 (2nd class, per person)</w:t>
       </w:r>
     </w:p>
     <w:p>
@@ -5211,7 +5300,7 @@
           <w:sz w:val="20"/>
           <w:szCs w:val="20"/>
         </w:rPr>
-        <w:t xml:space="preserve"> — 329 CNY / $48.59 (daily split)</w:t>
+        <w:t xml:space="preserve"> — 329 CNY / $48.59 (nightly share)</w:t>
       </w:r>
     </w:p>
     <w:p>
@@ -5571,7 +5660,7 @@
           <w:sz w:val="20"/>
           <w:szCs w:val="20"/>
         </w:rPr>
-        <w:t xml:space="preserve"> — 135 CNY / $19.94 (2nd class/person)</w:t>
+        <w:t xml:space="preserve"> — 135 CNY / $19.94 (2nd class, per person)</w:t>
       </w:r>
     </w:p>
     <w:p>
@@ -5586,7 +5675,7 @@
           <w:sz w:val="20"/>
           <w:szCs w:val="20"/>
         </w:rPr>
-        <w:t xml:space="preserve">high-speed train back to Chengdu East Station. Arrive Chunxi Road in the evening, organize luggage for Chongqing trip next day.</w:t>
+        <w:t xml:space="preserve">High-speed train to Chengdu East. Arrive near Chunxi Road in the evening and pack for Chongqing tomorrow.</w:t>
       </w:r>
     </w:p>
     <w:p>
@@ -5629,7 +5718,7 @@
           <w:sz w:val="20"/>
           <w:szCs w:val="20"/>
         </w:rPr>
-        <w:t xml:space="preserve"> — 300 CNY / $44.31 (daily split)</w:t>
+        <w:t xml:space="preserve"> — 300 CNY / $44.31 (nightly share)</w:t>
       </w:r>
     </w:p>
     <w:p>
@@ -5644,7 +5733,7 @@
           <w:sz w:val="20"/>
           <w:szCs w:val="20"/>
         </w:rPr>
-        <w:t xml:space="preserve">Check in Panda Sleepy Hotel. Reminder: no free breakfast; buy on street or at hotel front desk optional.</w:t>
+        <w:t xml:space="preserve">No complimentary breakfast—pick up food nearby or buy breakfast at the front desk.</w:t>
       </w:r>
     </w:p>
     <w:p>
@@ -5667,7 +5756,7 @@
           <w:sz w:val="32"/>
           <w:szCs w:val="32"/>
         </w:rPr>
-        <w:t xml:space="preserve">Day 7 · Chengdu → Chongqing — Two Museums + Panda Train</w:t>
+        <w:t xml:space="preserve">Day 7 · Chengdu → Chongqing — Sichuan Museum &amp; Train to Chongqing</w:t>
       </w:r>
     </w:p>
     <w:p>
@@ -5720,7 +5809,7 @@
           <w:sz w:val="21"/>
           <w:szCs w:val="21"/>
         </w:rPr>
-        <w:t xml:space="preserve">704 CNY / $103.99</w:t>
+        <w:t xml:space="preserve">714 CNY / $105.46</w:t>
       </w:r>
     </w:p>
     <w:p>
@@ -5736,7 +5825,7 @@
           <w:sz w:val="21"/>
           <w:szCs w:val="21"/>
         </w:rPr>
-        <w:t xml:space="preserve">Sichuan Museum → Chengdu Museum → Chongqing → Huashi Noodles → Hongyadong</w:t>
+        <w:t xml:space="preserve">Sichuan Museum → Train → Chongqing → Noodles</w:t>
       </w:r>
     </w:p>
     <w:p>
@@ -5845,7 +5934,7 @@
           <w:sz w:val="20"/>
           <w:szCs w:val="20"/>
         </w:rPr>
-        <w:t xml:space="preserve">About: Sichuan's top provincial museum — free entry, strong collection of Shu relics, Tibetan artifacts, and Zhang Daqian paintings; separate from Chengdu Museum.</w:t>
+        <w:t xml:space="preserve">About: Sichuan's top provincial museum — free entry, strong collection of Shu relics, Tibetan artifacts, and Zhang Daqian paintings.</w:t>
       </w:r>
     </w:p>
     <w:p>
@@ -5860,7 +5949,7 @@
           <w:sz w:val="20"/>
           <w:szCs w:val="20"/>
         </w:rPr>
-        <w:t xml:space="preserve">Online reservation required.</w:t>
+        <w:t xml:space="preserve">Book online in advance. One museum only today—no need to rush.</w:t>
       </w:r>
     </w:p>
     <w:p>
@@ -5876,7 +5965,7 @@
           <w:sz w:val="22"/>
           <w:szCs w:val="22"/>
         </w:rPr>
-        <w:t xml:space="preserve">12:30</w:t>
+        <w:t xml:space="preserve">12:30–14:00</w:t>
       </w:r>
       <w:r>
         <w:rPr>
@@ -5894,16 +5983,16 @@
           <w:sz w:val="22"/>
           <w:szCs w:val="22"/>
         </w:rPr>
-        <w:t xml:space="preserve">Taxi: Sichuan Museum → Chengdu Museum</w:t>
-      </w:r>
-      <w:r>
-        <w:rPr>
-          <w:rFonts w:ascii="Calibri" w:cs="Calibri" w:eastAsia="Calibri" w:hAnsi="Calibri"/>
-          <w:color w:val="6B8062"/>
-          <w:sz w:val="20"/>
-          <w:szCs w:val="20"/>
-        </w:rPr>
-        <w:t xml:space="preserve"> — 10 CNY / $1.48 (one-way)</w:t>
+        <w:t xml:space="preserve">Lunch &amp; Taxi to Chengdu East</w:t>
+      </w:r>
+      <w:r>
+        <w:rPr>
+          <w:rFonts w:ascii="Calibri" w:cs="Calibri" w:eastAsia="Calibri" w:hAnsi="Calibri"/>
+          <w:color w:val="6B8062"/>
+          <w:sz w:val="20"/>
+          <w:szCs w:val="20"/>
+        </w:rPr>
+        <w:t xml:space="preserve"> — 20 CNY / $2.95 (taxi one-way)</w:t>
       </w:r>
     </w:p>
     <w:p>
@@ -5918,7 +6007,7 @@
           <w:sz w:val="20"/>
           <w:szCs w:val="20"/>
         </w:rPr>
-        <w:t xml:space="preserve">Taxi from Sichuan Museum to Chengdu Museum at Tianfu Square.</w:t>
+        <w:t xml:space="preserve">Light lunch near the museum or at the station, then taxi to Chengdu East Railway Station.</w:t>
       </w:r>
     </w:p>
     <w:p>
@@ -5934,7 +6023,7 @@
           <w:sz w:val="22"/>
           <w:szCs w:val="22"/>
         </w:rPr>
-        <w:t xml:space="preserve">13:00–15:00</w:t>
+        <w:t xml:space="preserve">15:00</w:t>
       </w:r>
       <w:r>
         <w:rPr>
@@ -5952,7 +6041,123 @@
           <w:sz w:val="22"/>
           <w:szCs w:val="22"/>
         </w:rPr>
-        <w:t xml:space="preserve">Chengdu Museum</w:t>
+        <w:t xml:space="preserve">High-Speed Train to Chongqing</w:t>
+      </w:r>
+      <w:r>
+        <w:rPr>
+          <w:rFonts w:ascii="Calibri" w:cs="Calibri" w:eastAsia="Calibri" w:hAnsi="Calibri"/>
+          <w:color w:val="6B8062"/>
+          <w:sz w:val="20"/>
+          <w:szCs w:val="20"/>
+        </w:rPr>
+        <w:t xml:space="preserve"> — 148 CNY / $21.86 (2nd class, per person)</w:t>
+      </w:r>
+    </w:p>
+    <w:p>
+      <w:pPr>
+        <w:spacing w:after="120"/>
+        <w:ind w:left="360"/>
+      </w:pPr>
+      <w:r>
+        <w:rPr>
+          <w:rFonts w:ascii="Calibri" w:cs="Calibri" w:eastAsia="Calibri" w:hAnsi="Calibri"/>
+          <w:color w:val="6B8062"/>
+          <w:sz w:val="20"/>
+          <w:szCs w:val="20"/>
+        </w:rPr>
+        <w:t xml:space="preserve">Chengdu East → Chongqing West (~1 hr 20 min). Panda-themed trains sometimes run on this line, but any G/D train works.</w:t>
+      </w:r>
+    </w:p>
+    <w:p>
+      <w:pPr>
+        <w:spacing w:after="60"/>
+      </w:pPr>
+      <w:r>
+        <w:rPr>
+          <w:rFonts w:ascii="Calibri" w:cs="Calibri" w:eastAsia="Calibri" w:hAnsi="Calibri"/>
+          <w:b/>
+          <w:bCs/>
+          <w:color w:val="7BAE5C"/>
+          <w:sz w:val="22"/>
+          <w:szCs w:val="22"/>
+        </w:rPr>
+        <w:t xml:space="preserve">18:00</w:t>
+      </w:r>
+      <w:r>
+        <w:rPr>
+          <w:sz w:val="22"/>
+          <w:szCs w:val="22"/>
+        </w:rPr>
+        <w:t xml:space="preserve">  </w:t>
+      </w:r>
+      <w:r>
+        <w:rPr>
+          <w:rFonts w:ascii="Calibri" w:cs="Calibri" w:eastAsia="Calibri" w:hAnsi="Calibri"/>
+          <w:b/>
+          <w:bCs/>
+          <w:color w:val="3D5038"/>
+          <w:sz w:val="22"/>
+          <w:szCs w:val="22"/>
+        </w:rPr>
+        <w:t xml:space="preserve">Metro: Chongqing West → Jiefangbei</w:t>
+      </w:r>
+      <w:r>
+        <w:rPr>
+          <w:rFonts w:ascii="Calibri" w:cs="Calibri" w:eastAsia="Calibri" w:hAnsi="Calibri"/>
+          <w:color w:val="6B8062"/>
+          <w:sz w:val="20"/>
+          <w:szCs w:val="20"/>
+        </w:rPr>
+        <w:t xml:space="preserve"> — 3 CNY / $0.44 (per person)</w:t>
+      </w:r>
+    </w:p>
+    <w:p>
+      <w:pPr>
+        <w:spacing w:after="120"/>
+        <w:ind w:left="360"/>
+      </w:pPr>
+      <w:r>
+        <w:rPr>
+          <w:rFonts w:ascii="Calibri" w:cs="Calibri" w:eastAsia="Calibri" w:hAnsi="Calibri"/>
+          <w:color w:val="6B8062"/>
+          <w:sz w:val="20"/>
+          <w:szCs w:val="20"/>
+        </w:rPr>
+        <w:t xml:space="preserve">Metro from Chongqing West Station to Jiefangbei. Check into Kaiyuan Mingting Hotel — daily complimentary breakfast for two included.</w:t>
+      </w:r>
+    </w:p>
+    <w:p>
+      <w:pPr>
+        <w:spacing w:after="60"/>
+      </w:pPr>
+      <w:r>
+        <w:rPr>
+          <w:rFonts w:ascii="Calibri" w:cs="Calibri" w:eastAsia="Calibri" w:hAnsi="Calibri"/>
+          <w:b/>
+          <w:bCs/>
+          <w:color w:val="7BAE5C"/>
+          <w:sz w:val="22"/>
+          <w:szCs w:val="22"/>
+        </w:rPr>
+        <w:t xml:space="preserve">Evening</w:t>
+      </w:r>
+      <w:r>
+        <w:rPr>
+          <w:sz w:val="22"/>
+          <w:szCs w:val="22"/>
+        </w:rPr>
+        <w:t xml:space="preserve">  </w:t>
+      </w:r>
+      <w:r>
+        <w:rPr>
+          <w:rFonts w:ascii="Calibri" w:cs="Calibri" w:eastAsia="Calibri" w:hAnsi="Calibri"/>
+          <w:b/>
+          <w:bCs/>
+          <w:color w:val="3D5038"/>
+          <w:sz w:val="22"/>
+          <w:szCs w:val="22"/>
+        </w:rPr>
+        <w:t xml:space="preserve">Bai Xiang Ju · Shiba Ti · Huashi Wanza Noodles</w:t>
       </w:r>
     </w:p>
     <w:p>
@@ -5969,7 +6174,7 @@
           <w:sz w:val="20"/>
           <w:szCs w:val="20"/>
         </w:rPr>
-        <w:t xml:space="preserve">About: Free city museum at Tianfu Square tracing 4,500 years of Chengdu history — from ancient Shu to modern teahouse culture.</w:t>
+        <w:t xml:space="preserve">About: Huashi Wanza Noodles is a Chongqing staple — dry pea noodles with minced pork, customizable no-chili; paired with Bai Xiang Ju cliffside apartments and Shiba Ti's restored steps.</w:t>
       </w:r>
     </w:p>
     <w:p>
@@ -5984,255 +6189,7 @@
           <w:sz w:val="20"/>
           <w:szCs w:val="20"/>
         </w:rPr>
-        <w:t xml:space="preserve">Free entry. Separate venue from Sichuan Museum — visit both in one day.</w:t>
-      </w:r>
-    </w:p>
-    <w:p>
-      <w:pPr>
-        <w:spacing w:after="60"/>
-      </w:pPr>
-      <w:r>
-        <w:rPr>
-          <w:rFonts w:ascii="Calibri" w:cs="Calibri" w:eastAsia="Calibri" w:hAnsi="Calibri"/>
-          <w:b/>
-          <w:bCs/>
-          <w:color w:val="7BAE5C"/>
-          <w:sz w:val="22"/>
-          <w:szCs w:val="22"/>
-        </w:rPr>
-        <w:t xml:space="preserve">16:30</w:t>
-      </w:r>
-      <w:r>
-        <w:rPr>
-          <w:sz w:val="22"/>
-          <w:szCs w:val="22"/>
-        </w:rPr>
-        <w:t xml:space="preserve">  </w:t>
-      </w:r>
-      <w:r>
-        <w:rPr>
-          <w:rFonts w:ascii="Calibri" w:cs="Calibri" w:eastAsia="Calibri" w:hAnsi="Calibri"/>
-          <w:b/>
-          <w:bCs/>
-          <w:color w:val="3D5038"/>
-          <w:sz w:val="22"/>
-          <w:szCs w:val="22"/>
-        </w:rPr>
-        <w:t xml:space="preserve">Panda High-Speed Train</w:t>
-      </w:r>
-      <w:r>
-        <w:rPr>
-          <w:rFonts w:ascii="Calibri" w:cs="Calibri" w:eastAsia="Calibri" w:hAnsi="Calibri"/>
-          <w:color w:val="6B8062"/>
-          <w:sz w:val="20"/>
-          <w:szCs w:val="20"/>
-        </w:rPr>
-        <w:t xml:space="preserve"> — 148 CNY / $21.86 (2nd class/person)</w:t>
-      </w:r>
-    </w:p>
-    <w:p>
-      <w:pPr>
-        <w:spacing w:after="120"/>
-        <w:ind w:left="360"/>
-      </w:pPr>
-      <w:r>
-        <w:rPr>
-          <w:rFonts w:ascii="Calibri" w:cs="Calibri" w:eastAsia="Calibri" w:hAnsi="Calibri"/>
-          <w:color w:val="6B8062"/>
-          <w:sz w:val="20"/>
-          <w:szCs w:val="20"/>
-        </w:rPr>
-        <w:t xml:space="preserve">Panda-themed high-speed train Chengdu East → Chongqing West, 1h 20m ride.</w:t>
-      </w:r>
-    </w:p>
-    <w:p>
-      <w:pPr>
-        <w:spacing w:after="60"/>
-      </w:pPr>
-      <w:r>
-        <w:rPr>
-          <w:rFonts w:ascii="Calibri" w:cs="Calibri" w:eastAsia="Calibri" w:hAnsi="Calibri"/>
-          <w:b/>
-          <w:bCs/>
-          <w:color w:val="7BAE5C"/>
-          <w:sz w:val="22"/>
-          <w:szCs w:val="22"/>
-        </w:rPr>
-        <w:t xml:space="preserve">18:00</w:t>
-      </w:r>
-      <w:r>
-        <w:rPr>
-          <w:sz w:val="22"/>
-          <w:szCs w:val="22"/>
-        </w:rPr>
-        <w:t xml:space="preserve">  </w:t>
-      </w:r>
-      <w:r>
-        <w:rPr>
-          <w:rFonts w:ascii="Calibri" w:cs="Calibri" w:eastAsia="Calibri" w:hAnsi="Calibri"/>
-          <w:b/>
-          <w:bCs/>
-          <w:color w:val="3D5038"/>
-          <w:sz w:val="22"/>
-          <w:szCs w:val="22"/>
-        </w:rPr>
-        <w:t xml:space="preserve">Metro: Chongqing West → Jiefangbei</w:t>
-      </w:r>
-      <w:r>
-        <w:rPr>
-          <w:rFonts w:ascii="Calibri" w:cs="Calibri" w:eastAsia="Calibri" w:hAnsi="Calibri"/>
-          <w:color w:val="6B8062"/>
-          <w:sz w:val="20"/>
-          <w:szCs w:val="20"/>
-        </w:rPr>
-        <w:t xml:space="preserve"> — 3 CNY / $0.44 (per person)</w:t>
-      </w:r>
-    </w:p>
-    <w:p>
-      <w:pPr>
-        <w:spacing w:after="120"/>
-        <w:ind w:left="360"/>
-      </w:pPr>
-      <w:r>
-        <w:rPr>
-          <w:rFonts w:ascii="Calibri" w:cs="Calibri" w:eastAsia="Calibri" w:hAnsi="Calibri"/>
-          <w:color w:val="6B8062"/>
-          <w:sz w:val="20"/>
-          <w:szCs w:val="20"/>
-        </w:rPr>
-        <w:t xml:space="preserve">Metro from Chongqing West Station to Jiefangbei. Check into Kaiyuan Mingting Hotel — daily complimentary breakfast for two included.</w:t>
-      </w:r>
-    </w:p>
-    <w:p>
-      <w:pPr>
-        <w:spacing w:after="60"/>
-      </w:pPr>
-      <w:r>
-        <w:rPr>
-          <w:rFonts w:ascii="Calibri" w:cs="Calibri" w:eastAsia="Calibri" w:hAnsi="Calibri"/>
-          <w:b/>
-          <w:bCs/>
-          <w:color w:val="7BAE5C"/>
-          <w:sz w:val="22"/>
-          <w:szCs w:val="22"/>
-        </w:rPr>
-        <w:t xml:space="preserve">Evening</w:t>
-      </w:r>
-      <w:r>
-        <w:rPr>
-          <w:sz w:val="22"/>
-          <w:szCs w:val="22"/>
-        </w:rPr>
-        <w:t xml:space="preserve">  </w:t>
-      </w:r>
-      <w:r>
-        <w:rPr>
-          <w:rFonts w:ascii="Calibri" w:cs="Calibri" w:eastAsia="Calibri" w:hAnsi="Calibri"/>
-          <w:b/>
-          <w:bCs/>
-          <w:color w:val="3D5038"/>
-          <w:sz w:val="22"/>
-          <w:szCs w:val="22"/>
-        </w:rPr>
-        <w:t xml:space="preserve">Bai Xiang Ju · Shiba Ti · Huashi Wanza Noodles</w:t>
-      </w:r>
-    </w:p>
-    <w:p>
-      <w:pPr>
-        <w:spacing w:after="80"/>
-        <w:ind w:left="360"/>
-      </w:pPr>
-      <w:r>
-        <w:rPr>
-          <w:rFonts w:ascii="Calibri" w:cs="Calibri" w:eastAsia="Calibri" w:hAnsi="Calibri"/>
-          <w:i/>
-          <w:iCs/>
-          <w:color w:val="3D5038"/>
-          <w:sz w:val="20"/>
-          <w:szCs w:val="20"/>
-        </w:rPr>
-        <w:t xml:space="preserve">About: Huashi Wanza Noodles is a Chongqing staple — dry pea noodles with minced pork, customizable no-chili; paired with Bai Xiang Ju cliffside apartments and Shiba Ti's restored steps.</w:t>
-      </w:r>
-    </w:p>
-    <w:p>
-      <w:pPr>
-        <w:spacing w:after="120"/>
-        <w:ind w:left="360"/>
-      </w:pPr>
-      <w:r>
-        <w:rPr>
-          <w:rFonts w:ascii="Calibri" w:cs="Calibri" w:eastAsia="Calibri" w:hAnsi="Calibri"/>
-          <w:color w:val="6B8062"/>
-          <w:sz w:val="20"/>
-          <w:szCs w:val="20"/>
-        </w:rPr>
-        <w:t xml:space="preserve">5-min walk from hotel (self-paid, not in fixed budget). Order: two bowls dry pea noodles, no chili, one soft-boiled fried egg each.</w:t>
-      </w:r>
-    </w:p>
-    <w:p>
-      <w:pPr>
-        <w:spacing w:after="60"/>
-      </w:pPr>
-      <w:r>
-        <w:rPr>
-          <w:rFonts w:ascii="Calibri" w:cs="Calibri" w:eastAsia="Calibri" w:hAnsi="Calibri"/>
-          <w:b/>
-          <w:bCs/>
-          <w:color w:val="7BAE5C"/>
-          <w:sz w:val="22"/>
-          <w:szCs w:val="22"/>
-        </w:rPr>
-        <w:t xml:space="preserve">19:00</w:t>
-      </w:r>
-      <w:r>
-        <w:rPr>
-          <w:sz w:val="22"/>
-          <w:szCs w:val="22"/>
-        </w:rPr>
-        <w:t xml:space="preserve">  </w:t>
-      </w:r>
-      <w:r>
-        <w:rPr>
-          <w:rFonts w:ascii="Calibri" w:cs="Calibri" w:eastAsia="Calibri" w:hAnsi="Calibri"/>
-          <w:b/>
-          <w:bCs/>
-          <w:color w:val="3D5038"/>
-          <w:sz w:val="22"/>
-          <w:szCs w:val="22"/>
-        </w:rPr>
-        <w:t xml:space="preserve">Hongyadong Night View</w:t>
-      </w:r>
-    </w:p>
-    <w:p>
-      <w:pPr>
-        <w:spacing w:after="80"/>
-        <w:ind w:left="360"/>
-      </w:pPr>
-      <w:r>
-        <w:rPr>
-          <w:rFonts w:ascii="Calibri" w:cs="Calibri" w:eastAsia="Calibri" w:hAnsi="Calibri"/>
-          <w:i/>
-          <w:iCs/>
-          <w:color w:val="3D5038"/>
-          <w:sz w:val="20"/>
-          <w:szCs w:val="20"/>
-        </w:rPr>
-        <w:t xml:space="preserve">About: Chongqing's iconic 11-story stilt-house complex lit above the Jialing River — looks like a scene from Spirited Away; free to explore, best at dusk.</w:t>
-      </w:r>
-    </w:p>
-    <w:p>
-      <w:pPr>
-        <w:spacing w:after="120"/>
-        <w:ind w:left="360"/>
-      </w:pPr>
-      <w:r>
-        <w:rPr>
-          <w:rFonts w:ascii="Calibri" w:cs="Calibri" w:eastAsia="Calibri" w:hAnsi="Calibri"/>
-          <w:color w:val="6B8062"/>
-          <w:sz w:val="20"/>
-          <w:szCs w:val="20"/>
-        </w:rPr>
-        <w:t xml:space="preserve">8-min walk from hotel. Jiefangbei square dancing 19:00–21:30, 3-min walk.</w:t>
+        <w:t xml:space="preserve">5-minute walk from the hotel (pay separately). Order two dry pea noodles without chili, each with a soft-boiled egg.</w:t>
       </w:r>
     </w:p>
     <w:p>
@@ -6308,7 +6265,7 @@
           <w:sz w:val="21"/>
           <w:szCs w:val="21"/>
         </w:rPr>
-        <w:t xml:space="preserve">1168 CNY / $172.52</w:t>
+        <w:t xml:space="preserve">958 CNY / $141.5</w:t>
       </w:r>
     </w:p>
     <w:p>
@@ -6324,7 +6281,7 @@
           <w:sz w:val="21"/>
           <w:szCs w:val="21"/>
         </w:rPr>
-        <w:t xml:space="preserve">Three Natural Bridges + Longshui Gorge</w:t>
+        <w:t xml:space="preserve">Three Natural Bridges only</w:t>
       </w:r>
     </w:p>
     <w:p>
@@ -6447,66 +6404,6 @@
     </w:p>
     <w:p>
       <w:pPr>
-        <w:spacing w:after="60"/>
-      </w:pPr>
-      <w:r>
-        <w:rPr>
-          <w:rFonts w:ascii="Calibri" w:cs="Calibri" w:eastAsia="Calibri" w:hAnsi="Calibri"/>
-          <w:b/>
-          <w:bCs/>
-          <w:color w:val="7BAE5C"/>
-          <w:sz w:val="22"/>
-          <w:szCs w:val="22"/>
-        </w:rPr>
-        <w:t xml:space="preserve">13:30</w:t>
-      </w:r>
-      <w:r>
-        <w:rPr>
-          <w:sz w:val="22"/>
-          <w:szCs w:val="22"/>
-        </w:rPr>
-        <w:t xml:space="preserve">  </w:t>
-      </w:r>
-      <w:r>
-        <w:rPr>
-          <w:rFonts w:ascii="Calibri" w:cs="Calibri" w:eastAsia="Calibri" w:hAnsi="Calibri"/>
-          <w:b/>
-          <w:bCs/>
-          <w:color w:val="3D5038"/>
-          <w:sz w:val="22"/>
-          <w:szCs w:val="22"/>
-        </w:rPr>
-        <w:t xml:space="preserve">Longshui Gorge</w:t>
-      </w:r>
-      <w:r>
-        <w:rPr>
-          <w:rFonts w:ascii="Calibri" w:cs="Calibri" w:eastAsia="Calibri" w:hAnsi="Calibri"/>
-          <w:color w:val="6B8062"/>
-          <w:sz w:val="20"/>
-          <w:szCs w:val="20"/>
-        </w:rPr>
-        <w:t xml:space="preserve"> — 105 CNY / $15.51 (per person)</w:t>
-      </w:r>
-    </w:p>
-    <w:p>
-      <w:pPr>
-        <w:spacing w:after="80"/>
-        <w:ind w:left="360"/>
-      </w:pPr>
-      <w:r>
-        <w:rPr>
-          <w:rFonts w:ascii="Calibri" w:cs="Calibri" w:eastAsia="Calibri" w:hAnsi="Calibri"/>
-          <w:i/>
-          <w:iCs/>
-          <w:color w:val="3D5038"/>
-          <w:sz w:val="20"/>
-          <w:szCs w:val="20"/>
-        </w:rPr>
-        <w:t xml:space="preserve">About: A narrow limestone gorge with elevator descent, gentle downhill boardwalks, and the dramatic Galaxy Waterfall — cooler and less crowded than the bridges.</w:t>
-      </w:r>
-    </w:p>
-    <w:p>
-      <w:pPr>
         <w:spacing w:after="120"/>
         <w:ind w:left="360"/>
       </w:pPr>
@@ -6517,7 +6414,7 @@
           <w:sz w:val="20"/>
           <w:szCs w:val="20"/>
         </w:rPr>
-        <w:t xml:space="preserve">Transfer bus from bridges area; full tour 1.5–2 hours.</w:t>
+        <w:t xml:space="preserve">UNESCO karst site—three natural stone bridges with elevator access. Skipping Longshui Gorge today for an earlier return.</w:t>
       </w:r>
     </w:p>
     <w:p>
@@ -6533,7 +6430,7 @@
           <w:sz w:val="22"/>
           <w:szCs w:val="22"/>
         </w:rPr>
-        <w:t xml:space="preserve">17:00</w:t>
+        <w:t xml:space="preserve">15:00</w:t>
       </w:r>
       <w:r>
         <w:rPr>
@@ -6566,7 +6463,7 @@
           <w:sz w:val="20"/>
           <w:szCs w:val="20"/>
         </w:rPr>
-        <w:t xml:space="preserve">16:00 return to Xiannv Town Tourist Center. Shuttle bus back to Jiefangbei at 17:00, arrive hotel around 20:00.</w:t>
+        <w:t xml:space="preserve">Shuttle back to Jiefangbei—expect to reach the hotel around 6:00–7:00 PM.</w:t>
       </w:r>
     </w:p>
     <w:p>
@@ -6589,7 +6486,7 @@
           <w:sz w:val="32"/>
           <w:szCs w:val="32"/>
         </w:rPr>
-        <w:t xml:space="preserve">Day 9 · Chongqing — Mountain City Highlights</w:t>
+        <w:t xml:space="preserve">Day 9 · Chongqing — Mountain City + Hongyadong</w:t>
       </w:r>
     </w:p>
     <w:p>
@@ -6642,7 +6539,7 @@
           <w:sz w:val="21"/>
           <w:szCs w:val="21"/>
         </w:rPr>
-        <w:t xml:space="preserve">500 CNY / $73.85</w:t>
+        <w:t xml:space="preserve">400 CNY / $59.08</w:t>
       </w:r>
     </w:p>
     <w:p>
@@ -6658,7 +6555,7 @@
           <w:sz w:val="21"/>
           <w:szCs w:val="21"/>
         </w:rPr>
-        <w:t xml:space="preserve">Panda Light Rail → Cableway → Nanbin Road</w:t>
+        <w:t xml:space="preserve">Liziba → Nanbin sunset → Hongyadong</w:t>
       </w:r>
     </w:p>
     <w:p>
@@ -6714,6 +6611,21 @@
     </w:p>
     <w:p>
       <w:pPr>
+        <w:spacing w:after="120"/>
+        <w:ind w:left="360"/>
+      </w:pPr>
+      <w:r>
+        <w:rPr>
+          <w:rFonts w:ascii="Calibri" w:cs="Calibri" w:eastAsia="Calibri" w:hAnsi="Calibri"/>
+          <w:color w:val="6B8062"/>
+          <w:sz w:val="20"/>
+          <w:szCs w:val="20"/>
+        </w:rPr>
+        <w:t xml:space="preserve">Complimentary buffet at Kaiyuan Mingting.</w:t>
+      </w:r>
+    </w:p>
+    <w:p>
+      <w:pPr>
         <w:spacing w:after="60"/>
       </w:pPr>
       <w:r>
@@ -6800,50 +6712,7 @@
           <w:sz w:val="22"/>
           <w:szCs w:val="22"/>
         </w:rPr>
-        <w:t xml:space="preserve">11:00</w:t>
-      </w:r>
-      <w:r>
-        <w:rPr>
-          <w:sz w:val="22"/>
-          <w:szCs w:val="22"/>
-        </w:rPr>
-        <w:t xml:space="preserve">  </w:t>
-      </w:r>
-      <w:r>
-        <w:rPr>
-          <w:rFonts w:ascii="Calibri" w:cs="Calibri" w:eastAsia="Calibri" w:hAnsi="Calibri"/>
-          <w:b/>
-          <w:bCs/>
-          <w:color w:val="3D5038"/>
-          <w:sz w:val="22"/>
-          <w:szCs w:val="22"/>
-        </w:rPr>
-        <w:t xml:space="preserve">Yangtze River Cableway</w:t>
-      </w:r>
-      <w:r>
-        <w:rPr>
-          <w:rFonts w:ascii="Calibri" w:cs="Calibri" w:eastAsia="Calibri" w:hAnsi="Calibri"/>
-          <w:color w:val="6B8062"/>
-          <w:sz w:val="20"/>
-          <w:szCs w:val="20"/>
-        </w:rPr>
-        <w:t xml:space="preserve"> — 50 CNY / $7.39 (round-trip / person)</w:t>
-      </w:r>
-    </w:p>
-    <w:p>
-      <w:pPr>
-        <w:spacing w:after="60"/>
-      </w:pPr>
-      <w:r>
-        <w:rPr>
-          <w:rFonts w:ascii="Calibri" w:cs="Calibri" w:eastAsia="Calibri" w:hAnsi="Calibri"/>
-          <w:b/>
-          <w:bCs/>
-          <w:color w:val="7BAE5C"/>
-          <w:sz w:val="22"/>
-          <w:szCs w:val="22"/>
-        </w:rPr>
-        <w:t xml:space="preserve">13:00</w:t>
+        <w:t xml:space="preserve">11:30</w:t>
       </w:r>
       <w:r>
         <w:rPr>
@@ -6893,7 +6762,7 @@
           <w:sz w:val="20"/>
           <w:szCs w:val="20"/>
         </w:rPr>
-        <w:t xml:space="preserve">Self-paid, not in fixed budget.</w:t>
+        <w:t xml:space="preserve">Paid separately—mild duck-soup hot pot near the riverfront.</w:t>
       </w:r>
     </w:p>
     <w:p>
@@ -6909,7 +6778,7 @@
           <w:sz w:val="22"/>
           <w:szCs w:val="22"/>
         </w:rPr>
-        <w:t xml:space="preserve">15:00</w:t>
+        <w:t xml:space="preserve">14:00</w:t>
       </w:r>
       <w:r>
         <w:rPr>
@@ -6967,7 +6836,7 @@
           <w:sz w:val="22"/>
           <w:szCs w:val="22"/>
         </w:rPr>
-        <w:t xml:space="preserve">16:00–19:00</w:t>
+        <w:t xml:space="preserve">15:00–18:00</w:t>
       </w:r>
       <w:r>
         <w:rPr>
@@ -7066,7 +6935,73 @@
           <w:sz w:val="20"/>
           <w:szCs w:val="20"/>
         </w:rPr>
-        <w:t xml:space="preserve">taxi back to Jiefangbei for self-arranged dinner and rest.</w:t>
+        <w:t xml:space="preserve">Taxi back to Jiefangbei — short rest at the hotel before Hongyadong.</w:t>
+      </w:r>
+    </w:p>
+    <w:p>
+      <w:pPr>
+        <w:spacing w:after="60"/>
+      </w:pPr>
+      <w:r>
+        <w:rPr>
+          <w:rFonts w:ascii="Calibri" w:cs="Calibri" w:eastAsia="Calibri" w:hAnsi="Calibri"/>
+          <w:b/>
+          <w:bCs/>
+          <w:color w:val="7BAE5C"/>
+          <w:sz w:val="22"/>
+          <w:szCs w:val="22"/>
+        </w:rPr>
+        <w:t xml:space="preserve">20:00–21:30</w:t>
+      </w:r>
+      <w:r>
+        <w:rPr>
+          <w:sz w:val="22"/>
+          <w:szCs w:val="22"/>
+        </w:rPr>
+        <w:t xml:space="preserve">  </w:t>
+      </w:r>
+      <w:r>
+        <w:rPr>
+          <w:rFonts w:ascii="Calibri" w:cs="Calibri" w:eastAsia="Calibri" w:hAnsi="Calibri"/>
+          <w:b/>
+          <w:bCs/>
+          <w:color w:val="3D5038"/>
+          <w:sz w:val="22"/>
+          <w:szCs w:val="22"/>
+        </w:rPr>
+        <w:t xml:space="preserve">Hongyadong Night View</w:t>
+      </w:r>
+    </w:p>
+    <w:p>
+      <w:pPr>
+        <w:spacing w:after="80"/>
+        <w:ind w:left="360"/>
+      </w:pPr>
+      <w:r>
+        <w:rPr>
+          <w:rFonts w:ascii="Calibri" w:cs="Calibri" w:eastAsia="Calibri" w:hAnsi="Calibri"/>
+          <w:i/>
+          <w:iCs/>
+          <w:color w:val="3D5038"/>
+          <w:sz w:val="20"/>
+          <w:szCs w:val="20"/>
+        </w:rPr>
+        <w:t xml:space="preserve">About: Chongqing's iconic 11-story stilt-house complex lit above the Jialing River — looks like a scene from Spirited Away; free to explore, best at dusk.</w:t>
+      </w:r>
+    </w:p>
+    <w:p>
+      <w:pPr>
+        <w:spacing w:after="120"/>
+        <w:ind w:left="360"/>
+      </w:pPr>
+      <w:r>
+        <w:rPr>
+          <w:rFonts w:ascii="Calibri" w:cs="Calibri" w:eastAsia="Calibri" w:hAnsi="Calibri"/>
+          <w:color w:val="6B8062"/>
+          <w:sz w:val="20"/>
+          <w:szCs w:val="20"/>
+        </w:rPr>
+        <w:t xml:space="preserve">8-min walk from hotel. Best after sunset — stilt houses lit above the Jialing River. Jiefangbei square dancing nearby until 21:30.</w:t>
       </w:r>
     </w:p>
     <w:p>
@@ -7089,7 +7024,7 @@
           <w:sz w:val="32"/>
           <w:szCs w:val="32"/>
         </w:rPr>
-        <w:t xml:space="preserve">Day 10 · Chongqing — Wulingyuan National Forest Park</w:t>
+        <w:t xml:space="preserve">Day 10 · Chongqing → Dazu — Dazu Rock Carvings Day Trip</w:t>
       </w:r>
     </w:p>
     <w:p>
@@ -7142,7 +7077,7 @@
           <w:sz w:val="21"/>
           <w:szCs w:val="21"/>
         </w:rPr>
-        <w:t xml:space="preserve">2029 CNY / $299.68</w:t>
+        <w:t xml:space="preserve">900 CNY / $132.94</w:t>
       </w:r>
     </w:p>
     <w:p>
@@ -7158,7 +7093,7 @@
           <w:sz w:val="21"/>
           <w:szCs w:val="21"/>
         </w:rPr>
-        <w:t xml:space="preserve">Zhangjiajie Wulingyuan full day</w:t>
+        <w:t xml:space="preserve">UNESCO cliff carvings · back by evening</w:t>
       </w:r>
     </w:p>
     <w:p>
@@ -7174,7 +7109,7 @@
           <w:sz w:val="22"/>
           <w:szCs w:val="22"/>
         </w:rPr>
-        <w:t xml:space="preserve">07:00</w:t>
+        <w:t xml:space="preserve">08:00</w:t>
       </w:r>
       <w:r>
         <w:rPr>
@@ -7192,7 +7127,7 @@
           <w:sz w:val="22"/>
           <w:szCs w:val="22"/>
         </w:rPr>
-        <w:t xml:space="preserve">Hotel Breakfast &amp; Departure</w:t>
+        <w:t xml:space="preserve">Hotel Breakfast</w:t>
       </w:r>
     </w:p>
     <w:p>
@@ -7209,50 +7144,7 @@
           <w:sz w:val="20"/>
           <w:szCs w:val="20"/>
         </w:rPr>
-        <w:t xml:space="preserve">About: Early hotel buffet before the long Wulingyuan day trip — included in your stay.</w:t>
-      </w:r>
-    </w:p>
-    <w:p>
-      <w:pPr>
-        <w:spacing w:after="60"/>
-      </w:pPr>
-      <w:r>
-        <w:rPr>
-          <w:rFonts w:ascii="Calibri" w:cs="Calibri" w:eastAsia="Calibri" w:hAnsi="Calibri"/>
-          <w:b/>
-          <w:bCs/>
-          <w:color w:val="7BAE5C"/>
-          <w:sz w:val="22"/>
-          <w:szCs w:val="22"/>
-        </w:rPr>
-        <w:t xml:space="preserve">07:00</w:t>
-      </w:r>
-      <w:r>
-        <w:rPr>
-          <w:sz w:val="22"/>
-          <w:szCs w:val="22"/>
-        </w:rPr>
-        <w:t xml:space="preserve">  </w:t>
-      </w:r>
-      <w:r>
-        <w:rPr>
-          <w:rFonts w:ascii="Calibri" w:cs="Calibri" w:eastAsia="Calibri" w:hAnsi="Calibri"/>
-          <w:b/>
-          <w:bCs/>
-          <w:color w:val="3D5038"/>
-          <w:sz w:val="22"/>
-          <w:szCs w:val="22"/>
-        </w:rPr>
-        <w:t xml:space="preserve">Taxi: Jiefangbei → Chongqing East</w:t>
-      </w:r>
-      <w:r>
-        <w:rPr>
-          <w:rFonts w:ascii="Calibri" w:cs="Calibri" w:eastAsia="Calibri" w:hAnsi="Calibri"/>
-          <w:color w:val="6B8062"/>
-          <w:sz w:val="20"/>
-          <w:szCs w:val="20"/>
-        </w:rPr>
-        <w:t xml:space="preserve"> — 15 CNY / $2.22 (one-way)</w:t>
+        <w:t xml:space="preserve">About: Complimentary buffet at Kaiyuan Mingting — a good start before a full day of Chongqing sightseeing.</w:t>
       </w:r>
     </w:p>
     <w:p>
@@ -7267,7 +7159,7 @@
           <w:sz w:val="20"/>
           <w:szCs w:val="20"/>
         </w:rPr>
-        <w:t xml:space="preserve">Taxi from Jiefangbei to Chongqing East Railway Station.</w:t>
+        <w:t xml:space="preserve">Complimentary buffet before the Dazu day trip.</w:t>
       </w:r>
     </w:p>
     <w:p>
@@ -7283,7 +7175,7 @@
           <w:sz w:val="22"/>
           <w:szCs w:val="22"/>
         </w:rPr>
-        <w:t xml:space="preserve">07:40</w:t>
+        <w:t xml:space="preserve">08:30</w:t>
       </w:r>
       <w:r>
         <w:rPr>
@@ -7301,16 +7193,16 @@
           <w:sz w:val="22"/>
           <w:szCs w:val="22"/>
         </w:rPr>
-        <w:t xml:space="preserve">High-Speed Train to Zhangjiajie</w:t>
-      </w:r>
-      <w:r>
-        <w:rPr>
-          <w:rFonts w:ascii="Calibri" w:cs="Calibri" w:eastAsia="Calibri" w:hAnsi="Calibri"/>
-          <w:color w:val="6B8062"/>
-          <w:sz w:val="20"/>
-          <w:szCs w:val="20"/>
-        </w:rPr>
-        <w:t xml:space="preserve"> — 226 CNY / $33.38 (2nd class/person)</w:t>
+        <w:t xml:space="preserve">Taxi: Jiefangbei → Chongqing West</w:t>
+      </w:r>
+      <w:r>
+        <w:rPr>
+          <w:rFonts w:ascii="Calibri" w:cs="Calibri" w:eastAsia="Calibri" w:hAnsi="Calibri"/>
+          <w:color w:val="6B8062"/>
+          <w:sz w:val="20"/>
+          <w:szCs w:val="20"/>
+        </w:rPr>
+        <w:t xml:space="preserve"> — 15 CNY / $2.22 (one-way)</w:t>
       </w:r>
     </w:p>
     <w:p>
@@ -7325,7 +7217,7 @@
           <w:sz w:val="20"/>
           <w:szCs w:val="20"/>
         </w:rPr>
-        <w:t xml:space="preserve">High-speed train Chongqing East → Zhangjiajie West. Fastest ride 2h 02m, multiple daily shifts.</w:t>
+        <w:t xml:space="preserve">Taxi from Jiefangbei to Chongqing West Railway Station.</w:t>
       </w:r>
     </w:p>
     <w:p>
@@ -7341,7 +7233,7 @@
           <w:sz w:val="22"/>
           <w:szCs w:val="22"/>
         </w:rPr>
-        <w:t xml:space="preserve">10:00</w:t>
+        <w:t xml:space="preserve">09:30</w:t>
       </w:r>
       <w:r>
         <w:rPr>
@@ -7359,16 +7251,16 @@
           <w:sz w:val="22"/>
           <w:szCs w:val="22"/>
         </w:rPr>
-        <w:t xml:space="preserve">Shuttle to Wulingyuan Gate</w:t>
-      </w:r>
-      <w:r>
-        <w:rPr>
-          <w:rFonts w:ascii="Calibri" w:cs="Calibri" w:eastAsia="Calibri" w:hAnsi="Calibri"/>
-          <w:color w:val="6B8062"/>
-          <w:sz w:val="20"/>
-          <w:szCs w:val="20"/>
-        </w:rPr>
-        <w:t xml:space="preserve"> — 40 CNY / $5.91 (per person)</w:t>
+        <w:t xml:space="preserve">High-Speed Train to Dazu South</w:t>
+      </w:r>
+      <w:r>
+        <w:rPr>
+          <w:rFonts w:ascii="Calibri" w:cs="Calibri" w:eastAsia="Calibri" w:hAnsi="Calibri"/>
+          <w:color w:val="6B8062"/>
+          <w:sz w:val="20"/>
+          <w:szCs w:val="20"/>
+        </w:rPr>
+        <w:t xml:space="preserve"> — 48 CNY / $7.09 (2nd class, per person)</w:t>
       </w:r>
     </w:p>
     <w:p>
@@ -7383,7 +7275,7 @@
           <w:sz w:val="20"/>
           <w:szCs w:val="20"/>
         </w:rPr>
-        <w:t xml:space="preserve">Scenic shuttle bus from Zhangjiajie West Station to Wulingyuan Gate, 40-min ride.</w:t>
+        <w:t xml:space="preserve">Chongqing West → Dazu South on the Chengdu–Chongqing HSR (~50 min).</w:t>
       </w:r>
     </w:p>
     <w:p>
@@ -7399,7 +7291,7 @@
           <w:sz w:val="22"/>
           <w:szCs w:val="22"/>
         </w:rPr>
-        <w:t xml:space="preserve">10:40</w:t>
+        <w:t xml:space="preserve">10:30</w:t>
       </w:r>
       <w:r>
         <w:rPr>
@@ -7417,16 +7309,74 @@
           <w:sz w:val="22"/>
           <w:szCs w:val="22"/>
         </w:rPr>
-        <w:t xml:space="preserve">Wulingyuan National Forest Park</w:t>
-      </w:r>
-      <w:r>
-        <w:rPr>
-          <w:rFonts w:ascii="Calibri" w:cs="Calibri" w:eastAsia="Calibri" w:hAnsi="Calibri"/>
-          <w:color w:val="6B8062"/>
-          <w:sz w:val="20"/>
-          <w:szCs w:val="20"/>
-        </w:rPr>
-        <w:t xml:space="preserve"> — 301 CNY / $44.46 (236 park+eco combo + 65 Bailong / person)</w:t>
+        <w:t xml:space="preserve">Taxi: Dazu South → Baodingshan</w:t>
+      </w:r>
+      <w:r>
+        <w:rPr>
+          <w:rFonts w:ascii="Calibri" w:cs="Calibri" w:eastAsia="Calibri" w:hAnsi="Calibri"/>
+          <w:color w:val="6B8062"/>
+          <w:sz w:val="20"/>
+          <w:szCs w:val="20"/>
+        </w:rPr>
+        <w:t xml:space="preserve"> — 30 CNY / $4.43 (one-way)</w:t>
+      </w:r>
+    </w:p>
+    <w:p>
+      <w:pPr>
+        <w:spacing w:after="120"/>
+        <w:ind w:left="360"/>
+      </w:pPr>
+      <w:r>
+        <w:rPr>
+          <w:rFonts w:ascii="Calibri" w:cs="Calibri" w:eastAsia="Calibri" w:hAnsi="Calibri"/>
+          <w:color w:val="6B8062"/>
+          <w:sz w:val="20"/>
+          <w:szCs w:val="20"/>
+        </w:rPr>
+        <w:t xml:space="preserve">Taxi from Dazu South Station to Baodingshan scenic area (~25 min).</w:t>
+      </w:r>
+    </w:p>
+    <w:p>
+      <w:pPr>
+        <w:spacing w:after="60"/>
+      </w:pPr>
+      <w:r>
+        <w:rPr>
+          <w:rFonts w:ascii="Calibri" w:cs="Calibri" w:eastAsia="Calibri" w:hAnsi="Calibri"/>
+          <w:b/>
+          <w:bCs/>
+          <w:color w:val="7BAE5C"/>
+          <w:sz w:val="22"/>
+          <w:szCs w:val="22"/>
+        </w:rPr>
+        <w:t xml:space="preserve">11:00–14:30</w:t>
+      </w:r>
+      <w:r>
+        <w:rPr>
+          <w:sz w:val="22"/>
+          <w:szCs w:val="22"/>
+        </w:rPr>
+        <w:t xml:space="preserve">  </w:t>
+      </w:r>
+      <w:r>
+        <w:rPr>
+          <w:rFonts w:ascii="Calibri" w:cs="Calibri" w:eastAsia="Calibri" w:hAnsi="Calibri"/>
+          <w:b/>
+          <w:bCs/>
+          <w:color w:val="3D5038"/>
+          <w:sz w:val="22"/>
+          <w:szCs w:val="22"/>
+        </w:rPr>
+        <w:t xml:space="preserve">Dazu Rock Carvings (Baodingshan)</w:t>
+      </w:r>
+      <w:r>
+        <w:rPr>
+          <w:rFonts w:ascii="Calibri" w:cs="Calibri" w:eastAsia="Calibri" w:hAnsi="Calibri"/>
+          <w:color w:val="6B8062"/>
+          <w:sz w:val="20"/>
+          <w:szCs w:val="20"/>
+        </w:rPr>
+        <w:t xml:space="preserve"> — 115 CNY / $16.99 (Baodingshan / person)</w:t>
       </w:r>
     </w:p>
     <w:p>
@@ -7443,7 +7393,7 @@
           <w:sz w:val="20"/>
           <w:szCs w:val="20"/>
         </w:rPr>
-        <w:t xml:space="preserve">About: Zhangjiajie's sandstone pillars inspired Avatar's floating mountains — Bailong Elevator lifts you to the cliff tops for iconic forest views.</w:t>
+        <w:t xml:space="preserve">About: UNESCO cliff sculptures dating from the 9th–13th centuries — the Thousand-Hand Guanyin and themed grotto clusters at Baodingshan are among China's finest Buddhist rock art.</w:t>
       </w:r>
     </w:p>
     <w:p>
@@ -7458,7 +7408,7 @@
           <w:sz w:val="20"/>
           <w:szCs w:val="20"/>
         </w:rPr>
-        <w:t xml:space="preserve">Last admission 17:00; in-park shuttles stop at 18:00.</w:t>
+        <w:t xml:space="preserve">UNESCO World Heritage cliff sculptures — Thousand-Hand Guanyin &amp; themed grotto clusters. Scenic shuttle inside; mostly level paths.</w:t>
       </w:r>
     </w:p>
     <w:p>
@@ -7474,7 +7424,7 @@
           <w:sz w:val="22"/>
           <w:szCs w:val="22"/>
         </w:rPr>
-        <w:t xml:space="preserve">17:20</w:t>
+        <w:t xml:space="preserve">15:00</w:t>
       </w:r>
       <w:r>
         <w:rPr>
@@ -7492,16 +7442,16 @@
           <w:sz w:val="22"/>
           <w:szCs w:val="22"/>
         </w:rPr>
-        <w:t xml:space="preserve">Return Shuttle to Zhangjiajie West</w:t>
-      </w:r>
-      <w:r>
-        <w:rPr>
-          <w:rFonts w:ascii="Calibri" w:cs="Calibri" w:eastAsia="Calibri" w:hAnsi="Calibri"/>
-          <w:color w:val="6B8062"/>
-          <w:sz w:val="20"/>
-          <w:szCs w:val="20"/>
-        </w:rPr>
-        <w:t xml:space="preserve"> — 40 CNY / $5.91 (per person)</w:t>
+        <w:t xml:space="preserve">Taxi: Baodingshan → Dazu South</w:t>
+      </w:r>
+      <w:r>
+        <w:rPr>
+          <w:rFonts w:ascii="Calibri" w:cs="Calibri" w:eastAsia="Calibri" w:hAnsi="Calibri"/>
+          <w:color w:val="6B8062"/>
+          <w:sz w:val="20"/>
+          <w:szCs w:val="20"/>
+        </w:rPr>
+        <w:t xml:space="preserve"> — 30 CNY / $4.43 (one-way)</w:t>
       </w:r>
     </w:p>
     <w:p>
@@ -7516,7 +7466,7 @@
           <w:sz w:val="20"/>
           <w:szCs w:val="20"/>
         </w:rPr>
-        <w:t xml:space="preserve">Take the return scenic shuttle bus back to Zhangjiajie West Station, 40-min ride, arrive at the station at 18:00.</w:t>
+        <w:t xml:space="preserve">Return taxi to Dazu South Station for the afternoon train.</w:t>
       </w:r>
     </w:p>
     <w:p>
@@ -7532,7 +7482,7 @@
           <w:sz w:val="22"/>
           <w:szCs w:val="22"/>
         </w:rPr>
-        <w:t xml:space="preserve">20:48</w:t>
+        <w:t xml:space="preserve">16:30</w:t>
       </w:r>
       <w:r>
         <w:rPr>
@@ -7550,16 +7500,16 @@
           <w:sz w:val="22"/>
           <w:szCs w:val="22"/>
         </w:rPr>
-        <w:t xml:space="preserve">G2442 High-Speed Train to Chongqing East</w:t>
-      </w:r>
-      <w:r>
-        <w:rPr>
-          <w:rFonts w:ascii="Calibri" w:cs="Calibri" w:eastAsia="Calibri" w:hAnsi="Calibri"/>
-          <w:color w:val="6B8062"/>
-          <w:sz w:val="20"/>
-          <w:szCs w:val="20"/>
-        </w:rPr>
-        <w:t xml:space="preserve"> — 206 CNY / $30.43 (2nd class/person)</w:t>
+        <w:t xml:space="preserve">High-Speed Train to Chongqing West</w:t>
+      </w:r>
+      <w:r>
+        <w:rPr>
+          <w:rFonts w:ascii="Calibri" w:cs="Calibri" w:eastAsia="Calibri" w:hAnsi="Calibri"/>
+          <w:color w:val="6B8062"/>
+          <w:sz w:val="20"/>
+          <w:szCs w:val="20"/>
+        </w:rPr>
+        <w:t xml:space="preserve"> — 48 CNY / $7.09 (2nd class, per person)</w:t>
       </w:r>
     </w:p>
     <w:p>
@@ -7574,7 +7524,7 @@
           <w:sz w:val="20"/>
           <w:szCs w:val="20"/>
         </w:rPr>
-        <w:t xml:space="preserve">G2442 departs Zhangjiajie West Station back to Chongqing East. Travel time 2h 07m, arrive at Chongqing East Station at 22:55 — entire itinerary complete.</w:t>
+        <w:t xml:space="preserve">Dazu South → Chongqing West (~50 min).</w:t>
       </w:r>
     </w:p>
     <w:p>
@@ -7590,7 +7540,7 @@
           <w:sz w:val="22"/>
           <w:szCs w:val="22"/>
         </w:rPr>
-        <w:t xml:space="preserve">23:00</w:t>
+        <w:t xml:space="preserve">18:00</w:t>
       </w:r>
       <w:r>
         <w:rPr>
@@ -7608,16 +7558,16 @@
           <w:sz w:val="22"/>
           <w:szCs w:val="22"/>
         </w:rPr>
-        <w:t xml:space="preserve">Kaiyuan Mingting Hotel</w:t>
-      </w:r>
-      <w:r>
-        <w:rPr>
-          <w:rFonts w:ascii="Calibri" w:cs="Calibri" w:eastAsia="Calibri" w:hAnsi="Calibri"/>
-          <w:color w:val="6B8062"/>
-          <w:sz w:val="20"/>
-          <w:szCs w:val="20"/>
-        </w:rPr>
-        <w:t xml:space="preserve"> — 388 CNY / $57.31 (2-night split)</w:t>
+        <w:t xml:space="preserve">Taxi: Chongqing West → Jiefangbei</w:t>
+      </w:r>
+      <w:r>
+        <w:rPr>
+          <w:rFonts w:ascii="Calibri" w:cs="Calibri" w:eastAsia="Calibri" w:hAnsi="Calibri"/>
+          <w:color w:val="6B8062"/>
+          <w:sz w:val="20"/>
+          <w:szCs w:val="20"/>
+        </w:rPr>
+        <w:t xml:space="preserve"> — 15 CNY / $2.22 (one-way)</w:t>
       </w:r>
     </w:p>
     <w:p>
@@ -7632,7 +7582,7 @@
           <w:sz w:val="20"/>
           <w:szCs w:val="20"/>
         </w:rPr>
-        <w:t xml:space="preserve">Return to Kaiyuan Mingting Hotel after the day trip.</w:t>
+        <w:t xml:space="preserve">Taxi back to Kaiyuan Mingting Hotel — 10-day itinerary complete.</w:t>
       </w:r>
     </w:p>
     <w:p>
@@ -7655,7 +7605,7 @@
           <w:sz w:val="32"/>
           <w:szCs w:val="32"/>
         </w:rPr>
-        <w:t xml:space="preserve">Travel Tips</w:t>
+        <w:t xml:space="preserve">Travel Essentials</w:t>
       </w:r>
     </w:p>
     <w:p>
@@ -7727,7 +7677,7 @@
           <w:sz w:val="21"/>
           <w:szCs w:val="21"/>
         </w:rPr>
-        <w:t xml:space="preserve">• High-speed train from Chongqing to Wulingyuan saves travel time</w:t>
+        <w:t xml:space="preserve">• Chengdu–Chongqing HSR to Chongqing; Dazu Rock Carvings day trip via Chongqing West ↔ Dazu South HSR</w:t>
       </w:r>
     </w:p>
     <w:p>
@@ -7799,7 +7749,7 @@
           <w:sz w:val="21"/>
           <w:szCs w:val="21"/>
         </w:rPr>
-        <w:t xml:space="preserve">• D7 Long Chaoshou main store at Chunxi Road</w:t>
+        <w:t xml:space="preserve">• D7 Huashi Wanza Noodles (Bai Xiang Ju · Shiba Ti)</w:t>
       </w:r>
     </w:p>
     <w:p>
@@ -7829,7 +7779,7 @@
           <w:sz w:val="21"/>
           <w:szCs w:val="21"/>
         </w:rPr>
-        <w:t xml:space="preserve">• Longshui Gorge: elevator to valley floor, waterfall in 10–15 min, all gentle downhill</w:t>
+        <w:t xml:space="preserve">• D8 Wulong: Three Natural Bridges only (skip gorge) — back to hotel ~18:00–19:00</w:t>
       </w:r>
     </w:p>
     <w:p>
@@ -7887,7 +7837,7 @@
           <w:sz w:val="21"/>
           <w:szCs w:val="21"/>
         </w:rPr>
-        <w:t xml:space="preserve">• D1 Jiuyan Bridge riverside bar</w:t>
+        <w:t xml:space="preserve">• D1 Jiuyan Bridge bar optional after Jinli — or return to hotel for rest</w:t>
       </w:r>
     </w:p>
     <w:p>
@@ -7915,21 +7865,7 @@
           <w:sz w:val="21"/>
           <w:szCs w:val="21"/>
         </w:rPr>
-        <w:t xml:space="preserve">• D7 Hongyadong night view &amp; Jiefangbei square dancing</w:t>
-      </w:r>
-    </w:p>
-    <w:p>
-      <w:pPr>
-        <w:spacing w:after="80"/>
-      </w:pPr>
-      <w:r>
-        <w:rPr>
-          <w:rFonts w:ascii="Calibri" w:cs="Calibri" w:eastAsia="Calibri" w:hAnsi="Calibri"/>
-          <w:color w:val="3D5038"/>
-          <w:sz w:val="21"/>
-          <w:szCs w:val="21"/>
-        </w:rPr>
-        <w:t xml:space="preserve">• D9 Nanbin Road &amp; Xiahaoli sunset</w:t>
+        <w:t xml:space="preserve">• D9 Hongyadong night view &amp; Nanbin Road / Xiahaoli sunset</w:t>
       </w:r>
     </w:p>
     <w:p>
@@ -7959,7 +7895,7 @@
           <w:sz w:val="21"/>
           <w:szCs w:val="21"/>
         </w:rPr>
-        <w:t xml:space="preserve">• Activate international roaming or eSIM before departure — no unauthorized VPN</w:t>
+        <w:t xml:space="preserve">• Before departure, enable U.S. carrier roaming or buy an international eSIM (e.g. Holafly, Airalo) for Google, Instagram, and similar apps—no unauthorized VPN</w:t>
       </w:r>
     </w:p>
     <w:p>
@@ -7973,7 +7909,7 @@
           <w:sz w:val="21"/>
           <w:szCs w:val="21"/>
         </w:rPr>
-        <w:t xml:space="preserve">• Alipay &amp; WeChat Pay everywhere; bind US Visa/Mastercard; small cash backup only</w:t>
+        <w:t xml:space="preserve">• Link Visa/Mastercard to WeChat Pay and Alipay before you land; scan-to-pay everywhere, with small cash as backup</w:t>
       </w:r>
     </w:p>
     <w:p>
@@ -7996,7 +7932,7 @@
           <w:sz w:val="32"/>
           <w:szCs w:val="32"/>
         </w:rPr>
-        <w:t xml:space="preserve">Daily Fixed Costs</w:t>
+        <w:t xml:space="preserve">Required costs by day</w:t>
       </w:r>
     </w:p>
     <w:p>
@@ -8010,7 +7946,7 @@
           <w:sz w:val="21"/>
           <w:szCs w:val="21"/>
         </w:rPr>
-        <w:t xml:space="preserve">Mandatory charges for two travelers only — excludes snacks, souvenirs, casual meals &amp; extra breakfast</w:t>
+        <w:t xml:space="preserve">Required costs for two travelers—excludes snacks, souvenirs, optional meals, and paid breakfast in Chengdu</w:t>
       </w:r>
     </w:p>
     <w:p>
@@ -8535,7 +8471,7 @@
                 <w:sz w:val="20"/>
                 <w:szCs w:val="20"/>
               </w:rPr>
-              <w:t xml:space="preserve">Taxis (hotel→Jinli→Jiuyan→hotel)</w:t>
+              <w:t xml:space="preserve">Taxis (hotel→Jinli→hotel)</w:t>
             </w:r>
           </w:p>
         </w:tc>
@@ -8561,7 +8497,7 @@
                 <w:sz w:val="20"/>
                 <w:szCs w:val="20"/>
               </w:rPr>
-              <w:t xml:space="preserve">28</w:t>
+              <w:t xml:space="preserve">18</w:t>
             </w:r>
           </w:p>
         </w:tc>
@@ -8587,7 +8523,7 @@
                 <w:sz w:val="20"/>
                 <w:szCs w:val="20"/>
               </w:rPr>
-              <w:t xml:space="preserve">4.14</w:t>
+              <w:t xml:space="preserve">2.66</w:t>
             </w:r>
           </w:p>
         </w:tc>
@@ -8612,7 +8548,7 @@
                 <w:sz w:val="20"/>
                 <w:szCs w:val="20"/>
               </w:rPr>
-              <w:t xml:space="preserve">Panda Sleepy 2-night split</w:t>
+              <w:t xml:space="preserve">Panda Sleepy (2 nights, your share)</w:t>
             </w:r>
           </w:p>
         </w:tc>
@@ -8721,7 +8657,7 @@
                 <w:sz w:val="20"/>
                 <w:szCs w:val="20"/>
               </w:rPr>
-              <w:t xml:space="preserve">1218</w:t>
+              <w:t xml:space="preserve">1208</w:t>
             </w:r>
           </w:p>
         </w:tc>
@@ -8750,7 +8686,7 @@
                 <w:sz w:val="20"/>
                 <w:szCs w:val="20"/>
               </w:rPr>
-              <w:t xml:space="preserve">179.9</w:t>
+              <w:t xml:space="preserve">178.42</w:t>
             </w:r>
           </w:p>
         </w:tc>
@@ -9360,7 +9296,7 @@
                 <w:sz w:val="20"/>
                 <w:szCs w:val="20"/>
               </w:rPr>
-              <w:t xml:space="preserve">Panda Sleepy daily split</w:t>
+              <w:t xml:space="preserve">Panda Sleepy (nightly share)</w:t>
             </w:r>
           </w:p>
         </w:tc>
@@ -9800,7 +9736,7 @@
                 <w:sz w:val="20"/>
                 <w:szCs w:val="20"/>
               </w:rPr>
-              <w:t xml:space="preserve">Panda Sleepy daily split</w:t>
+              <w:t xml:space="preserve">Panda Sleepy (nightly share)</w:t>
             </w:r>
           </w:p>
         </w:tc>
@@ -10086,7 +10022,7 @@
                 <w:sz w:val="20"/>
                 <w:szCs w:val="20"/>
               </w:rPr>
-              <w:t xml:space="preserve">HSR Chengdu East–Huanglong Jiuzhai (×2)</w:t>
+              <w:t xml:space="preserve">High-speed rail Chengdu East–Huanglong Jiuzhai (×2)</w:t>
             </w:r>
           </w:p>
         </w:tc>
@@ -10240,7 +10176,7 @@
                 <w:sz w:val="20"/>
                 <w:szCs w:val="20"/>
               </w:rPr>
-              <w:t xml:space="preserve">Xingyu Hotel daily split</w:t>
+              <w:t xml:space="preserve">Xingyu Hotel (nightly share)</w:t>
             </w:r>
           </w:p>
         </w:tc>
@@ -10603,7 +10539,7 @@
                 <w:sz w:val="20"/>
                 <w:szCs w:val="20"/>
               </w:rPr>
-              <w:t xml:space="preserve">Xingyu Hotel daily split</w:t>
+              <w:t xml:space="preserve">Xingyu Hotel (nightly share)</w:t>
             </w:r>
           </w:p>
         </w:tc>
@@ -10966,7 +10902,7 @@
                 <w:sz w:val="20"/>
                 <w:szCs w:val="20"/>
               </w:rPr>
-              <w:t xml:space="preserve">HSR back to Chengdu East (×2)</w:t>
+              <w:t xml:space="preserve">High-speed rail to Chengdu East (×2)</w:t>
             </w:r>
           </w:p>
         </w:tc>
@@ -11043,7 +10979,7 @@
                 <w:sz w:val="20"/>
                 <w:szCs w:val="20"/>
               </w:rPr>
-              <w:t xml:space="preserve">Panda Sleepy daily split</w:t>
+              <w:t xml:space="preserve">Panda Sleepy (nightly share)</w:t>
             </w:r>
           </w:p>
         </w:tc>
@@ -11206,7 +11142,7 @@
           <w:sz w:val="26"/>
           <w:szCs w:val="26"/>
         </w:rPr>
-        <w:t xml:space="preserve">Day 7 · Museums → Chongqing</w:t>
+        <w:t xml:space="preserve">Day 7 · Sichuan Museum → Chongqing</w:t>
       </w:r>
     </w:p>
     <w:tbl>
@@ -11406,7 +11342,7 @@
                 <w:sz w:val="20"/>
                 <w:szCs w:val="20"/>
               </w:rPr>
-              <w:t xml:space="preserve">Taxi Sichuan Museum → Chengdu Museum</w:t>
+              <w:t xml:space="preserve">Taxi to Chengdu East</w:t>
             </w:r>
           </w:p>
         </w:tc>
@@ -11432,7 +11368,7 @@
                 <w:sz w:val="20"/>
                 <w:szCs w:val="20"/>
               </w:rPr>
-              <w:t xml:space="preserve">10</w:t>
+              <w:t xml:space="preserve">20</w:t>
             </w:r>
           </w:p>
         </w:tc>
@@ -11458,7 +11394,7 @@
                 <w:sz w:val="20"/>
                 <w:szCs w:val="20"/>
               </w:rPr>
-              <w:t xml:space="preserve">1.48</w:t>
+              <w:t xml:space="preserve">2.95</w:t>
             </w:r>
           </w:p>
         </w:tc>
@@ -11483,7 +11419,7 @@
                 <w:sz w:val="20"/>
                 <w:szCs w:val="20"/>
               </w:rPr>
-              <w:t xml:space="preserve">HSR Chengdu East–Chongqing West (×2)</w:t>
+              <w:t xml:space="preserve">High-speed rail Chengdu East–Chongqing West (×2)</w:t>
             </w:r>
           </w:p>
         </w:tc>
@@ -11637,7 +11573,7 @@
                 <w:sz w:val="20"/>
                 <w:szCs w:val="20"/>
               </w:rPr>
-              <w:t xml:space="preserve">Kaiyuan Mingting daily split</w:t>
+              <w:t xml:space="preserve">Kaiyuan Mingting (nightly share)</w:t>
             </w:r>
           </w:p>
         </w:tc>
@@ -11746,7 +11682,7 @@
                 <w:sz w:val="20"/>
                 <w:szCs w:val="20"/>
               </w:rPr>
-              <w:t xml:space="preserve">704</w:t>
+              <w:t xml:space="preserve">714</w:t>
             </w:r>
           </w:p>
         </w:tc>
@@ -11775,7 +11711,7 @@
                 <w:sz w:val="20"/>
                 <w:szCs w:val="20"/>
               </w:rPr>
-              <w:t xml:space="preserve">103.99</w:t>
+              <w:t xml:space="preserve">105.46</w:t>
             </w:r>
           </w:p>
         </w:tc>
@@ -12077,7 +12013,7 @@
                 <w:sz w:val="20"/>
                 <w:szCs w:val="20"/>
               </w:rPr>
-              <w:t xml:space="preserve">Longshui Gorge ticket (×2)</w:t>
+              <w:t xml:space="preserve">Kaiyuan Mingting (nightly share)</w:t>
             </w:r>
           </w:p>
         </w:tc>
@@ -12103,7 +12039,7 @@
                 <w:sz w:val="20"/>
                 <w:szCs w:val="20"/>
               </w:rPr>
-              <w:t xml:space="preserve">210</w:t>
+              <w:t xml:space="preserve">388</w:t>
             </w:r>
           </w:p>
         </w:tc>
@@ -12129,7 +12065,7 @@
                 <w:sz w:val="20"/>
                 <w:szCs w:val="20"/>
               </w:rPr>
-              <w:t xml:space="preserve">31.02</w:t>
+              <w:t xml:space="preserve">57.31</w:t>
             </w:r>
           </w:p>
         </w:tc>
@@ -12138,29 +12074,33 @@
         <w:tc>
           <w:tcPr>
             <w:tcW w:type="pct" w:w="60%"/>
-            <w:tcMar>
-              <w:top w:type="dxa" w:w="80"/>
-              <w:left w:type="dxa" w:w="120"/>
-              <w:bottom w:type="dxa" w:w="80"/>
-              <w:right w:type="dxa" w:w="120"/>
-            </w:tcMar>
-            <w:vAlign w:val="center"/>
-          </w:tcPr>
-          <w:p>
-            <w:r>
-              <w:rPr>
-                <w:rFonts w:ascii="Calibri" w:cs="Calibri" w:eastAsia="Calibri" w:hAnsi="Calibri"/>
-                <w:color w:val="3D5038"/>
-                <w:sz w:val="20"/>
-                <w:szCs w:val="20"/>
-              </w:rPr>
-              <w:t xml:space="preserve">Kaiyuan Mingting daily split</w:t>
+            <w:shd w:fill="E4F0D4" w:val="clear"/>
+            <w:tcMar>
+              <w:top w:type="dxa" w:w="80"/>
+              <w:left w:type="dxa" w:w="120"/>
+              <w:bottom w:type="dxa" w:w="80"/>
+              <w:right w:type="dxa" w:w="120"/>
+            </w:tcMar>
+            <w:vAlign w:val="center"/>
+          </w:tcPr>
+          <w:p>
+            <w:r>
+              <w:rPr>
+                <w:rFonts w:ascii="Calibri" w:cs="Calibri" w:eastAsia="Calibri" w:hAnsi="Calibri"/>
+                <w:b/>
+                <w:bCs/>
+                <w:color w:val="3D5038"/>
+                <w:sz w:val="20"/>
+                <w:szCs w:val="20"/>
+              </w:rPr>
+              <w:t xml:space="preserve">Day subtotal</w:t>
             </w:r>
           </w:p>
         </w:tc>
         <w:tc>
           <w:tcPr>
             <w:tcW w:type="pct" w:w="20%"/>
+            <w:shd w:fill="E4F0D4" w:val="clear"/>
             <w:tcMar>
               <w:top w:type="dxa" w:w="80"/>
               <w:left w:type="dxa" w:w="120"/>
@@ -12176,17 +12116,20 @@
             <w:r>
               <w:rPr>
                 <w:rFonts w:ascii="Calibri" w:cs="Calibri" w:eastAsia="Calibri" w:hAnsi="Calibri"/>
-                <w:color w:val="3D5038"/>
-                <w:sz w:val="20"/>
-                <w:szCs w:val="20"/>
-              </w:rPr>
-              <w:t xml:space="preserve">388</w:t>
+                <w:b/>
+                <w:bCs/>
+                <w:color w:val="3D5038"/>
+                <w:sz w:val="20"/>
+                <w:szCs w:val="20"/>
+              </w:rPr>
+              <w:t xml:space="preserve">958</w:t>
             </w:r>
           </w:p>
         </w:tc>
         <w:tc>
           <w:tcPr>
             <w:tcW w:type="pct" w:w="20%"/>
+            <w:shd w:fill="E4F0D4" w:val="clear"/>
             <w:tcMar>
               <w:top w:type="dxa" w:w="80"/>
               <w:left w:type="dxa" w:w="120"/>
@@ -12202,97 +12145,13 @@
             <w:r>
               <w:rPr>
                 <w:rFonts w:ascii="Calibri" w:cs="Calibri" w:eastAsia="Calibri" w:hAnsi="Calibri"/>
-                <w:color w:val="3D5038"/>
-                <w:sz w:val="20"/>
-                <w:szCs w:val="20"/>
-              </w:rPr>
-              <w:t xml:space="preserve">57.31</w:t>
-            </w:r>
-          </w:p>
-        </w:tc>
-      </w:tr>
-      <w:tr>
-        <w:tc>
-          <w:tcPr>
-            <w:tcW w:type="pct" w:w="60%"/>
-            <w:shd w:fill="E4F0D4" w:val="clear"/>
-            <w:tcMar>
-              <w:top w:type="dxa" w:w="80"/>
-              <w:left w:type="dxa" w:w="120"/>
-              <w:bottom w:type="dxa" w:w="80"/>
-              <w:right w:type="dxa" w:w="120"/>
-            </w:tcMar>
-            <w:vAlign w:val="center"/>
-          </w:tcPr>
-          <w:p>
-            <w:r>
-              <w:rPr>
-                <w:rFonts w:ascii="Calibri" w:cs="Calibri" w:eastAsia="Calibri" w:hAnsi="Calibri"/>
                 <w:b/>
                 <w:bCs/>
                 <w:color w:val="3D5038"/>
                 <w:sz w:val="20"/>
                 <w:szCs w:val="20"/>
               </w:rPr>
-              <w:t xml:space="preserve">Day subtotal</w:t>
-            </w:r>
-          </w:p>
-        </w:tc>
-        <w:tc>
-          <w:tcPr>
-            <w:tcW w:type="pct" w:w="20%"/>
-            <w:shd w:fill="E4F0D4" w:val="clear"/>
-            <w:tcMar>
-              <w:top w:type="dxa" w:w="80"/>
-              <w:left w:type="dxa" w:w="120"/>
-              <w:bottom w:type="dxa" w:w="80"/>
-              <w:right w:type="dxa" w:w="120"/>
-            </w:tcMar>
-            <w:vAlign w:val="center"/>
-          </w:tcPr>
-          <w:p>
-            <w:pPr>
-              <w:jc w:val="right"/>
-            </w:pPr>
-            <w:r>
-              <w:rPr>
-                <w:rFonts w:ascii="Calibri" w:cs="Calibri" w:eastAsia="Calibri" w:hAnsi="Calibri"/>
-                <w:b/>
-                <w:bCs/>
-                <w:color w:val="3D5038"/>
-                <w:sz w:val="20"/>
-                <w:szCs w:val="20"/>
-              </w:rPr>
-              <w:t xml:space="preserve">1168</w:t>
-            </w:r>
-          </w:p>
-        </w:tc>
-        <w:tc>
-          <w:tcPr>
-            <w:tcW w:type="pct" w:w="20%"/>
-            <w:shd w:fill="E4F0D4" w:val="clear"/>
-            <w:tcMar>
-              <w:top w:type="dxa" w:w="80"/>
-              <w:left w:type="dxa" w:w="120"/>
-              <w:bottom w:type="dxa" w:w="80"/>
-              <w:right w:type="dxa" w:w="120"/>
-            </w:tcMar>
-            <w:vAlign w:val="center"/>
-          </w:tcPr>
-          <w:p>
-            <w:pPr>
-              <w:jc w:val="right"/>
-            </w:pPr>
-            <w:r>
-              <w:rPr>
-                <w:rFonts w:ascii="Calibri" w:cs="Calibri" w:eastAsia="Calibri" w:hAnsi="Calibri"/>
-                <w:b/>
-                <w:bCs/>
-                <w:color w:val="3D5038"/>
-                <w:sz w:val="20"/>
-                <w:szCs w:val="20"/>
-              </w:rPr>
-              <w:t xml:space="preserve">172.52</w:t>
+              <w:t xml:space="preserve">141.5</w:t>
             </w:r>
           </w:p>
         </w:tc>
@@ -12517,7 +12376,7 @@
                 <w:sz w:val="20"/>
                 <w:szCs w:val="20"/>
               </w:rPr>
-              <w:t xml:space="preserve">Yangtze Cableway round-trip (×2)</w:t>
+              <w:t xml:space="preserve">Taxi Jiefangbei → Nanbin Road</w:t>
             </w:r>
           </w:p>
         </w:tc>
@@ -12543,7 +12402,7 @@
                 <w:sz w:val="20"/>
                 <w:szCs w:val="20"/>
               </w:rPr>
-              <w:t xml:space="preserve">100</w:t>
+              <w:t xml:space="preserve">8</w:t>
             </w:r>
           </w:p>
         </w:tc>
@@ -12569,7 +12428,7 @@
                 <w:sz w:val="20"/>
                 <w:szCs w:val="20"/>
               </w:rPr>
-              <w:t xml:space="preserve">14.77</w:t>
+              <w:t xml:space="preserve">1.18</w:t>
             </w:r>
           </w:p>
         </w:tc>
@@ -12594,7 +12453,7 @@
                 <w:sz w:val="20"/>
                 <w:szCs w:val="20"/>
               </w:rPr>
-              <w:t xml:space="preserve">Taxi Jiefangbei → Nanbin Road</w:t>
+              <w:t xml:space="preserve">Kaiyuan Mingting (nightly share)</w:t>
             </w:r>
           </w:p>
         </w:tc>
@@ -12620,7 +12479,7 @@
                 <w:sz w:val="20"/>
                 <w:szCs w:val="20"/>
               </w:rPr>
-              <w:t xml:space="preserve">8</w:t>
+              <w:t xml:space="preserve">388</w:t>
             </w:r>
           </w:p>
         </w:tc>
@@ -12646,7 +12505,7 @@
                 <w:sz w:val="20"/>
                 <w:szCs w:val="20"/>
               </w:rPr>
-              <w:t xml:space="preserve">1.18</w:t>
+              <w:t xml:space="preserve">57.31</w:t>
             </w:r>
           </w:p>
         </w:tc>
@@ -12655,29 +12514,33 @@
         <w:tc>
           <w:tcPr>
             <w:tcW w:type="pct" w:w="60%"/>
-            <w:tcMar>
-              <w:top w:type="dxa" w:w="80"/>
-              <w:left w:type="dxa" w:w="120"/>
-              <w:bottom w:type="dxa" w:w="80"/>
-              <w:right w:type="dxa" w:w="120"/>
-            </w:tcMar>
-            <w:vAlign w:val="center"/>
-          </w:tcPr>
-          <w:p>
-            <w:r>
-              <w:rPr>
-                <w:rFonts w:ascii="Calibri" w:cs="Calibri" w:eastAsia="Calibri" w:hAnsi="Calibri"/>
-                <w:color w:val="3D5038"/>
-                <w:sz w:val="20"/>
-                <w:szCs w:val="20"/>
-              </w:rPr>
-              <w:t xml:space="preserve">Kaiyuan Mingting daily split</w:t>
+            <w:shd w:fill="E4F0D4" w:val="clear"/>
+            <w:tcMar>
+              <w:top w:type="dxa" w:w="80"/>
+              <w:left w:type="dxa" w:w="120"/>
+              <w:bottom w:type="dxa" w:w="80"/>
+              <w:right w:type="dxa" w:w="120"/>
+            </w:tcMar>
+            <w:vAlign w:val="center"/>
+          </w:tcPr>
+          <w:p>
+            <w:r>
+              <w:rPr>
+                <w:rFonts w:ascii="Calibri" w:cs="Calibri" w:eastAsia="Calibri" w:hAnsi="Calibri"/>
+                <w:b/>
+                <w:bCs/>
+                <w:color w:val="3D5038"/>
+                <w:sz w:val="20"/>
+                <w:szCs w:val="20"/>
+              </w:rPr>
+              <w:t xml:space="preserve">Day subtotal</w:t>
             </w:r>
           </w:p>
         </w:tc>
         <w:tc>
           <w:tcPr>
             <w:tcW w:type="pct" w:w="20%"/>
+            <w:shd w:fill="E4F0D4" w:val="clear"/>
             <w:tcMar>
               <w:top w:type="dxa" w:w="80"/>
               <w:left w:type="dxa" w:w="120"/>
@@ -12693,17 +12556,20 @@
             <w:r>
               <w:rPr>
                 <w:rFonts w:ascii="Calibri" w:cs="Calibri" w:eastAsia="Calibri" w:hAnsi="Calibri"/>
-                <w:color w:val="3D5038"/>
-                <w:sz w:val="20"/>
-                <w:szCs w:val="20"/>
-              </w:rPr>
-              <w:t xml:space="preserve">388</w:t>
+                <w:b/>
+                <w:bCs/>
+                <w:color w:val="3D5038"/>
+                <w:sz w:val="20"/>
+                <w:szCs w:val="20"/>
+              </w:rPr>
+              <w:t xml:space="preserve">400</w:t>
             </w:r>
           </w:p>
         </w:tc>
         <w:tc>
           <w:tcPr>
             <w:tcW w:type="pct" w:w="20%"/>
+            <w:shd w:fill="E4F0D4" w:val="clear"/>
             <w:tcMar>
               <w:top w:type="dxa" w:w="80"/>
               <w:left w:type="dxa" w:w="120"/>
@@ -12719,97 +12585,13 @@
             <w:r>
               <w:rPr>
                 <w:rFonts w:ascii="Calibri" w:cs="Calibri" w:eastAsia="Calibri" w:hAnsi="Calibri"/>
-                <w:color w:val="3D5038"/>
-                <w:sz w:val="20"/>
-                <w:szCs w:val="20"/>
-              </w:rPr>
-              <w:t xml:space="preserve">57.31</w:t>
-            </w:r>
-          </w:p>
-        </w:tc>
-      </w:tr>
-      <w:tr>
-        <w:tc>
-          <w:tcPr>
-            <w:tcW w:type="pct" w:w="60%"/>
-            <w:shd w:fill="E4F0D4" w:val="clear"/>
-            <w:tcMar>
-              <w:top w:type="dxa" w:w="80"/>
-              <w:left w:type="dxa" w:w="120"/>
-              <w:bottom w:type="dxa" w:w="80"/>
-              <w:right w:type="dxa" w:w="120"/>
-            </w:tcMar>
-            <w:vAlign w:val="center"/>
-          </w:tcPr>
-          <w:p>
-            <w:r>
-              <w:rPr>
-                <w:rFonts w:ascii="Calibri" w:cs="Calibri" w:eastAsia="Calibri" w:hAnsi="Calibri"/>
                 <w:b/>
                 <w:bCs/>
                 <w:color w:val="3D5038"/>
                 <w:sz w:val="20"/>
                 <w:szCs w:val="20"/>
               </w:rPr>
-              <w:t xml:space="preserve">Day subtotal</w:t>
-            </w:r>
-          </w:p>
-        </w:tc>
-        <w:tc>
-          <w:tcPr>
-            <w:tcW w:type="pct" w:w="20%"/>
-            <w:shd w:fill="E4F0D4" w:val="clear"/>
-            <w:tcMar>
-              <w:top w:type="dxa" w:w="80"/>
-              <w:left w:type="dxa" w:w="120"/>
-              <w:bottom w:type="dxa" w:w="80"/>
-              <w:right w:type="dxa" w:w="120"/>
-            </w:tcMar>
-            <w:vAlign w:val="center"/>
-          </w:tcPr>
-          <w:p>
-            <w:pPr>
-              <w:jc w:val="right"/>
-            </w:pPr>
-            <w:r>
-              <w:rPr>
-                <w:rFonts w:ascii="Calibri" w:cs="Calibri" w:eastAsia="Calibri" w:hAnsi="Calibri"/>
-                <w:b/>
-                <w:bCs/>
-                <w:color w:val="3D5038"/>
-                <w:sz w:val="20"/>
-                <w:szCs w:val="20"/>
-              </w:rPr>
-              <w:t xml:space="preserve">500</w:t>
-            </w:r>
-          </w:p>
-        </w:tc>
-        <w:tc>
-          <w:tcPr>
-            <w:tcW w:type="pct" w:w="20%"/>
-            <w:shd w:fill="E4F0D4" w:val="clear"/>
-            <w:tcMar>
-              <w:top w:type="dxa" w:w="80"/>
-              <w:left w:type="dxa" w:w="120"/>
-              <w:bottom w:type="dxa" w:w="80"/>
-              <w:right w:type="dxa" w:w="120"/>
-            </w:tcMar>
-            <w:vAlign w:val="center"/>
-          </w:tcPr>
-          <w:p>
-            <w:pPr>
-              <w:jc w:val="right"/>
-            </w:pPr>
-            <w:r>
-              <w:rPr>
-                <w:rFonts w:ascii="Calibri" w:cs="Calibri" w:eastAsia="Calibri" w:hAnsi="Calibri"/>
-                <w:b/>
-                <w:bCs/>
-                <w:color w:val="3D5038"/>
-                <w:sz w:val="20"/>
-                <w:szCs w:val="20"/>
-              </w:rPr>
-              <w:t xml:space="preserve">73.85</w:t>
+              <w:t xml:space="preserve">59.08</w:t>
             </w:r>
           </w:p>
         </w:tc>
@@ -12834,7 +12616,7 @@
           <w:sz w:val="26"/>
           <w:szCs w:val="26"/>
         </w:rPr>
-        <w:t xml:space="preserve">Day 10 · Wulingyuan</w:t>
+        <w:t xml:space="preserve">Day 10 · Dazu Rock Carvings</w:t>
       </w:r>
     </w:p>
     <w:tbl>
@@ -12957,7 +12739,7 @@
                 <w:sz w:val="20"/>
                 <w:szCs w:val="20"/>
               </w:rPr>
-              <w:t xml:space="preserve">Taxi Jiefangbei → Chongqing East</w:t>
+              <w:t xml:space="preserve">Taxi Jiefangbei → Chongqing West</w:t>
             </w:r>
           </w:p>
         </w:tc>
@@ -13034,7 +12816,7 @@
                 <w:sz w:val="20"/>
                 <w:szCs w:val="20"/>
               </w:rPr>
-              <w:t xml:space="preserve">HSR Chongqing East–Zhangjiajie West (×2)</w:t>
+              <w:t xml:space="preserve">High-speed rail Chongqing West–Dazu South (×2)</w:t>
             </w:r>
           </w:p>
         </w:tc>
@@ -13060,7 +12842,7 @@
                 <w:sz w:val="20"/>
                 <w:szCs w:val="20"/>
               </w:rPr>
-              <w:t xml:space="preserve">452</w:t>
+              <w:t xml:space="preserve">96</w:t>
             </w:r>
           </w:p>
         </w:tc>
@@ -13086,7 +12868,7 @@
                 <w:sz w:val="20"/>
                 <w:szCs w:val="20"/>
               </w:rPr>
-              <w:t xml:space="preserve">66.76</w:t>
+              <w:t xml:space="preserve">14.18</w:t>
             </w:r>
           </w:p>
         </w:tc>
@@ -13111,7 +12893,7 @@
                 <w:sz w:val="20"/>
                 <w:szCs w:val="20"/>
               </w:rPr>
-              <w:t xml:space="preserve">Shuttle to Wulingyuan gate (×2)</w:t>
+              <w:t xml:space="preserve">Taxi Dazu South ↔ Baodingshan (round trip)</w:t>
             </w:r>
           </w:p>
         </w:tc>
@@ -13137,7 +12919,7 @@
                 <w:sz w:val="20"/>
                 <w:szCs w:val="20"/>
               </w:rPr>
-              <w:t xml:space="preserve">80</w:t>
+              <w:t xml:space="preserve">60</w:t>
             </w:r>
           </w:p>
         </w:tc>
@@ -13163,7 +12945,7 @@
                 <w:sz w:val="20"/>
                 <w:szCs w:val="20"/>
               </w:rPr>
-              <w:t xml:space="preserve">11.82</w:t>
+              <w:t xml:space="preserve">8.86</w:t>
             </w:r>
           </w:p>
         </w:tc>
@@ -13188,7 +12970,7 @@
                 <w:sz w:val="20"/>
                 <w:szCs w:val="20"/>
               </w:rPr>
-              <w:t xml:space="preserve">Wulingyuan ticket + eco bus + Bailong (×2)</w:t>
+              <w:t xml:space="preserve">Baodingshan admission (×2)</w:t>
             </w:r>
           </w:p>
         </w:tc>
@@ -13214,7 +12996,7 @@
                 <w:sz w:val="20"/>
                 <w:szCs w:val="20"/>
               </w:rPr>
-              <w:t xml:space="preserve">602</w:t>
+              <w:t xml:space="preserve">230</w:t>
             </w:r>
           </w:p>
         </w:tc>
@@ -13240,7 +13022,7 @@
                 <w:sz w:val="20"/>
                 <w:szCs w:val="20"/>
               </w:rPr>
-              <w:t xml:space="preserve">88.9</w:t>
+              <w:t xml:space="preserve">33.97</w:t>
             </w:r>
           </w:p>
         </w:tc>
@@ -13265,7 +13047,7 @@
                 <w:sz w:val="20"/>
                 <w:szCs w:val="20"/>
               </w:rPr>
-              <w:t xml:space="preserve">Shuttle to Zhangjiajie West (×2)</w:t>
+              <w:t xml:space="preserve">High-speed rail Dazu South–Chongqing West (×2)</w:t>
             </w:r>
           </w:p>
         </w:tc>
@@ -13291,7 +13073,7 @@
                 <w:sz w:val="20"/>
                 <w:szCs w:val="20"/>
               </w:rPr>
-              <w:t xml:space="preserve">80</w:t>
+              <w:t xml:space="preserve">96</w:t>
             </w:r>
           </w:p>
         </w:tc>
@@ -13317,7 +13099,7 @@
                 <w:sz w:val="20"/>
                 <w:szCs w:val="20"/>
               </w:rPr>
-              <w:t xml:space="preserve">11.82</w:t>
+              <w:t xml:space="preserve">14.18</w:t>
             </w:r>
           </w:p>
         </w:tc>
@@ -13342,7 +13124,7 @@
                 <w:sz w:val="20"/>
                 <w:szCs w:val="20"/>
               </w:rPr>
-              <w:t xml:space="preserve">HSR Zhangjiajie West–Chongqing East (×2)</w:t>
+              <w:t xml:space="preserve">Taxi Chongqing West → Jiefangbei</w:t>
             </w:r>
           </w:p>
         </w:tc>
@@ -13368,7 +13150,7 @@
                 <w:sz w:val="20"/>
                 <w:szCs w:val="20"/>
               </w:rPr>
-              <w:t xml:space="preserve">412</w:t>
+              <w:t xml:space="preserve">15</w:t>
             </w:r>
           </w:p>
         </w:tc>
@@ -13394,7 +13176,7 @@
                 <w:sz w:val="20"/>
                 <w:szCs w:val="20"/>
               </w:rPr>
-              <w:t xml:space="preserve">60.85</w:t>
+              <w:t xml:space="preserve">2.22</w:t>
             </w:r>
           </w:p>
         </w:tc>
@@ -13419,7 +13201,7 @@
                 <w:sz w:val="20"/>
                 <w:szCs w:val="20"/>
               </w:rPr>
-              <w:t xml:space="preserve">Kaiyuan Mingting 2-night split</w:t>
+              <w:t xml:space="preserve">Kaiyuan Mingting (nightly share)</w:t>
             </w:r>
           </w:p>
         </w:tc>
@@ -13528,7 +13310,7 @@
                 <w:sz w:val="20"/>
                 <w:szCs w:val="20"/>
               </w:rPr>
-              <w:t xml:space="preserve">2029</w:t>
+              <w:t xml:space="preserve">900</w:t>
             </w:r>
           </w:p>
         </w:tc>
@@ -13557,7 +13339,7 @@
                 <w:sz w:val="20"/>
                 <w:szCs w:val="20"/>
               </w:rPr>
-              <w:t xml:space="preserve">299.68</w:t>
+              <w:t xml:space="preserve">132.94</w:t>
             </w:r>
           </w:p>
         </w:tc>
@@ -13586,7 +13368,7 @@
           <w:sz w:val="28"/>
           <w:szCs w:val="28"/>
         </w:rPr>
-        <w:t xml:space="preserve">Grand total (two travelers): 9390 CNY / $1386.92</w:t>
+        <w:t xml:space="preserve">Grand total (two travelers): 7951 CNY / $1174.36</w:t>
       </w:r>
     </w:p>
     <w:p>
@@ -13600,7 +13382,7 @@
           <w:sz w:val="21"/>
           <w:szCs w:val="21"/>
         </w:rPr>
-        <w:t xml:space="preserve">Budget cap 9820 CNY — 430 CNY / $62.49 remaining for optional spending</w:t>
+        <w:t xml:space="preserve">Budget cap 9820 CNY — 1869 CNY / $275.05 remaining for optional spending</w:t>
       </w:r>
     </w:p>
     <w:p>
@@ -13618,7 +13400,7 @@
           <w:sz w:val="32"/>
           <w:szCs w:val="32"/>
         </w:rPr>
-        <w:t xml:space="preserve">Optional Expenses</w:t>
+        <w:t xml:space="preserve">Optional extras</w:t>
       </w:r>
     </w:p>
     <w:p>
@@ -13646,7 +13428,7 @@
           <w:sz w:val="21"/>
           <w:szCs w:val="21"/>
         </w:rPr>
-        <w:t xml:space="preserve">• D1 Jiuyan Bridge bar drinks (extra beyond fixed cover)</w:t>
+        <w:t xml:space="preserve">• D1 Jiuyan Bridge optional evening (~80 CNY/person cover + drinks + taxis)</w:t>
       </w:r>
     </w:p>
     <w:p>
@@ -13674,7 +13456,7 @@
           <w:sz w:val="21"/>
           <w:szCs w:val="21"/>
         </w:rPr>
-        <w:t xml:space="preserve">• D1–D10 Casual meals, street snacks &amp; local dishes</w:t>
+        <w:t xml:space="preserve">• D1–D10 Meals, snacks, and street food</w:t>
       </w:r>
     </w:p>
     <w:p>
@@ -13688,6 +13470,48 @@
           <w:sz w:val="21"/>
           <w:szCs w:val="21"/>
         </w:rPr>
+        <w:t xml:space="preserve">• Chongqing hot pot with a mild or clear broth—any evening in Chongqing</w:t>
+      </w:r>
+    </w:p>
+    <w:p>
+      <w:pPr>
+        <w:spacing w:after="80"/>
+      </w:pPr>
+      <w:r>
+        <w:rPr>
+          <w:rFonts w:ascii="Calibri" w:cs="Calibri" w:eastAsia="Calibri" w:hAnsi="Calibri"/>
+          <w:color w:val="3D5038"/>
+          <w:sz w:val="21"/>
+          <w:szCs w:val="21"/>
+        </w:rPr>
+        <w:t xml:space="preserve">• D9 Yangtze River Cableway round-trip for two (~100 CNY / $14.77)</w:t>
+      </w:r>
+    </w:p>
+    <w:p>
+      <w:pPr>
+        <w:spacing w:after="80"/>
+      </w:pPr>
+      <w:r>
+        <w:rPr>
+          <w:rFonts w:ascii="Calibri" w:cs="Calibri" w:eastAsia="Calibri" w:hAnsi="Calibri"/>
+          <w:color w:val="3D5038"/>
+          <w:sz w:val="21"/>
+          <w:szCs w:val="21"/>
+        </w:rPr>
+        <w:t xml:space="preserve">• D8 Longshui Gorge add-on (~210 CNY / $31.02 for two)</w:t>
+      </w:r>
+    </w:p>
+    <w:p>
+      <w:pPr>
+        <w:spacing w:after="80"/>
+      </w:pPr>
+      <w:r>
+        <w:rPr>
+          <w:rFonts w:ascii="Calibri" w:cs="Calibri" w:eastAsia="Calibri" w:hAnsi="Calibri"/>
+          <w:color w:val="3D5038"/>
+          <w:sz w:val="21"/>
+          <w:szCs w:val="21"/>
+        </w:rPr>
         <w:t xml:space="preserve">• D3 Sichuan local specialty souvenirs (evening shopping)</w:t>
       </w:r>
     </w:p>
@@ -13744,7 +13568,7 @@
           <w:sz w:val="21"/>
           <w:szCs w:val="21"/>
         </w:rPr>
-        <w:t xml:space="preserve">• D10 Extra Wulingyuan cableways</w:t>
+        <w:t xml:space="preserve">• D10 Lunch near Dazu scenic area</w:t>
       </w:r>
     </w:p>
     <w:p>
@@ -13767,7 +13591,7 @@
           <w:sz w:val="32"/>
           <w:szCs w:val="32"/>
         </w:rPr>
-        <w:t xml:space="preserve">China Tourist Visa for US Citizens</w:t>
+        <w:t xml:space="preserve">China Tourist (L) Visa for U.S. Citizens</w:t>
       </w:r>
     </w:p>
     <w:p>
@@ -13781,7 +13605,7 @@
           <w:sz w:val="21"/>
           <w:szCs w:val="21"/>
         </w:rPr>
-        <w:t xml:space="preserve">Required for round-trip visits from the US — Americans are not on China's unilateral visa-free list</w:t>
+        <w:t xml:space="preserve">Required for U.S. travelers flying round-trip from the United States—American passport holders are not visa-exempt for China</w:t>
       </w:r>
     </w:p>
     <w:p>
@@ -13795,7 +13619,7 @@
           <w:sz w:val="21"/>
           <w:szCs w:val="21"/>
         </w:rPr>
-        <w:t xml:space="preserve">US citizens need an L (Tourist) visa for this 10-day Sichuan-Chongqing itinerary. Apply 4–8 weeks before departure.</w:t>
+        <w:t xml:space="preserve">U.S. citizens need an L (tourist) visa for this 10-day Sichuan–Chongqing trip. Start the application 4–8 weeks before departure.</w:t>
       </w:r>
     </w:p>
     <w:p>
@@ -13825,7 +13649,7 @@
           <w:sz w:val="21"/>
           <w:szCs w:val="21"/>
         </w:rPr>
-        <w:t xml:space="preserve">1. Complete the COVA online application (launched Sep 30, 2025) at the Chinese Embassy or Consulate with jurisdiction over your state</w:t>
+        <w:t xml:space="preserve">1. Apply online through COVA (launched September 30, 2025) via the Chinese embassy or consulate that serves your U.S. state</w:t>
       </w:r>
     </w:p>
     <w:p>
@@ -13839,7 +13663,7 @@
           <w:sz w:val="21"/>
           <w:szCs w:val="21"/>
         </w:rPr>
-        <w:t xml:space="preserve">2. Select Ordinary Visa → L (Tourism). Request multiple entry / 10 years if eligible</w:t>
+        <w:t xml:space="preserve">2. Choose Ordinary Visa → L (Tourism). Request a multiple-entry or 10-year visa if you qualify</w:t>
       </w:r>
     </w:p>
     <w:p>
@@ -13853,7 +13677,7 @@
           <w:sz w:val="21"/>
           <w:szCs w:val="21"/>
         </w:rPr>
-        <w:t xml:space="preserve">3. Upload passport bio page, signed Visa Application Statement, and proof of US residence</w:t>
+        <w:t xml:space="preserve">3. Upload your passport bio page, a signed Visa Application Statement, and proof of U.S. residence</w:t>
       </w:r>
     </w:p>
     <w:p>
@@ -13867,7 +13691,7 @@
           <w:sz w:val="21"/>
           <w:szCs w:val="21"/>
         </w:rPr>
-        <w:t xml:space="preserve">4. When status shows “Passport to be submitted”, bring passport + printed barcode page to CVASC or Consulate in person</w:t>
+        <w:t xml:space="preserve">4. When the status reads “Passport to be submitted,” bring your passport and printed barcode page to the CVASC or consulate in person</w:t>
       </w:r>
     </w:p>
     <w:p>
@@ -13881,7 +13705,7 @@
           <w:sz w:val="21"/>
           <w:szCs w:val="21"/>
         </w:rPr>
-        <w:t xml:space="preserve">5. Typical processing: ~4 working days. Pick up passport and pay visa fee on collection</w:t>
+        <w:t xml:space="preserve">5. Processing usually takes about four business days. Pay the visa fee when you pick up your passport</w:t>
       </w:r>
     </w:p>
     <w:p>
@@ -13897,7 +13721,7 @@
           <w:sz w:val="24"/>
           <w:szCs w:val="24"/>
         </w:rPr>
-        <w:t xml:space="preserve">Key Documents</w:t>
+        <w:t xml:space="preserve">Documents to prepare</w:t>
       </w:r>
     </w:p>
     <w:p>
@@ -13911,7 +13735,7 @@
           <w:sz w:val="21"/>
           <w:szCs w:val="21"/>
         </w:rPr>
-        <w:t xml:space="preserve">• Passport valid 6+ months with at least 2 blank visa pages</w:t>
+        <w:t xml:space="preserve">• Passport valid at least six months beyond your trip, with at least two blank visa pages</w:t>
       </w:r>
     </w:p>
     <w:p>
@@ -13925,7 +13749,7 @@
           <w:sz w:val="21"/>
           <w:szCs w:val="21"/>
         </w:rPr>
-        <w:t xml:space="preserve">• Signed Visa Application Statement (handwritten signature)</w:t>
+        <w:t xml:space="preserve">• Signed Visa Application Statement (handwritten signature required)</w:t>
       </w:r>
     </w:p>
     <w:p>
@@ -13939,7 +13763,7 @@
           <w:sz w:val="21"/>
           <w:szCs w:val="21"/>
         </w:rPr>
-        <w:t xml:space="preserve">• Proof of US residence: driver's license, utility bill, or bank statement</w:t>
+        <w:t xml:space="preserve">• Proof of U.S. residence—driver's license, utility bill, or bank statement</w:t>
       </w:r>
     </w:p>
     <w:p>
@@ -13953,7 +13777,7 @@
           <w:sz w:val="21"/>
           <w:szCs w:val="21"/>
         </w:rPr>
-        <w:t xml:space="preserve">• Previous Chinese visa copy (if applicable)</w:t>
+        <w:t xml:space="preserve">• Copy of a previous Chinese visa, if you have one</w:t>
       </w:r>
     </w:p>
     <w:p>
@@ -13969,7 +13793,7 @@
           <w:sz w:val="21"/>
           <w:szCs w:val="21"/>
         </w:rPr>
-        <w:t xml:space="preserve">Since Jan 1, 2024 — generally NOT required for L visa in the US:</w:t>
+        <w:t xml:space="preserve">Since January 1, 2024—these are generally not required for an L visa applied for in the U.S.:</w:t>
       </w:r>
     </w:p>
     <w:p>
@@ -13983,7 +13807,7 @@
           <w:sz w:val="21"/>
           <w:szCs w:val="21"/>
         </w:rPr>
-        <w:t xml:space="preserve">• Round-trip flight booking</w:t>
+        <w:t xml:space="preserve">• Round-trip flight reservation</w:t>
       </w:r>
     </w:p>
     <w:p>
@@ -13997,7 +13821,7 @@
           <w:sz w:val="21"/>
           <w:szCs w:val="21"/>
         </w:rPr>
-        <w:t xml:space="preserve">• Hotel reservations</w:t>
+        <w:t xml:space="preserve">• Hotel bookings</w:t>
       </w:r>
     </w:p>
     <w:p>
@@ -14025,7 +13849,7 @@
           <w:sz w:val="20"/>
           <w:szCs w:val="20"/>
         </w:rPr>
-        <w:t xml:space="preserve">Chinese Embassy in the US: https://us.china-embassy.gov.cn/eng/lsfw/zj/</w:t>
+        <w:t xml:space="preserve">Chinese Embassy in the United States: https://us.china-embassy.gov.cn/eng/lsfw/zj/</w:t>
       </w:r>
     </w:p>
     <w:p>
@@ -14039,7 +13863,7 @@
           <w:sz w:val="20"/>
           <w:szCs w:val="20"/>
         </w:rPr>
-        <w:t xml:space="preserve">COVA Online Application System: https://cova.mfa.gov.cn</w:t>
+        <w:t xml:space="preserve">COVA online application: https://cova.mfa.gov.cn</w:t>
       </w:r>
     </w:p>
     <w:p>
@@ -14053,7 +13877,7 @@
           <w:sz w:val="20"/>
           <w:szCs w:val="20"/>
         </w:rPr>
-        <w:t xml:space="preserve">Consulate General New York: https://newyork.china-consulate.gov.cn/eng/</w:t>
+        <w:t xml:space="preserve">Consulate General of China, New York: https://newyork.china-consulate.gov.cn/eng/</w:t>
       </w:r>
     </w:p>
     <w:p>
@@ -14067,7 +13891,7 @@
           <w:sz w:val="20"/>
           <w:szCs w:val="20"/>
         </w:rPr>
-        <w:t xml:space="preserve">Consulate General Chicago: https://chicago.china-consulate.gov.cn/eng/</w:t>
+        <w:t xml:space="preserve">Consulate General of China, Chicago: https://chicago.china-consulate.gov.cn/eng/</w:t>
       </w:r>
     </w:p>
     <w:p>
@@ -14081,7 +13905,7 @@
           <w:sz w:val="20"/>
           <w:szCs w:val="20"/>
         </w:rPr>
-        <w:t xml:space="preserve">Consulate General San Francisco: https://sanfrancisco.china-consulate.gov.cn/eng/</w:t>
+        <w:t xml:space="preserve">Consulate General of China, San Francisco: https://sanfrancisco.china-consulate.gov.cn/eng/</w:t>
       </w:r>
     </w:p>
     <w:p>
@@ -14095,7 +13919,7 @@
           <w:sz w:val="20"/>
           <w:szCs w:val="20"/>
         </w:rPr>
-        <w:t xml:space="preserve">Visa applications are case-by-case. Confirm requirements with your consular district before applying.</w:t>
+        <w:t xml:space="preserve">Requirements vary by applicant. Always confirm the latest rules with the consulate that covers your home state before you apply.</w:t>
       </w:r>
     </w:p>
     <w:sectPr>

--- a/downloads/itinerary-en.docx
+++ b/downloads/itinerary-en.docx
@@ -3029,7 +3029,110 @@
           <w:sz w:val="20"/>
           <w:szCs w:val="20"/>
         </w:rPr>
-        <w:t xml:space="preserve">About: World-famous panda research center — see giant pandas and the moon cub nursery up close; pandas are most active in the morning.</w:t>
+        <w:t xml:space="preserve">About: World-famous panda research center — see giant pandas and the moon cub nursery up close; pandas are most active in the morning. In-park shuttle bus is included in your ticket.</w:t>
+      </w:r>
+    </w:p>
+    <w:p>
+      <w:pPr>
+        <w:spacing w:after="60"/>
+      </w:pPr>
+      <w:r>
+        <w:rPr>
+          <w:rFonts w:ascii="Calibri" w:cs="Calibri" w:eastAsia="Calibri" w:hAnsi="Calibri"/>
+          <w:b/>
+          <w:bCs/>
+          <w:color w:val="7BAE5C"/>
+          <w:sz w:val="22"/>
+          <w:szCs w:val="22"/>
+        </w:rPr>
+        <w:t xml:space="preserve">12:00–13:10</w:t>
+      </w:r>
+      <w:r>
+        <w:rPr>
+          <w:sz w:val="22"/>
+          <w:szCs w:val="22"/>
+        </w:rPr>
+        <w:t xml:space="preserve">  </w:t>
+      </w:r>
+      <w:r>
+        <w:rPr>
+          <w:rFonts w:ascii="Calibri" w:cs="Calibri" w:eastAsia="Calibri" w:hAnsi="Calibri"/>
+          <w:b/>
+          <w:bCs/>
+          <w:color w:val="3D5038"/>
+          <w:sz w:val="22"/>
+          <w:szCs w:val="22"/>
+        </w:rPr>
+        <w:t xml:space="preserve">Panda Panoramic Restaurant</w:t>
+      </w:r>
+      <w:r>
+        <w:rPr>
+          <w:rFonts w:ascii="Calibri" w:cs="Calibri" w:eastAsia="Calibri" w:hAnsi="Calibri"/>
+          <w:color w:val="6B8062"/>
+          <w:sz w:val="20"/>
+          <w:szCs w:val="20"/>
+        </w:rPr>
+        <w:t xml:space="preserve"> — 60 CNY / $8.86 (per person)</w:t>
+      </w:r>
+    </w:p>
+    <w:p>
+      <w:pPr>
+        <w:spacing w:after="80"/>
+        <w:ind w:left="360"/>
+      </w:pPr>
+      <w:r>
+        <w:rPr>
+          <w:rFonts w:ascii="Calibri" w:cs="Calibri" w:eastAsia="Calibri" w:hAnsi="Calibri"/>
+          <w:i/>
+          <w:iCs/>
+          <w:color w:val="3D5038"/>
+          <w:sz w:val="20"/>
+          <w:szCs w:val="20"/>
+        </w:rPr>
+        <w:t xml:space="preserve">About: The only full-service restaurant inside the panda base with panoramic windows overlooking the enclosures — dine while watching pandas, with non-spicy options.</w:t>
+      </w:r>
+    </w:p>
+    <w:p>
+      <w:pPr>
+        <w:spacing w:after="60"/>
+      </w:pPr>
+      <w:r>
+        <w:rPr>
+          <w:rFonts w:ascii="Calibri" w:cs="Calibri" w:eastAsia="Calibri" w:hAnsi="Calibri"/>
+          <w:b/>
+          <w:bCs/>
+          <w:color w:val="7BAE5C"/>
+          <w:sz w:val="22"/>
+          <w:szCs w:val="22"/>
+        </w:rPr>
+        <w:t xml:space="preserve">13:30</w:t>
+      </w:r>
+      <w:r>
+        <w:rPr>
+          <w:sz w:val="22"/>
+          <w:szCs w:val="22"/>
+        </w:rPr>
+        <w:t xml:space="preserve">  </w:t>
+      </w:r>
+      <w:r>
+        <w:rPr>
+          <w:rFonts w:ascii="Calibri" w:cs="Calibri" w:eastAsia="Calibri" w:hAnsi="Calibri"/>
+          <w:b/>
+          <w:bCs/>
+          <w:color w:val="3D5038"/>
+          <w:sz w:val="22"/>
+          <w:szCs w:val="22"/>
+        </w:rPr>
+        <w:t xml:space="preserve">Return Shuttle to IFS</w:t>
+      </w:r>
+      <w:r>
+        <w:rPr>
+          <w:rFonts w:ascii="Calibri" w:cs="Calibri" w:eastAsia="Calibri" w:hAnsi="Calibri"/>
+          <w:color w:val="6B8062"/>
+          <w:sz w:val="20"/>
+          <w:szCs w:val="20"/>
+        </w:rPr>
+        <w:t xml:space="preserve"> — 10 CNY / $1.48 (one-way, per person)</w:t>
       </w:r>
     </w:p>
     <w:p>
@@ -3044,7 +3147,7 @@
           <w:sz w:val="20"/>
           <w:szCs w:val="20"/>
         </w:rPr>
-        <w:t xml:space="preserve">In-park shuttle bus required (included in the ticket price above).</w:t>
+        <w:t xml:space="preserve">Return to IFS by the same shuttle bus.</w:t>
       </w:r>
     </w:p>
     <w:p>
@@ -3060,7 +3163,7 @@
           <w:sz w:val="22"/>
           <w:szCs w:val="22"/>
         </w:rPr>
-        <w:t xml:space="preserve">12:00–13:10</w:t>
+        <w:t xml:space="preserve">14:00</w:t>
       </w:r>
       <w:r>
         <w:rPr>
@@ -3078,7 +3181,7 @@
           <w:sz w:val="22"/>
           <w:szCs w:val="22"/>
         </w:rPr>
-        <w:t xml:space="preserve">Panda Panoramic Restaurant</w:t>
+        <w:t xml:space="preserve">IFS Sunset Bistro Panda Afternoon Tea</w:t>
       </w:r>
       <w:r>
         <w:rPr>
@@ -3087,7 +3190,7 @@
           <w:sz w:val="20"/>
           <w:szCs w:val="20"/>
         </w:rPr>
-        <w:t xml:space="preserve"> — 60 CNY / $8.86 (per person)</w:t>
+        <w:t xml:space="preserve"> — 260 CNY / $38.4 (set menu for two)</w:t>
       </w:r>
     </w:p>
     <w:p>
@@ -3104,7 +3207,178 @@
           <w:sz w:val="20"/>
           <w:szCs w:val="20"/>
         </w:rPr>
-        <w:t xml:space="preserve">About: The only full-service restaurant inside the panda base with panoramic windows overlooking the enclosures — dine while watching pandas, with non-spicy options.</w:t>
+        <w:t xml:space="preserve">About: Panda-themed afternoon tea on IFS 7F, steps from the iconic climbing panda sculpture — photogenic set menus in a trendy Chengdu landmark.</w:t>
+      </w:r>
+    </w:p>
+    <w:p>
+      <w:pPr>
+        <w:spacing w:after="60"/>
+      </w:pPr>
+      <w:r>
+        <w:rPr>
+          <w:rFonts w:ascii="Calibri" w:cs="Calibri" w:eastAsia="Calibri" w:hAnsi="Calibri"/>
+          <w:b/>
+          <w:bCs/>
+          <w:color w:val="7BAE5C"/>
+          <w:sz w:val="22"/>
+          <w:szCs w:val="22"/>
+        </w:rPr>
+        <w:t xml:space="preserve">16:00</w:t>
+      </w:r>
+      <w:r>
+        <w:rPr>
+          <w:sz w:val="22"/>
+          <w:szCs w:val="22"/>
+        </w:rPr>
+        <w:t xml:space="preserve">  </w:t>
+      </w:r>
+      <w:r>
+        <w:rPr>
+          <w:rFonts w:ascii="Calibri" w:cs="Calibri" w:eastAsia="Calibri" w:hAnsi="Calibri"/>
+          <w:b/>
+          <w:bCs/>
+          <w:color w:val="3D5038"/>
+          <w:sz w:val="22"/>
+          <w:szCs w:val="22"/>
+        </w:rPr>
+        <w:t xml:space="preserve">Times Square Block A Panda Souvenirs</w:t>
+      </w:r>
+    </w:p>
+    <w:p>
+      <w:pPr>
+        <w:spacing w:after="80"/>
+        <w:ind w:left="360"/>
+      </w:pPr>
+      <w:r>
+        <w:rPr>
+          <w:rFonts w:ascii="Calibri" w:cs="Calibri" w:eastAsia="Calibri" w:hAnsi="Calibri"/>
+          <w:i/>
+          <w:iCs/>
+          <w:color w:val="3D5038"/>
+          <w:sz w:val="20"/>
+          <w:szCs w:val="20"/>
+        </w:rPr>
+        <w:t xml:space="preserve">About: Wholesale panda souvenir hub hidden near IFS — licensed plush, blind boxes, and Sichuan gifts at roughly one-third of tourist-street prices.</w:t>
+      </w:r>
+    </w:p>
+    <w:p>
+      <w:pPr>
+        <w:spacing w:after="40"/>
+        <w:ind w:left="360"/>
+      </w:pPr>
+      <w:r>
+        <w:rPr>
+          <w:rFonts w:ascii="Calibri" w:cs="Calibri" w:eastAsia="Calibri" w:hAnsi="Calibri"/>
+          <w:color w:val="6B8062"/>
+          <w:sz w:val="20"/>
+          <w:szCs w:val="20"/>
+        </w:rPr>
+        <w:t xml:space="preserve">At your own expense.</w:t>
+      </w:r>
+    </w:p>
+    <w:p>
+      <w:pPr>
+        <w:spacing w:after="40"/>
+        <w:ind w:left="360"/>
+      </w:pPr>
+      <w:r>
+        <w:rPr>
+          <w:rFonts w:ascii="Calibri" w:cs="Calibri" w:eastAsia="Calibri" w:hAnsi="Calibri"/>
+          <w:color w:val="6B8062"/>
+          <w:sz w:val="20"/>
+          <w:szCs w:val="20"/>
+        </w:rPr>
+        <w:t xml:space="preserve">Directions: From the giant panda on the IFS façade, enter Block A via the side alley opposite Bosideng. Low-rise and high-rise elevators are separate.</w:t>
+      </w:r>
+    </w:p>
+    <w:p>
+      <w:pPr>
+        <w:spacing w:after="40"/>
+        <w:ind w:left="360"/>
+      </w:pPr>
+      <w:r>
+        <w:rPr>
+          <w:rFonts w:ascii="Calibri" w:cs="Calibri" w:eastAsia="Calibri" w:hAnsi="Calibri"/>
+          <w:color w:val="6B8062"/>
+          <w:sz w:val="20"/>
+          <w:szCs w:val="20"/>
+        </w:rPr>
+        <w:t xml:space="preserve">1) 15F · Pop Panda Factory (low-rise elevator)</w:t>
+      </w:r>
+    </w:p>
+    <w:p>
+      <w:pPr>
+        <w:spacing w:after="40"/>
+        <w:ind w:left="360"/>
+      </w:pPr>
+      <w:r>
+        <w:rPr>
+          <w:rFonts w:ascii="Calibri" w:cs="Calibri" w:eastAsia="Calibri" w:hAnsi="Calibri"/>
+          <w:color w:val="6B8062"/>
+          <w:sz w:val="20"/>
+          <w:szCs w:val="20"/>
+        </w:rPr>
+        <w:t xml:space="preserve">Budget gifts: ¥1.2 panda headbands, ¥1.5 fridge magnets, knit pouches, panda stationery, 60+ free commemorative stamps — good for small souvenirs.</w:t>
+      </w:r>
+    </w:p>
+    <w:p>
+      <w:pPr>
+        <w:spacing w:after="40"/>
+        <w:ind w:left="360"/>
+      </w:pPr>
+      <w:r>
+        <w:rPr>
+          <w:rFonts w:ascii="Calibri" w:cs="Calibri" w:eastAsia="Calibri" w:hAnsi="Calibri"/>
+          <w:color w:val="6B8062"/>
+          <w:sz w:val="20"/>
+          <w:szCs w:val="20"/>
+        </w:rPr>
+        <w:t xml:space="preserve">2) 28F · Yichuan Ershu Panda Specialties (high-rise elevator)</w:t>
+      </w:r>
+    </w:p>
+    <w:p>
+      <w:pPr>
+        <w:spacing w:after="40"/>
+        <w:ind w:left="360"/>
+      </w:pPr>
+      <w:r>
+        <w:rPr>
+          <w:rFonts w:ascii="Calibri" w:cs="Calibri" w:eastAsia="Calibri" w:hAnsi="Calibri"/>
+          <w:color w:val="6B8062"/>
+          <w:sz w:val="20"/>
+          <w:szCs w:val="20"/>
+        </w:rPr>
+        <w:t xml:space="preserve">Largest shop: licensed Huahua plush, blind boxes, figurines, plus Sichuan specialties (mild beef, pastries, tea).</w:t>
+      </w:r>
+    </w:p>
+    <w:p>
+      <w:pPr>
+        <w:spacing w:after="40"/>
+        <w:ind w:left="360"/>
+      </w:pPr>
+      <w:r>
+        <w:rPr>
+          <w:rFonts w:ascii="Calibri" w:cs="Calibri" w:eastAsia="Calibri" w:hAnsi="Calibri"/>
+          <w:color w:val="6B8062"/>
+          <w:sz w:val="20"/>
+          <w:szCs w:val="20"/>
+        </w:rPr>
+        <w:t xml:space="preserve">3) 30F · Fufu / Guyü Panda (high-rise elevator)</w:t>
+      </w:r>
+    </w:p>
+    <w:p>
+      <w:pPr>
+        <w:spacing w:after="40"/>
+        <w:ind w:left="360"/>
+      </w:pPr>
+      <w:r>
+        <w:rPr>
+          <w:rFonts w:ascii="Calibri" w:cs="Calibri" w:eastAsia="Calibri" w:hAnsi="Calibri"/>
+          <w:color w:val="6B8062"/>
+          <w:sz w:val="20"/>
+          <w:szCs w:val="20"/>
+        </w:rPr>
+        <w:t xml:space="preserve">Affordable blind boxes, Sanxingdui collab merch, commemorative coins; free shipping within China on qualifying orders.</w:t>
       </w:r>
     </w:p>
     <w:p>
@@ -3119,7 +3393,7 @@
           <w:sz w:val="20"/>
           <w:szCs w:val="20"/>
         </w:rPr>
-        <w:t xml:space="preserve">The only full-service restaurant inside the panda base with panoramic windows — non-spicy options available.</w:t>
+        <w:t xml:space="preserve">• Tips: Roughly one-third of tourist-street prices; seating to rest; WeChat Pay and Alipay accepted.</w:t>
       </w:r>
     </w:p>
     <w:p>
@@ -3135,7 +3409,7 @@
           <w:sz w:val="22"/>
           <w:szCs w:val="22"/>
         </w:rPr>
-        <w:t xml:space="preserve">13:30</w:t>
+        <w:t xml:space="preserve">18:00</w:t>
       </w:r>
       <w:r>
         <w:rPr>
@@ -3153,7 +3427,7 @@
           <w:sz w:val="22"/>
           <w:szCs w:val="22"/>
         </w:rPr>
-        <w:t xml:space="preserve">Return Shuttle to IFS</w:t>
+        <w:t xml:space="preserve">Panda Sleepy Hotel Check-in</w:t>
       </w:r>
       <w:r>
         <w:rPr>
@@ -3162,7 +3436,7 @@
           <w:sz w:val="20"/>
           <w:szCs w:val="20"/>
         </w:rPr>
-        <w:t xml:space="preserve"> — 10 CNY / $1.48 (one-way, per person)</w:t>
+        <w:t xml:space="preserve"> — 600 CNY / $88.62 (2 nights (your share))</w:t>
       </w:r>
     </w:p>
     <w:p>
@@ -3177,7 +3451,7 @@
           <w:sz w:val="20"/>
           <w:szCs w:val="20"/>
         </w:rPr>
-        <w:t xml:space="preserve">Return to IFS by the same shuttle bus.</w:t>
+        <w:t xml:space="preserve">Walk back to Panda Sleepy Hotel to check in and rest.</w:t>
       </w:r>
     </w:p>
     <w:p>
@@ -3193,7 +3467,7 @@
           <w:sz w:val="22"/>
           <w:szCs w:val="22"/>
         </w:rPr>
-        <w:t xml:space="preserve">14:00</w:t>
+        <w:t xml:space="preserve">19:00</w:t>
       </w:r>
       <w:r>
         <w:rPr>
@@ -3211,7 +3485,7 @@
           <w:sz w:val="22"/>
           <w:szCs w:val="22"/>
         </w:rPr>
-        <w:t xml:space="preserve">IFS Sunset Bistro Panda Afternoon Tea</w:t>
+        <w:t xml:space="preserve">Taxi: Hotel → Jinli</w:t>
       </w:r>
       <w:r>
         <w:rPr>
@@ -3220,7 +3494,56 @@
           <w:sz w:val="20"/>
           <w:szCs w:val="20"/>
         </w:rPr>
-        <w:t xml:space="preserve"> — 260 CNY / $38.4 (set menu for two)</w:t>
+        <w:t xml:space="preserve"> — 9 CNY / $1.33 (one-way)</w:t>
+      </w:r>
+    </w:p>
+    <w:p>
+      <w:pPr>
+        <w:spacing w:after="120"/>
+        <w:ind w:left="360"/>
+      </w:pPr>
+      <w:r>
+        <w:rPr>
+          <w:rFonts w:ascii="Calibri" w:cs="Calibri" w:eastAsia="Calibri" w:hAnsi="Calibri"/>
+          <w:color w:val="6B8062"/>
+          <w:sz w:val="20"/>
+          <w:szCs w:val="20"/>
+        </w:rPr>
+        <w:t xml:space="preserve">Taxi from hotel to Jinli Ancient Street.</w:t>
+      </w:r>
+    </w:p>
+    <w:p>
+      <w:pPr>
+        <w:spacing w:after="60"/>
+      </w:pPr>
+      <w:r>
+        <w:rPr>
+          <w:rFonts w:ascii="Calibri" w:cs="Calibri" w:eastAsia="Calibri" w:hAnsi="Calibri"/>
+          <w:b/>
+          <w:bCs/>
+          <w:color w:val="7BAE5C"/>
+          <w:sz w:val="22"/>
+          <w:szCs w:val="22"/>
+        </w:rPr>
+        <w:t xml:space="preserve">19:20–20:30</w:t>
+      </w:r>
+      <w:r>
+        <w:rPr>
+          <w:sz w:val="22"/>
+          <w:szCs w:val="22"/>
+        </w:rPr>
+        <w:t xml:space="preserve">  </w:t>
+      </w:r>
+      <w:r>
+        <w:rPr>
+          <w:rFonts w:ascii="Calibri" w:cs="Calibri" w:eastAsia="Calibri" w:hAnsi="Calibri"/>
+          <w:b/>
+          <w:bCs/>
+          <w:color w:val="3D5038"/>
+          <w:sz w:val="22"/>
+          <w:szCs w:val="22"/>
+        </w:rPr>
+        <w:t xml:space="preserve">Jinli Ancient Street</w:t>
       </w:r>
     </w:p>
     <w:p>
@@ -3237,7 +3560,7 @@
           <w:sz w:val="20"/>
           <w:szCs w:val="20"/>
         </w:rPr>
-        <w:t xml:space="preserve">About: Panda-themed afternoon tea on IFS 7F, steps from the iconic climbing panda sculpture — photogenic set menus in a trendy Chengdu landmark.</w:t>
+        <w:t xml:space="preserve">About: Ming–Qing style pedestrian lane beside Wuhou Shrine — red lanterns, folk crafts, and Chengdu street snacks; most atmospheric after dark.</w:t>
       </w:r>
     </w:p>
     <w:p>
@@ -3252,7 +3575,7 @@
           <w:sz w:val="20"/>
           <w:szCs w:val="20"/>
         </w:rPr>
-        <w:t xml:space="preserve">Panda-themed afternoon tea on IFS 7F, steps from the iconic climbing panda sculpture.</w:t>
+        <w:t xml:space="preserve">Snacks and shopping at your own expense.</w:t>
       </w:r>
     </w:p>
     <w:p>
@@ -3268,7 +3591,7 @@
           <w:sz w:val="22"/>
           <w:szCs w:val="22"/>
         </w:rPr>
-        <w:t xml:space="preserve">16:00</w:t>
+        <w:t xml:space="preserve">20:40</w:t>
       </w:r>
       <w:r>
         <w:rPr>
@@ -3286,7 +3609,132 @@
           <w:sz w:val="22"/>
           <w:szCs w:val="22"/>
         </w:rPr>
-        <w:t xml:space="preserve">Times Square Block A Panda Souvenirs</w:t>
+        <w:t xml:space="preserve">Taxi: Jinli → Hotel</w:t>
+      </w:r>
+      <w:r>
+        <w:rPr>
+          <w:rFonts w:ascii="Calibri" w:cs="Calibri" w:eastAsia="Calibri" w:hAnsi="Calibri"/>
+          <w:color w:val="6B8062"/>
+          <w:sz w:val="20"/>
+          <w:szCs w:val="20"/>
+        </w:rPr>
+        <w:t xml:space="preserve"> — 9 CNY / $1.33 (one-way)</w:t>
+      </w:r>
+    </w:p>
+    <w:p>
+      <w:pPr>
+        <w:spacing w:after="120"/>
+        <w:ind w:left="360"/>
+      </w:pPr>
+      <w:r>
+        <w:rPr>
+          <w:rFonts w:ascii="Calibri" w:cs="Calibri" w:eastAsia="Calibri" w:hAnsi="Calibri"/>
+          <w:color w:val="6B8062"/>
+          <w:sz w:val="20"/>
+          <w:szCs w:val="20"/>
+        </w:rPr>
+        <w:t xml:space="preserve">Return to the hotel after Jinli—a quiet first night is recommended.</w:t>
+      </w:r>
+    </w:p>
+    <w:p>
+      <w:pPr>
+        <w:spacing w:after="60"/>
+      </w:pPr>
+      <w:r>
+        <w:rPr>
+          <w:rFonts w:ascii="Calibri" w:cs="Calibri" w:eastAsia="Calibri" w:hAnsi="Calibri"/>
+          <w:b/>
+          <w:bCs/>
+          <w:color w:val="7BAE5C"/>
+          <w:sz w:val="22"/>
+          <w:szCs w:val="22"/>
+        </w:rPr>
+        <w:t xml:space="preserve">Optional · 20:40+</w:t>
+      </w:r>
+      <w:r>
+        <w:rPr>
+          <w:sz w:val="22"/>
+          <w:szCs w:val="22"/>
+        </w:rPr>
+        <w:t xml:space="preserve">  </w:t>
+      </w:r>
+      <w:r>
+        <w:rPr>
+          <w:rFonts w:ascii="Calibri" w:cs="Calibri" w:eastAsia="Calibri" w:hAnsi="Calibri"/>
+          <w:b/>
+          <w:bCs/>
+          <w:color w:val="3D5038"/>
+          <w:sz w:val="22"/>
+          <w:szCs w:val="22"/>
+        </w:rPr>
+        <w:t xml:space="preserve">[Optional] Taxi: Jinli → Jiuyan Bridge</w:t>
+      </w:r>
+      <w:r>
+        <w:rPr>
+          <w:rFonts w:ascii="Calibri" w:cs="Calibri" w:eastAsia="Calibri" w:hAnsi="Calibri"/>
+          <w:color w:val="6B8062"/>
+          <w:sz w:val="20"/>
+          <w:szCs w:val="20"/>
+        </w:rPr>
+        <w:t xml:space="preserve"> — 10 CNY / $1.48 (one-way)</w:t>
+      </w:r>
+    </w:p>
+    <w:p>
+      <w:pPr>
+        <w:spacing w:after="120"/>
+        <w:ind w:left="360"/>
+      </w:pPr>
+      <w:r>
+        <w:rPr>
+          <w:rFonts w:ascii="Calibri" w:cs="Calibri" w:eastAsia="Calibri" w:hAnsi="Calibri"/>
+          <w:color w:val="6B8062"/>
+          <w:sz w:val="20"/>
+          <w:szCs w:val="20"/>
+        </w:rPr>
+        <w:t xml:space="preserve">Optional if you still have energy—otherwise take the taxi back to the hotel above.</w:t>
+      </w:r>
+    </w:p>
+    <w:p>
+      <w:pPr>
+        <w:spacing w:after="60"/>
+      </w:pPr>
+      <w:r>
+        <w:rPr>
+          <w:rFonts w:ascii="Calibri" w:cs="Calibri" w:eastAsia="Calibri" w:hAnsi="Calibri"/>
+          <w:b/>
+          <w:bCs/>
+          <w:color w:val="7BAE5C"/>
+          <w:sz w:val="22"/>
+          <w:szCs w:val="22"/>
+        </w:rPr>
+        <w:t xml:space="preserve">Optional · 20:50+</w:t>
+      </w:r>
+      <w:r>
+        <w:rPr>
+          <w:sz w:val="22"/>
+          <w:szCs w:val="22"/>
+        </w:rPr>
+        <w:t xml:space="preserve">  </w:t>
+      </w:r>
+      <w:r>
+        <w:rPr>
+          <w:rFonts w:ascii="Calibri" w:cs="Calibri" w:eastAsia="Calibri" w:hAnsi="Calibri"/>
+          <w:b/>
+          <w:bCs/>
+          <w:color w:val="3D5038"/>
+          <w:sz w:val="22"/>
+          <w:szCs w:val="22"/>
+        </w:rPr>
+        <w:t xml:space="preserve">[Optional] Jiuyan Bridge Riverside Bar</w:t>
+      </w:r>
+      <w:r>
+        <w:rPr>
+          <w:rFonts w:ascii="Calibri" w:cs="Calibri" w:eastAsia="Calibri" w:hAnsi="Calibri"/>
+          <w:color w:val="6B8062"/>
+          <w:sz w:val="20"/>
+          <w:szCs w:val="20"/>
+        </w:rPr>
+        <w:t xml:space="preserve"> — 80 CNY / $11.82 (per person (cover charge))</w:t>
       </w:r>
     </w:p>
     <w:p>
@@ -3303,127 +3751,7 @@
           <w:sz w:val="20"/>
           <w:szCs w:val="20"/>
         </w:rPr>
-        <w:t xml:space="preserve">About: Wholesale panda souvenir hub hidden near IFS — licensed plush, blind boxes, and Sichuan gifts at roughly one-third of tourist-street prices.</w:t>
-      </w:r>
-    </w:p>
-    <w:p>
-      <w:pPr>
-        <w:spacing w:after="40"/>
-        <w:ind w:left="360"/>
-      </w:pPr>
-      <w:r>
-        <w:rPr>
-          <w:rFonts w:ascii="Calibri" w:cs="Calibri" w:eastAsia="Calibri" w:hAnsi="Calibri"/>
-          <w:color w:val="6B8062"/>
-          <w:sz w:val="20"/>
-          <w:szCs w:val="20"/>
-        </w:rPr>
-        <w:t xml:space="preserve">At your own expense.</w:t>
-      </w:r>
-    </w:p>
-    <w:p>
-      <w:pPr>
-        <w:spacing w:after="40"/>
-        <w:ind w:left="360"/>
-      </w:pPr>
-      <w:r>
-        <w:rPr>
-          <w:rFonts w:ascii="Calibri" w:cs="Calibri" w:eastAsia="Calibri" w:hAnsi="Calibri"/>
-          <w:color w:val="6B8062"/>
-          <w:sz w:val="20"/>
-          <w:szCs w:val="20"/>
-        </w:rPr>
-        <w:t xml:space="preserve">Directions: From the giant panda on the IFS façade, enter Block A via the side alley opposite Bosideng. Low-rise and high-rise elevators are separate.</w:t>
-      </w:r>
-    </w:p>
-    <w:p>
-      <w:pPr>
-        <w:spacing w:after="40"/>
-        <w:ind w:left="360"/>
-      </w:pPr>
-      <w:r>
-        <w:rPr>
-          <w:rFonts w:ascii="Calibri" w:cs="Calibri" w:eastAsia="Calibri" w:hAnsi="Calibri"/>
-          <w:color w:val="6B8062"/>
-          <w:sz w:val="20"/>
-          <w:szCs w:val="20"/>
-        </w:rPr>
-        <w:t xml:space="preserve">1) 15F · Pop Panda Factory (low-rise elevator)</w:t>
-      </w:r>
-    </w:p>
-    <w:p>
-      <w:pPr>
-        <w:spacing w:after="40"/>
-        <w:ind w:left="360"/>
-      </w:pPr>
-      <w:r>
-        <w:rPr>
-          <w:rFonts w:ascii="Calibri" w:cs="Calibri" w:eastAsia="Calibri" w:hAnsi="Calibri"/>
-          <w:color w:val="6B8062"/>
-          <w:sz w:val="20"/>
-          <w:szCs w:val="20"/>
-        </w:rPr>
-        <w:t xml:space="preserve">Budget gifts: ¥1.2 panda headbands, ¥1.5 fridge magnets, knit pouches, panda stationery, 60+ free commemorative stamps — good for small souvenirs.</w:t>
-      </w:r>
-    </w:p>
-    <w:p>
-      <w:pPr>
-        <w:spacing w:after="40"/>
-        <w:ind w:left="360"/>
-      </w:pPr>
-      <w:r>
-        <w:rPr>
-          <w:rFonts w:ascii="Calibri" w:cs="Calibri" w:eastAsia="Calibri" w:hAnsi="Calibri"/>
-          <w:color w:val="6B8062"/>
-          <w:sz w:val="20"/>
-          <w:szCs w:val="20"/>
-        </w:rPr>
-        <w:t xml:space="preserve">2) 28F · Yichuan Ershu Panda Specialties (high-rise elevator)</w:t>
-      </w:r>
-    </w:p>
-    <w:p>
-      <w:pPr>
-        <w:spacing w:after="40"/>
-        <w:ind w:left="360"/>
-      </w:pPr>
-      <w:r>
-        <w:rPr>
-          <w:rFonts w:ascii="Calibri" w:cs="Calibri" w:eastAsia="Calibri" w:hAnsi="Calibri"/>
-          <w:color w:val="6B8062"/>
-          <w:sz w:val="20"/>
-          <w:szCs w:val="20"/>
-        </w:rPr>
-        <w:t xml:space="preserve">Largest shop: licensed Huahua plush, blind boxes, figurines, plus Sichuan specialties (mild beef, pastries, tea).</w:t>
-      </w:r>
-    </w:p>
-    <w:p>
-      <w:pPr>
-        <w:spacing w:after="40"/>
-        <w:ind w:left="360"/>
-      </w:pPr>
-      <w:r>
-        <w:rPr>
-          <w:rFonts w:ascii="Calibri" w:cs="Calibri" w:eastAsia="Calibri" w:hAnsi="Calibri"/>
-          <w:color w:val="6B8062"/>
-          <w:sz w:val="20"/>
-          <w:szCs w:val="20"/>
-        </w:rPr>
-        <w:t xml:space="preserve">3) 30F · Fufu / Guyü Panda (high-rise elevator)</w:t>
-      </w:r>
-    </w:p>
-    <w:p>
-      <w:pPr>
-        <w:spacing w:after="40"/>
-        <w:ind w:left="360"/>
-      </w:pPr>
-      <w:r>
-        <w:rPr>
-          <w:rFonts w:ascii="Calibri" w:cs="Calibri" w:eastAsia="Calibri" w:hAnsi="Calibri"/>
-          <w:color w:val="6B8062"/>
-          <w:sz w:val="20"/>
-          <w:szCs w:val="20"/>
-        </w:rPr>
-        <w:t xml:space="preserve">Affordable blind boxes, Sanxingdui collab merch, commemorative coins; free shipping within China on qualifying orders.</w:t>
+        <w:t xml:space="preserve">About: Anshun Bridge spans the Jin River with neon reflections at night; riverside folk bars offer live music and mild fruit wine in a relaxed local scene.</w:t>
       </w:r>
     </w:p>
     <w:p>
@@ -3438,380 +3766,7 @@
           <w:sz w:val="20"/>
           <w:szCs w:val="20"/>
         </w:rPr>
-        <w:t xml:space="preserve">• Tips: Roughly one-third of tourist-street prices; seating to rest; WeChat Pay and Alipay accepted.</w:t>
-      </w:r>
-    </w:p>
-    <w:p>
-      <w:pPr>
-        <w:spacing w:after="60"/>
-      </w:pPr>
-      <w:r>
-        <w:rPr>
-          <w:rFonts w:ascii="Calibri" w:cs="Calibri" w:eastAsia="Calibri" w:hAnsi="Calibri"/>
-          <w:b/>
-          <w:bCs/>
-          <w:color w:val="7BAE5C"/>
-          <w:sz w:val="22"/>
-          <w:szCs w:val="22"/>
-        </w:rPr>
-        <w:t xml:space="preserve">18:00</w:t>
-      </w:r>
-      <w:r>
-        <w:rPr>
-          <w:sz w:val="22"/>
-          <w:szCs w:val="22"/>
-        </w:rPr>
-        <w:t xml:space="preserve">  </w:t>
-      </w:r>
-      <w:r>
-        <w:rPr>
-          <w:rFonts w:ascii="Calibri" w:cs="Calibri" w:eastAsia="Calibri" w:hAnsi="Calibri"/>
-          <w:b/>
-          <w:bCs/>
-          <w:color w:val="3D5038"/>
-          <w:sz w:val="22"/>
-          <w:szCs w:val="22"/>
-        </w:rPr>
-        <w:t xml:space="preserve">Panda Sleepy Hotel Check-in</w:t>
-      </w:r>
-      <w:r>
-        <w:rPr>
-          <w:rFonts w:ascii="Calibri" w:cs="Calibri" w:eastAsia="Calibri" w:hAnsi="Calibri"/>
-          <w:color w:val="6B8062"/>
-          <w:sz w:val="20"/>
-          <w:szCs w:val="20"/>
-        </w:rPr>
-        <w:t xml:space="preserve"> — 600 CNY / $88.62 (2 nights (your share))</w:t>
-      </w:r>
-    </w:p>
-    <w:p>
-      <w:pPr>
-        <w:spacing w:after="120"/>
-        <w:ind w:left="360"/>
-      </w:pPr>
-      <w:r>
-        <w:rPr>
-          <w:rFonts w:ascii="Calibri" w:cs="Calibri" w:eastAsia="Calibri" w:hAnsi="Calibri"/>
-          <w:color w:val="6B8062"/>
-          <w:sz w:val="20"/>
-          <w:szCs w:val="20"/>
-        </w:rPr>
-        <w:t xml:space="preserve">Walk back to Panda Sleepy Hotel to check in and rest.</w:t>
-      </w:r>
-    </w:p>
-    <w:p>
-      <w:pPr>
-        <w:spacing w:after="60"/>
-      </w:pPr>
-      <w:r>
-        <w:rPr>
-          <w:rFonts w:ascii="Calibri" w:cs="Calibri" w:eastAsia="Calibri" w:hAnsi="Calibri"/>
-          <w:b/>
-          <w:bCs/>
-          <w:color w:val="7BAE5C"/>
-          <w:sz w:val="22"/>
-          <w:szCs w:val="22"/>
-        </w:rPr>
-        <w:t xml:space="preserve">19:00</w:t>
-      </w:r>
-      <w:r>
-        <w:rPr>
-          <w:sz w:val="22"/>
-          <w:szCs w:val="22"/>
-        </w:rPr>
-        <w:t xml:space="preserve">  </w:t>
-      </w:r>
-      <w:r>
-        <w:rPr>
-          <w:rFonts w:ascii="Calibri" w:cs="Calibri" w:eastAsia="Calibri" w:hAnsi="Calibri"/>
-          <w:b/>
-          <w:bCs/>
-          <w:color w:val="3D5038"/>
-          <w:sz w:val="22"/>
-          <w:szCs w:val="22"/>
-        </w:rPr>
-        <w:t xml:space="preserve">Taxi: Hotel → Jinli</w:t>
-      </w:r>
-      <w:r>
-        <w:rPr>
-          <w:rFonts w:ascii="Calibri" w:cs="Calibri" w:eastAsia="Calibri" w:hAnsi="Calibri"/>
-          <w:color w:val="6B8062"/>
-          <w:sz w:val="20"/>
-          <w:szCs w:val="20"/>
-        </w:rPr>
-        <w:t xml:space="preserve"> — 9 CNY / $1.33 (one-way)</w:t>
-      </w:r>
-    </w:p>
-    <w:p>
-      <w:pPr>
-        <w:spacing w:after="120"/>
-        <w:ind w:left="360"/>
-      </w:pPr>
-      <w:r>
-        <w:rPr>
-          <w:rFonts w:ascii="Calibri" w:cs="Calibri" w:eastAsia="Calibri" w:hAnsi="Calibri"/>
-          <w:color w:val="6B8062"/>
-          <w:sz w:val="20"/>
-          <w:szCs w:val="20"/>
-        </w:rPr>
-        <w:t xml:space="preserve">Taxi from hotel to Jinli Ancient Street.</w:t>
-      </w:r>
-    </w:p>
-    <w:p>
-      <w:pPr>
-        <w:spacing w:after="60"/>
-      </w:pPr>
-      <w:r>
-        <w:rPr>
-          <w:rFonts w:ascii="Calibri" w:cs="Calibri" w:eastAsia="Calibri" w:hAnsi="Calibri"/>
-          <w:b/>
-          <w:bCs/>
-          <w:color w:val="7BAE5C"/>
-          <w:sz w:val="22"/>
-          <w:szCs w:val="22"/>
-        </w:rPr>
-        <w:t xml:space="preserve">19:20–20:30</w:t>
-      </w:r>
-      <w:r>
-        <w:rPr>
-          <w:sz w:val="22"/>
-          <w:szCs w:val="22"/>
-        </w:rPr>
-        <w:t xml:space="preserve">  </w:t>
-      </w:r>
-      <w:r>
-        <w:rPr>
-          <w:rFonts w:ascii="Calibri" w:cs="Calibri" w:eastAsia="Calibri" w:hAnsi="Calibri"/>
-          <w:b/>
-          <w:bCs/>
-          <w:color w:val="3D5038"/>
-          <w:sz w:val="22"/>
-          <w:szCs w:val="22"/>
-        </w:rPr>
-        <w:t xml:space="preserve">Jinli Ancient Street</w:t>
-      </w:r>
-    </w:p>
-    <w:p>
-      <w:pPr>
-        <w:spacing w:after="80"/>
-        <w:ind w:left="360"/>
-      </w:pPr>
-      <w:r>
-        <w:rPr>
-          <w:rFonts w:ascii="Calibri" w:cs="Calibri" w:eastAsia="Calibri" w:hAnsi="Calibri"/>
-          <w:i/>
-          <w:iCs/>
-          <w:color w:val="3D5038"/>
-          <w:sz w:val="20"/>
-          <w:szCs w:val="20"/>
-        </w:rPr>
-        <w:t xml:space="preserve">About: Ming–Qing style pedestrian lane beside Wuhou Shrine — red lanterns, folk crafts, and Chengdu street snacks; most atmospheric after dark.</w:t>
-      </w:r>
-    </w:p>
-    <w:p>
-      <w:pPr>
-        <w:spacing w:after="120"/>
-        <w:ind w:left="360"/>
-      </w:pPr>
-      <w:r>
-        <w:rPr>
-          <w:rFonts w:ascii="Calibri" w:cs="Calibri" w:eastAsia="Calibri" w:hAnsi="Calibri"/>
-          <w:color w:val="6B8062"/>
-          <w:sz w:val="20"/>
-          <w:szCs w:val="20"/>
-        </w:rPr>
-        <w:t xml:space="preserve">Snacks at your own expense.</w:t>
-      </w:r>
-    </w:p>
-    <w:p>
-      <w:pPr>
-        <w:spacing w:after="60"/>
-      </w:pPr>
-      <w:r>
-        <w:rPr>
-          <w:rFonts w:ascii="Calibri" w:cs="Calibri" w:eastAsia="Calibri" w:hAnsi="Calibri"/>
-          <w:b/>
-          <w:bCs/>
-          <w:color w:val="7BAE5C"/>
-          <w:sz w:val="22"/>
-          <w:szCs w:val="22"/>
-        </w:rPr>
-        <w:t xml:space="preserve">20:40</w:t>
-      </w:r>
-      <w:r>
-        <w:rPr>
-          <w:sz w:val="22"/>
-          <w:szCs w:val="22"/>
-        </w:rPr>
-        <w:t xml:space="preserve">  </w:t>
-      </w:r>
-      <w:r>
-        <w:rPr>
-          <w:rFonts w:ascii="Calibri" w:cs="Calibri" w:eastAsia="Calibri" w:hAnsi="Calibri"/>
-          <w:b/>
-          <w:bCs/>
-          <w:color w:val="3D5038"/>
-          <w:sz w:val="22"/>
-          <w:szCs w:val="22"/>
-        </w:rPr>
-        <w:t xml:space="preserve">Taxi: Jinli → Hotel</w:t>
-      </w:r>
-      <w:r>
-        <w:rPr>
-          <w:rFonts w:ascii="Calibri" w:cs="Calibri" w:eastAsia="Calibri" w:hAnsi="Calibri"/>
-          <w:color w:val="6B8062"/>
-          <w:sz w:val="20"/>
-          <w:szCs w:val="20"/>
-        </w:rPr>
-        <w:t xml:space="preserve"> — 9 CNY / $1.33 (one-way)</w:t>
-      </w:r>
-    </w:p>
-    <w:p>
-      <w:pPr>
-        <w:spacing w:after="120"/>
-        <w:ind w:left="360"/>
-      </w:pPr>
-      <w:r>
-        <w:rPr>
-          <w:rFonts w:ascii="Calibri" w:cs="Calibri" w:eastAsia="Calibri" w:hAnsi="Calibri"/>
-          <w:color w:val="6B8062"/>
-          <w:sz w:val="20"/>
-          <w:szCs w:val="20"/>
-        </w:rPr>
-        <w:t xml:space="preserve">Return to the hotel after Jinli—a quiet first night is recommended.</w:t>
-      </w:r>
-    </w:p>
-    <w:p>
-      <w:pPr>
-        <w:spacing w:after="60"/>
-      </w:pPr>
-      <w:r>
-        <w:rPr>
-          <w:rFonts w:ascii="Calibri" w:cs="Calibri" w:eastAsia="Calibri" w:hAnsi="Calibri"/>
-          <w:b/>
-          <w:bCs/>
-          <w:color w:val="7BAE5C"/>
-          <w:sz w:val="22"/>
-          <w:szCs w:val="22"/>
-        </w:rPr>
-        <w:t xml:space="preserve">Optional · 20:40+</w:t>
-      </w:r>
-      <w:r>
-        <w:rPr>
-          <w:sz w:val="22"/>
-          <w:szCs w:val="22"/>
-        </w:rPr>
-        <w:t xml:space="preserve">  </w:t>
-      </w:r>
-      <w:r>
-        <w:rPr>
-          <w:rFonts w:ascii="Calibri" w:cs="Calibri" w:eastAsia="Calibri" w:hAnsi="Calibri"/>
-          <w:b/>
-          <w:bCs/>
-          <w:color w:val="3D5038"/>
-          <w:sz w:val="22"/>
-          <w:szCs w:val="22"/>
-        </w:rPr>
-        <w:t xml:space="preserve">[Optional] Taxi: Jinli → Jiuyan Bridge</w:t>
-      </w:r>
-      <w:r>
-        <w:rPr>
-          <w:rFonts w:ascii="Calibri" w:cs="Calibri" w:eastAsia="Calibri" w:hAnsi="Calibri"/>
-          <w:color w:val="6B8062"/>
-          <w:sz w:val="20"/>
-          <w:szCs w:val="20"/>
-        </w:rPr>
-        <w:t xml:space="preserve"> — 10 CNY / $1.48 (one-way)</w:t>
-      </w:r>
-    </w:p>
-    <w:p>
-      <w:pPr>
-        <w:spacing w:after="120"/>
-        <w:ind w:left="360"/>
-      </w:pPr>
-      <w:r>
-        <w:rPr>
-          <w:rFonts w:ascii="Calibri" w:cs="Calibri" w:eastAsia="Calibri" w:hAnsi="Calibri"/>
-          <w:color w:val="6B8062"/>
-          <w:sz w:val="20"/>
-          <w:szCs w:val="20"/>
-        </w:rPr>
-        <w:t xml:space="preserve">Optional if you still have energy—otherwise take the taxi back to the hotel above.</w:t>
-      </w:r>
-    </w:p>
-    <w:p>
-      <w:pPr>
-        <w:spacing w:after="60"/>
-      </w:pPr>
-      <w:r>
-        <w:rPr>
-          <w:rFonts w:ascii="Calibri" w:cs="Calibri" w:eastAsia="Calibri" w:hAnsi="Calibri"/>
-          <w:b/>
-          <w:bCs/>
-          <w:color w:val="7BAE5C"/>
-          <w:sz w:val="22"/>
-          <w:szCs w:val="22"/>
-        </w:rPr>
-        <w:t xml:space="preserve">Optional · 20:50+</w:t>
-      </w:r>
-      <w:r>
-        <w:rPr>
-          <w:sz w:val="22"/>
-          <w:szCs w:val="22"/>
-        </w:rPr>
-        <w:t xml:space="preserve">  </w:t>
-      </w:r>
-      <w:r>
-        <w:rPr>
-          <w:rFonts w:ascii="Calibri" w:cs="Calibri" w:eastAsia="Calibri" w:hAnsi="Calibri"/>
-          <w:b/>
-          <w:bCs/>
-          <w:color w:val="3D5038"/>
-          <w:sz w:val="22"/>
-          <w:szCs w:val="22"/>
-        </w:rPr>
-        <w:t xml:space="preserve">[Optional] Jiuyan Bridge Riverside Bar</w:t>
-      </w:r>
-      <w:r>
-        <w:rPr>
-          <w:rFonts w:ascii="Calibri" w:cs="Calibri" w:eastAsia="Calibri" w:hAnsi="Calibri"/>
-          <w:color w:val="6B8062"/>
-          <w:sz w:val="20"/>
-          <w:szCs w:val="20"/>
-        </w:rPr>
-        <w:t xml:space="preserve"> — 80 CNY / $11.82 (per person (cover charge))</w:t>
-      </w:r>
-    </w:p>
-    <w:p>
-      <w:pPr>
-        <w:spacing w:after="80"/>
-        <w:ind w:left="360"/>
-      </w:pPr>
-      <w:r>
-        <w:rPr>
-          <w:rFonts w:ascii="Calibri" w:cs="Calibri" w:eastAsia="Calibri" w:hAnsi="Calibri"/>
-          <w:i/>
-          <w:iCs/>
-          <w:color w:val="3D5038"/>
-          <w:sz w:val="20"/>
-          <w:szCs w:val="20"/>
-        </w:rPr>
-        <w:t xml:space="preserve">About: Anshun Bridge spans the Jin River with neon reflections at night; riverside folk bars offer live music and mild fruit wine in a relaxed local scene.</w:t>
-      </w:r>
-    </w:p>
-    <w:p>
-      <w:pPr>
-        <w:spacing w:after="120"/>
-        <w:ind w:left="360"/>
-      </w:pPr>
-      <w:r>
-        <w:rPr>
-          <w:rFonts w:ascii="Calibri" w:cs="Calibri" w:eastAsia="Calibri" w:hAnsi="Calibri"/>
-          <w:color w:val="6B8062"/>
-          <w:sz w:val="20"/>
-          <w:szCs w:val="20"/>
-        </w:rPr>
-        <w:t xml:space="preserve">Anshun Bridge at night with riverside bars—live music and light fruit wine. Not included in the required budget.</w:t>
+        <w:t xml:space="preserve">Not included in the required budget.</w:t>
       </w:r>
     </w:p>
     <w:p>
@@ -4199,6 +4154,49 @@
     </w:p>
     <w:p>
       <w:pPr>
+        <w:spacing w:after="60"/>
+      </w:pPr>
+      <w:r>
+        <w:rPr>
+          <w:rFonts w:ascii="Calibri" w:cs="Calibri" w:eastAsia="Calibri" w:hAnsi="Calibri"/>
+          <w:b/>
+          <w:bCs/>
+          <w:color w:val="7BAE5C"/>
+          <w:sz w:val="22"/>
+          <w:szCs w:val="22"/>
+        </w:rPr>
+        <w:t xml:space="preserve">15:00</w:t>
+      </w:r>
+      <w:r>
+        <w:rPr>
+          <w:sz w:val="22"/>
+          <w:szCs w:val="22"/>
+        </w:rPr>
+        <w:t xml:space="preserve">  </w:t>
+      </w:r>
+      <w:r>
+        <w:rPr>
+          <w:rFonts w:ascii="Calibri" w:cs="Calibri" w:eastAsia="Calibri" w:hAnsi="Calibri"/>
+          <w:b/>
+          <w:bCs/>
+          <w:color w:val="3D5038"/>
+          <w:sz w:val="22"/>
+          <w:szCs w:val="22"/>
+        </w:rPr>
+        <w:t xml:space="preserve">Taxi: Wide &amp; Narrow Alleys → Jinsha</w:t>
+      </w:r>
+      <w:r>
+        <w:rPr>
+          <w:rFonts w:ascii="Calibri" w:cs="Calibri" w:eastAsia="Calibri" w:hAnsi="Calibri"/>
+          <w:color w:val="6B8062"/>
+          <w:sz w:val="20"/>
+          <w:szCs w:val="20"/>
+        </w:rPr>
+        <w:t xml:space="preserve"> — 20 CNY / $2.95 (one-way)</w:t>
+      </w:r>
+    </w:p>
+    <w:p>
+      <w:pPr>
         <w:spacing w:after="120"/>
         <w:ind w:left="360"/>
       </w:pPr>
@@ -4209,7 +4207,7 @@
           <w:sz w:val="20"/>
           <w:szCs w:val="20"/>
         </w:rPr>
-        <w:t xml:space="preserve">Private panda-shaped creative dishes in a Qing-era courtyard — fully customizable non-spicy menu.</w:t>
+        <w:t xml:space="preserve">Taxi from Wide &amp; Narrow Alleys to Jinsha Site Museum.</w:t>
       </w:r>
     </w:p>
     <w:p>
@@ -4225,7 +4223,7 @@
           <w:sz w:val="22"/>
           <w:szCs w:val="22"/>
         </w:rPr>
-        <w:t xml:space="preserve">15:00</w:t>
+        <w:t xml:space="preserve">15:20–18:00</w:t>
       </w:r>
       <w:r>
         <w:rPr>
@@ -4243,7 +4241,7 @@
           <w:sz w:val="22"/>
           <w:szCs w:val="22"/>
         </w:rPr>
-        <w:t xml:space="preserve">Taxi: Wide &amp; Narrow Alleys → Jinsha</w:t>
+        <w:t xml:space="preserve">Jinsha Site Museum</w:t>
       </w:r>
       <w:r>
         <w:rPr>
@@ -4252,7 +4250,67 @@
           <w:sz w:val="20"/>
           <w:szCs w:val="20"/>
         </w:rPr>
-        <w:t xml:space="preserve"> — 20 CNY / $2.95 (one-way)</w:t>
+        <w:t xml:space="preserve"> — 70 CNY / $10.34 (ticket/person + 30 audio)</w:t>
+      </w:r>
+    </w:p>
+    <w:p>
+      <w:pPr>
+        <w:spacing w:after="80"/>
+        <w:ind w:left="360"/>
+      </w:pPr>
+      <w:r>
+        <w:rPr>
+          <w:rFonts w:ascii="Calibri" w:cs="Calibri" w:eastAsia="Calibri" w:hAnsi="Calibri"/>
+          <w:i/>
+          <w:iCs/>
+          <w:color w:val="3D5038"/>
+          <w:sz w:val="20"/>
+          <w:szCs w:val="20"/>
+        </w:rPr>
+        <w:t xml:space="preserve">About: 3,000-year-old Shu Kingdom site — home of the golden Sun Bird (China's cultural heritage logo) and exquisite jade and gold artifacts.</w:t>
+      </w:r>
+    </w:p>
+    <w:p>
+      <w:pPr>
+        <w:spacing w:after="60"/>
+      </w:pPr>
+      <w:r>
+        <w:rPr>
+          <w:rFonts w:ascii="Calibri" w:cs="Calibri" w:eastAsia="Calibri" w:hAnsi="Calibri"/>
+          <w:b/>
+          <w:bCs/>
+          <w:color w:val="7BAE5C"/>
+          <w:sz w:val="22"/>
+          <w:szCs w:val="22"/>
+        </w:rPr>
+        <w:t xml:space="preserve">18:30</w:t>
+      </w:r>
+      <w:r>
+        <w:rPr>
+          <w:sz w:val="22"/>
+          <w:szCs w:val="22"/>
+        </w:rPr>
+        <w:t xml:space="preserve">  </w:t>
+      </w:r>
+      <w:r>
+        <w:rPr>
+          <w:rFonts w:ascii="Calibri" w:cs="Calibri" w:eastAsia="Calibri" w:hAnsi="Calibri"/>
+          <w:b/>
+          <w:bCs/>
+          <w:color w:val="3D5038"/>
+          <w:sz w:val="22"/>
+          <w:szCs w:val="22"/>
+        </w:rPr>
+        <w:t xml:space="preserve">Metro Line 7: Jinsha → Wenshu Monastery</w:t>
+      </w:r>
+      <w:r>
+        <w:rPr>
+          <w:rFonts w:ascii="Calibri" w:cs="Calibri" w:eastAsia="Calibri" w:hAnsi="Calibri"/>
+          <w:color w:val="6B8062"/>
+          <w:sz w:val="20"/>
+          <w:szCs w:val="20"/>
+        </w:rPr>
+        <w:t xml:space="preserve"> — 2 CNY / $0.3 (per person)</w:t>
       </w:r>
     </w:p>
     <w:p>
@@ -4267,7 +4325,7 @@
           <w:sz w:val="20"/>
           <w:szCs w:val="20"/>
         </w:rPr>
-        <w:t xml:space="preserve">Taxi from Wide &amp; Narrow Alleys to Jinsha Site Museum.</w:t>
+        <w:t xml:space="preserve">Metro Line 7 from Jinsha Site Museum to Wenshu Monastery.</w:t>
       </w:r>
     </w:p>
     <w:p>
@@ -4283,7 +4341,7 @@
           <w:sz w:val="22"/>
           <w:szCs w:val="22"/>
         </w:rPr>
-        <w:t xml:space="preserve">15:20–18:00</w:t>
+        <w:t xml:space="preserve">19:00</w:t>
       </w:r>
       <w:r>
         <w:rPr>
@@ -4301,7 +4359,7 @@
           <w:sz w:val="22"/>
           <w:szCs w:val="22"/>
         </w:rPr>
-        <w:t xml:space="preserve">Jinsha Site Museum</w:t>
+        <w:t xml:space="preserve">Long Chaoshou (Wenshu Branch)</w:t>
       </w:r>
       <w:r>
         <w:rPr>
@@ -4310,7 +4368,7 @@
           <w:sz w:val="20"/>
           <w:szCs w:val="20"/>
         </w:rPr>
-        <w:t xml:space="preserve"> — 70 CNY / $10.34 (ticket/person + 30 audio)</w:t>
+        <w:t xml:space="preserve"> — 25 CNY / $3.69 (per person)</w:t>
       </w:r>
     </w:p>
     <w:p>
@@ -4327,7 +4385,7 @@
           <w:sz w:val="20"/>
           <w:szCs w:val="20"/>
         </w:rPr>
-        <w:t xml:space="preserve">About: 3,000-year-old Shu Kingdom site — home of the golden Sun Bird (China's cultural heritage logo) and exquisite jade and gold artifacts.</w:t>
+        <w:t xml:space="preserve">About: Chengdu's classic wonton chain since 1941 — clear-broth wontons are light, mild, and perfect for a non-spicy local dinner near Wenshu Monastery.</w:t>
       </w:r>
     </w:p>
     <w:p>
@@ -4343,7 +4401,7 @@
           <w:sz w:val="22"/>
           <w:szCs w:val="22"/>
         </w:rPr>
-        <w:t xml:space="preserve">18:30</w:t>
+        <w:t xml:space="preserve">20:00–21:10</w:t>
       </w:r>
       <w:r>
         <w:rPr>
@@ -4361,7 +4419,7 @@
           <w:sz w:val="22"/>
           <w:szCs w:val="22"/>
         </w:rPr>
-        <w:t xml:space="preserve">Metro Line 7: Jinsha → Wenshu Monastery</w:t>
+        <w:t xml:space="preserve">Sichuan Opera at Liyuan Club Wenshu Branch</w:t>
       </w:r>
       <w:r>
         <w:rPr>
@@ -4370,7 +4428,24 @@
           <w:sz w:val="20"/>
           <w:szCs w:val="20"/>
         </w:rPr>
-        <w:t xml:space="preserve"> — 2 CNY / $0.3 (per person)</w:t>
+        <w:t xml:space="preserve"> — 99 CNY / $14.61 (two-person ticket)</w:t>
+      </w:r>
+    </w:p>
+    <w:p>
+      <w:pPr>
+        <w:spacing w:after="80"/>
+        <w:ind w:left="360"/>
+      </w:pPr>
+      <w:r>
+        <w:rPr>
+          <w:rFonts w:ascii="Calibri" w:cs="Calibri" w:eastAsia="Calibri" w:hAnsi="Calibri"/>
+          <w:i/>
+          <w:iCs/>
+          <w:color w:val="3D5038"/>
+          <w:sz w:val="20"/>
+          <w:szCs w:val="20"/>
+        </w:rPr>
+        <w:t xml:space="preserve">About: Intimate 70-min Sichuan Opera — face-changing, fire-breathing, and long-spout tea pouring in a small traditional venue.</w:t>
       </w:r>
     </w:p>
     <w:p>
@@ -4385,127 +4460,7 @@
           <w:sz w:val="20"/>
           <w:szCs w:val="20"/>
         </w:rPr>
-        <w:t xml:space="preserve">Metro Line 7 from Jinsha Site Museum to Wenshu Monastery.</w:t>
-      </w:r>
-    </w:p>
-    <w:p>
-      <w:pPr>
-        <w:spacing w:after="60"/>
-      </w:pPr>
-      <w:r>
-        <w:rPr>
-          <w:rFonts w:ascii="Calibri" w:cs="Calibri" w:eastAsia="Calibri" w:hAnsi="Calibri"/>
-          <w:b/>
-          <w:bCs/>
-          <w:color w:val="7BAE5C"/>
-          <w:sz w:val="22"/>
-          <w:szCs w:val="22"/>
-        </w:rPr>
-        <w:t xml:space="preserve">19:00</w:t>
-      </w:r>
-      <w:r>
-        <w:rPr>
-          <w:sz w:val="22"/>
-          <w:szCs w:val="22"/>
-        </w:rPr>
-        <w:t xml:space="preserve">  </w:t>
-      </w:r>
-      <w:r>
-        <w:rPr>
-          <w:rFonts w:ascii="Calibri" w:cs="Calibri" w:eastAsia="Calibri" w:hAnsi="Calibri"/>
-          <w:b/>
-          <w:bCs/>
-          <w:color w:val="3D5038"/>
-          <w:sz w:val="22"/>
-          <w:szCs w:val="22"/>
-        </w:rPr>
-        <w:t xml:space="preserve">Long Chaoshou (Wenshu Branch)</w:t>
-      </w:r>
-      <w:r>
-        <w:rPr>
-          <w:rFonts w:ascii="Calibri" w:cs="Calibri" w:eastAsia="Calibri" w:hAnsi="Calibri"/>
-          <w:color w:val="6B8062"/>
-          <w:sz w:val="20"/>
-          <w:szCs w:val="20"/>
-        </w:rPr>
-        <w:t xml:space="preserve"> — 25 CNY / $3.69 (per person)</w:t>
-      </w:r>
-    </w:p>
-    <w:p>
-      <w:pPr>
-        <w:spacing w:after="80"/>
-        <w:ind w:left="360"/>
-      </w:pPr>
-      <w:r>
-        <w:rPr>
-          <w:rFonts w:ascii="Calibri" w:cs="Calibri" w:eastAsia="Calibri" w:hAnsi="Calibri"/>
-          <w:i/>
-          <w:iCs/>
-          <w:color w:val="3D5038"/>
-          <w:sz w:val="20"/>
-          <w:szCs w:val="20"/>
-        </w:rPr>
-        <w:t xml:space="preserve">About: Chengdu's classic wonton chain since 1941 — clear-broth wontons are light, mild, and perfect for a non-spicy local dinner near Wenshu Monastery.</w:t>
-      </w:r>
-    </w:p>
-    <w:p>
-      <w:pPr>
-        <w:spacing w:after="60"/>
-      </w:pPr>
-      <w:r>
-        <w:rPr>
-          <w:rFonts w:ascii="Calibri" w:cs="Calibri" w:eastAsia="Calibri" w:hAnsi="Calibri"/>
-          <w:b/>
-          <w:bCs/>
-          <w:color w:val="7BAE5C"/>
-          <w:sz w:val="22"/>
-          <w:szCs w:val="22"/>
-        </w:rPr>
-        <w:t xml:space="preserve">20:00–21:10</w:t>
-      </w:r>
-      <w:r>
-        <w:rPr>
-          <w:sz w:val="22"/>
-          <w:szCs w:val="22"/>
-        </w:rPr>
-        <w:t xml:space="preserve">  </w:t>
-      </w:r>
-      <w:r>
-        <w:rPr>
-          <w:rFonts w:ascii="Calibri" w:cs="Calibri" w:eastAsia="Calibri" w:hAnsi="Calibri"/>
-          <w:b/>
-          <w:bCs/>
-          <w:color w:val="3D5038"/>
-          <w:sz w:val="22"/>
-          <w:szCs w:val="22"/>
-        </w:rPr>
-        <w:t xml:space="preserve">Sichuan Opera at Liyuan Club Wenshu Branch</w:t>
-      </w:r>
-      <w:r>
-        <w:rPr>
-          <w:rFonts w:ascii="Calibri" w:cs="Calibri" w:eastAsia="Calibri" w:hAnsi="Calibri"/>
-          <w:color w:val="6B8062"/>
-          <w:sz w:val="20"/>
-          <w:szCs w:val="20"/>
-        </w:rPr>
-        <w:t xml:space="preserve"> — 99 CNY / $14.61 (two-person ticket)</w:t>
-      </w:r>
-    </w:p>
-    <w:p>
-      <w:pPr>
-        <w:spacing w:after="80"/>
-        <w:ind w:left="360"/>
-      </w:pPr>
-      <w:r>
-        <w:rPr>
-          <w:rFonts w:ascii="Calibri" w:cs="Calibri" w:eastAsia="Calibri" w:hAnsi="Calibri"/>
-          <w:i/>
-          <w:iCs/>
-          <w:color w:val="3D5038"/>
-          <w:sz w:val="20"/>
-          <w:szCs w:val="20"/>
-        </w:rPr>
-        <w:t xml:space="preserve">About: Intimate 70-min Sichuan Opera — face-changing, fire-breathing, and long-spout tea pouring; UNESCO-listed intangible heritage in a small traditional venue.</w:t>
+        <w:t xml:space="preserve">Book seats in advance.</w:t>
       </w:r>
     </w:p>
     <w:p>
@@ -5467,7 +5422,7 @@
           <w:sz w:val="20"/>
           <w:szCs w:val="20"/>
         </w:rPr>
-        <w:t xml:space="preserve">About: UNESCO World Heritage valley of turquoise lakes and waterfalls — shuttle buses and boardwalks make it accessible without strenuous hiking.</w:t>
+        <w:t xml:space="preserve">About: Turquoise lakes and waterfalls in a high-altitude valley — shuttle buses and boardwalks make it accessible without strenuous hiking.</w:t>
       </w:r>
     </w:p>
     <w:p>
@@ -6399,7 +6354,7 @@
           <w:sz w:val="20"/>
           <w:szCs w:val="20"/>
         </w:rPr>
-        <w:t xml:space="preserve">About: UNESCO karst wonder — three natural stone arch bridges spanning a forested gorge; elevator access avoids the steepest climbs.</w:t>
+        <w:t xml:space="preserve">About: Three natural stone arch bridges spanning a forested gorge — elevator access avoids the steepest climbs.</w:t>
       </w:r>
     </w:p>
     <w:p>
@@ -6414,7 +6369,7 @@
           <w:sz w:val="20"/>
           <w:szCs w:val="20"/>
         </w:rPr>
-        <w:t xml:space="preserve">UNESCO karst site—three natural stone bridges with elevator access. Skipping Longshui Gorge today for an earlier return.</w:t>
+        <w:t xml:space="preserve">Skipping Longshui Gorge today for an earlier return.</w:t>
       </w:r>
     </w:p>
     <w:p>
@@ -7093,7 +7048,7 @@
           <w:sz w:val="21"/>
           <w:szCs w:val="21"/>
         </w:rPr>
-        <w:t xml:space="preserve">UNESCO cliff carvings · back by evening</w:t>
+        <w:t xml:space="preserve">Baodingshan carvings · back by evening</w:t>
       </w:r>
     </w:p>
     <w:p>
@@ -7393,22 +7348,7 @@
           <w:sz w:val="20"/>
           <w:szCs w:val="20"/>
         </w:rPr>
-        <w:t xml:space="preserve">About: UNESCO cliff sculptures dating from the 9th–13th centuries — the Thousand-Hand Guanyin and themed grotto clusters at Baodingshan are among China's finest Buddhist rock art.</w:t>
-      </w:r>
-    </w:p>
-    <w:p>
-      <w:pPr>
-        <w:spacing w:after="120"/>
-        <w:ind w:left="360"/>
-      </w:pPr>
-      <w:r>
-        <w:rPr>
-          <w:rFonts w:ascii="Calibri" w:cs="Calibri" w:eastAsia="Calibri" w:hAnsi="Calibri"/>
-          <w:color w:val="6B8062"/>
-          <w:sz w:val="20"/>
-          <w:szCs w:val="20"/>
-        </w:rPr>
-        <w:t xml:space="preserve">UNESCO World Heritage cliff sculptures — Thousand-Hand Guanyin &amp; themed grotto clusters. Scenic shuttle inside; mostly level paths.</w:t>
+        <w:t xml:space="preserve">About: Cliff sculptures dating from the 9th–13th centuries — the Thousand-Hand Guanyin and themed grotto clusters at Baodingshan are among China's finest Buddhist rock art.</w:t>
       </w:r>
     </w:p>
     <w:p>
@@ -13456,7 +13396,7 @@
           <w:sz w:val="21"/>
           <w:szCs w:val="21"/>
         </w:rPr>
-        <w:t xml:space="preserve">• D1–D10 Meals, snacks, and street food</w:t>
+        <w:t xml:space="preserve">• D1–D10 Everyday dining: regular meals, street snacks, local dishes &amp; beverages</w:t>
       </w:r>
     </w:p>
     <w:p>
@@ -13541,20 +13481,6 @@
           <w:szCs w:val="21"/>
         </w:rPr>
         <w:t xml:space="preserve">• D9 Brother Mao Old Duck Soup lunch for two (70/person): 140 CNY / $20.68</w:t>
-      </w:r>
-    </w:p>
-    <w:p>
-      <w:pPr>
-        <w:spacing w:after="80"/>
-      </w:pPr>
-      <w:r>
-        <w:rPr>
-          <w:rFonts w:ascii="Calibri" w:cs="Calibri" w:eastAsia="Calibri" w:hAnsi="Calibri"/>
-          <w:color w:val="3D5038"/>
-          <w:sz w:val="21"/>
-          <w:szCs w:val="21"/>
-        </w:rPr>
-        <w:t xml:space="preserve">• D1–D10 Personal snacks &amp; beverages</w:t>
       </w:r>
     </w:p>
     <w:p>

--- a/downloads/itinerary-en.docx
+++ b/downloads/itinerary-en.docx
@@ -5154,7 +5154,7 @@
           <w:sz w:val="20"/>
           <w:szCs w:val="20"/>
         </w:rPr>
-        <w:t xml:space="preserve">Recommended train C5782: departs Chengdu East at 06:45, arrives Huanglong Jiuzhai at 08:24. Alternative departures: 08:12/10:06/11:46/15:45/18:36, 1h 39m.</w:t>
+        <w:t xml:space="preserve">Recommended train C5782: departs Chengdu East at 06:45, arrives Huanglongjiuzhai (黄龙九寨) at 08:24—the Jiuzhaigou HSR station (not Jiuzhaigou town). Alternatives: 08:12/10:06/11:46/15:45/18:36, 1h 39m.</w:t>
       </w:r>
     </w:p>
     <w:p>
@@ -5212,7 +5212,7 @@
           <w:sz w:val="20"/>
           <w:szCs w:val="20"/>
         </w:rPr>
-        <w:t xml:space="preserve">Transfer to direct scenic shuttle bus to Jiuzhaigou entrance after exit, rolling departure, 2-hour ride.</w:t>
+        <w:t xml:space="preserve">After exiting Huanglongjiuzhai (黄龙九寨) station, transfer to the direct scenic shuttle to Jiuzhaigou entrance—rolling departure, 2-hour ride.</w:t>
       </w:r>
     </w:p>
     <w:p>
@@ -5548,7 +5548,7 @@
           <w:sz w:val="22"/>
           <w:szCs w:val="22"/>
         </w:rPr>
-        <w:t xml:space="preserve">Shuttle to Huanglong Jiuzhai Station</w:t>
+        <w:t xml:space="preserve">Shuttle to Huanglongjiuzhai Station</w:t>
       </w:r>
       <w:r>
         <w:rPr>
@@ -5572,7 +5572,7 @@
           <w:sz w:val="20"/>
           <w:szCs w:val="20"/>
         </w:rPr>
-        <w:t xml:space="preserve">Shuttle bus from Jiuzhaigou entrance back to Huanglong Jiuzhai Station.</w:t>
+        <w:t xml:space="preserve">Shuttle bus from Jiuzhaigou entrance back to Huanglongjiuzhai (黄龙九寨) HSR station.</w:t>
       </w:r>
     </w:p>
     <w:p>
@@ -5630,7 +5630,7 @@
           <w:sz w:val="20"/>
           <w:szCs w:val="20"/>
         </w:rPr>
-        <w:t xml:space="preserve">High-speed train to Chengdu East. Arrive near Chunxi Road in the evening and pack for Chongqing tomorrow.</w:t>
+        <w:t xml:space="preserve">High-speed train from Huanglongjiuzhai (黄龙九寨) to Chengdu East. Arrive near Chunxi Road in the evening and pack for Chongqing tomorrow.</w:t>
       </w:r>
     </w:p>
     <w:p>

--- a/downloads/itinerary-en.docx
+++ b/downloads/itinerary-en.docx
@@ -811,7 +811,7 @@
           <w:sz w:val="21"/>
           <w:szCs w:val="21"/>
         </w:rPr>
-        <w:t xml:space="preserve">Ancient Ba and Shu kingdoms; the Three Kingdoms-era state of Shu Han (蜀汉); a major WWII rear base. The Dujiangyan irrigation system, built in 256 BCE, still waters the Chengdu Plain.</w:t>
+        <w:t xml:space="preserve">Ancient Ba and Shu kingdoms (c. 11th century–316 BCE); the Three Kingdoms state of Shu Han (221–263 CE); a major WWII rear base (1937–1945). The Dujiangyan irrigation system, built in 256 BCE, still waters the Chengdu Plain.</w:t>
       </w:r>
     </w:p>
     <w:p>
@@ -850,7 +850,7 @@
           <w:sz w:val="21"/>
           <w:szCs w:val="21"/>
         </w:rPr>
-        <w:t xml:space="preserve">Jiaozi (交子)—often cited as the world's first paper money, issued by Chengdu merchants in the 11th century</w:t>
+        <w:t xml:space="preserve">Jiaozi (交子)—often cited as the world's first paper money, issued by Chengdu merchants in the Northern Song dynasty (960–1127 CE)</w:t>
       </w:r>
     </w:p>
     <w:p>
@@ -919,7 +919,7 @@
           <w:sz w:val="21"/>
           <w:szCs w:val="21"/>
         </w:rPr>
-        <w:t xml:space="preserve">Shu brocade (蜀锦)—prized silk weaving traded along the Silk Road since the Han dynasty</w:t>
+        <w:t xml:space="preserve">Shu brocade (蜀锦)—prized silk weaving traded along the Silk Road since the Han dynasty (206 BCE–220 CE)</w:t>
       </w:r>
     </w:p>
     <w:p>
@@ -1351,7 +1351,7 @@
           <w:sz w:val="21"/>
           <w:szCs w:val="21"/>
         </w:rPr>
-        <w:t xml:space="preserve">From the Jinsha and Sanxingdui cultures to the Tang–Song "Brocade City." In the Tang dynasty (618–907 CE), the saying "Yangzhou first, Yi second" (扬一益二) ranked Yi (益州—ancient Chengdu) as the empire's second-richest city after Yangzhou. One of the few major cities in the world that has never moved its urban core.</w:t>
+        <w:t xml:space="preserve">From the Jinsha (c. 1200–650 BCE) and Sanxingdui (c. 1200–1000 BCE) cultures to the Tang–Song "Brocade City" (Tang 618–907 CE; Song 960–1279 CE). In the Tang dynasty (618–907 CE), the saying "Yangzhou first, Yi second" (扬一益二) ranked Yi (益州—ancient Chengdu) as the empire's second-richest city after Yangzhou. One of the few major cities in the world that has never moved its urban core.</w:t>
       </w:r>
     </w:p>
     <w:p>
@@ -1390,7 +1390,7 @@
           <w:sz w:val="21"/>
           <w:szCs w:val="21"/>
         </w:rPr>
-        <w:t xml:space="preserve">Birthplace of jiaozi paper money and a Song-dynasty center of printing and commerce</w:t>
+        <w:t xml:space="preserve">Birthplace of jiaozi paper money and a Song-dynasty (960–1279 CE) center of printing and commerce</w:t>
       </w:r>
     </w:p>
     <w:p>
@@ -2774,7 +2774,7 @@
               </w:rPr>
               <w:t xml:space="preserve">Maison Lee Kaiyuan Mingting Hotel
 1 Minzu Road, Jiefangbei · 3-minute walk to Hongyadong
-Breakfast for two daily · Tang-inspired décor · Xiaoshizi Metro within 100 m · Laundry and fitness center</w:t>
+Breakfast for two daily · Tang-dynasty (618–907 CE) inspired décor · Xiaoshizi Metro within 100 m · Laundry and fitness center</w:t>
             </w:r>
           </w:p>
         </w:tc>
@@ -3560,7 +3560,7 @@
           <w:sz w:val="20"/>
           <w:szCs w:val="20"/>
         </w:rPr>
-        <w:t xml:space="preserve">About: Ming–Qing style pedestrian lane beside Wuhou Shrine — red lanterns, folk crafts, and Chengdu street snacks; most atmospheric after dark.</w:t>
+        <w:t xml:space="preserve">About: Ming–Qing style pedestrian lane (Ming 1368–1644; Qing 1644–1912) beside Wuhou Shrine — red lanterns, folk crafts, and Chengdu street snacks; most atmospheric after dark.</w:t>
       </w:r>
     </w:p>
     <w:p>
@@ -4149,7 +4149,7 @@
           <w:sz w:val="20"/>
           <w:szCs w:val="20"/>
         </w:rPr>
-        <w:t xml:space="preserve">About: Private dining in Wide &amp; Narrow Alleys with panda-shaped creative dishes — fully customizable non-spicy menu in a Qing-era courtyard setting.</w:t>
+        <w:t xml:space="preserve">About: Private dining in Wide &amp; Narrow Alleys with panda-shaped creative dishes — fully customizable non-spicy menu in a Qing-dynasty (1644–1912) courtyard setting.</w:t>
       </w:r>
     </w:p>
     <w:p>
@@ -4267,7 +4267,7 @@
           <w:sz w:val="20"/>
           <w:szCs w:val="20"/>
         </w:rPr>
-        <w:t xml:space="preserve">About: 3,000-year-old Shu Kingdom site — home of the golden Sun Bird (China's cultural heritage logo) and exquisite jade and gold artifacts.</w:t>
+        <w:t xml:space="preserve">About: Shu Kingdom site (c. 1200–650 BCE) — home of the golden Sun Bird (China's cultural heritage logo) and exquisite jade and gold artifacts.</w:t>
       </w:r>
     </w:p>
     <w:p>
@@ -4777,7 +4777,7 @@
           <w:sz w:val="20"/>
           <w:szCs w:val="20"/>
         </w:rPr>
-        <w:t xml:space="preserve">About: One of China's greatest archaeological discoveries — towering bronze masks, gold scepters, and a mysterious civilization unlike anything else in Chinese history.</w:t>
+        <w:t xml:space="preserve">About: One of China's greatest archaeological discoveries (Sanxingdui culture, c. 1200–1000 BCE) — towering bronze masks, gold scepters, and a mysterious civilization unlike anything else in Chinese history.</w:t>
       </w:r>
     </w:p>
     <w:p>
@@ -4897,7 +4897,7 @@
           <w:sz w:val="20"/>
           <w:szCs w:val="20"/>
         </w:rPr>
-        <w:t xml:space="preserve">Highlight: AR animations recreate ancient Shu scenes — ideal for immersive experience seekers</w:t>
+        <w:t xml:space="preserve">Highlight: AR animations recreate ancient Shu scenes (c. 1200–1000 BCE) — ideal for immersive experience seekers</w:t>
       </w:r>
     </w:p>
     <w:p>
@@ -7348,7 +7348,7 @@
           <w:sz w:val="20"/>
           <w:szCs w:val="20"/>
         </w:rPr>
-        <w:t xml:space="preserve">About: Cliff sculptures dating from the 9th–13th centuries — the Thousand-Hand Guanyin and themed grotto clusters at Baodingshan are among China's finest Buddhist rock art.</w:t>
+        <w:t xml:space="preserve">About: Cliff sculptures from the late Tang through Song dynasties (9th–13th centuries; Tang 618–907 CE, Song 960–1279 CE) — the Thousand-Hand Guanyin and themed grotto clusters at Baodingshan are among China's finest Buddhist rock art.</w:t>
       </w:r>
     </w:p>
     <w:p>

--- a/downloads/itinerary-en.docx
+++ b/downloads/itinerary-en.docx
@@ -65,7 +65,7 @@
           <w:sz w:val="22"/>
           <w:szCs w:val="22"/>
         </w:rPr>
-        <w:t xml:space="preserve">Two travelers · Easy on spice · Relaxed pace · September</w:t>
+        <w:t xml:space="preserve">Two travelers · Easy on spice · Relaxed pace · Oct 15–30</w:t>
       </w:r>
     </w:p>
     <w:p>
@@ -97,7 +97,7 @@
           <w:sz w:val="21"/>
           <w:szCs w:val="21"/>
         </w:rPr>
-        <w:t xml:space="preserve">• Travel season: September — mild weather</w:t>
+        <w:t xml:space="preserve">• Travel season: Oct 15–30 — peak Jiuzhaigou foliage; cool mornings and evenings</w:t>
       </w:r>
     </w:p>
     <w:p>
@@ -5422,7 +5422,82 @@
           <w:sz w:val="20"/>
           <w:szCs w:val="20"/>
         </w:rPr>
-        <w:t xml:space="preserve">About: Turquoise lakes and waterfalls in a high-altitude valley — shuttle buses and boardwalks make it accessible without strenuous hiking.</w:t>
+        <w:t xml:space="preserve">About: Jiuzhaigou lies in the Ngawa (Aba) Tibetan and Qiang Autonomous Prefecture—named for nine Tibetan villages once along the gorges. Tibetan-style architecture around the gate town; Day 4 hotel includes complimentary Tibetan costume photos. UNESCO site since 1992; affected by the 2008 Wenchuan earthquake and later restored. Turquoise lakes and waterfalls at high altitude; mid-to-late October (Oct 15–30 on this trip) brings peak red-and-gold foliage. Shuttle buses and boardwalks cover the valley without strenuous hiking—layer up for cool mornings.</w:t>
+      </w:r>
+    </w:p>
+    <w:p>
+      <w:pPr>
+        <w:spacing w:after="60"/>
+      </w:pPr>
+      <w:r>
+        <w:rPr>
+          <w:rFonts w:ascii="Calibri" w:cs="Calibri" w:eastAsia="Calibri" w:hAnsi="Calibri"/>
+          <w:b/>
+          <w:bCs/>
+          <w:color w:val="7BAE5C"/>
+          <w:sz w:val="22"/>
+          <w:szCs w:val="22"/>
+        </w:rPr>
+        <w:t xml:space="preserve">Optional · Evening</w:t>
+      </w:r>
+      <w:r>
+        <w:rPr>
+          <w:sz w:val="22"/>
+          <w:szCs w:val="22"/>
+        </w:rPr>
+        <w:t xml:space="preserve">  </w:t>
+      </w:r>
+      <w:r>
+        <w:rPr>
+          <w:rFonts w:ascii="Calibri" w:cs="Calibri" w:eastAsia="Calibri" w:hAnsi="Calibri"/>
+          <w:b/>
+          <w:bCs/>
+          <w:color w:val="3D5038"/>
+          <w:sz w:val="22"/>
+          <w:szCs w:val="22"/>
+        </w:rPr>
+        <w:t xml:space="preserve">[Optional] Legend of Jiuzhai Show</w:t>
+      </w:r>
+      <w:r>
+        <w:rPr>
+          <w:rFonts w:ascii="Calibri" w:cs="Calibri" w:eastAsia="Calibri" w:hAnsi="Calibri"/>
+          <w:color w:val="6B8062"/>
+          <w:sz w:val="20"/>
+          <w:szCs w:val="20"/>
+        </w:rPr>
+        <w:t xml:space="preserve"> — 270 CNY / $39.88 (audience seat / person)</w:t>
+      </w:r>
+    </w:p>
+    <w:p>
+      <w:pPr>
+        <w:spacing w:after="80"/>
+        <w:ind w:left="360"/>
+      </w:pPr>
+      <w:r>
+        <w:rPr>
+          <w:rFonts w:ascii="Calibri" w:cs="Calibri" w:eastAsia="Calibri" w:hAnsi="Calibri"/>
+          <w:i/>
+          <w:iCs/>
+          <w:color w:val="3D5038"/>
+          <w:sz w:val="20"/>
+          <w:szCs w:val="20"/>
+        </w:rPr>
+        <w:t xml:space="preserve">About: Songcheng’s Legend of Jiuzhai (Jiuzhai Romance Park) is the best-reviewed evening show at Jiuzhaigou gate town—TripAdvisor 4.4★ from 1,300+ reviews. One-hour 5D Tibetan-Qiang spectacular with rotating seats and live effects; chapters cover local legends, Princess Wencheng, and the 2008 Wenchuan earthquake. Adjacent to the scenic area in Zhangzha; ticket includes the theme park before the show.</w:t>
+      </w:r>
+    </w:p>
+    <w:p>
+      <w:pPr>
+        <w:spacing w:after="120"/>
+        <w:ind w:left="360"/>
+      </w:pPr>
+      <w:r>
+        <w:rPr>
+          <w:rFonts w:ascii="Calibri" w:cs="Calibri" w:eastAsia="Calibri" w:hAnsi="Calibri"/>
+          <w:color w:val="6B8062"/>
+          <w:sz w:val="20"/>
+          <w:szCs w:val="20"/>
+        </w:rPr>
+        <w:t xml:space="preserve">Not included in the required budget. TripAdvisor 4.4★ (1,300+ reviews)—the top-rated evening show near Jiuzhaigou gate town. Songcheng Jiuzhai Romance Park: 5D Tibetan-Qiang song &amp; dance, ~1 hr. Typical showtimes 17:30 or 19:00 (confirm when booking). Ticket includes park entry; arrive ~30 min early. Short taxi or hotel shuttle from Xingyu; book ahead in peak season.</w:t>
       </w:r>
     </w:p>
     <w:p>
@@ -13453,6 +13528,20 @@
           <w:szCs w:val="21"/>
         </w:rPr>
         <w:t xml:space="preserve">• D3 Sichuan local specialty souvenirs (evening shopping)</w:t>
+      </w:r>
+    </w:p>
+    <w:p>
+      <w:pPr>
+        <w:spacing w:after="80"/>
+      </w:pPr>
+      <w:r>
+        <w:rPr>
+          <w:rFonts w:ascii="Calibri" w:cs="Calibri" w:eastAsia="Calibri" w:hAnsi="Calibri"/>
+          <w:color w:val="3D5038"/>
+          <w:sz w:val="21"/>
+          <w:szCs w:val="21"/>
+        </w:rPr>
+        <w:t xml:space="preserve">• D5 Legend of Jiuzhai (九寨千古情) evening show for two — audience seats ~540 CNY / $79.76 (TripAdvisor 4.4★; book ahead)</w:t>
       </w:r>
     </w:p>
     <w:p>

--- a/downloads/itinerary-en.docx
+++ b/downloads/itinerary-en.docx
@@ -5362,7 +5362,7 @@
           <w:sz w:val="21"/>
           <w:szCs w:val="21"/>
         </w:rPr>
-        <w:t xml:space="preserve">Colorful lakes &amp; shuttle buses all day</w:t>
+        <w:t xml:space="preserve">Colorful lakes · shuttles · optional evening show</w:t>
       </w:r>
     </w:p>
     <w:p>
@@ -5427,6 +5427,21 @@
     </w:p>
     <w:p>
       <w:pPr>
+        <w:spacing w:after="120"/>
+        <w:ind w:left="360"/>
+      </w:pPr>
+      <w:r>
+        <w:rPr>
+          <w:rFonts w:ascii="Calibri" w:cs="Calibri" w:eastAsia="Calibri" w:hAnsi="Calibri"/>
+          <w:color w:val="6B8062"/>
+          <w:sz w:val="20"/>
+          <w:szCs w:val="20"/>
+        </w:rPr>
+        <w:t xml:space="preserve">Note: optional evening Legend of Jiuzhai (theme park + show) is a separate venue and ticket—not included here.</w:t>
+      </w:r>
+    </w:p>
+    <w:p>
+      <w:pPr>
         <w:spacing w:after="60"/>
       </w:pPr>
       <w:r>
@@ -5465,7 +5480,7 @@
           <w:sz w:val="20"/>
           <w:szCs w:val="20"/>
         </w:rPr>
-        <w:t xml:space="preserve"> — 270 CNY / $39.88 (audience seat / person)</w:t>
+        <w:t xml:space="preserve"> — 270 CNY / $39.88 (audience seat / person (park + show))</w:t>
       </w:r>
     </w:p>
     <w:p>
@@ -5482,7 +5497,112 @@
           <w:sz w:val="20"/>
           <w:szCs w:val="20"/>
         </w:rPr>
-        <w:t xml:space="preserve">About: Songcheng’s Legend of Jiuzhai (Jiuzhai Romance Park) is the best-reviewed evening show at Jiuzhaigou gate town—TripAdvisor 4.4★ from 1,300+ reviews. One-hour 5D Tibetan-Qiang spectacular with rotating seats and live effects; chapters cover local legends, Princess Wencheng, and the 2008 Wenchuan earthquake. Adjacent to the scenic area in Zhangzha; ticket includes the theme park before the show.</w:t>
+        <w:t xml:space="preserve">About: Songcheng’s Tibetan-Qiang theme park in Zhangzha gate town—next to Jiuzhaigou Valley but a separate ticket. Inside: Tibetan-style streets, pop-up acts, and snack stalls—mostly flat, easy walking.</w:t>
+      </w:r>
+    </w:p>
+    <w:p>
+      <w:pPr>
+        <w:spacing w:after="40"/>
+        <w:ind w:left="360"/>
+      </w:pPr>
+      <w:r>
+        <w:rPr>
+          <w:rFonts w:ascii="Calibri" w:cs="Calibri" w:eastAsia="Calibri" w:hAnsi="Calibri"/>
+          <w:color w:val="6B8062"/>
+          <w:sz w:val="20"/>
+          <w:szCs w:val="20"/>
+        </w:rPr>
+        <w:t xml:space="preserve">Not included in the required budget.</w:t>
+      </w:r>
+    </w:p>
+    <w:p>
+      <w:pPr>
+        <w:spacing w:after="40"/>
+        <w:ind w:left="360"/>
+      </w:pPr>
+      <w:r>
+        <w:rPr>
+          <w:rFonts w:ascii="Calibri" w:cs="Calibri" w:eastAsia="Calibri" w:hAnsi="Calibri"/>
+          <w:color w:val="6B8062"/>
+          <w:sz w:val="20"/>
+          <w:szCs w:val="20"/>
+        </w:rPr>
+        <w:t xml:space="preserve">• Separate from Jiuzhaigou National Park (your Day 5 valley ticket)—different location, different ticket</w:t>
+      </w:r>
+    </w:p>
+    <w:p>
+      <w:pPr>
+        <w:spacing w:after="40"/>
+        <w:ind w:left="360"/>
+      </w:pPr>
+      <w:r>
+        <w:rPr>
+          <w:rFonts w:ascii="Calibri" w:cs="Calibri" w:eastAsia="Calibri" w:hAnsi="Calibri"/>
+          <w:color w:val="6B8062"/>
+          <w:sz w:val="20"/>
+          <w:szCs w:val="20"/>
+        </w:rPr>
+        <w:t xml:space="preserve">• This ticket includes: Jiuzhai Romance theme-park entry + Legend of Jiuzhai main show (~1 hr)</w:t>
+      </w:r>
+    </w:p>
+    <w:p>
+      <w:pPr>
+        <w:spacing w:after="40"/>
+        <w:ind w:left="360"/>
+      </w:pPr>
+      <w:r>
+        <w:rPr>
+          <w:rFonts w:ascii="Calibri" w:cs="Calibri" w:eastAsia="Calibri" w:hAnsi="Calibri"/>
+          <w:color w:val="6B8062"/>
+          <w:sz w:val="20"/>
+          <w:szCs w:val="20"/>
+        </w:rPr>
+        <w:t xml:space="preserve">• Does not include: national-park valley ticket (already in required costs)</w:t>
+      </w:r>
+    </w:p>
+    <w:p>
+      <w:pPr>
+        <w:spacing w:after="40"/>
+        <w:ind w:left="360"/>
+      </w:pPr>
+      <w:r>
+        <w:rPr>
+          <w:rFonts w:ascii="Calibri" w:cs="Calibri" w:eastAsia="Calibri" w:hAnsi="Calibri"/>
+          <w:color w:val="6B8062"/>
+          <w:sz w:val="20"/>
+          <w:szCs w:val="20"/>
+        </w:rPr>
+        <w:t xml:space="preserve">• Theme park quick stroll: arrive 30–60 min before showtime</w:t>
+      </w:r>
+    </w:p>
+    <w:p>
+      <w:pPr>
+        <w:spacing w:after="40"/>
+        <w:ind w:left="360"/>
+      </w:pPr>
+      <w:r>
+        <w:rPr>
+          <w:rFonts w:ascii="Calibri" w:cs="Calibri" w:eastAsia="Calibri" w:hAnsi="Calibri"/>
+          <w:color w:val="6B8062"/>
+          <w:sz w:val="20"/>
+          <w:szCs w:val="20"/>
+        </w:rPr>
+        <w:t xml:space="preserve">• Theme park in depth: ~1–1.5 hr</w:t>
+      </w:r>
+    </w:p>
+    <w:p>
+      <w:pPr>
+        <w:spacing w:after="40"/>
+        <w:ind w:left="360"/>
+      </w:pPr>
+      <w:r>
+        <w:rPr>
+          <w:rFonts w:ascii="Calibri" w:cs="Calibri" w:eastAsia="Calibri" w:hAnsi="Calibri"/>
+          <w:color w:val="6B8062"/>
+          <w:sz w:val="20"/>
+          <w:szCs w:val="20"/>
+        </w:rPr>
+        <w:t xml:space="preserve">• Whole evening (park + show): usually ~2–3 hr</w:t>
       </w:r>
     </w:p>
     <w:p>
@@ -5497,7 +5617,7 @@
           <w:sz w:val="20"/>
           <w:szCs w:val="20"/>
         </w:rPr>
-        <w:t xml:space="preserve">Not included in the required budget. TripAdvisor 4.4★ (1,300+ reviews)—the top-rated evening show near Jiuzhaigou gate town. Songcheng Jiuzhai Romance Park: 5D Tibetan-Qiang song &amp; dance, ~1 hr. Typical showtimes 17:30 or 19:00 (confirm when booking). Ticket includes park entry; arrive ~30 min early. Short taxi or hotel shuttle from Xingyu; book ahead in peak season.</w:t>
+        <w:t xml:space="preserve">Typical show slots 17:30 or 19:00 (confirm when booking). TripAdvisor 4.4★. Taxi or hotel shuttle from Xingyu; book ahead in peak season.</w:t>
       </w:r>
     </w:p>
     <w:p>
@@ -13541,7 +13661,7 @@
           <w:sz w:val="21"/>
           <w:szCs w:val="21"/>
         </w:rPr>
-        <w:t xml:space="preserve">• D5 Legend of Jiuzhai (九寨千古情) evening show for two — audience seats ~540 CNY / $79.76 (TripAdvisor 4.4★; book ahead)</w:t>
+        <w:t xml:space="preserve">• D5 Legend of Jiuzhai (九寨千古情) evening for two — theme park + show, audience seats ~540 CNY / $79.76 (separate from valley ticket; book ahead)</w:t>
       </w:r>
     </w:p>
     <w:p>

--- a/downloads/itinerary-en.docx
+++ b/downloads/itinerary-en.docx
@@ -13591,119 +13591,119 @@
           <w:sz w:val="21"/>
           <w:szCs w:val="21"/>
         </w:rPr>
+        <w:t xml:space="preserve">• D3 Sichuan local specialty souvenirs (evening shopping)</w:t>
+      </w:r>
+    </w:p>
+    <w:p>
+      <w:pPr>
+        <w:spacing w:after="80"/>
+      </w:pPr>
+      <w:r>
+        <w:rPr>
+          <w:rFonts w:ascii="Calibri" w:cs="Calibri" w:eastAsia="Calibri" w:hAnsi="Calibri"/>
+          <w:color w:val="3D5038"/>
+          <w:sz w:val="21"/>
+          <w:szCs w:val="21"/>
+        </w:rPr>
+        <w:t xml:space="preserve">• D5 Legend of Jiuzhai (九寨千古情) Tibetan-Qiang show — theme park + main show, audience seats for two: ~540 CNY / $79.76 (separate from valley ticket; book ahead)</w:t>
+      </w:r>
+    </w:p>
+    <w:p>
+      <w:pPr>
+        <w:spacing w:after="80"/>
+      </w:pPr>
+      <w:r>
+        <w:rPr>
+          <w:rFonts w:ascii="Calibri" w:cs="Calibri" w:eastAsia="Calibri" w:hAnsi="Calibri"/>
+          <w:color w:val="3D5038"/>
+          <w:sz w:val="21"/>
+          <w:szCs w:val="21"/>
+        </w:rPr>
+        <w:t xml:space="preserve">• D7 Huashi Wanza Noodles for two (34CNY): 2 dry pea noodles, no chili, soft-boiled egg each</w:t>
+      </w:r>
+    </w:p>
+    <w:p>
+      <w:pPr>
+        <w:spacing w:after="80"/>
+      </w:pPr>
+      <w:r>
+        <w:rPr>
+          <w:rFonts w:ascii="Calibri" w:cs="Calibri" w:eastAsia="Calibri" w:hAnsi="Calibri"/>
+          <w:color w:val="3D5038"/>
+          <w:sz w:val="21"/>
+          <w:szCs w:val="21"/>
+        </w:rPr>
+        <w:t xml:space="preserve">• D8 Longshui Gorge add-on (~210 CNY / $31.02 for two)</w:t>
+      </w:r>
+    </w:p>
+    <w:p>
+      <w:pPr>
+        <w:spacing w:after="80"/>
+      </w:pPr>
+      <w:r>
+        <w:rPr>
+          <w:rFonts w:ascii="Calibri" w:cs="Calibri" w:eastAsia="Calibri" w:hAnsi="Calibri"/>
+          <w:color w:val="3D5038"/>
+          <w:sz w:val="21"/>
+          <w:szCs w:val="21"/>
+        </w:rPr>
+        <w:t xml:space="preserve">• Chongqing hot pot with a mild or clear broth—any evening in Chongqing (D8–D10)</w:t>
+      </w:r>
+    </w:p>
+    <w:p>
+      <w:pPr>
+        <w:spacing w:after="80"/>
+      </w:pPr>
+      <w:r>
+        <w:rPr>
+          <w:rFonts w:ascii="Calibri" w:cs="Calibri" w:eastAsia="Calibri" w:hAnsi="Calibri"/>
+          <w:color w:val="3D5038"/>
+          <w:sz w:val="21"/>
+          <w:szCs w:val="21"/>
+        </w:rPr>
+        <w:t xml:space="preserve">• D9 Yangtze River Cableway round-trip for two (~100 CNY / $14.77)</w:t>
+      </w:r>
+    </w:p>
+    <w:p>
+      <w:pPr>
+        <w:spacing w:after="80"/>
+      </w:pPr>
+      <w:r>
+        <w:rPr>
+          <w:rFonts w:ascii="Calibri" w:cs="Calibri" w:eastAsia="Calibri" w:hAnsi="Calibri"/>
+          <w:color w:val="3D5038"/>
+          <w:sz w:val="21"/>
+          <w:szCs w:val="21"/>
+        </w:rPr>
+        <w:t xml:space="preserve">• D9 Brother Mao Old Duck Soup lunch for two (70/person): 140 CNY / $20.68</w:t>
+      </w:r>
+    </w:p>
+    <w:p>
+      <w:pPr>
+        <w:spacing w:after="80"/>
+      </w:pPr>
+      <w:r>
+        <w:rPr>
+          <w:rFonts w:ascii="Calibri" w:cs="Calibri" w:eastAsia="Calibri" w:hAnsi="Calibri"/>
+          <w:color w:val="3D5038"/>
+          <w:sz w:val="21"/>
+          <w:szCs w:val="21"/>
+        </w:rPr>
+        <w:t xml:space="preserve">• D10 Lunch near Dazu scenic area</w:t>
+      </w:r>
+    </w:p>
+    <w:p>
+      <w:pPr>
+        <w:spacing w:after="80"/>
+      </w:pPr>
+      <w:r>
+        <w:rPr>
+          <w:rFonts w:ascii="Calibri" w:cs="Calibri" w:eastAsia="Calibri" w:hAnsi="Calibri"/>
+          <w:color w:val="3D5038"/>
+          <w:sz w:val="21"/>
+          <w:szCs w:val="21"/>
+        </w:rPr>
         <w:t xml:space="preserve">• D1–D10 Everyday dining: regular meals, street snacks, local dishes &amp; beverages</w:t>
-      </w:r>
-    </w:p>
-    <w:p>
-      <w:pPr>
-        <w:spacing w:after="80"/>
-      </w:pPr>
-      <w:r>
-        <w:rPr>
-          <w:rFonts w:ascii="Calibri" w:cs="Calibri" w:eastAsia="Calibri" w:hAnsi="Calibri"/>
-          <w:color w:val="3D5038"/>
-          <w:sz w:val="21"/>
-          <w:szCs w:val="21"/>
-        </w:rPr>
-        <w:t xml:space="preserve">• Chongqing hot pot with a mild or clear broth—any evening in Chongqing</w:t>
-      </w:r>
-    </w:p>
-    <w:p>
-      <w:pPr>
-        <w:spacing w:after="80"/>
-      </w:pPr>
-      <w:r>
-        <w:rPr>
-          <w:rFonts w:ascii="Calibri" w:cs="Calibri" w:eastAsia="Calibri" w:hAnsi="Calibri"/>
-          <w:color w:val="3D5038"/>
-          <w:sz w:val="21"/>
-          <w:szCs w:val="21"/>
-        </w:rPr>
-        <w:t xml:space="preserve">• D9 Yangtze River Cableway round-trip for two (~100 CNY / $14.77)</w:t>
-      </w:r>
-    </w:p>
-    <w:p>
-      <w:pPr>
-        <w:spacing w:after="80"/>
-      </w:pPr>
-      <w:r>
-        <w:rPr>
-          <w:rFonts w:ascii="Calibri" w:cs="Calibri" w:eastAsia="Calibri" w:hAnsi="Calibri"/>
-          <w:color w:val="3D5038"/>
-          <w:sz w:val="21"/>
-          <w:szCs w:val="21"/>
-        </w:rPr>
-        <w:t xml:space="preserve">• D8 Longshui Gorge add-on (~210 CNY / $31.02 for two)</w:t>
-      </w:r>
-    </w:p>
-    <w:p>
-      <w:pPr>
-        <w:spacing w:after="80"/>
-      </w:pPr>
-      <w:r>
-        <w:rPr>
-          <w:rFonts w:ascii="Calibri" w:cs="Calibri" w:eastAsia="Calibri" w:hAnsi="Calibri"/>
-          <w:color w:val="3D5038"/>
-          <w:sz w:val="21"/>
-          <w:szCs w:val="21"/>
-        </w:rPr>
-        <w:t xml:space="preserve">• D3 Sichuan local specialty souvenirs (evening shopping)</w:t>
-      </w:r>
-    </w:p>
-    <w:p>
-      <w:pPr>
-        <w:spacing w:after="80"/>
-      </w:pPr>
-      <w:r>
-        <w:rPr>
-          <w:rFonts w:ascii="Calibri" w:cs="Calibri" w:eastAsia="Calibri" w:hAnsi="Calibri"/>
-          <w:color w:val="3D5038"/>
-          <w:sz w:val="21"/>
-          <w:szCs w:val="21"/>
-        </w:rPr>
-        <w:t xml:space="preserve">• D5 Legend of Jiuzhai (九寨千古情) evening for two — theme park + show, audience seats ~540 CNY / $79.76 (separate from valley ticket; book ahead)</w:t>
-      </w:r>
-    </w:p>
-    <w:p>
-      <w:pPr>
-        <w:spacing w:after="80"/>
-      </w:pPr>
-      <w:r>
-        <w:rPr>
-          <w:rFonts w:ascii="Calibri" w:cs="Calibri" w:eastAsia="Calibri" w:hAnsi="Calibri"/>
-          <w:color w:val="3D5038"/>
-          <w:sz w:val="21"/>
-          <w:szCs w:val="21"/>
-        </w:rPr>
-        <w:t xml:space="preserve">• D7 Huashi Wanza Noodles for two (34CNY): 2 dry pea noodles, no chili, soft-boiled egg each</w:t>
-      </w:r>
-    </w:p>
-    <w:p>
-      <w:pPr>
-        <w:spacing w:after="80"/>
-      </w:pPr>
-      <w:r>
-        <w:rPr>
-          <w:rFonts w:ascii="Calibri" w:cs="Calibri" w:eastAsia="Calibri" w:hAnsi="Calibri"/>
-          <w:color w:val="3D5038"/>
-          <w:sz w:val="21"/>
-          <w:szCs w:val="21"/>
-        </w:rPr>
-        <w:t xml:space="preserve">• D9 Brother Mao Old Duck Soup lunch for two (70/person): 140 CNY / $20.68</w:t>
-      </w:r>
-    </w:p>
-    <w:p>
-      <w:pPr>
-        <w:spacing w:after="80"/>
-      </w:pPr>
-      <w:r>
-        <w:rPr>
-          <w:rFonts w:ascii="Calibri" w:cs="Calibri" w:eastAsia="Calibri" w:hAnsi="Calibri"/>
-          <w:color w:val="3D5038"/>
-          <w:sz w:val="21"/>
-          <w:szCs w:val="21"/>
-        </w:rPr>
-        <w:t xml:space="preserve">• D10 Lunch near Dazu scenic area</w:t>
       </w:r>
     </w:p>
     <w:p>

--- a/downloads/itinerary-en.docx
+++ b/downloads/itinerary-en.docx
@@ -51,7 +51,7 @@
           <w:sz w:val="24"/>
           <w:szCs w:val="24"/>
         </w:rPr>
-        <w:t xml:space="preserve">Fixed total 7951 CNY / $1174.36</w:t>
+        <w:t xml:space="preserve">Fixed total 7825 CNY / $1155.65</w:t>
       </w:r>
     </w:p>
     <w:p>
@@ -7227,7 +7227,7 @@
           <w:sz w:val="21"/>
           <w:szCs w:val="21"/>
         </w:rPr>
-        <w:t xml:space="preserve">900 CNY / $132.94</w:t>
+        <w:t xml:space="preserve">774 CNY / $114.32</w:t>
       </w:r>
     </w:p>
     <w:p>
@@ -7243,7 +7243,7 @@
           <w:sz w:val="21"/>
           <w:szCs w:val="21"/>
         </w:rPr>
-        <w:t xml:space="preserve">Baodingshan carvings · back by evening</w:t>
+        <w:t xml:space="preserve">Direct shuttle · Baodingshan · back ~18:00</w:t>
       </w:r>
     </w:p>
     <w:p>
@@ -7325,7 +7325,7 @@
           <w:sz w:val="22"/>
           <w:szCs w:val="22"/>
         </w:rPr>
-        <w:t xml:space="preserve">08:30</w:t>
+        <w:t xml:space="preserve">08:00</w:t>
       </w:r>
       <w:r>
         <w:rPr>
@@ -7343,16 +7343,16 @@
           <w:sz w:val="22"/>
           <w:szCs w:val="22"/>
         </w:rPr>
-        <w:t xml:space="preserve">Taxi: Jiefangbei → Chongqing West</w:t>
-      </w:r>
-      <w:r>
-        <w:rPr>
-          <w:rFonts w:ascii="Calibri" w:cs="Calibri" w:eastAsia="Calibri" w:hAnsi="Calibri"/>
-          <w:color w:val="6B8062"/>
-          <w:sz w:val="20"/>
-          <w:szCs w:val="20"/>
-        </w:rPr>
-        <w:t xml:space="preserve"> — 15 CNY / $2.22 (one-way)</w:t>
+        <w:t xml:space="preserve">Direct Shuttle: Jiefangbei ↔ Dazu</w:t>
+      </w:r>
+      <w:r>
+        <w:rPr>
+          <w:rFonts w:ascii="Calibri" w:cs="Calibri" w:eastAsia="Calibri" w:hAnsi="Calibri"/>
+          <w:color w:val="6B8062"/>
+          <w:sz w:val="20"/>
+          <w:szCs w:val="20"/>
+        </w:rPr>
+        <w:t xml:space="preserve"> — 78 CNY / $11.52 (round-trip / person)</w:t>
       </w:r>
     </w:p>
     <w:p>
@@ -7367,7 +7367,7 @@
           <w:sz w:val="20"/>
           <w:szCs w:val="20"/>
         </w:rPr>
-        <w:t xml:space="preserve">Taxi from Jiefangbei to Chongqing West Railway Station.</w:t>
+        <w:t xml:space="preserve">Book round-trip seats at least 1 day ahead via WeChat 「重庆自由行」 or cqzyx.net (~¥78/person round-trip; ~¥48. Board 08:00 at the Chongqing Bombing Memorial (50 m west of Bayi Rd &amp; Ciqikou St, Jiefangbei; Metro Line 6 Xiaoshizi exit 5A)—5 min walk from Kaiyuan Mingting. Optional pick-up 08:30 Hongqihegu. Arrive Baodingshan visitor center ~10:00 (~2 hr). Return bus 16:00 from the same parking lot; back to Jiefangbei ~18:00. Door-to-door—easier and cheaper than HSR + station transfers from your hotel.</w:t>
       </w:r>
     </w:p>
     <w:p>
@@ -7383,7 +7383,7 @@
           <w:sz w:val="22"/>
           <w:szCs w:val="22"/>
         </w:rPr>
-        <w:t xml:space="preserve">09:30</w:t>
+        <w:t xml:space="preserve">10:00–14:30</w:t>
       </w:r>
       <w:r>
         <w:rPr>
@@ -7401,16 +7401,67 @@
           <w:sz w:val="22"/>
           <w:szCs w:val="22"/>
         </w:rPr>
-        <w:t xml:space="preserve">High-Speed Train to Dazu South</w:t>
-      </w:r>
-      <w:r>
-        <w:rPr>
-          <w:rFonts w:ascii="Calibri" w:cs="Calibri" w:eastAsia="Calibri" w:hAnsi="Calibri"/>
-          <w:color w:val="6B8062"/>
-          <w:sz w:val="20"/>
-          <w:szCs w:val="20"/>
-        </w:rPr>
-        <w:t xml:space="preserve"> — 48 CNY / $7.09 (2nd class, per person)</w:t>
+        <w:t xml:space="preserve">Dazu Rock Carvings (Baodingshan)</w:t>
+      </w:r>
+      <w:r>
+        <w:rPr>
+          <w:rFonts w:ascii="Calibri" w:cs="Calibri" w:eastAsia="Calibri" w:hAnsi="Calibri"/>
+          <w:color w:val="6B8062"/>
+          <w:sz w:val="20"/>
+          <w:szCs w:val="20"/>
+        </w:rPr>
+        <w:t xml:space="preserve"> — 115 CNY / $16.99 (Baodingshan / person)</w:t>
+      </w:r>
+    </w:p>
+    <w:p>
+      <w:pPr>
+        <w:spacing w:after="80"/>
+        <w:ind w:left="360"/>
+      </w:pPr>
+      <w:r>
+        <w:rPr>
+          <w:rFonts w:ascii="Calibri" w:cs="Calibri" w:eastAsia="Calibri" w:hAnsi="Calibri"/>
+          <w:i/>
+          <w:iCs/>
+          <w:color w:val="3D5038"/>
+          <w:sz w:val="20"/>
+          <w:szCs w:val="20"/>
+        </w:rPr>
+        <w:t xml:space="preserve">About: Cliff sculptures from the late Tang through Song dynasties (9th–13th centuries; Tang 618–907 CE, Song 960–1279 CE) — the Thousand-Hand Guanyin and themed grotto clusters at Baodingshan are among China's finest Buddhist rock art.</w:t>
+      </w:r>
+    </w:p>
+    <w:p>
+      <w:pPr>
+        <w:spacing w:after="60"/>
+      </w:pPr>
+      <w:r>
+        <w:rPr>
+          <w:rFonts w:ascii="Calibri" w:cs="Calibri" w:eastAsia="Calibri" w:hAnsi="Calibri"/>
+          <w:b/>
+          <w:bCs/>
+          <w:color w:val="7BAE5C"/>
+          <w:sz w:val="22"/>
+          <w:szCs w:val="22"/>
+        </w:rPr>
+        <w:t xml:space="preserve">16:00</w:t>
+      </w:r>
+      <w:r>
+        <w:rPr>
+          <w:sz w:val="22"/>
+          <w:szCs w:val="22"/>
+        </w:rPr>
+        <w:t xml:space="preserve">  </w:t>
+      </w:r>
+      <w:r>
+        <w:rPr>
+          <w:rFonts w:ascii="Calibri" w:cs="Calibri" w:eastAsia="Calibri" w:hAnsi="Calibri"/>
+          <w:b/>
+          <w:bCs/>
+          <w:color w:val="3D5038"/>
+          <w:sz w:val="22"/>
+          <w:szCs w:val="22"/>
+        </w:rPr>
+        <w:t xml:space="preserve">Return Shuttle to Jiefangbei</w:t>
       </w:r>
     </w:p>
     <w:p>
@@ -7425,299 +7476,7 @@
           <w:sz w:val="20"/>
           <w:szCs w:val="20"/>
         </w:rPr>
-        <w:t xml:space="preserve">Chongqing West → Dazu South on the Chengdu–Chongqing HSR (~50 min).</w:t>
-      </w:r>
-    </w:p>
-    <w:p>
-      <w:pPr>
-        <w:spacing w:after="60"/>
-      </w:pPr>
-      <w:r>
-        <w:rPr>
-          <w:rFonts w:ascii="Calibri" w:cs="Calibri" w:eastAsia="Calibri" w:hAnsi="Calibri"/>
-          <w:b/>
-          <w:bCs/>
-          <w:color w:val="7BAE5C"/>
-          <w:sz w:val="22"/>
-          <w:szCs w:val="22"/>
-        </w:rPr>
-        <w:t xml:space="preserve">10:30</w:t>
-      </w:r>
-      <w:r>
-        <w:rPr>
-          <w:sz w:val="22"/>
-          <w:szCs w:val="22"/>
-        </w:rPr>
-        <w:t xml:space="preserve">  </w:t>
-      </w:r>
-      <w:r>
-        <w:rPr>
-          <w:rFonts w:ascii="Calibri" w:cs="Calibri" w:eastAsia="Calibri" w:hAnsi="Calibri"/>
-          <w:b/>
-          <w:bCs/>
-          <w:color w:val="3D5038"/>
-          <w:sz w:val="22"/>
-          <w:szCs w:val="22"/>
-        </w:rPr>
-        <w:t xml:space="preserve">Taxi: Dazu South → Baodingshan</w:t>
-      </w:r>
-      <w:r>
-        <w:rPr>
-          <w:rFonts w:ascii="Calibri" w:cs="Calibri" w:eastAsia="Calibri" w:hAnsi="Calibri"/>
-          <w:color w:val="6B8062"/>
-          <w:sz w:val="20"/>
-          <w:szCs w:val="20"/>
-        </w:rPr>
-        <w:t xml:space="preserve"> — 30 CNY / $4.43 (one-way)</w:t>
-      </w:r>
-    </w:p>
-    <w:p>
-      <w:pPr>
-        <w:spacing w:after="120"/>
-        <w:ind w:left="360"/>
-      </w:pPr>
-      <w:r>
-        <w:rPr>
-          <w:rFonts w:ascii="Calibri" w:cs="Calibri" w:eastAsia="Calibri" w:hAnsi="Calibri"/>
-          <w:color w:val="6B8062"/>
-          <w:sz w:val="20"/>
-          <w:szCs w:val="20"/>
-        </w:rPr>
-        <w:t xml:space="preserve">Taxi from Dazu South Station to Baodingshan scenic area (~25 min).</w:t>
-      </w:r>
-    </w:p>
-    <w:p>
-      <w:pPr>
-        <w:spacing w:after="60"/>
-      </w:pPr>
-      <w:r>
-        <w:rPr>
-          <w:rFonts w:ascii="Calibri" w:cs="Calibri" w:eastAsia="Calibri" w:hAnsi="Calibri"/>
-          <w:b/>
-          <w:bCs/>
-          <w:color w:val="7BAE5C"/>
-          <w:sz w:val="22"/>
-          <w:szCs w:val="22"/>
-        </w:rPr>
-        <w:t xml:space="preserve">11:00–14:30</w:t>
-      </w:r>
-      <w:r>
-        <w:rPr>
-          <w:sz w:val="22"/>
-          <w:szCs w:val="22"/>
-        </w:rPr>
-        <w:t xml:space="preserve">  </w:t>
-      </w:r>
-      <w:r>
-        <w:rPr>
-          <w:rFonts w:ascii="Calibri" w:cs="Calibri" w:eastAsia="Calibri" w:hAnsi="Calibri"/>
-          <w:b/>
-          <w:bCs/>
-          <w:color w:val="3D5038"/>
-          <w:sz w:val="22"/>
-          <w:szCs w:val="22"/>
-        </w:rPr>
-        <w:t xml:space="preserve">Dazu Rock Carvings (Baodingshan)</w:t>
-      </w:r>
-      <w:r>
-        <w:rPr>
-          <w:rFonts w:ascii="Calibri" w:cs="Calibri" w:eastAsia="Calibri" w:hAnsi="Calibri"/>
-          <w:color w:val="6B8062"/>
-          <w:sz w:val="20"/>
-          <w:szCs w:val="20"/>
-        </w:rPr>
-        <w:t xml:space="preserve"> — 115 CNY / $16.99 (Baodingshan / person)</w:t>
-      </w:r>
-    </w:p>
-    <w:p>
-      <w:pPr>
-        <w:spacing w:after="80"/>
-        <w:ind w:left="360"/>
-      </w:pPr>
-      <w:r>
-        <w:rPr>
-          <w:rFonts w:ascii="Calibri" w:cs="Calibri" w:eastAsia="Calibri" w:hAnsi="Calibri"/>
-          <w:i/>
-          <w:iCs/>
-          <w:color w:val="3D5038"/>
-          <w:sz w:val="20"/>
-          <w:szCs w:val="20"/>
-        </w:rPr>
-        <w:t xml:space="preserve">About: Cliff sculptures from the late Tang through Song dynasties (9th–13th centuries; Tang 618–907 CE, Song 960–1279 CE) — the Thousand-Hand Guanyin and themed grotto clusters at Baodingshan are among China's finest Buddhist rock art.</w:t>
-      </w:r>
-    </w:p>
-    <w:p>
-      <w:pPr>
-        <w:spacing w:after="60"/>
-      </w:pPr>
-      <w:r>
-        <w:rPr>
-          <w:rFonts w:ascii="Calibri" w:cs="Calibri" w:eastAsia="Calibri" w:hAnsi="Calibri"/>
-          <w:b/>
-          <w:bCs/>
-          <w:color w:val="7BAE5C"/>
-          <w:sz w:val="22"/>
-          <w:szCs w:val="22"/>
-        </w:rPr>
-        <w:t xml:space="preserve">15:00</w:t>
-      </w:r>
-      <w:r>
-        <w:rPr>
-          <w:sz w:val="22"/>
-          <w:szCs w:val="22"/>
-        </w:rPr>
-        <w:t xml:space="preserve">  </w:t>
-      </w:r>
-      <w:r>
-        <w:rPr>
-          <w:rFonts w:ascii="Calibri" w:cs="Calibri" w:eastAsia="Calibri" w:hAnsi="Calibri"/>
-          <w:b/>
-          <w:bCs/>
-          <w:color w:val="3D5038"/>
-          <w:sz w:val="22"/>
-          <w:szCs w:val="22"/>
-        </w:rPr>
-        <w:t xml:space="preserve">Taxi: Baodingshan → Dazu South</w:t>
-      </w:r>
-      <w:r>
-        <w:rPr>
-          <w:rFonts w:ascii="Calibri" w:cs="Calibri" w:eastAsia="Calibri" w:hAnsi="Calibri"/>
-          <w:color w:val="6B8062"/>
-          <w:sz w:val="20"/>
-          <w:szCs w:val="20"/>
-        </w:rPr>
-        <w:t xml:space="preserve"> — 30 CNY / $4.43 (one-way)</w:t>
-      </w:r>
-    </w:p>
-    <w:p>
-      <w:pPr>
-        <w:spacing w:after="120"/>
-        <w:ind w:left="360"/>
-      </w:pPr>
-      <w:r>
-        <w:rPr>
-          <w:rFonts w:ascii="Calibri" w:cs="Calibri" w:eastAsia="Calibri" w:hAnsi="Calibri"/>
-          <w:color w:val="6B8062"/>
-          <w:sz w:val="20"/>
-          <w:szCs w:val="20"/>
-        </w:rPr>
-        <w:t xml:space="preserve">Return taxi to Dazu South Station for the afternoon train.</w:t>
-      </w:r>
-    </w:p>
-    <w:p>
-      <w:pPr>
-        <w:spacing w:after="60"/>
-      </w:pPr>
-      <w:r>
-        <w:rPr>
-          <w:rFonts w:ascii="Calibri" w:cs="Calibri" w:eastAsia="Calibri" w:hAnsi="Calibri"/>
-          <w:b/>
-          <w:bCs/>
-          <w:color w:val="7BAE5C"/>
-          <w:sz w:val="22"/>
-          <w:szCs w:val="22"/>
-        </w:rPr>
-        <w:t xml:space="preserve">16:30</w:t>
-      </w:r>
-      <w:r>
-        <w:rPr>
-          <w:sz w:val="22"/>
-          <w:szCs w:val="22"/>
-        </w:rPr>
-        <w:t xml:space="preserve">  </w:t>
-      </w:r>
-      <w:r>
-        <w:rPr>
-          <w:rFonts w:ascii="Calibri" w:cs="Calibri" w:eastAsia="Calibri" w:hAnsi="Calibri"/>
-          <w:b/>
-          <w:bCs/>
-          <w:color w:val="3D5038"/>
-          <w:sz w:val="22"/>
-          <w:szCs w:val="22"/>
-        </w:rPr>
-        <w:t xml:space="preserve">High-Speed Train to Chongqing West</w:t>
-      </w:r>
-      <w:r>
-        <w:rPr>
-          <w:rFonts w:ascii="Calibri" w:cs="Calibri" w:eastAsia="Calibri" w:hAnsi="Calibri"/>
-          <w:color w:val="6B8062"/>
-          <w:sz w:val="20"/>
-          <w:szCs w:val="20"/>
-        </w:rPr>
-        <w:t xml:space="preserve"> — 48 CNY / $7.09 (2nd class, per person)</w:t>
-      </w:r>
-    </w:p>
-    <w:p>
-      <w:pPr>
-        <w:spacing w:after="120"/>
-        <w:ind w:left="360"/>
-      </w:pPr>
-      <w:r>
-        <w:rPr>
-          <w:rFonts w:ascii="Calibri" w:cs="Calibri" w:eastAsia="Calibri" w:hAnsi="Calibri"/>
-          <w:color w:val="6B8062"/>
-          <w:sz w:val="20"/>
-          <w:szCs w:val="20"/>
-        </w:rPr>
-        <w:t xml:space="preserve">Dazu South → Chongqing West (~50 min).</w:t>
-      </w:r>
-    </w:p>
-    <w:p>
-      <w:pPr>
-        <w:spacing w:after="60"/>
-      </w:pPr>
-      <w:r>
-        <w:rPr>
-          <w:rFonts w:ascii="Calibri" w:cs="Calibri" w:eastAsia="Calibri" w:hAnsi="Calibri"/>
-          <w:b/>
-          <w:bCs/>
-          <w:color w:val="7BAE5C"/>
-          <w:sz w:val="22"/>
-          <w:szCs w:val="22"/>
-        </w:rPr>
-        <w:t xml:space="preserve">18:00</w:t>
-      </w:r>
-      <w:r>
-        <w:rPr>
-          <w:sz w:val="22"/>
-          <w:szCs w:val="22"/>
-        </w:rPr>
-        <w:t xml:space="preserve">  </w:t>
-      </w:r>
-      <w:r>
-        <w:rPr>
-          <w:rFonts w:ascii="Calibri" w:cs="Calibri" w:eastAsia="Calibri" w:hAnsi="Calibri"/>
-          <w:b/>
-          <w:bCs/>
-          <w:color w:val="3D5038"/>
-          <w:sz w:val="22"/>
-          <w:szCs w:val="22"/>
-        </w:rPr>
-        <w:t xml:space="preserve">Taxi: Chongqing West → Jiefangbei</w:t>
-      </w:r>
-      <w:r>
-        <w:rPr>
-          <w:rFonts w:ascii="Calibri" w:cs="Calibri" w:eastAsia="Calibri" w:hAnsi="Calibri"/>
-          <w:color w:val="6B8062"/>
-          <w:sz w:val="20"/>
-          <w:szCs w:val="20"/>
-        </w:rPr>
-        <w:t xml:space="preserve"> — 15 CNY / $2.22 (one-way)</w:t>
-      </w:r>
-    </w:p>
-    <w:p>
-      <w:pPr>
-        <w:spacing w:after="120"/>
-        <w:ind w:left="360"/>
-      </w:pPr>
-      <w:r>
-        <w:rPr>
-          <w:rFonts w:ascii="Calibri" w:cs="Calibri" w:eastAsia="Calibri" w:hAnsi="Calibri"/>
-          <w:color w:val="6B8062"/>
-          <w:sz w:val="20"/>
-          <w:szCs w:val="20"/>
-        </w:rPr>
-        <w:t xml:space="preserve">Taxi back to Kaiyuan Mingting Hotel — 10-day itinerary complete.</w:t>
+        <w:t xml:space="preserve">Included in your round-trip ticket—same parking lot as drop-off. Back near Kaiyuan Mingting ~18:00; 10-day itinerary complete.</w:t>
       </w:r>
     </w:p>
     <w:p>
@@ -7812,7 +7571,7 @@
           <w:sz w:val="21"/>
           <w:szCs w:val="21"/>
         </w:rPr>
-        <w:t xml:space="preserve">• Chengdu–Chongqing HSR to Chongqing; Dazu Rock Carvings day trip via Chongqing West ↔ Dazu South HSR</w:t>
+        <w:t xml:space="preserve">• Chengdu–Chongqing HSR to Chongqing; D10 Dazu day trip via direct shuttle from Jiefangbei Bombing Memorial (easier than HSR + transfers)</w:t>
       </w:r>
     </w:p>
     <w:p>
@@ -12874,7 +12633,7 @@
                 <w:sz w:val="20"/>
                 <w:szCs w:val="20"/>
               </w:rPr>
-              <w:t xml:space="preserve">Taxi Jiefangbei → Chongqing West</w:t>
+              <w:t xml:space="preserve">Direct shuttle Jiefangbei↔Dazu (×2, round-trip)</w:t>
             </w:r>
           </w:p>
         </w:tc>
@@ -12900,7 +12659,7 @@
                 <w:sz w:val="20"/>
                 <w:szCs w:val="20"/>
               </w:rPr>
-              <w:t xml:space="preserve">15</w:t>
+              <w:t xml:space="preserve">156</w:t>
             </w:r>
           </w:p>
         </w:tc>
@@ -12926,7 +12685,7 @@
                 <w:sz w:val="20"/>
                 <w:szCs w:val="20"/>
               </w:rPr>
-              <w:t xml:space="preserve">2.22</w:t>
+              <w:t xml:space="preserve">23.04</w:t>
             </w:r>
           </w:p>
         </w:tc>
@@ -12951,7 +12710,7 @@
                 <w:sz w:val="20"/>
                 <w:szCs w:val="20"/>
               </w:rPr>
-              <w:t xml:space="preserve">High-speed rail Chongqing West–Dazu South (×2)</w:t>
+              <w:t xml:space="preserve">Baodingshan admission (×2)</w:t>
             </w:r>
           </w:p>
         </w:tc>
@@ -12977,7 +12736,7 @@
                 <w:sz w:val="20"/>
                 <w:szCs w:val="20"/>
               </w:rPr>
-              <w:t xml:space="preserve">96</w:t>
+              <w:t xml:space="preserve">230</w:t>
             </w:r>
           </w:p>
         </w:tc>
@@ -13003,7 +12762,7 @@
                 <w:sz w:val="20"/>
                 <w:szCs w:val="20"/>
               </w:rPr>
-              <w:t xml:space="preserve">14.18</w:t>
+              <w:t xml:space="preserve">33.97</w:t>
             </w:r>
           </w:p>
         </w:tc>
@@ -13028,7 +12787,7 @@
                 <w:sz w:val="20"/>
                 <w:szCs w:val="20"/>
               </w:rPr>
-              <w:t xml:space="preserve">Taxi Dazu South ↔ Baodingshan (round trip)</w:t>
+              <w:t xml:space="preserve">Kaiyuan Mingting (nightly share)</w:t>
             </w:r>
           </w:p>
         </w:tc>
@@ -13054,7 +12813,7 @@
                 <w:sz w:val="20"/>
                 <w:szCs w:val="20"/>
               </w:rPr>
-              <w:t xml:space="preserve">60</w:t>
+              <w:t xml:space="preserve">388</w:t>
             </w:r>
           </w:p>
         </w:tc>
@@ -13080,7 +12839,7 @@
                 <w:sz w:val="20"/>
                 <w:szCs w:val="20"/>
               </w:rPr>
-              <w:t xml:space="preserve">8.86</w:t>
+              <w:t xml:space="preserve">57.31</w:t>
             </w:r>
           </w:p>
         </w:tc>
@@ -13089,29 +12848,33 @@
         <w:tc>
           <w:tcPr>
             <w:tcW w:type="pct" w:w="60%"/>
-            <w:tcMar>
-              <w:top w:type="dxa" w:w="80"/>
-              <w:left w:type="dxa" w:w="120"/>
-              <w:bottom w:type="dxa" w:w="80"/>
-              <w:right w:type="dxa" w:w="120"/>
-            </w:tcMar>
-            <w:vAlign w:val="center"/>
-          </w:tcPr>
-          <w:p>
-            <w:r>
-              <w:rPr>
-                <w:rFonts w:ascii="Calibri" w:cs="Calibri" w:eastAsia="Calibri" w:hAnsi="Calibri"/>
-                <w:color w:val="3D5038"/>
-                <w:sz w:val="20"/>
-                <w:szCs w:val="20"/>
-              </w:rPr>
-              <w:t xml:space="preserve">Baodingshan admission (×2)</w:t>
+            <w:shd w:fill="E4F0D4" w:val="clear"/>
+            <w:tcMar>
+              <w:top w:type="dxa" w:w="80"/>
+              <w:left w:type="dxa" w:w="120"/>
+              <w:bottom w:type="dxa" w:w="80"/>
+              <w:right w:type="dxa" w:w="120"/>
+            </w:tcMar>
+            <w:vAlign w:val="center"/>
+          </w:tcPr>
+          <w:p>
+            <w:r>
+              <w:rPr>
+                <w:rFonts w:ascii="Calibri" w:cs="Calibri" w:eastAsia="Calibri" w:hAnsi="Calibri"/>
+                <w:b/>
+                <w:bCs/>
+                <w:color w:val="3D5038"/>
+                <w:sz w:val="20"/>
+                <w:szCs w:val="20"/>
+              </w:rPr>
+              <w:t xml:space="preserve">Day subtotal</w:t>
             </w:r>
           </w:p>
         </w:tc>
         <w:tc>
           <w:tcPr>
             <w:tcW w:type="pct" w:w="20%"/>
+            <w:shd w:fill="E4F0D4" w:val="clear"/>
             <w:tcMar>
               <w:top w:type="dxa" w:w="80"/>
               <w:left w:type="dxa" w:w="120"/>
@@ -13127,17 +12890,20 @@
             <w:r>
               <w:rPr>
                 <w:rFonts w:ascii="Calibri" w:cs="Calibri" w:eastAsia="Calibri" w:hAnsi="Calibri"/>
-                <w:color w:val="3D5038"/>
-                <w:sz w:val="20"/>
-                <w:szCs w:val="20"/>
-              </w:rPr>
-              <w:t xml:space="preserve">230</w:t>
+                <w:b/>
+                <w:bCs/>
+                <w:color w:val="3D5038"/>
+                <w:sz w:val="20"/>
+                <w:szCs w:val="20"/>
+              </w:rPr>
+              <w:t xml:space="preserve">774</w:t>
             </w:r>
           </w:p>
         </w:tc>
         <w:tc>
           <w:tcPr>
             <w:tcW w:type="pct" w:w="20%"/>
+            <w:shd w:fill="E4F0D4" w:val="clear"/>
             <w:tcMar>
               <w:top w:type="dxa" w:w="80"/>
               <w:left w:type="dxa" w:w="120"/>
@@ -13153,328 +12919,13 @@
             <w:r>
               <w:rPr>
                 <w:rFonts w:ascii="Calibri" w:cs="Calibri" w:eastAsia="Calibri" w:hAnsi="Calibri"/>
-                <w:color w:val="3D5038"/>
-                <w:sz w:val="20"/>
-                <w:szCs w:val="20"/>
-              </w:rPr>
-              <w:t xml:space="preserve">33.97</w:t>
-            </w:r>
-          </w:p>
-        </w:tc>
-      </w:tr>
-      <w:tr>
-        <w:tc>
-          <w:tcPr>
-            <w:tcW w:type="pct" w:w="60%"/>
-            <w:tcMar>
-              <w:top w:type="dxa" w:w="80"/>
-              <w:left w:type="dxa" w:w="120"/>
-              <w:bottom w:type="dxa" w:w="80"/>
-              <w:right w:type="dxa" w:w="120"/>
-            </w:tcMar>
-            <w:vAlign w:val="center"/>
-          </w:tcPr>
-          <w:p>
-            <w:r>
-              <w:rPr>
-                <w:rFonts w:ascii="Calibri" w:cs="Calibri" w:eastAsia="Calibri" w:hAnsi="Calibri"/>
-                <w:color w:val="3D5038"/>
-                <w:sz w:val="20"/>
-                <w:szCs w:val="20"/>
-              </w:rPr>
-              <w:t xml:space="preserve">High-speed rail Dazu South–Chongqing West (×2)</w:t>
-            </w:r>
-          </w:p>
-        </w:tc>
-        <w:tc>
-          <w:tcPr>
-            <w:tcW w:type="pct" w:w="20%"/>
-            <w:tcMar>
-              <w:top w:type="dxa" w:w="80"/>
-              <w:left w:type="dxa" w:w="120"/>
-              <w:bottom w:type="dxa" w:w="80"/>
-              <w:right w:type="dxa" w:w="120"/>
-            </w:tcMar>
-            <w:vAlign w:val="center"/>
-          </w:tcPr>
-          <w:p>
-            <w:pPr>
-              <w:jc w:val="right"/>
-            </w:pPr>
-            <w:r>
-              <w:rPr>
-                <w:rFonts w:ascii="Calibri" w:cs="Calibri" w:eastAsia="Calibri" w:hAnsi="Calibri"/>
-                <w:color w:val="3D5038"/>
-                <w:sz w:val="20"/>
-                <w:szCs w:val="20"/>
-              </w:rPr>
-              <w:t xml:space="preserve">96</w:t>
-            </w:r>
-          </w:p>
-        </w:tc>
-        <w:tc>
-          <w:tcPr>
-            <w:tcW w:type="pct" w:w="20%"/>
-            <w:tcMar>
-              <w:top w:type="dxa" w:w="80"/>
-              <w:left w:type="dxa" w:w="120"/>
-              <w:bottom w:type="dxa" w:w="80"/>
-              <w:right w:type="dxa" w:w="120"/>
-            </w:tcMar>
-            <w:vAlign w:val="center"/>
-          </w:tcPr>
-          <w:p>
-            <w:pPr>
-              <w:jc w:val="right"/>
-            </w:pPr>
-            <w:r>
-              <w:rPr>
-                <w:rFonts w:ascii="Calibri" w:cs="Calibri" w:eastAsia="Calibri" w:hAnsi="Calibri"/>
-                <w:color w:val="3D5038"/>
-                <w:sz w:val="20"/>
-                <w:szCs w:val="20"/>
-              </w:rPr>
-              <w:t xml:space="preserve">14.18</w:t>
-            </w:r>
-          </w:p>
-        </w:tc>
-      </w:tr>
-      <w:tr>
-        <w:tc>
-          <w:tcPr>
-            <w:tcW w:type="pct" w:w="60%"/>
-            <w:tcMar>
-              <w:top w:type="dxa" w:w="80"/>
-              <w:left w:type="dxa" w:w="120"/>
-              <w:bottom w:type="dxa" w:w="80"/>
-              <w:right w:type="dxa" w:w="120"/>
-            </w:tcMar>
-            <w:vAlign w:val="center"/>
-          </w:tcPr>
-          <w:p>
-            <w:r>
-              <w:rPr>
-                <w:rFonts w:ascii="Calibri" w:cs="Calibri" w:eastAsia="Calibri" w:hAnsi="Calibri"/>
-                <w:color w:val="3D5038"/>
-                <w:sz w:val="20"/>
-                <w:szCs w:val="20"/>
-              </w:rPr>
-              <w:t xml:space="preserve">Taxi Chongqing West → Jiefangbei</w:t>
-            </w:r>
-          </w:p>
-        </w:tc>
-        <w:tc>
-          <w:tcPr>
-            <w:tcW w:type="pct" w:w="20%"/>
-            <w:tcMar>
-              <w:top w:type="dxa" w:w="80"/>
-              <w:left w:type="dxa" w:w="120"/>
-              <w:bottom w:type="dxa" w:w="80"/>
-              <w:right w:type="dxa" w:w="120"/>
-            </w:tcMar>
-            <w:vAlign w:val="center"/>
-          </w:tcPr>
-          <w:p>
-            <w:pPr>
-              <w:jc w:val="right"/>
-            </w:pPr>
-            <w:r>
-              <w:rPr>
-                <w:rFonts w:ascii="Calibri" w:cs="Calibri" w:eastAsia="Calibri" w:hAnsi="Calibri"/>
-                <w:color w:val="3D5038"/>
-                <w:sz w:val="20"/>
-                <w:szCs w:val="20"/>
-              </w:rPr>
-              <w:t xml:space="preserve">15</w:t>
-            </w:r>
-          </w:p>
-        </w:tc>
-        <w:tc>
-          <w:tcPr>
-            <w:tcW w:type="pct" w:w="20%"/>
-            <w:tcMar>
-              <w:top w:type="dxa" w:w="80"/>
-              <w:left w:type="dxa" w:w="120"/>
-              <w:bottom w:type="dxa" w:w="80"/>
-              <w:right w:type="dxa" w:w="120"/>
-            </w:tcMar>
-            <w:vAlign w:val="center"/>
-          </w:tcPr>
-          <w:p>
-            <w:pPr>
-              <w:jc w:val="right"/>
-            </w:pPr>
-            <w:r>
-              <w:rPr>
-                <w:rFonts w:ascii="Calibri" w:cs="Calibri" w:eastAsia="Calibri" w:hAnsi="Calibri"/>
-                <w:color w:val="3D5038"/>
-                <w:sz w:val="20"/>
-                <w:szCs w:val="20"/>
-              </w:rPr>
-              <w:t xml:space="preserve">2.22</w:t>
-            </w:r>
-          </w:p>
-        </w:tc>
-      </w:tr>
-      <w:tr>
-        <w:tc>
-          <w:tcPr>
-            <w:tcW w:type="pct" w:w="60%"/>
-            <w:tcMar>
-              <w:top w:type="dxa" w:w="80"/>
-              <w:left w:type="dxa" w:w="120"/>
-              <w:bottom w:type="dxa" w:w="80"/>
-              <w:right w:type="dxa" w:w="120"/>
-            </w:tcMar>
-            <w:vAlign w:val="center"/>
-          </w:tcPr>
-          <w:p>
-            <w:r>
-              <w:rPr>
-                <w:rFonts w:ascii="Calibri" w:cs="Calibri" w:eastAsia="Calibri" w:hAnsi="Calibri"/>
-                <w:color w:val="3D5038"/>
-                <w:sz w:val="20"/>
-                <w:szCs w:val="20"/>
-              </w:rPr>
-              <w:t xml:space="preserve">Kaiyuan Mingting (nightly share)</w:t>
-            </w:r>
-          </w:p>
-        </w:tc>
-        <w:tc>
-          <w:tcPr>
-            <w:tcW w:type="pct" w:w="20%"/>
-            <w:tcMar>
-              <w:top w:type="dxa" w:w="80"/>
-              <w:left w:type="dxa" w:w="120"/>
-              <w:bottom w:type="dxa" w:w="80"/>
-              <w:right w:type="dxa" w:w="120"/>
-            </w:tcMar>
-            <w:vAlign w:val="center"/>
-          </w:tcPr>
-          <w:p>
-            <w:pPr>
-              <w:jc w:val="right"/>
-            </w:pPr>
-            <w:r>
-              <w:rPr>
-                <w:rFonts w:ascii="Calibri" w:cs="Calibri" w:eastAsia="Calibri" w:hAnsi="Calibri"/>
-                <w:color w:val="3D5038"/>
-                <w:sz w:val="20"/>
-                <w:szCs w:val="20"/>
-              </w:rPr>
-              <w:t xml:space="preserve">388</w:t>
-            </w:r>
-          </w:p>
-        </w:tc>
-        <w:tc>
-          <w:tcPr>
-            <w:tcW w:type="pct" w:w="20%"/>
-            <w:tcMar>
-              <w:top w:type="dxa" w:w="80"/>
-              <w:left w:type="dxa" w:w="120"/>
-              <w:bottom w:type="dxa" w:w="80"/>
-              <w:right w:type="dxa" w:w="120"/>
-            </w:tcMar>
-            <w:vAlign w:val="center"/>
-          </w:tcPr>
-          <w:p>
-            <w:pPr>
-              <w:jc w:val="right"/>
-            </w:pPr>
-            <w:r>
-              <w:rPr>
-                <w:rFonts w:ascii="Calibri" w:cs="Calibri" w:eastAsia="Calibri" w:hAnsi="Calibri"/>
-                <w:color w:val="3D5038"/>
-                <w:sz w:val="20"/>
-                <w:szCs w:val="20"/>
-              </w:rPr>
-              <w:t xml:space="preserve">57.31</w:t>
-            </w:r>
-          </w:p>
-        </w:tc>
-      </w:tr>
-      <w:tr>
-        <w:tc>
-          <w:tcPr>
-            <w:tcW w:type="pct" w:w="60%"/>
-            <w:shd w:fill="E4F0D4" w:val="clear"/>
-            <w:tcMar>
-              <w:top w:type="dxa" w:w="80"/>
-              <w:left w:type="dxa" w:w="120"/>
-              <w:bottom w:type="dxa" w:w="80"/>
-              <w:right w:type="dxa" w:w="120"/>
-            </w:tcMar>
-            <w:vAlign w:val="center"/>
-          </w:tcPr>
-          <w:p>
-            <w:r>
-              <w:rPr>
-                <w:rFonts w:ascii="Calibri" w:cs="Calibri" w:eastAsia="Calibri" w:hAnsi="Calibri"/>
                 <w:b/>
                 <w:bCs/>
                 <w:color w:val="3D5038"/>
                 <w:sz w:val="20"/>
                 <w:szCs w:val="20"/>
               </w:rPr>
-              <w:t xml:space="preserve">Day subtotal</w:t>
-            </w:r>
-          </w:p>
-        </w:tc>
-        <w:tc>
-          <w:tcPr>
-            <w:tcW w:type="pct" w:w="20%"/>
-            <w:shd w:fill="E4F0D4" w:val="clear"/>
-            <w:tcMar>
-              <w:top w:type="dxa" w:w="80"/>
-              <w:left w:type="dxa" w:w="120"/>
-              <w:bottom w:type="dxa" w:w="80"/>
-              <w:right w:type="dxa" w:w="120"/>
-            </w:tcMar>
-            <w:vAlign w:val="center"/>
-          </w:tcPr>
-          <w:p>
-            <w:pPr>
-              <w:jc w:val="right"/>
-            </w:pPr>
-            <w:r>
-              <w:rPr>
-                <w:rFonts w:ascii="Calibri" w:cs="Calibri" w:eastAsia="Calibri" w:hAnsi="Calibri"/>
-                <w:b/>
-                <w:bCs/>
-                <w:color w:val="3D5038"/>
-                <w:sz w:val="20"/>
-                <w:szCs w:val="20"/>
-              </w:rPr>
-              <w:t xml:space="preserve">900</w:t>
-            </w:r>
-          </w:p>
-        </w:tc>
-        <w:tc>
-          <w:tcPr>
-            <w:tcW w:type="pct" w:w="20%"/>
-            <w:shd w:fill="E4F0D4" w:val="clear"/>
-            <w:tcMar>
-              <w:top w:type="dxa" w:w="80"/>
-              <w:left w:type="dxa" w:w="120"/>
-              <w:bottom w:type="dxa" w:w="80"/>
-              <w:right w:type="dxa" w:w="120"/>
-            </w:tcMar>
-            <w:vAlign w:val="center"/>
-          </w:tcPr>
-          <w:p>
-            <w:pPr>
-              <w:jc w:val="right"/>
-            </w:pPr>
-            <w:r>
-              <w:rPr>
-                <w:rFonts w:ascii="Calibri" w:cs="Calibri" w:eastAsia="Calibri" w:hAnsi="Calibri"/>
-                <w:b/>
-                <w:bCs/>
-                <w:color w:val="3D5038"/>
-                <w:sz w:val="20"/>
-                <w:szCs w:val="20"/>
-              </w:rPr>
-              <w:t xml:space="preserve">132.94</w:t>
+              <w:t xml:space="preserve">114.32</w:t>
             </w:r>
           </w:p>
         </w:tc>
@@ -13503,7 +12954,7 @@
           <w:sz w:val="28"/>
           <w:szCs w:val="28"/>
         </w:rPr>
-        <w:t xml:space="preserve">Grand total (two travelers): 7951 CNY / $1174.36</w:t>
+        <w:t xml:space="preserve">Grand total (two travelers): 7825 CNY / $1155.65</w:t>
       </w:r>
     </w:p>
     <w:p>
@@ -13517,7 +12968,7 @@
           <w:sz w:val="21"/>
           <w:szCs w:val="21"/>
         </w:rPr>
-        <w:t xml:space="preserve">Budget cap 9820 CNY — 1869 CNY / $275.05 remaining for optional spending</w:t>
+        <w:t xml:space="preserve">Budget cap 9820 CNY — 1995 CNY / $294.66 remaining for optional spending</w:t>
       </w:r>
     </w:p>
     <w:p>

--- a/downloads/itinerary-en.docx
+++ b/downloads/itinerary-en.docx
@@ -991,15 +991,6 @@
       <w:r>
         <w:rPr>
           <w:rFonts w:ascii="Calibri" w:cs="Calibri" w:eastAsia="Calibri" w:hAnsi="Calibri"/>
-          <w:color w:val="3D5038"/>
-          <w:sz w:val="21"/>
-          <w:szCs w:val="21"/>
-        </w:rPr>
-        <w:t xml:space="preserve">This trip: </w:t>
-      </w:r>
-      <w:r>
-        <w:rPr>
-          <w:rFonts w:ascii="Calibri" w:cs="Calibri" w:eastAsia="Calibri" w:hAnsi="Calibri"/>
           <w:b/>
           <w:bCs/>
           <w:color w:val="4A7A38"/>
@@ -1566,15 +1557,6 @@
       <w:r>
         <w:rPr>
           <w:rFonts w:ascii="Calibri" w:cs="Calibri" w:eastAsia="Calibri" w:hAnsi="Calibri"/>
-          <w:color w:val="3D5038"/>
-          <w:sz w:val="21"/>
-          <w:szCs w:val="21"/>
-        </w:rPr>
-        <w:t xml:space="preserve">This trip: </w:t>
-      </w:r>
-      <w:r>
-        <w:rPr>
-          <w:rFonts w:ascii="Calibri" w:cs="Calibri" w:eastAsia="Calibri" w:hAnsi="Calibri"/>
           <w:b/>
           <w:bCs/>
           <w:color w:val="4A7A38"/>
@@ -2271,15 +2253,6 @@
       <w:pPr>
         <w:spacing w:after="200"/>
       </w:pPr>
-      <w:r>
-        <w:rPr>
-          <w:rFonts w:ascii="Calibri" w:cs="Calibri" w:eastAsia="Calibri" w:hAnsi="Calibri"/>
-          <w:color w:val="3D5038"/>
-          <w:sz w:val="21"/>
-          <w:szCs w:val="21"/>
-        </w:rPr>
-        <w:t xml:space="preserve">This trip: </w:t>
-      </w:r>
       <w:r>
         <w:rPr>
           <w:rFonts w:ascii="Calibri" w:cs="Calibri" w:eastAsia="Calibri" w:hAnsi="Calibri"/>
@@ -2622,7 +2595,7 @@
                 <w:sz w:val="20"/>
                 <w:szCs w:val="20"/>
               </w:rPr>
-              <w:t xml:space="preserve">Panda Sleepy Hotel
+              <w:t xml:space="preserve">Panda Hotel
 Chunxi Road Taikoo Li
 Panda-themed rooms · 24-hour laundry and gym · Free luggage storage · Breakfast not included (¥38/person/day)</w:t>
             </w:r>
@@ -2868,7 +2841,7 @@
           <w:sz w:val="21"/>
           <w:szCs w:val="21"/>
         </w:rPr>
-        <w:t xml:space="preserve">Panda Sleepy Hotel (300 CNY/night)</w:t>
+        <w:t xml:space="preserve">Panda Hotel (300 CNY/night)</w:t>
       </w:r>
       <w:r>
         <w:rPr>
@@ -3427,7 +3400,7 @@
           <w:sz w:val="22"/>
           <w:szCs w:val="22"/>
         </w:rPr>
-        <w:t xml:space="preserve">Panda Sleepy Hotel Check-in</w:t>
+        <w:t xml:space="preserve">Panda Hotel Check-in</w:t>
       </w:r>
       <w:r>
         <w:rPr>
@@ -3451,7 +3424,7 @@
           <w:sz w:val="20"/>
           <w:szCs w:val="20"/>
         </w:rPr>
-        <w:t xml:space="preserve">Walk back to Panda Sleepy Hotel to check in and rest.</w:t>
+        <w:t xml:space="preserve">Walk back to Panda Hotel to check in and rest.</w:t>
       </w:r>
     </w:p>
     <w:p>
@@ -3873,7 +3846,7 @@
           <w:sz w:val="21"/>
           <w:szCs w:val="21"/>
         </w:rPr>
-        <w:t xml:space="preserve">Panda Sleepy Hotel (300 CNY/night)</w:t>
+        <w:t xml:space="preserve">Panda Hotel (300 CNY/night)</w:t>
       </w:r>
       <w:r>
         <w:rPr>
@@ -4509,7 +4482,7 @@
           <w:sz w:val="20"/>
           <w:szCs w:val="20"/>
         </w:rPr>
-        <w:t xml:space="preserve">metro back to Panda Sleepy Hotel.</w:t>
+        <w:t xml:space="preserve">metro back to Panda Hotel.</w:t>
       </w:r>
     </w:p>
     <w:p>
@@ -4543,7 +4516,7 @@
           <w:sz w:val="22"/>
           <w:szCs w:val="22"/>
         </w:rPr>
-        <w:t xml:space="preserve">Panda Sleepy Hotel</w:t>
+        <w:t xml:space="preserve">Panda Hotel</w:t>
       </w:r>
       <w:r>
         <w:rPr>
@@ -4567,7 +4540,7 @@
           <w:sz w:val="20"/>
           <w:szCs w:val="20"/>
         </w:rPr>
-        <w:t xml:space="preserve">Overnight at Panda Sleepy Hotel.</w:t>
+        <w:t xml:space="preserve">Overnight at Panda Hotel.</w:t>
       </w:r>
     </w:p>
     <w:p>
@@ -4616,7 +4589,7 @@
           <w:sz w:val="21"/>
           <w:szCs w:val="21"/>
         </w:rPr>
-        <w:t xml:space="preserve">Panda Sleepy Hotel (300 CNY/night)</w:t>
+        <w:t xml:space="preserve">Panda Hotel (300 CNY/night)</w:t>
       </w:r>
       <w:r>
         <w:rPr>
@@ -4980,7 +4953,7 @@
           <w:sz w:val="22"/>
           <w:szCs w:val="22"/>
         </w:rPr>
-        <w:t xml:space="preserve">Panda Sleepy Hotel</w:t>
+        <w:t xml:space="preserve">Panda Hotel</w:t>
       </w:r>
       <w:r>
         <w:rPr>
@@ -5004,7 +4977,7 @@
           <w:sz w:val="20"/>
           <w:szCs w:val="20"/>
         </w:rPr>
-        <w:t xml:space="preserve">Evening at Panda Sleepy Hotel — free luggage storage, pack for Jiuzhaigou.</w:t>
+        <w:t xml:space="preserve">Evening at Panda Hotel — free luggage storage, pack for Jiuzhaigou.</w:t>
       </w:r>
     </w:p>
     <w:p>
@@ -5666,7 +5639,7 @@
           <w:sz w:val="21"/>
           <w:szCs w:val="21"/>
         </w:rPr>
-        <w:t xml:space="preserve">Panda Sleepy Hotel (300 CNY/night)</w:t>
+        <w:t xml:space="preserve">Panda Hotel (300 CNY/night)</w:t>
       </w:r>
       <w:r>
         <w:rPr>
@@ -5859,7 +5832,7 @@
           <w:sz w:val="22"/>
           <w:szCs w:val="22"/>
         </w:rPr>
-        <w:t xml:space="preserve">Panda Sleepy Hotel</w:t>
+        <w:t xml:space="preserve">Panda Hotel</w:t>
       </w:r>
       <w:r>
         <w:rPr>
@@ -8442,7 +8415,7 @@
                 <w:sz w:val="20"/>
                 <w:szCs w:val="20"/>
               </w:rPr>
-              <w:t xml:space="preserve">Panda Sleepy (2 nights, your share)</w:t>
+              <w:t xml:space="preserve">Panda Hotel (2 nights, your share)</w:t>
             </w:r>
           </w:p>
         </w:tc>
@@ -9190,7 +9163,7 @@
                 <w:sz w:val="20"/>
                 <w:szCs w:val="20"/>
               </w:rPr>
-              <w:t xml:space="preserve">Panda Sleepy (nightly share)</w:t>
+              <w:t xml:space="preserve">Panda Hotel (nightly share)</w:t>
             </w:r>
           </w:p>
         </w:tc>
@@ -9630,7 +9603,7 @@
                 <w:sz w:val="20"/>
                 <w:szCs w:val="20"/>
               </w:rPr>
-              <w:t xml:space="preserve">Panda Sleepy (nightly share)</w:t>
+              <w:t xml:space="preserve">Panda Hotel (nightly share)</w:t>
             </w:r>
           </w:p>
         </w:tc>
@@ -10873,7 +10846,7 @@
                 <w:sz w:val="20"/>
                 <w:szCs w:val="20"/>
               </w:rPr>
-              <w:t xml:space="preserve">Panda Sleepy (nightly share)</w:t>
+              <w:t xml:space="preserve">Panda Hotel (nightly share)</w:t>
             </w:r>
           </w:p>
         </w:tc>
@@ -13028,7 +13001,7 @@
           <w:sz w:val="21"/>
           <w:szCs w:val="21"/>
         </w:rPr>
-        <w:t xml:space="preserve">• D1–D3 Panda Sleepy Hotel breakfast for two (3 nights): 228 CNY / $33.68</w:t>
+        <w:t xml:space="preserve">• D1–D3 Panda Hotel breakfast for two (3 nights): 228 CNY / $33.68</w:t>
       </w:r>
     </w:p>
     <w:p>
@@ -13205,7 +13178,7 @@
           <w:sz w:val="21"/>
           <w:szCs w:val="21"/>
         </w:rPr>
-        <w:t xml:space="preserve">U.S. citizens need an L (tourist) visa for this 10-day Sichuan–Chongqing trip. Start the application 4–8 weeks before departure.</w:t>
+        <w:t xml:space="preserve">U.S. citizens need an L (tourist) visa for this 10-day Sichuan–Chongqing trip. Start the application 4–8 weeks before departure. Illinois residents apply through the Consulate General in Chicago.</w:t>
       </w:r>
     </w:p>
     <w:p>
@@ -13235,7 +13208,7 @@
           <w:sz w:val="21"/>
           <w:szCs w:val="21"/>
         </w:rPr>
-        <w:t xml:space="preserve">1. Apply online through COVA (launched September 30, 2025) via the Chinese embassy or consulate that serves your U.S. state</w:t>
+        <w:t xml:space="preserve">1. Apply online through COVA (launched September 30, 2025) via the Chinese Consulate General in Chicago</w:t>
       </w:r>
     </w:p>
     <w:p>
@@ -13463,35 +13436,7 @@
           <w:sz w:val="20"/>
           <w:szCs w:val="20"/>
         </w:rPr>
-        <w:t xml:space="preserve">Consulate General of China, New York: https://newyork.china-consulate.gov.cn/eng/</w:t>
-      </w:r>
-    </w:p>
-    <w:p>
-      <w:pPr>
-        <w:spacing w:after="80"/>
-      </w:pPr>
-      <w:r>
-        <w:rPr>
-          <w:rFonts w:ascii="Calibri" w:cs="Calibri" w:eastAsia="Calibri" w:hAnsi="Calibri"/>
-          <w:color w:val="7BAE5C"/>
-          <w:sz w:val="20"/>
-          <w:szCs w:val="20"/>
-        </w:rPr>
-        <w:t xml:space="preserve">Consulate General of China, Chicago: https://chicago.china-consulate.gov.cn/eng/</w:t>
-      </w:r>
-    </w:p>
-    <w:p>
-      <w:pPr>
-        <w:spacing w:after="80"/>
-      </w:pPr>
-      <w:r>
-        <w:rPr>
-          <w:rFonts w:ascii="Calibri" w:cs="Calibri" w:eastAsia="Calibri" w:hAnsi="Calibri"/>
-          <w:color w:val="7BAE5C"/>
-          <w:sz w:val="20"/>
-          <w:szCs w:val="20"/>
-        </w:rPr>
-        <w:t xml:space="preserve">Consulate General of China, San Francisco: https://sanfrancisco.china-consulate.gov.cn/eng/</w:t>
+        <w:t xml:space="preserve">Consulate General of China, Chicago (Illinois): https://chicago.china-consulate.gov.cn/eng/</w:t>
       </w:r>
     </w:p>
     <w:p>
@@ -13505,7 +13450,7 @@
           <w:sz w:val="20"/>
           <w:szCs w:val="20"/>
         </w:rPr>
-        <w:t xml:space="preserve">Requirements vary by applicant. Always confirm the latest rules with the consulate that covers your home state before you apply.</w:t>
+        <w:t xml:space="preserve">Requirements vary by applicant. Always confirm the latest rules on the Chicago consulate website before you apply.</w:t>
       </w:r>
     </w:p>
     <w:sectPr>

--- a/downloads/itinerary-en.docx
+++ b/downloads/itinerary-en.docx
@@ -154,6 +154,1215 @@
           <w:szCs w:val="21"/>
         </w:rPr>
         <w:t xml:space="preserve">• Day 10: Dazu Rock Carvings (Baodingshan) day trip — return to Chongqing by evening</w:t>
+      </w:r>
+    </w:p>
+    <w:p>
+      <w:pPr>
+        <w:spacing w:after="80"/>
+      </w:pPr>
+    </w:p>
+    <w:p>
+      <w:pPr>
+        <w:pStyle w:val="Heading2"/>
+        <w:shd w:fill="E8F3DC" w:color="6A9B4E" w:val="clear"/>
+        <w:spacing w:after="160" w:before="240"/>
+      </w:pPr>
+      <w:r>
+        <w:rPr>
+          <w:rFonts w:ascii="Calibri" w:cs="Calibri" w:eastAsia="Calibri" w:hAnsi="Calibri"/>
+          <w:b/>
+          <w:bCs/>
+          <w:color w:val="4A7A38"/>
+          <w:sz w:val="32"/>
+          <w:szCs w:val="32"/>
+        </w:rPr>
+        <w:t xml:space="preserve">Oct 15–30 Weather &amp; Clothing</w:t>
+      </w:r>
+    </w:p>
+    <w:p>
+      <w:pPr>
+        <w:spacing w:after="80"/>
+      </w:pPr>
+      <w:r>
+        <w:rPr>
+          <w:rFonts w:ascii="Calibri" w:cs="Calibri" w:eastAsia="Calibri" w:hAnsi="Calibri"/>
+          <w:color w:val="6B8062"/>
+          <w:sz w:val="21"/>
+          <w:szCs w:val="21"/>
+        </w:rPr>
+        <w:t xml:space="preserve">Five-year averages (2021–2025) · Actual vs feels-like temps · Chicago included for reference</w:t>
+      </w:r>
+    </w:p>
+    <w:p>
+      <w:pPr>
+        <w:spacing w:after="80"/>
+      </w:pPr>
+      <w:r>
+        <w:rPr>
+          <w:rFonts w:ascii="Calibri" w:cs="Calibri" w:eastAsia="Calibri" w:hAnsi="Calibri"/>
+          <w:color w:val="6B8062"/>
+          <w:sz w:val="20"/>
+          <w:szCs w:val="20"/>
+        </w:rPr>
+        <w:t xml:space="preserve">Source: Open-Meteo historical archive, Oct 15–30 averaged across 2021–2025 (80 sample days per city). “Meteorological feels-like” = apparent temperature (wind + humidity formula)—not the same as damp-clothes chill.</w:t>
+      </w:r>
+    </w:p>
+    <w:p>
+      <w:pPr>
+        <w:spacing w:after="80"/>
+      </w:pPr>
+      <w:r>
+        <w:rPr>
+          <w:rFonts w:ascii="Calibri" w:cs="Calibri" w:eastAsia="Calibri" w:hAnsi="Calibri"/>
+          <w:b/>
+          <w:bCs/>
+          <w:color w:val="3D5038"/>
+          <w:sz w:val="21"/>
+          <w:szCs w:val="21"/>
+        </w:rPr>
+        <w:t xml:space="preserve">Chengdu/Chongqing: at 14–22°C, formulas barely penalize humidity—feels-like ≈ the reading. Jiuzhaigou: formulas do subtract for wind (see table gap), but ~84% humidity and ~89% drizzly days add damp chill the number still misses—wettest stop on the trip, not comparable to drier Chicago.</w:t>
+      </w:r>
+    </w:p>
+    <w:p>
+      <w:pPr>
+        <w:spacing w:after="60"/>
+      </w:pPr>
+      <w:r>
+        <w:rPr>
+          <w:rFonts w:ascii="Calibri" w:cs="Calibri" w:eastAsia="Calibri" w:hAnsi="Calibri"/>
+          <w:b/>
+          <w:bCs/>
+          <w:color w:val="4A7A38"/>
+          <w:sz w:val="24"/>
+          <w:szCs w:val="24"/>
+        </w:rPr>
+        <w:t xml:space="preserve">Damp-air clothing guide</w:t>
+      </w:r>
+    </w:p>
+    <w:p>
+      <w:pPr>
+        <w:spacing w:after="60"/>
+      </w:pPr>
+      <w:r>
+        <w:rPr>
+          <w:rFonts w:ascii="Calibri" w:cs="Calibri" w:eastAsia="Calibri" w:hAnsi="Calibri"/>
+          <w:color w:val="3D5038"/>
+          <w:sz w:val="21"/>
+          <w:szCs w:val="21"/>
+        </w:rPr>
+        <w:t xml:space="preserve">• Chengdu &amp; Chongqing: Dress as if ~3–5°C (5–9°F) lower than the table on overcast or drizzly days—especially evenings. The table’s met feels-like undercounts damp air here.</w:t>
+      </w:r>
+    </w:p>
+    <w:p>
+      <w:pPr>
+        <w:spacing w:after="60"/>
+      </w:pPr>
+      <w:r>
+        <w:rPr>
+          <w:rFonts w:ascii="Calibri" w:cs="Calibri" w:eastAsia="Calibri" w:hAnsi="Calibri"/>
+          <w:color w:val="3D5038"/>
+          <w:sz w:val="21"/>
+          <w:szCs w:val="21"/>
+        </w:rPr>
+        <w:t xml:space="preserve">• Jiuzhaigou: Start from the met feels-like column (wind already counted: ~11°C / 52°F day highs, ~3°C / 37°F mornings)—then add one extra layer for mist/drizzle and wet shoes. On gloomy days, treat it as another ~2–4°C (4–7°F) colder than that met feels-like. Most humid stop on the trip (~89% days with precipitation).</w:t>
+      </w:r>
+    </w:p>
+    <w:p>
+      <w:pPr>
+        <w:spacing w:after="60"/>
+      </w:pPr>
+      <w:r>
+        <w:rPr>
+          <w:rFonts w:ascii="Calibri" w:cs="Calibri" w:eastAsia="Calibri" w:hAnsi="Calibri"/>
+          <w:color w:val="3D5038"/>
+          <w:sz w:val="21"/>
+          <w:szCs w:val="21"/>
+        </w:rPr>
+        <w:t xml:space="preserve">• Chicago (reference): Met feels-like is enough—wind is the main factor; fewer drizzly days (~43%) and lower humidity (~71%). You will not be there on this trip.</w:t>
+      </w:r>
+    </w:p>
+    <w:p>
+      <w:pPr>
+        <w:spacing w:after="40"/>
+      </w:pPr>
+    </w:p>
+    <w:p>
+      <w:pPr>
+        <w:spacing w:after="80"/>
+      </w:pPr>
+      <w:r>
+        <w:rPr>
+          <w:rFonts w:ascii="Calibri" w:cs="Calibri" w:eastAsia="Calibri" w:hAnsi="Calibri"/>
+          <w:color w:val="3D5038"/>
+          <w:sz w:val="21"/>
+          <w:szCs w:val="21"/>
+        </w:rPr>
+        <w:t xml:space="preserve">Most trip rain is drizzle or light rain (1–5 mm/day)—an umbrella usually suffices. See the emoji guide below for quick reading.</w:t>
+      </w:r>
+    </w:p>
+    <w:p>
+      <w:pPr>
+        <w:spacing w:after="140"/>
+      </w:pPr>
+      <w:r>
+        <w:rPr>
+          <w:rFonts w:ascii="Calibri" w:cs="Calibri" w:eastAsia="Calibri" w:hAnsi="Calibri"/>
+          <w:color w:val="3D5038"/>
+          <w:sz w:val="21"/>
+          <w:szCs w:val="21"/>
+        </w:rPr>
+        <w:t xml:space="preserve">Grouped by daily sunshine: bright (≥6 h), mixed (2–6 h), or overcast/gloomy (&lt;2 h). True all-day blue sky is rare in Chengdu and Chongqing; Jiuzhaigou sees more sun breaks despite frequent drizzle.</w:t>
+      </w:r>
+    </w:p>
+    <w:tbl>
+      <w:tblPr>
+        <w:tblW w:type="pct" w:w="100%"/>
+        <w:tblBorders>
+          <w:top w:val="single" w:color="auto" w:sz="4"/>
+          <w:left w:val="single" w:color="auto" w:sz="4"/>
+          <w:bottom w:val="single" w:color="auto" w:sz="4"/>
+          <w:right w:val="single" w:color="auto" w:sz="4"/>
+          <w:insideH w:val="single" w:color="auto" w:sz="4"/>
+          <w:insideV w:val="single" w:color="auto" w:sz="4"/>
+        </w:tblBorders>
+      </w:tblPr>
+      <w:tblGrid>
+        <w:gridCol w:w="100"/>
+        <w:gridCol w:w="100"/>
+        <w:gridCol w:w="100"/>
+        <w:gridCol w:w="100"/>
+      </w:tblGrid>
+      <w:tr>
+        <w:tc>
+          <w:tcPr>
+            <w:shd w:fill="E8F3DC" w:val="clear"/>
+            <w:tcMar>
+              <w:top w:type="dxa" w:w="80"/>
+              <w:left w:type="dxa" w:w="120"/>
+              <w:bottom w:type="dxa" w:w="80"/>
+              <w:right w:type="dxa" w:w="120"/>
+            </w:tcMar>
+            <w:vAlign w:val="center"/>
+          </w:tcPr>
+          <w:p>
+            <w:r>
+              <w:rPr>
+                <w:rFonts w:ascii="Calibri" w:cs="Calibri" w:eastAsia="Calibri" w:hAnsi="Calibri"/>
+                <w:b/>
+                <w:bCs/>
+                <w:color w:val="3D5038"/>
+                <w:sz w:val="20"/>
+                <w:szCs w:val="20"/>
+              </w:rPr>
+              <w:t xml:space="preserve">City</w:t>
+            </w:r>
+          </w:p>
+        </w:tc>
+        <w:tc>
+          <w:tcPr>
+            <w:shd w:fill="E8F3DC" w:val="clear"/>
+            <w:tcMar>
+              <w:top w:type="dxa" w:w="80"/>
+              <w:left w:type="dxa" w:w="120"/>
+              <w:bottom w:type="dxa" w:w="80"/>
+              <w:right w:type="dxa" w:w="120"/>
+            </w:tcMar>
+            <w:vAlign w:val="center"/>
+          </w:tcPr>
+          <w:p>
+            <w:r>
+              <w:rPr>
+                <w:rFonts w:ascii="Calibri" w:cs="Calibri" w:eastAsia="Calibri" w:hAnsi="Calibri"/>
+                <w:b/>
+                <w:bCs/>
+                <w:color w:val="3D5038"/>
+                <w:sz w:val="20"/>
+                <w:szCs w:val="20"/>
+              </w:rPr>
+              <w:t xml:space="preserve">Avg high (actual/met. feels)</w:t>
+            </w:r>
+          </w:p>
+        </w:tc>
+        <w:tc>
+          <w:tcPr>
+            <w:shd w:fill="E8F3DC" w:val="clear"/>
+            <w:tcMar>
+              <w:top w:type="dxa" w:w="80"/>
+              <w:left w:type="dxa" w:w="120"/>
+              <w:bottom w:type="dxa" w:w="80"/>
+              <w:right w:type="dxa" w:w="120"/>
+            </w:tcMar>
+            <w:vAlign w:val="center"/>
+          </w:tcPr>
+          <w:p>
+            <w:r>
+              <w:rPr>
+                <w:rFonts w:ascii="Calibri" w:cs="Calibri" w:eastAsia="Calibri" w:hAnsi="Calibri"/>
+                <w:b/>
+                <w:bCs/>
+                <w:color w:val="3D5038"/>
+                <w:sz w:val="20"/>
+                <w:szCs w:val="20"/>
+              </w:rPr>
+              <w:t xml:space="preserve">Avg low (actual/met. feels)</w:t>
+            </w:r>
+          </w:p>
+        </w:tc>
+        <w:tc>
+          <w:tcPr>
+            <w:shd w:fill="E8F3DC" w:val="clear"/>
+            <w:tcMar>
+              <w:top w:type="dxa" w:w="80"/>
+              <w:left w:type="dxa" w:w="120"/>
+              <w:bottom w:type="dxa" w:w="80"/>
+              <w:right w:type="dxa" w:w="120"/>
+            </w:tcMar>
+            <w:vAlign w:val="center"/>
+          </w:tcPr>
+          <w:p>
+            <w:r>
+              <w:rPr>
+                <w:rFonts w:ascii="Calibri" w:cs="Calibri" w:eastAsia="Calibri" w:hAnsi="Calibri"/>
+                <w:b/>
+                <w:bCs/>
+                <w:color w:val="3D5038"/>
+                <w:sz w:val="20"/>
+                <w:szCs w:val="20"/>
+              </w:rPr>
+              <w:t xml:space="preserve">Daily mean (actual/met. feels)</w:t>
+            </w:r>
+          </w:p>
+        </w:tc>
+      </w:tr>
+      <w:tr>
+        <w:tc>
+          <w:tcPr>
+            <w:tcMar>
+              <w:top w:type="dxa" w:w="80"/>
+              <w:left w:type="dxa" w:w="120"/>
+              <w:bottom w:type="dxa" w:w="80"/>
+              <w:right w:type="dxa" w:w="120"/>
+            </w:tcMar>
+            <w:vAlign w:val="center"/>
+          </w:tcPr>
+          <w:p>
+            <w:r>
+              <w:rPr>
+                <w:rFonts w:ascii="Calibri" w:cs="Calibri" w:eastAsia="Calibri" w:hAnsi="Calibri"/>
+                <w:b/>
+                <w:bCs/>
+                <w:color w:val="3D5038"/>
+                <w:sz w:val="20"/>
+                <w:szCs w:val="20"/>
+              </w:rPr>
+              <w:t xml:space="preserve">Chengdu</w:t>
+            </w:r>
+          </w:p>
+        </w:tc>
+        <w:tc>
+          <w:tcPr>
+            <w:tcMar>
+              <w:top w:type="dxa" w:w="80"/>
+              <w:left w:type="dxa" w:w="120"/>
+              <w:bottom w:type="dxa" w:w="80"/>
+              <w:right w:type="dxa" w:w="120"/>
+            </w:tcMar>
+            <w:vAlign w:val="center"/>
+          </w:tcPr>
+          <w:p>
+            <w:r>
+              <w:rPr>
+                <w:rFonts w:ascii="Calibri" w:cs="Calibri" w:eastAsia="Calibri" w:hAnsi="Calibri"/>
+                <w:color w:val="3D5038"/>
+                <w:sz w:val="20"/>
+                <w:szCs w:val="20"/>
+              </w:rPr>
+              <w:t xml:space="preserve">68 / 68°F</w:t>
+            </w:r>
+          </w:p>
+        </w:tc>
+        <w:tc>
+          <w:tcPr>
+            <w:tcMar>
+              <w:top w:type="dxa" w:w="80"/>
+              <w:left w:type="dxa" w:w="120"/>
+              <w:bottom w:type="dxa" w:w="80"/>
+              <w:right w:type="dxa" w:w="120"/>
+            </w:tcMar>
+            <w:vAlign w:val="center"/>
+          </w:tcPr>
+          <w:p>
+            <w:r>
+              <w:rPr>
+                <w:rFonts w:ascii="Calibri" w:cs="Calibri" w:eastAsia="Calibri" w:hAnsi="Calibri"/>
+                <w:color w:val="3D5038"/>
+                <w:sz w:val="20"/>
+                <w:szCs w:val="20"/>
+              </w:rPr>
+              <w:t xml:space="preserve">57 / 57°F</w:t>
+            </w:r>
+          </w:p>
+        </w:tc>
+        <w:tc>
+          <w:tcPr>
+            <w:tcMar>
+              <w:top w:type="dxa" w:w="80"/>
+              <w:left w:type="dxa" w:w="120"/>
+              <w:bottom w:type="dxa" w:w="80"/>
+              <w:right w:type="dxa" w:w="120"/>
+            </w:tcMar>
+            <w:vAlign w:val="center"/>
+          </w:tcPr>
+          <w:p>
+            <w:r>
+              <w:rPr>
+                <w:rFonts w:ascii="Calibri" w:cs="Calibri" w:eastAsia="Calibri" w:hAnsi="Calibri"/>
+                <w:color w:val="3D5038"/>
+                <w:sz w:val="20"/>
+                <w:szCs w:val="20"/>
+              </w:rPr>
+              <w:t xml:space="preserve">63 / 63°F</w:t>
+            </w:r>
+          </w:p>
+        </w:tc>
+      </w:tr>
+      <w:tr>
+        <w:tc>
+          <w:tcPr>
+            <w:tcMar>
+              <w:top w:type="dxa" w:w="80"/>
+              <w:left w:type="dxa" w:w="120"/>
+              <w:bottom w:type="dxa" w:w="80"/>
+              <w:right w:type="dxa" w:w="120"/>
+            </w:tcMar>
+            <w:vAlign w:val="center"/>
+          </w:tcPr>
+          <w:p>
+            <w:r>
+              <w:rPr>
+                <w:rFonts w:ascii="Calibri" w:cs="Calibri" w:eastAsia="Calibri" w:hAnsi="Calibri"/>
+                <w:b/>
+                <w:bCs/>
+                <w:color w:val="3D5038"/>
+                <w:sz w:val="20"/>
+                <w:szCs w:val="20"/>
+              </w:rPr>
+              <w:t xml:space="preserve">Chongqing</w:t>
+            </w:r>
+          </w:p>
+        </w:tc>
+        <w:tc>
+          <w:tcPr>
+            <w:tcMar>
+              <w:top w:type="dxa" w:w="80"/>
+              <w:left w:type="dxa" w:w="120"/>
+              <w:bottom w:type="dxa" w:w="80"/>
+              <w:right w:type="dxa" w:w="120"/>
+            </w:tcMar>
+            <w:vAlign w:val="center"/>
+          </w:tcPr>
+          <w:p>
+            <w:r>
+              <w:rPr>
+                <w:rFonts w:ascii="Calibri" w:cs="Calibri" w:eastAsia="Calibri" w:hAnsi="Calibri"/>
+                <w:color w:val="3D5038"/>
+                <w:sz w:val="20"/>
+                <w:szCs w:val="20"/>
+              </w:rPr>
+              <w:t xml:space="preserve">71 / 73°F</w:t>
+            </w:r>
+          </w:p>
+        </w:tc>
+        <w:tc>
+          <w:tcPr>
+            <w:tcMar>
+              <w:top w:type="dxa" w:w="80"/>
+              <w:left w:type="dxa" w:w="120"/>
+              <w:bottom w:type="dxa" w:w="80"/>
+              <w:right w:type="dxa" w:w="120"/>
+            </w:tcMar>
+            <w:vAlign w:val="center"/>
+          </w:tcPr>
+          <w:p>
+            <w:r>
+              <w:rPr>
+                <w:rFonts w:ascii="Calibri" w:cs="Calibri" w:eastAsia="Calibri" w:hAnsi="Calibri"/>
+                <w:color w:val="3D5038"/>
+                <w:sz w:val="20"/>
+                <w:szCs w:val="20"/>
+              </w:rPr>
+              <w:t xml:space="preserve">60 / 61°F</w:t>
+            </w:r>
+          </w:p>
+        </w:tc>
+        <w:tc>
+          <w:tcPr>
+            <w:tcMar>
+              <w:top w:type="dxa" w:w="80"/>
+              <w:left w:type="dxa" w:w="120"/>
+              <w:bottom w:type="dxa" w:w="80"/>
+              <w:right w:type="dxa" w:w="120"/>
+            </w:tcMar>
+            <w:vAlign w:val="center"/>
+          </w:tcPr>
+          <w:p>
+            <w:r>
+              <w:rPr>
+                <w:rFonts w:ascii="Calibri" w:cs="Calibri" w:eastAsia="Calibri" w:hAnsi="Calibri"/>
+                <w:color w:val="3D5038"/>
+                <w:sz w:val="20"/>
+                <w:szCs w:val="20"/>
+              </w:rPr>
+              <w:t xml:space="preserve">65 / 67°F</w:t>
+            </w:r>
+          </w:p>
+        </w:tc>
+      </w:tr>
+      <w:tr>
+        <w:tc>
+          <w:tcPr>
+            <w:tcMar>
+              <w:top w:type="dxa" w:w="80"/>
+              <w:left w:type="dxa" w:w="120"/>
+              <w:bottom w:type="dxa" w:w="80"/>
+              <w:right w:type="dxa" w:w="120"/>
+            </w:tcMar>
+            <w:vAlign w:val="center"/>
+          </w:tcPr>
+          <w:p>
+            <w:r>
+              <w:rPr>
+                <w:rFonts w:ascii="Calibri" w:cs="Calibri" w:eastAsia="Calibri" w:hAnsi="Calibri"/>
+                <w:b/>
+                <w:bCs/>
+                <w:color w:val="3D5038"/>
+                <w:sz w:val="20"/>
+                <w:szCs w:val="20"/>
+              </w:rPr>
+              <w:t xml:space="preserve">Jiuzhaigou</w:t>
+            </w:r>
+          </w:p>
+        </w:tc>
+        <w:tc>
+          <w:tcPr>
+            <w:tcMar>
+              <w:top w:type="dxa" w:w="80"/>
+              <w:left w:type="dxa" w:w="120"/>
+              <w:bottom w:type="dxa" w:w="80"/>
+              <w:right w:type="dxa" w:w="120"/>
+            </w:tcMar>
+            <w:vAlign w:val="center"/>
+          </w:tcPr>
+          <w:p>
+            <w:r>
+              <w:rPr>
+                <w:rFonts w:ascii="Calibri" w:cs="Calibri" w:eastAsia="Calibri" w:hAnsi="Calibri"/>
+                <w:color w:val="3D5038"/>
+                <w:sz w:val="20"/>
+                <w:szCs w:val="20"/>
+              </w:rPr>
+              <w:t xml:space="preserve">54 / 52°F</w:t>
+            </w:r>
+          </w:p>
+        </w:tc>
+        <w:tc>
+          <w:tcPr>
+            <w:tcMar>
+              <w:top w:type="dxa" w:w="80"/>
+              <w:left w:type="dxa" w:w="120"/>
+              <w:bottom w:type="dxa" w:w="80"/>
+              <w:right w:type="dxa" w:w="120"/>
+            </w:tcMar>
+            <w:vAlign w:val="center"/>
+          </w:tcPr>
+          <w:p>
+            <w:r>
+              <w:rPr>
+                <w:rFonts w:ascii="Calibri" w:cs="Calibri" w:eastAsia="Calibri" w:hAnsi="Calibri"/>
+                <w:color w:val="3D5038"/>
+                <w:sz w:val="20"/>
+                <w:szCs w:val="20"/>
+              </w:rPr>
+              <w:t xml:space="preserve">41 / 37°F</w:t>
+            </w:r>
+          </w:p>
+        </w:tc>
+        <w:tc>
+          <w:tcPr>
+            <w:tcMar>
+              <w:top w:type="dxa" w:w="80"/>
+              <w:left w:type="dxa" w:w="120"/>
+              <w:bottom w:type="dxa" w:w="80"/>
+              <w:right w:type="dxa" w:w="120"/>
+            </w:tcMar>
+            <w:vAlign w:val="center"/>
+          </w:tcPr>
+          <w:p>
+            <w:r>
+              <w:rPr>
+                <w:rFonts w:ascii="Calibri" w:cs="Calibri" w:eastAsia="Calibri" w:hAnsi="Calibri"/>
+                <w:color w:val="3D5038"/>
+                <w:sz w:val="20"/>
+                <w:szCs w:val="20"/>
+              </w:rPr>
+              <w:t xml:space="preserve">47 / 44°F</w:t>
+            </w:r>
+          </w:p>
+        </w:tc>
+      </w:tr>
+      <w:tr>
+        <w:tc>
+          <w:tcPr>
+            <w:tcMar>
+              <w:top w:type="dxa" w:w="80"/>
+              <w:left w:type="dxa" w:w="120"/>
+              <w:bottom w:type="dxa" w:w="80"/>
+              <w:right w:type="dxa" w:w="120"/>
+            </w:tcMar>
+            <w:vAlign w:val="center"/>
+          </w:tcPr>
+          <w:p>
+            <w:r>
+              <w:rPr>
+                <w:rFonts w:ascii="Calibri" w:cs="Calibri" w:eastAsia="Calibri" w:hAnsi="Calibri"/>
+                <w:b/>
+                <w:bCs/>
+                <w:color w:val="3D5038"/>
+                <w:sz w:val="20"/>
+                <w:szCs w:val="20"/>
+              </w:rPr>
+              <w:t xml:space="preserve">Chicago (reference)</w:t>
+            </w:r>
+          </w:p>
+        </w:tc>
+        <w:tc>
+          <w:tcPr>
+            <w:tcMar>
+              <w:top w:type="dxa" w:w="80"/>
+              <w:left w:type="dxa" w:w="120"/>
+              <w:bottom w:type="dxa" w:w="80"/>
+              <w:right w:type="dxa" w:w="120"/>
+            </w:tcMar>
+            <w:vAlign w:val="center"/>
+          </w:tcPr>
+          <w:p>
+            <w:r>
+              <w:rPr>
+                <w:rFonts w:ascii="Calibri" w:cs="Calibri" w:eastAsia="Calibri" w:hAnsi="Calibri"/>
+                <w:color w:val="3D5038"/>
+                <w:sz w:val="20"/>
+                <w:szCs w:val="20"/>
+              </w:rPr>
+              <w:t xml:space="preserve">60 / 54°F</w:t>
+            </w:r>
+          </w:p>
+        </w:tc>
+        <w:tc>
+          <w:tcPr>
+            <w:tcMar>
+              <w:top w:type="dxa" w:w="80"/>
+              <w:left w:type="dxa" w:w="120"/>
+              <w:bottom w:type="dxa" w:w="80"/>
+              <w:right w:type="dxa" w:w="120"/>
+            </w:tcMar>
+            <w:vAlign w:val="center"/>
+          </w:tcPr>
+          <w:p>
+            <w:r>
+              <w:rPr>
+                <w:rFonts w:ascii="Calibri" w:cs="Calibri" w:eastAsia="Calibri" w:hAnsi="Calibri"/>
+                <w:color w:val="3D5038"/>
+                <w:sz w:val="20"/>
+                <w:szCs w:val="20"/>
+              </w:rPr>
+              <w:t xml:space="preserve">46 / 40°F</w:t>
+            </w:r>
+          </w:p>
+        </w:tc>
+        <w:tc>
+          <w:tcPr>
+            <w:tcMar>
+              <w:top w:type="dxa" w:w="80"/>
+              <w:left w:type="dxa" w:w="120"/>
+              <w:bottom w:type="dxa" w:w="80"/>
+              <w:right w:type="dxa" w:w="120"/>
+            </w:tcMar>
+            <w:vAlign w:val="center"/>
+          </w:tcPr>
+          <w:p>
+            <w:r>
+              <w:rPr>
+                <w:rFonts w:ascii="Calibri" w:cs="Calibri" w:eastAsia="Calibri" w:hAnsi="Calibri"/>
+                <w:color w:val="3D5038"/>
+                <w:sz w:val="20"/>
+                <w:szCs w:val="20"/>
+              </w:rPr>
+              <w:t xml:space="preserve">54 / 46°F</w:t>
+            </w:r>
+          </w:p>
+        </w:tc>
+      </w:tr>
+    </w:tbl>
+    <w:p>
+      <w:pPr>
+        <w:spacing w:after="120"/>
+      </w:pPr>
+    </w:p>
+    <w:p>
+      <w:pPr>
+        <w:spacing w:after="80" w:before="120"/>
+      </w:pPr>
+      <w:r>
+        <w:rPr>
+          <w:rFonts w:ascii="Calibri" w:cs="Calibri" w:eastAsia="Calibri" w:hAnsi="Calibri"/>
+          <w:b/>
+          <w:bCs/>
+          <w:color w:val="4A7A38"/>
+          <w:sz w:val="24"/>
+          <w:szCs w:val="24"/>
+        </w:rPr>
+        <w:t xml:space="preserve">Sun, cloud &amp; rain (Oct 15–30, 2021–2025)</w:t>
+      </w:r>
+    </w:p>
+    <w:p>
+      <w:pPr>
+        <w:spacing w:after="60"/>
+      </w:pPr>
+      <w:r>
+        <w:rPr>
+          <w:rFonts w:ascii="Calibri" w:cs="Calibri" w:eastAsia="Calibri" w:hAnsi="Calibri"/>
+          <w:b/>
+          <w:bCs/>
+          <w:color w:val="4A7A38"/>
+          <w:sz w:val="22"/>
+          <w:szCs w:val="22"/>
+        </w:rPr>
+        <w:t xml:space="preserve">Rain amount guide</w:t>
+      </w:r>
+    </w:p>
+    <w:p>
+      <w:pPr>
+        <w:spacing w:after="40"/>
+      </w:pPr>
+      <w:r>
+        <w:rPr>
+          <w:rFonts w:ascii="Calibri" w:cs="Calibri" w:eastAsia="Calibri" w:hAnsi="Calibri"/>
+          <w:color w:val="3D5038"/>
+          <w:sz w:val="20"/>
+          <w:szCs w:val="20"/>
+        </w:rPr>
+        <w:t xml:space="preserve">🌫️ Mist / trace (&lt;1 mm/day) — Usually no gear</w:t>
+      </w:r>
+    </w:p>
+    <w:p>
+      <w:pPr>
+        <w:spacing w:after="40"/>
+      </w:pPr>
+      <w:r>
+        <w:rPr>
+          <w:rFonts w:ascii="Calibri" w:cs="Calibri" w:eastAsia="Calibri" w:hAnsi="Calibri"/>
+          <w:color w:val="3D5038"/>
+          <w:sz w:val="20"/>
+          <w:szCs w:val="20"/>
+        </w:rPr>
+        <w:t xml:space="preserve">🌦️ Drizzle (1–5 mm/day) — ☂️ Umbrella</w:t>
+      </w:r>
+    </w:p>
+    <w:p>
+      <w:pPr>
+        <w:spacing w:after="40"/>
+      </w:pPr>
+      <w:r>
+        <w:rPr>
+          <w:rFonts w:ascii="Calibri" w:cs="Calibri" w:eastAsia="Calibri" w:hAnsi="Calibri"/>
+          <w:color w:val="3D5038"/>
+          <w:sz w:val="20"/>
+          <w:szCs w:val="20"/>
+        </w:rPr>
+        <w:t xml:space="preserve">🌧️ Light rain (5–15 mm/day) — ☂️ Umbrella</w:t>
+      </w:r>
+    </w:p>
+    <w:p>
+      <w:pPr>
+        <w:spacing w:after="40"/>
+      </w:pPr>
+      <w:r>
+        <w:rPr>
+          <w:rFonts w:ascii="Calibri" w:cs="Calibri" w:eastAsia="Calibri" w:hAnsi="Calibri"/>
+          <w:color w:val="3D5038"/>
+          <w:sz w:val="20"/>
+          <w:szCs w:val="20"/>
+        </w:rPr>
+        <w:t xml:space="preserve">☔ Moderate rain (15–30 mm/day) — 🧥 Rain jacket</w:t>
+      </w:r>
+    </w:p>
+    <w:p>
+      <w:pPr>
+        <w:spacing w:after="40"/>
+      </w:pPr>
+      <w:r>
+        <w:rPr>
+          <w:rFonts w:ascii="Calibri" w:cs="Calibri" w:eastAsia="Calibri" w:hAnsi="Calibri"/>
+          <w:color w:val="3D5038"/>
+          <w:sz w:val="20"/>
+          <w:szCs w:val="20"/>
+        </w:rPr>
+        <w:t xml:space="preserve">⛈️ Heavy rain (30+ mm/day) — 🧥 Rain jacket + grips</w:t>
+      </w:r>
+    </w:p>
+    <w:p>
+      <w:pPr>
+        <w:spacing w:after="40"/>
+      </w:pPr>
+    </w:p>
+    <w:p>
+      <w:pPr>
+        <w:spacing w:after="40" w:before="80"/>
+      </w:pPr>
+      <w:r>
+        <w:rPr>
+          <w:rFonts w:ascii="Calibri" w:cs="Calibri" w:eastAsia="Calibri" w:hAnsi="Calibri"/>
+          <w:b/>
+          <w:bCs/>
+          <w:color w:val="3D5038"/>
+          <w:sz w:val="22"/>
+          <w:szCs w:val="22"/>
+        </w:rPr>
+        <w:t xml:space="preserve">Chengdu</w:t>
+      </w:r>
+    </w:p>
+    <w:p>
+      <w:pPr>
+        <w:spacing w:after="60"/>
+      </w:pPr>
+      <w:r>
+        <w:rPr>
+          <w:rFonts w:ascii="Calibri" w:cs="Calibri" w:eastAsia="Calibri" w:hAnsi="Calibri"/>
+          <w:color w:val="3D5038"/>
+          <w:sz w:val="21"/>
+          <w:szCs w:val="21"/>
+        </w:rPr>
+        <w:t xml:space="preserve">Sunshine / cloud: Rare all-day blue sky. ~30% bright (≥6 h sun), ~26% mixed clouds, ~44% overcast/gloomy (&lt;2 h sun)—often gray even when rain is only drizzle; ~15% are dry but overcast. Soft, flat light for photos. (Sunny 30% · Partly sunny 26% · Cloudy 44%)</w:t>
+      </w:r>
+    </w:p>
+    <w:p>
+      <w:pPr>
+        <w:spacing w:after="60"/>
+      </w:pPr>
+      <w:r>
+        <w:rPr>
+          <w:rFonts w:ascii="Calibri" w:cs="Calibri" w:eastAsia="Calibri" w:hAnsi="Calibri"/>
+          <w:color w:val="3D5038"/>
+          <w:sz w:val="21"/>
+          <w:szCs w:val="21"/>
+        </w:rPr>
+        <w:t xml:space="preserve">When: Classic basin pattern: ~59% of rain falls 7 pm–7 am. Still, ~60% of rainy days also have rain 9 am–5 pm—mornings are often overcast and damp; keep an umbrella for sightseeing.</w:t>
+      </w:r>
+    </w:p>
+    <w:p>
+      <w:pPr>
+        <w:spacing w:after="100"/>
+      </w:pPr>
+      <w:r>
+        <w:rPr>
+          <w:rFonts w:ascii="Calibri" w:cs="Calibri" w:eastAsia="Calibri" w:hAnsi="Calibri"/>
+          <w:color w:val="3D5038"/>
+          <w:sz w:val="21"/>
+          <w:szCs w:val="21"/>
+        </w:rPr>
+        <w:t xml:space="preserve">Rainfall: 🌦️Drizzle·usual · 🌧️Light rain·occasional — ~32 mm over 16 days (~2 mm/day avg). Rain on ~73% of days.</w:t>
+      </w:r>
+    </w:p>
+    <w:p>
+      <w:pPr>
+        <w:spacing w:after="40" w:before="80"/>
+      </w:pPr>
+      <w:r>
+        <w:rPr>
+          <w:rFonts w:ascii="Calibri" w:cs="Calibri" w:eastAsia="Calibri" w:hAnsi="Calibri"/>
+          <w:b/>
+          <w:bCs/>
+          <w:color w:val="3D5038"/>
+          <w:sz w:val="22"/>
+          <w:szCs w:val="22"/>
+        </w:rPr>
+        <w:t xml:space="preserve">Chongqing</w:t>
+      </w:r>
+    </w:p>
+    <w:p>
+      <w:pPr>
+        <w:spacing w:after="60"/>
+      </w:pPr>
+      <w:r>
+        <w:rPr>
+          <w:rFonts w:ascii="Calibri" w:cs="Calibri" w:eastAsia="Calibri" w:hAnsi="Calibri"/>
+          <w:color w:val="3D5038"/>
+          <w:sz w:val="21"/>
+          <w:szCs w:val="21"/>
+        </w:rPr>
+        <w:t xml:space="preserve">Sunshine / cloud: Slightly sunnier than Chengdu. ~41% bright, ~21% mixed, ~38% overcast/gloomy—the “Fog City” nickname fits, but ~4 in 10 days still see good sunshine. (Sunny 41% · Partly sunny 21% · Cloudy 38%)</w:t>
+      </w:r>
+    </w:p>
+    <w:p>
+      <w:pPr>
+        <w:spacing w:after="60"/>
+      </w:pPr>
+      <w:r>
+        <w:rPr>
+          <w:rFonts w:ascii="Calibri" w:cs="Calibri" w:eastAsia="Calibri" w:hAnsi="Calibri"/>
+          <w:color w:val="3D5038"/>
+          <w:sz w:val="21"/>
+          <w:szCs w:val="21"/>
+        </w:rPr>
+        <w:t xml:space="preserve">When: Rain falls fairly evenly day and night. ~75% of rainy days have rain 9 am–5 pm—daytime drizzle is more common than in Chengdu; keep rain gear handy while sightseeing.</w:t>
+      </w:r>
+    </w:p>
+    <w:p>
+      <w:pPr>
+        <w:spacing w:after="100"/>
+      </w:pPr>
+      <w:r>
+        <w:rPr>
+          <w:rFonts w:ascii="Calibri" w:cs="Calibri" w:eastAsia="Calibri" w:hAnsi="Calibri"/>
+          <w:color w:val="3D5038"/>
+          <w:sz w:val="21"/>
+          <w:szCs w:val="21"/>
+        </w:rPr>
+        <w:t xml:space="preserve">Rainfall: 🌦️Drizzle·usual · 🌧️Light rain·common · ☔Moderate rain·occasional · ⛈️Heavy rain·rare — ~66 mm over 16 days (~4 mm/day avg). Rain on ~59% of days (~7 mm on rainy days).</w:t>
+      </w:r>
+    </w:p>
+    <w:p>
+      <w:pPr>
+        <w:spacing w:after="40" w:before="80"/>
+      </w:pPr>
+      <w:r>
+        <w:rPr>
+          <w:rFonts w:ascii="Calibri" w:cs="Calibri" w:eastAsia="Calibri" w:hAnsi="Calibri"/>
+          <w:b/>
+          <w:bCs/>
+          <w:color w:val="3D5038"/>
+          <w:sz w:val="22"/>
+          <w:szCs w:val="22"/>
+        </w:rPr>
+        <w:t xml:space="preserve">Jiuzhaigou</w:t>
+      </w:r>
+    </w:p>
+    <w:p>
+      <w:pPr>
+        <w:spacing w:after="60"/>
+      </w:pPr>
+      <w:r>
+        <w:rPr>
+          <w:rFonts w:ascii="Calibri" w:cs="Calibri" w:eastAsia="Calibri" w:hAnsi="Calibri"/>
+          <w:color w:val="3D5038"/>
+          <w:sz w:val="21"/>
+          <w:szCs w:val="21"/>
+        </w:rPr>
+        <w:t xml:space="preserve">Sunshine / cloud: Sunniest stop on the trip. ~53% bright, ~19% mixed, ~29% overcast/misty—sun and drizzle often coexist; lake colors pop when breaks appear. (Sunny 53% · Partly sunny 19% · Cloudy 29%)</w:t>
+      </w:r>
+    </w:p>
+    <w:p>
+      <w:pPr>
+        <w:spacing w:after="60"/>
+      </w:pPr>
+      <w:r>
+        <w:rPr>
+          <w:rFonts w:ascii="Calibri" w:cs="Calibri" w:eastAsia="Calibri" w:hAnsi="Calibri"/>
+          <w:color w:val="3D5038"/>
+          <w:sz w:val="21"/>
+          <w:szCs w:val="21"/>
+        </w:rPr>
+        <w:t xml:space="preserve">When: One of the wettest windows (~89% of days with precipitation). Expect all-day mist and intermittent drizzle; ~61% of rainy days also see rain 9 am–5 pm—plan for rain on nearly every valley day.</w:t>
+      </w:r>
+    </w:p>
+    <w:p>
+      <w:pPr>
+        <w:spacing w:after="100"/>
+      </w:pPr>
+      <w:r>
+        <w:rPr>
+          <w:rFonts w:ascii="Calibri" w:cs="Calibri" w:eastAsia="Calibri" w:hAnsi="Calibri"/>
+          <w:color w:val="3D5038"/>
+          <w:sz w:val="21"/>
+          <w:szCs w:val="21"/>
+        </w:rPr>
+        <w:t xml:space="preserve">Rainfall: 🌫️Mist / trace·usual · 🌦️Drizzle·common · 🌧️Light rain·occasional — ~34 mm over 16 days (~2 mm/day avg). Rain on ~89% of days—almost daily.</w:t>
+      </w:r>
+    </w:p>
+    <w:p>
+      <w:pPr>
+        <w:spacing w:after="40" w:before="80"/>
+      </w:pPr>
+      <w:r>
+        <w:rPr>
+          <w:rFonts w:ascii="Calibri" w:cs="Calibri" w:eastAsia="Calibri" w:hAnsi="Calibri"/>
+          <w:b/>
+          <w:bCs/>
+          <w:color w:val="3D5038"/>
+          <w:sz w:val="22"/>
+          <w:szCs w:val="22"/>
+        </w:rPr>
+        <w:t xml:space="preserve">Chicago (reference)</w:t>
+      </w:r>
+    </w:p>
+    <w:p>
+      <w:pPr>
+        <w:spacing w:after="60"/>
+      </w:pPr>
+      <w:r>
+        <w:rPr>
+          <w:rFonts w:ascii="Calibri" w:cs="Calibri" w:eastAsia="Calibri" w:hAnsi="Calibri"/>
+          <w:color w:val="3D5038"/>
+          <w:sz w:val="21"/>
+          <w:szCs w:val="21"/>
+        </w:rPr>
+        <w:t xml:space="preserve">Sunshine / cloud: (Reference) ~73% bright, ~15% mixed, only ~13% gloomy—much sunnier than Sichuan/Chongqing in the same window. (Sunny 73% · Partly sunny 15% · Cloudy 13%)</w:t>
+      </w:r>
+    </w:p>
+    <w:p>
+      <w:pPr>
+        <w:spacing w:after="60"/>
+      </w:pPr>
+      <w:r>
+        <w:rPr>
+          <w:rFonts w:ascii="Calibri" w:cs="Calibri" w:eastAsia="Calibri" w:hAnsi="Calibri"/>
+          <w:color w:val="3D5038"/>
+          <w:sz w:val="21"/>
+          <w:szCs w:val="21"/>
+        </w:rPr>
+        <w:t xml:space="preserve">When: For comparison only—you will not be in Chicago during this trip. Wind lowers feels-like more than Sichuan humidity in this season.</w:t>
+      </w:r>
+    </w:p>
+    <w:p>
+      <w:pPr>
+        <w:spacing w:after="100"/>
+      </w:pPr>
+      <w:r>
+        <w:rPr>
+          <w:rFonts w:ascii="Calibri" w:cs="Calibri" w:eastAsia="Calibri" w:hAnsi="Calibri"/>
+          <w:color w:val="3D5038"/>
+          <w:sz w:val="21"/>
+          <w:szCs w:val="21"/>
+        </w:rPr>
+        <w:t xml:space="preserve">Rainfall: 🌧️Light rain·common · ☔Moderate rain·occasional · ⛈️Heavy rain·rare — ~55 mm over 16 days (~3.4 mm/day avg). Rain on ~43% of days (~8 mm when it rains).</w:t>
+      </w:r>
+    </w:p>
+    <w:p>
+      <w:pPr>
+        <w:spacing w:after="80" w:before="120"/>
+      </w:pPr>
+      <w:r>
+        <w:rPr>
+          <w:rFonts w:ascii="Calibri" w:cs="Calibri" w:eastAsia="Calibri" w:hAnsi="Calibri"/>
+          <w:b/>
+          <w:bCs/>
+          <w:color w:val="4A7A38"/>
+          <w:sz w:val="24"/>
+          <w:szCs w:val="24"/>
+        </w:rPr>
+        <w:t xml:space="preserve">What to pack</w:t>
+      </w:r>
+    </w:p>
+    <w:p>
+      <w:pPr>
+        <w:spacing w:after="60" w:before="80"/>
+      </w:pPr>
+      <w:r>
+        <w:rPr>
+          <w:rFonts w:ascii="Calibri" w:cs="Calibri" w:eastAsia="Calibri" w:hAnsi="Calibri"/>
+          <w:b/>
+          <w:bCs/>
+          <w:color w:val="3D5038"/>
+          <w:sz w:val="22"/>
+          <w:szCs w:val="22"/>
+        </w:rPr>
+        <w:t xml:space="preserve">Chengdu &amp; Chongqing (D1–D3, D6–D10)</w:t>
+      </w:r>
+    </w:p>
+    <w:p>
+      <w:pPr>
+        <w:spacing w:after="80"/>
+      </w:pPr>
+      <w:r>
+        <w:rPr>
+          <w:rFonts w:ascii="Calibri" w:cs="Calibri" w:eastAsia="Calibri" w:hAnsi="Calibri"/>
+          <w:color w:val="3D5038"/>
+          <w:sz w:val="21"/>
+          <w:szCs w:val="21"/>
+        </w:rPr>
+        <w:t xml:space="preserve">• Daytime: breathable long-sleeve tee or light knit; pack a layer you can add/remove</w:t>
+      </w:r>
+    </w:p>
+    <w:p>
+      <w:pPr>
+        <w:spacing w:after="80"/>
+      </w:pPr>
+      <w:r>
+        <w:rPr>
+          <w:rFonts w:ascii="Calibri" w:cs="Calibri" w:eastAsia="Calibri" w:hAnsi="Calibri"/>
+          <w:color w:val="3D5038"/>
+          <w:sz w:val="21"/>
+          <w:szCs w:val="21"/>
+        </w:rPr>
+        <w:t xml:space="preserve">• Evenings &amp; AC indoors: light windbreaker or fleece—on overcast/drizzle days, dress ~3–5°C (5–9°F) lower than the table (damp-air guide above)</w:t>
+      </w:r>
+    </w:p>
+    <w:p>
+      <w:pPr>
+        <w:spacing w:after="80"/>
+      </w:pPr>
+      <w:r>
+        <w:rPr>
+          <w:rFonts w:ascii="Calibri" w:cs="Calibri" w:eastAsia="Calibri" w:hAnsi="Calibri"/>
+          <w:color w:val="3D5038"/>
+          <w:sz w:val="21"/>
+          <w:szCs w:val="21"/>
+        </w:rPr>
+        <w:t xml:space="preserve">• Rain gear: compact umbrella for drizzle (1–5 mm); light rain jacket if Chongqing shows moderate rain in the forecast</w:t>
+      </w:r>
+    </w:p>
+    <w:p>
+      <w:pPr>
+        <w:spacing w:after="80"/>
+      </w:pPr>
+      <w:r>
+        <w:rPr>
+          <w:rFonts w:ascii="Calibri" w:cs="Calibri" w:eastAsia="Calibri" w:hAnsi="Calibri"/>
+          <w:color w:val="3D5038"/>
+          <w:sz w:val="21"/>
+          <w:szCs w:val="21"/>
+        </w:rPr>
+        <w:t xml:space="preserve">• Footwear: grippy walking shoes; Chongqing has many stairs—avoid stiff new soles</w:t>
+      </w:r>
+    </w:p>
+    <w:p>
+      <w:pPr>
+        <w:spacing w:after="60" w:before="80"/>
+      </w:pPr>
+      <w:r>
+        <w:rPr>
+          <w:rFonts w:ascii="Calibri" w:cs="Calibri" w:eastAsia="Calibri" w:hAnsi="Calibri"/>
+          <w:b/>
+          <w:bCs/>
+          <w:color w:val="3D5038"/>
+          <w:sz w:val="22"/>
+          <w:szCs w:val="22"/>
+        </w:rPr>
+        <w:t xml:space="preserve">Jiuzhaigou (D4–D6)</w:t>
+      </w:r>
+    </w:p>
+    <w:p>
+      <w:pPr>
+        <w:spacing w:after="80"/>
+      </w:pPr>
+      <w:r>
+        <w:rPr>
+          <w:rFonts w:ascii="Calibri" w:cs="Calibri" w:eastAsia="Calibri" w:hAnsi="Calibri"/>
+          <w:color w:val="3D5038"/>
+          <w:sz w:val="21"/>
+          <w:szCs w:val="21"/>
+        </w:rPr>
+        <w:t xml:space="preserve">• Daytime in the valley: base layer + fleece/sweater + windproof shell from the met feels-like row (~11°C / 52°F)—add another layer when mist/drizzle wets your shell (~2–4°C colder in practice)</w:t>
+      </w:r>
+    </w:p>
+    <w:p>
+      <w:pPr>
+        <w:spacing w:after="80"/>
+      </w:pPr>
+      <w:r>
+        <w:rPr>
+          <w:rFonts w:ascii="Calibri" w:cs="Calibri" w:eastAsia="Calibri" w:hAnsi="Calibri"/>
+          <w:color w:val="3D5038"/>
+          <w:sz w:val="21"/>
+          <w:szCs w:val="21"/>
+        </w:rPr>
+        <w:t xml:space="preserve">• Early mornings &amp; evenings (06:45 train): light down or heavy fleece from met feels-like (~3°C / 37°F)—scarf, thin gloves; altitude + damp air bites harder than the number</w:t>
+      </w:r>
+    </w:p>
+    <w:p>
+      <w:pPr>
+        <w:spacing w:after="80"/>
+      </w:pPr>
+      <w:r>
+        <w:rPr>
+          <w:rFonts w:ascii="Calibri" w:cs="Calibri" w:eastAsia="Calibri" w:hAnsi="Calibri"/>
+          <w:color w:val="3D5038"/>
+          <w:sz w:val="21"/>
+          <w:szCs w:val="21"/>
+        </w:rPr>
+        <w:t xml:space="preserve">• Waterproof hiking shoes—persistent drizzle and mist; boardwalks get slick</w:t>
+      </w:r>
+    </w:p>
+    <w:p>
+      <w:pPr>
+        <w:spacing w:after="80"/>
+      </w:pPr>
+      <w:r>
+        <w:rPr>
+          <w:rFonts w:ascii="Calibri" w:cs="Calibri" w:eastAsia="Calibri" w:hAnsi="Calibri"/>
+          <w:color w:val="3D5038"/>
+          <w:sz w:val="21"/>
+          <w:szCs w:val="21"/>
+        </w:rPr>
+        <w:t xml:space="preserve">• Sunglasses &amp; sunscreen—strong UV at altitude even when it feels cold</w:t>
+      </w:r>
+    </w:p>
+    <w:p>
+      <w:pPr>
+        <w:spacing w:after="60" w:before="80"/>
+      </w:pPr>
+      <w:r>
+        <w:rPr>
+          <w:rFonts w:ascii="Calibri" w:cs="Calibri" w:eastAsia="Calibri" w:hAnsi="Calibri"/>
+          <w:b/>
+          <w:bCs/>
+          <w:color w:val="3D5038"/>
+          <w:sz w:val="22"/>
+          <w:szCs w:val="22"/>
+        </w:rPr>
+        <w:t xml:space="preserve">General</w:t>
+      </w:r>
+    </w:p>
+    <w:p>
+      <w:pPr>
+        <w:spacing w:after="80"/>
+      </w:pPr>
+      <w:r>
+        <w:rPr>
+          <w:rFonts w:ascii="Calibri" w:cs="Calibri" w:eastAsia="Calibri" w:hAnsi="Calibri"/>
+          <w:color w:val="3D5038"/>
+          <w:sz w:val="21"/>
+          <w:szCs w:val="21"/>
+        </w:rPr>
+        <w:t xml:space="preserve">• Quick-dry base layers beat cotton when you sweat or get caught in drizzle</w:t>
+      </w:r>
+    </w:p>
+    <w:p>
+      <w:pPr>
+        <w:spacing w:after="80"/>
+      </w:pPr>
+      <w:r>
+        <w:rPr>
+          <w:rFonts w:ascii="Calibri" w:cs="Calibri" w:eastAsia="Calibri" w:hAnsi="Calibri"/>
+          <w:color w:val="3D5038"/>
+          <w:sz w:val="21"/>
+          <w:szCs w:val="21"/>
+        </w:rPr>
+        <w:t xml:space="preserve">• 1–2 sets of wash-and-dry-fast clothes; small zip bags for damp items</w:t>
+      </w:r>
+    </w:p>
+    <w:p>
+      <w:pPr>
+        <w:spacing w:after="80"/>
+      </w:pPr>
+      <w:r>
+        <w:rPr>
+          <w:rFonts w:ascii="Calibri" w:cs="Calibri" w:eastAsia="Calibri" w:hAnsi="Calibri"/>
+          <w:color w:val="3D5038"/>
+          <w:sz w:val="21"/>
+          <w:szCs w:val="21"/>
+        </w:rPr>
+        <w:t xml:space="preserve">• No heavy winter coat needed for Chengdu/Chongqing cities; save bulk for Jiuzhaigou layers</w:t>
       </w:r>
     </w:p>
     <w:p>
@@ -4919,7 +6128,7 @@
           <w:sz w:val="20"/>
           <w:szCs w:val="20"/>
         </w:rPr>
-        <w:t xml:space="preserve">shuttle bus return to Chunxi Road. Free evening to buy souvenirs; hotel free luggage storage, pack for Jiuzhaigou trip.</w:t>
+        <w:t xml:space="preserve">shuttle bus return to Chunxi Road. Free evening to buy souvenirs; hotel free luggage storage, pack for Jiuzhaigou (see Weather &amp; Clothing—layers + waterproof shoes).</w:t>
       </w:r>
     </w:p>
     <w:p>
@@ -4977,7 +6186,7 @@
           <w:sz w:val="20"/>
           <w:szCs w:val="20"/>
         </w:rPr>
-        <w:t xml:space="preserve">Evening at Panda Hotel — free luggage storage, pack for Jiuzhaigou.</w:t>
+        <w:t xml:space="preserve">Evening at Panda Hotel — free luggage storage, pack for Jiuzhaigou (see Weather &amp; Clothing guide).</w:t>
       </w:r>
     </w:p>
     <w:p>

--- a/downloads/itinerary-en.docx
+++ b/downloads/itinerary-en.docx
@@ -204,7 +204,7 @@
           <w:sz w:val="20"/>
           <w:szCs w:val="20"/>
         </w:rPr>
-        <w:t xml:space="preserve">Source: Open-Meteo historical archive, Oct 15–30 averaged across 2021–2025 (80 sample days per city). “Meteorological feels-like” = apparent temperature (wind + humidity formula)—not the same as damp-clothes chill.</w:t>
+        <w:t xml:space="preserve">Source: Open-Meteo historical archive, Oct 15–30 averaged across 2021–2025 (80 sample days per city). “Feels-like” is the usual weather-app number (wind + humidity)—not the same as damp-clothes chill on a gray day.</w:t>
       </w:r>
     </w:p>
     <w:p>
@@ -250,7 +250,7 @@
           <w:sz w:val="21"/>
           <w:szCs w:val="21"/>
         </w:rPr>
-        <w:t xml:space="preserve">• Chengdu &amp; Chongqing: Dress as if ~3–5°C (5–9°F) lower than the table on overcast or drizzly days—especially evenings. The table’s met feels-like undercounts damp air here.</w:t>
+        <w:t xml:space="preserve">• Chengdu &amp; Chongqing: Dress as if ~3–5°C (5–9°F) lower than the table on overcast or drizzly days—especially evenings. The feels-like column understates damp air here.</w:t>
       </w:r>
     </w:p>
     <w:p>
@@ -264,7 +264,7 @@
           <w:sz w:val="21"/>
           <w:szCs w:val="21"/>
         </w:rPr>
-        <w:t xml:space="preserve">• Jiuzhaigou: Start from the met feels-like column (wind already counted: ~11°C / 52°F day highs, ~3°C / 37°F mornings)—then add one extra layer for mist/drizzle and wet shoes. On gloomy days, treat it as another ~2–4°C (4–7°F) colder than that met feels-like. Most humid stop on the trip (~89% days with precipitation).</w:t>
+        <w:t xml:space="preserve">• Jiuzhaigou: Start from the feels-like column (wind already counted: ~11°C / 52°F day highs, ~3°C / 37°F mornings)—then add one extra layer for mist/drizzle and wet shoes. On gloomy days, treat it as another ~2–4°C (4–7°F) colder than that feels-like number. Most humid stop on the trip (~89% days with precipitation).</w:t>
       </w:r>
     </w:p>
     <w:p>
@@ -278,7 +278,7 @@
           <w:sz w:val="21"/>
           <w:szCs w:val="21"/>
         </w:rPr>
-        <w:t xml:space="preserve">• Chicago (reference): Met feels-like is enough—wind is the main factor; fewer drizzly days (~43%) and lower humidity (~71%). You will not be there on this trip.</w:t>
+        <w:t xml:space="preserve">• Chicago (reference): Feels-like is enough here—wind is the main factor; fewer drizzly days (~43%) and lower humidity (~71%). You will not be there on this trip.</w:t>
       </w:r>
     </w:p>
     <w:p>
@@ -379,7 +379,7 @@
                 <w:sz w:val="20"/>
                 <w:szCs w:val="20"/>
               </w:rPr>
-              <w:t xml:space="preserve">Avg high (actual/met. feels)</w:t>
+              <w:t xml:space="preserve">Avg high (actual / feels-like)</w:t>
             </w:r>
           </w:p>
         </w:tc>
@@ -404,7 +404,7 @@
                 <w:sz w:val="20"/>
                 <w:szCs w:val="20"/>
               </w:rPr>
-              <w:t xml:space="preserve">Avg low (actual/met. feels)</w:t>
+              <w:t xml:space="preserve">Avg low (actual / feels-like)</w:t>
             </w:r>
           </w:p>
         </w:tc>
@@ -429,7 +429,7 @@
                 <w:sz w:val="20"/>
                 <w:szCs w:val="20"/>
               </w:rPr>
-              <w:t xml:space="preserve">Daily mean (actual/met. feels)</w:t>
+              <w:t xml:space="preserve">Daily mean (actual / feels-like)</w:t>
             </w:r>
           </w:p>
         </w:tc>
@@ -1262,7 +1262,7 @@
           <w:sz w:val="21"/>
           <w:szCs w:val="21"/>
         </w:rPr>
-        <w:t xml:space="preserve">• Daytime in the valley: base layer + fleece/sweater + windproof shell from the met feels-like row (~11°C / 52°F)—add another layer when mist/drizzle wets your shell (~2–4°C colder in practice)</w:t>
+        <w:t xml:space="preserve">• Daytime in the valley: base layer + fleece/sweater + windproof shell using the feels-like row (~11°C / 52°F)—add another layer when mist/drizzle wets your shell (~2–4°C colder in practice)</w:t>
       </w:r>
     </w:p>
     <w:p>
@@ -1276,7 +1276,7 @@
           <w:sz w:val="21"/>
           <w:szCs w:val="21"/>
         </w:rPr>
-        <w:t xml:space="preserve">• Early mornings &amp; evenings (06:45 train): light down or heavy fleece from met feels-like (~3°C / 37°F)—scarf, thin gloves; altitude + damp air bites harder than the number</w:t>
+        <w:t xml:space="preserve">• Early mornings &amp; evenings (06:45 train): light down or heavy fleece for feels-like ~3°C / 37°F—scarf, thin gloves; altitude + damp air bites harder than the number</w:t>
       </w:r>
     </w:p>
     <w:p>

--- a/downloads/itinerary-en.docx
+++ b/downloads/itinerary-en.docx
@@ -250,7 +250,7 @@
           <w:sz w:val="21"/>
           <w:szCs w:val="21"/>
         </w:rPr>
-        <w:t xml:space="preserve">• Chengdu &amp; Chongqing: Dress as if ~3–5°C (5–9°F) lower than the table on overcast or drizzly days—especially evenings. The feels-like column understates damp air here.</w:t>
+        <w:t xml:space="preserve">• Chengdu &amp; Chongqing: Dress as if ~3–5°C (5–9°F) lower than the table on cloudy or drizzly days—especially evenings. The feels-like column understates damp air here.</w:t>
       </w:r>
     </w:p>
     <w:p>
@@ -264,7 +264,7 @@
           <w:sz w:val="21"/>
           <w:szCs w:val="21"/>
         </w:rPr>
-        <w:t xml:space="preserve">• Jiuzhaigou: Start from the feels-like column (wind already counted: ~11°C / 52°F day highs, ~3°C / 37°F mornings)—then add one extra layer for mist/drizzle and wet shoes. On gloomy days, treat it as another ~2–4°C (4–7°F) colder than that feels-like number. Most humid stop on the trip (~89% days with precipitation).</w:t>
+        <w:t xml:space="preserve">• Jiuzhaigou: Start from the feels-like column (wind already counted: ~11°C / 52°F day highs, ~3°C / 37°F mornings)—then add one extra layer for mist/drizzle and wet shoes. On cloudy days, treat it as another ~2–4°C (4–7°F) colder than that feels-like number. Most humid stop on the trip (~89% days with precipitation).</w:t>
       </w:r>
     </w:p>
     <w:p>
@@ -311,7 +311,7 @@
           <w:sz w:val="21"/>
           <w:szCs w:val="21"/>
         </w:rPr>
-        <w:t xml:space="preserve">Grouped by daily sunshine: bright (≥6 h), mixed (2–6 h), or overcast/gloomy (&lt;2 h). True all-day blue sky is rare in Chengdu and Chongqing; Jiuzhaigou sees more sun breaks despite frequent drizzle.</w:t>
+        <w:t xml:space="preserve">Grouped by daily sunshine: bright (≥6 h), mixed (2–6 h), or cloudy (&lt;2 h). True all-day blue sky is rare in Chengdu and Chongqing; Jiuzhaigou sees more sun breaks despite frequent drizzle.</w:t>
       </w:r>
     </w:p>
     <w:tbl>
@@ -942,7 +942,7 @@
           <w:sz w:val="21"/>
           <w:szCs w:val="21"/>
         </w:rPr>
-        <w:t xml:space="preserve">Sunshine / cloud: Rare all-day blue sky. ~30% bright (≥6 h sun), ~26% mixed clouds, ~44% overcast/gloomy (&lt;2 h sun)—often gray even when rain is only drizzle; ~15% are dry but overcast. Soft, flat light for photos. (Sunny 30% · Partly sunny 26% · Cloudy 44%)</w:t>
+        <w:t xml:space="preserve">Sunshine / cloud: Rare all-day blue sky. ~30% bright (≥6 h sun), ~26% mixed clouds, ~44% cloudy (&lt;2 h sun)—often gray even when rain is only drizzle; ~15% are dry but cloudy. Soft, flat light for photos. (Sunny 30% · Partly sunny 26% · Cloudy 44%)</w:t>
       </w:r>
     </w:p>
     <w:p>
@@ -956,7 +956,7 @@
           <w:sz w:val="21"/>
           <w:szCs w:val="21"/>
         </w:rPr>
-        <w:t xml:space="preserve">When: Classic basin pattern: ~59% of rain falls 7 pm–7 am. Still, ~60% of rainy days also have rain 9 am–5 pm—mornings are often overcast and damp; keep an umbrella for sightseeing.</w:t>
+        <w:t xml:space="preserve">When: Classic basin pattern: ~59% of rain falls 7 pm–7 am. Still, ~60% of rainy days also have rain 9 am–5 pm—mornings are often cloudy and damp; keep an umbrella for sightseeing.</w:t>
       </w:r>
     </w:p>
     <w:p>
@@ -1000,7 +1000,7 @@
           <w:sz w:val="21"/>
           <w:szCs w:val="21"/>
         </w:rPr>
-        <w:t xml:space="preserve">Sunshine / cloud: Slightly sunnier than Chengdu. ~41% bright, ~21% mixed, ~38% overcast/gloomy—the “Fog City” nickname fits, but ~4 in 10 days still see good sunshine. (Sunny 41% · Partly sunny 21% · Cloudy 38%)</w:t>
+        <w:t xml:space="preserve">Sunshine / cloud: Slightly sunnier than Chengdu. ~41% bright, ~21% mixed, ~38% cloudy—the “Fog City” nickname fits, but ~4 in 10 days still see good sunshine. (Sunny 41% · Partly sunny 21% · Cloudy 38%)</w:t>
       </w:r>
     </w:p>
     <w:p>
@@ -1058,7 +1058,7 @@
           <w:sz w:val="21"/>
           <w:szCs w:val="21"/>
         </w:rPr>
-        <w:t xml:space="preserve">Sunshine / cloud: Sunniest stop on the trip. ~53% bright, ~19% mixed, ~29% overcast/misty—sun and drizzle often coexist; lake colors pop when breaks appear. (Sunny 53% · Partly sunny 19% · Cloudy 29%)</w:t>
+        <w:t xml:space="preserve">Sunshine / cloud: Sunniest stop on the trip. ~53% bright, ~19% mixed, ~29% cloudy and misty—sun and drizzle often coexist; lake colors pop when breaks appear. (Sunny 53% · Partly sunny 19% · Cloudy 29%)</w:t>
       </w:r>
     </w:p>
     <w:p>
@@ -1116,7 +1116,7 @@
           <w:sz w:val="21"/>
           <w:szCs w:val="21"/>
         </w:rPr>
-        <w:t xml:space="preserve">Sunshine / cloud: (Reference) ~73% bright, ~15% mixed, only ~13% gloomy—much sunnier than Sichuan/Chongqing in the same window. (Sunny 73% · Partly sunny 15% · Cloudy 13%)</w:t>
+        <w:t xml:space="preserve">Sunshine / cloud: (Reference) ~73% bright, ~15% mixed, only ~13% cloudy—much sunnier than Sichuan/Chongqing in the same window. (Sunny 73% · Partly sunny 15% · Cloudy 13%)</w:t>
       </w:r>
     </w:p>
     <w:p>
@@ -1204,7 +1204,7 @@
           <w:sz w:val="21"/>
           <w:szCs w:val="21"/>
         </w:rPr>
-        <w:t xml:space="preserve">• Evenings &amp; AC indoors: light windbreaker or fleece—on overcast/drizzle days, dress ~3–5°C (5–9°F) lower than the table (damp-air guide above)</w:t>
+        <w:t xml:space="preserve">• Evenings &amp; AC indoors: light windbreaker or fleece—on cloudy/drizzle days, dress ~3–5°C (5–9°F) lower than the table (damp-air guide above)</w:t>
       </w:r>
     </w:p>
     <w:p>
